--- a/notes_04May2023.docx
+++ b/notes_04May2023.docx
@@ -4342,19 +4342,77 @@
           <w:lang w:val="en-US"/>
         </w:rPr>
       </w:pPr>
+      <w:r>
+        <w:rPr>
+          <w:lang w:val="en-US"/>
+        </w:rPr>
+        <w:t>Practice</w:t>
+      </w:r>
+      <w:r>
+        <w:rPr>
+          <w:lang w:val="en-US"/>
+        </w:rPr>
+        <w:t xml:space="preserve"> inline, internal, external </w:t>
+      </w:r>
       <w:proofErr w:type="spellStart"/>
       <w:r>
         <w:rPr>
           <w:lang w:val="en-US"/>
         </w:rPr>
-        <w:t>Practise</w:t>
+        <w:t>css</w:t>
       </w:r>
       <w:proofErr w:type="spellEnd"/>
       <w:r>
         <w:rPr>
           <w:lang w:val="en-US"/>
         </w:rPr>
-        <w:t xml:space="preserve"> inline, internal, external </w:t>
+        <w:t xml:space="preserve"> with simple examples like</w:t>
+      </w:r>
+    </w:p>
+    <w:p>
+      <w:pPr>
+        <w:rPr>
+          <w:lang w:val="en-US"/>
+        </w:rPr>
+      </w:pPr>
+      <w:r>
+        <w:rPr>
+          <w:lang w:val="en-US"/>
+        </w:rPr>
+        <w:t>Color</w:t>
+      </w:r>
+    </w:p>
+    <w:p>
+      <w:pPr>
+        <w:rPr>
+          <w:lang w:val="en-US"/>
+        </w:rPr>
+      </w:pPr>
+      <w:r>
+        <w:rPr>
+          <w:lang w:val="en-US"/>
+        </w:rPr>
+        <w:t>Text-align</w:t>
+      </w:r>
+    </w:p>
+    <w:p>
+      <w:pPr>
+        <w:rPr>
+          <w:lang w:val="en-US"/>
+        </w:rPr>
+      </w:pPr>
+    </w:p>
+    <w:p>
+      <w:pPr>
+        <w:rPr>
+          <w:lang w:val="en-US"/>
+        </w:rPr>
+      </w:pPr>
+      <w:r>
+        <w:rPr>
+          <w:lang w:val="en-US"/>
+        </w:rPr>
+        <w:t xml:space="preserve">You can start identifying various </w:t>
       </w:r>
       <w:proofErr w:type="spellStart"/>
       <w:r>
@@ -4368,67 +4426,4235 @@
         <w:rPr>
           <w:lang w:val="en-US"/>
         </w:rPr>
-        <w:t xml:space="preserve"> with simple examples like</w:t>
-      </w:r>
-    </w:p>
-    <w:p>
-      <w:pPr>
-        <w:rPr>
-          <w:lang w:val="en-US"/>
-        </w:rPr>
-      </w:pPr>
-      <w:r>
-        <w:rPr>
-          <w:lang w:val="en-US"/>
-        </w:rPr>
-        <w:t>Color</w:t>
-      </w:r>
-    </w:p>
-    <w:p>
-      <w:pPr>
-        <w:rPr>
-          <w:lang w:val="en-US"/>
-        </w:rPr>
-      </w:pPr>
-      <w:r>
-        <w:rPr>
-          <w:lang w:val="en-US"/>
-        </w:rPr>
-        <w:t>Text-align</w:t>
-      </w:r>
-    </w:p>
-    <w:p>
-      <w:pPr>
-        <w:rPr>
-          <w:lang w:val="en-US"/>
-        </w:rPr>
-      </w:pPr>
-    </w:p>
-    <w:p>
-      <w:pPr>
-        <w:rPr>
-          <w:lang w:val="en-US"/>
-        </w:rPr>
-      </w:pPr>
-      <w:r>
-        <w:rPr>
-          <w:lang w:val="en-US"/>
-        </w:rPr>
-        <w:t xml:space="preserve">You can start identifying various </w:t>
+        <w:t xml:space="preserve"> selectors.</w:t>
+      </w:r>
+    </w:p>
+    <w:p>
+      <w:pPr>
+        <w:rPr>
+          <w:lang w:val="en-US"/>
+        </w:rPr>
+      </w:pPr>
+      <w:r>
+        <w:rPr>
+          <w:lang w:val="en-US"/>
+        </w:rPr>
+        <w:t>Selectors:</w:t>
+      </w:r>
+    </w:p>
+    <w:p>
+      <w:pPr>
+        <w:rPr>
+          <w:lang w:val="en-US"/>
+        </w:rPr>
+      </w:pPr>
+      <w:r>
+        <w:rPr>
+          <w:lang w:val="en-US"/>
+        </w:rPr>
+        <w:t>Id</w:t>
+      </w:r>
+    </w:p>
+    <w:p>
+      <w:pPr>
+        <w:rPr>
+          <w:lang w:val="en-US"/>
+        </w:rPr>
+      </w:pPr>
+      <w:r>
+        <w:rPr>
+          <w:lang w:val="en-US"/>
+        </w:rPr>
+        <w:t>Class</w:t>
+      </w:r>
+    </w:p>
+    <w:p>
+      <w:pPr>
+        <w:rPr>
+          <w:lang w:val="en-US"/>
+        </w:rPr>
+      </w:pPr>
+      <w:r>
+        <w:rPr>
+          <w:lang w:val="en-US"/>
+        </w:rPr>
+        <w:lastRenderedPageBreak/>
+        <w:t>Element</w:t>
+      </w:r>
+      <w:r>
+        <w:rPr>
+          <w:lang w:val="en-US"/>
+        </w:rPr>
+        <w:tab/>
+      </w:r>
+      <w:r>
+        <w:rPr>
+          <w:lang w:val="en-US"/>
+        </w:rPr>
+        <w:tab/>
+      </w:r>
+      <w:r>
+        <w:rPr>
+          <w:lang w:val="en-US"/>
+        </w:rPr>
+        <w:tab/>
+        <w:t>(simple)</w:t>
+      </w:r>
+    </w:p>
+    <w:p>
+      <w:pPr>
+        <w:rPr>
+          <w:lang w:val="en-US"/>
+        </w:rPr>
+      </w:pPr>
+      <w:r>
+        <w:rPr>
+          <w:lang w:val="en-US"/>
+        </w:rPr>
+        <w:t>Group</w:t>
+      </w:r>
+    </w:p>
+    <w:p>
+      <w:pPr>
+        <w:rPr>
+          <w:lang w:val="en-US"/>
+        </w:rPr>
+      </w:pPr>
+      <w:r>
+        <w:rPr>
+          <w:lang w:val="en-US"/>
+        </w:rPr>
+        <w:t>Universal</w:t>
+      </w:r>
+    </w:p>
+    <w:p>
+      <w:pPr>
+        <w:rPr>
+          <w:lang w:val="en-US"/>
+        </w:rPr>
+      </w:pPr>
+      <w:r>
+        <w:rPr>
+          <w:lang w:val="en-US"/>
+        </w:rPr>
+        <w:t>Pseudo/attribute</w:t>
+      </w:r>
+    </w:p>
+    <w:p>
+      <w:pPr>
+        <w:rPr>
+          <w:lang w:val="en-US"/>
+        </w:rPr>
+      </w:pPr>
+    </w:p>
+    <w:p>
+      <w:pPr>
+        <w:rPr>
+          <w:lang w:val="en-US"/>
+        </w:rPr>
+      </w:pPr>
+    </w:p>
+    <w:p>
+      <w:pPr>
+        <w:rPr>
+          <w:lang w:val="en-US"/>
+        </w:rPr>
+      </w:pPr>
+      <w:r>
+        <w:rPr>
+          <w:lang w:val="en-US"/>
+        </w:rPr>
+        <w:t>Element / simple selector</w:t>
+      </w:r>
+    </w:p>
+    <w:p>
+      <w:pPr>
+        <w:shd w:val="clear" w:color="auto" w:fill="1E1E1E"/>
+        <w:spacing w:after="0" w:line="450" w:lineRule="atLeast"/>
+        <w:rPr>
+          <w:rFonts w:ascii="Consolas" w:eastAsia="Times New Roman" w:hAnsi="Consolas" w:cs="Times New Roman"/>
+          <w:color w:val="D4D4D4"/>
+          <w:sz w:val="33"/>
+          <w:szCs w:val="33"/>
+          <w:lang w:eastAsia="en-IN"/>
+        </w:rPr>
+      </w:pPr>
+      <w:r>
+        <w:rPr>
+          <w:rFonts w:ascii="Consolas" w:eastAsia="Times New Roman" w:hAnsi="Consolas" w:cs="Times New Roman"/>
+          <w:color w:val="D7BA7D"/>
+          <w:sz w:val="33"/>
+          <w:szCs w:val="33"/>
+          <w:lang w:eastAsia="en-IN"/>
+        </w:rPr>
+        <w:t>p</w:t>
+      </w:r>
+    </w:p>
+    <w:p>
+      <w:pPr>
+        <w:shd w:val="clear" w:color="auto" w:fill="1E1E1E"/>
+        <w:spacing w:after="0" w:line="450" w:lineRule="atLeast"/>
+        <w:rPr>
+          <w:rFonts w:ascii="Consolas" w:eastAsia="Times New Roman" w:hAnsi="Consolas" w:cs="Times New Roman"/>
+          <w:color w:val="D4D4D4"/>
+          <w:sz w:val="33"/>
+          <w:szCs w:val="33"/>
+          <w:lang w:eastAsia="en-IN"/>
+        </w:rPr>
+      </w:pPr>
+      <w:r>
+        <w:rPr>
+          <w:rFonts w:ascii="Consolas" w:eastAsia="Times New Roman" w:hAnsi="Consolas" w:cs="Times New Roman"/>
+          <w:color w:val="D4D4D4"/>
+          <w:sz w:val="33"/>
+          <w:szCs w:val="33"/>
+          <w:lang w:eastAsia="en-IN"/>
+        </w:rPr>
+        <w:t>{</w:t>
+      </w:r>
+    </w:p>
+    <w:p>
+      <w:pPr>
+        <w:shd w:val="clear" w:color="auto" w:fill="1E1E1E"/>
+        <w:spacing w:after="0" w:line="450" w:lineRule="atLeast"/>
+        <w:rPr>
+          <w:rFonts w:ascii="Consolas" w:eastAsia="Times New Roman" w:hAnsi="Consolas" w:cs="Times New Roman"/>
+          <w:color w:val="D4D4D4"/>
+          <w:sz w:val="33"/>
+          <w:szCs w:val="33"/>
+          <w:lang w:eastAsia="en-IN"/>
+        </w:rPr>
+      </w:pPr>
+      <w:r>
+        <w:rPr>
+          <w:rFonts w:ascii="Consolas" w:eastAsia="Times New Roman" w:hAnsi="Consolas" w:cs="Times New Roman"/>
+          <w:color w:val="D4D4D4"/>
+          <w:sz w:val="33"/>
+          <w:szCs w:val="33"/>
+          <w:lang w:eastAsia="en-IN"/>
+        </w:rPr>
+        <w:t xml:space="preserve">    </w:t>
       </w:r>
       <w:proofErr w:type="spellStart"/>
       <w:r>
         <w:rPr>
-          <w:lang w:val="en-US"/>
-        </w:rPr>
-        <w:t>css</w:t>
+          <w:rFonts w:ascii="Consolas" w:eastAsia="Times New Roman" w:hAnsi="Consolas" w:cs="Times New Roman"/>
+          <w:color w:val="9CDCFE"/>
+          <w:sz w:val="33"/>
+          <w:szCs w:val="33"/>
+          <w:lang w:eastAsia="en-IN"/>
+        </w:rPr>
+        <w:t>color</w:t>
       </w:r>
       <w:proofErr w:type="spellEnd"/>
       <w:r>
         <w:rPr>
-          <w:lang w:val="en-US"/>
-        </w:rPr>
-        <w:t xml:space="preserve"> selectors.</w:t>
+          <w:rFonts w:ascii="Consolas" w:eastAsia="Times New Roman" w:hAnsi="Consolas" w:cs="Times New Roman"/>
+          <w:color w:val="D4D4D4"/>
+          <w:sz w:val="33"/>
+          <w:szCs w:val="33"/>
+          <w:lang w:eastAsia="en-IN"/>
+        </w:rPr>
+        <w:t>: blue;</w:t>
+      </w:r>
+    </w:p>
+    <w:p>
+      <w:pPr>
+        <w:shd w:val="clear" w:color="auto" w:fill="1E1E1E"/>
+        <w:spacing w:after="0" w:line="450" w:lineRule="atLeast"/>
+        <w:rPr>
+          <w:rFonts w:ascii="Consolas" w:eastAsia="Times New Roman" w:hAnsi="Consolas" w:cs="Times New Roman"/>
+          <w:color w:val="D4D4D4"/>
+          <w:sz w:val="33"/>
+          <w:szCs w:val="33"/>
+          <w:lang w:eastAsia="en-IN"/>
+        </w:rPr>
+      </w:pPr>
+      <w:r>
+        <w:rPr>
+          <w:rFonts w:ascii="Consolas" w:eastAsia="Times New Roman" w:hAnsi="Consolas" w:cs="Times New Roman"/>
+          <w:color w:val="D4D4D4"/>
+          <w:sz w:val="33"/>
+          <w:szCs w:val="33"/>
+          <w:lang w:eastAsia="en-IN"/>
+        </w:rPr>
+        <w:t xml:space="preserve">    </w:t>
+      </w:r>
+      <w:r>
+        <w:rPr>
+          <w:rFonts w:ascii="Consolas" w:eastAsia="Times New Roman" w:hAnsi="Consolas" w:cs="Times New Roman"/>
+          <w:color w:val="9CDCFE"/>
+          <w:sz w:val="33"/>
+          <w:szCs w:val="33"/>
+          <w:lang w:eastAsia="en-IN"/>
+        </w:rPr>
+        <w:t>text-align</w:t>
+      </w:r>
+      <w:r>
+        <w:rPr>
+          <w:rFonts w:ascii="Consolas" w:eastAsia="Times New Roman" w:hAnsi="Consolas" w:cs="Times New Roman"/>
+          <w:color w:val="D4D4D4"/>
+          <w:sz w:val="33"/>
+          <w:szCs w:val="33"/>
+          <w:lang w:eastAsia="en-IN"/>
+        </w:rPr>
+        <w:t>: left;</w:t>
+      </w:r>
+    </w:p>
+    <w:p>
+      <w:pPr>
+        <w:shd w:val="clear" w:color="auto" w:fill="1E1E1E"/>
+        <w:spacing w:after="0" w:line="450" w:lineRule="atLeast"/>
+        <w:rPr>
+          <w:rFonts w:ascii="Consolas" w:eastAsia="Times New Roman" w:hAnsi="Consolas" w:cs="Times New Roman"/>
+          <w:color w:val="D4D4D4"/>
+          <w:sz w:val="33"/>
+          <w:szCs w:val="33"/>
+          <w:lang w:eastAsia="en-IN"/>
+        </w:rPr>
+      </w:pPr>
+      <w:r>
+        <w:rPr>
+          <w:rFonts w:ascii="Consolas" w:eastAsia="Times New Roman" w:hAnsi="Consolas" w:cs="Times New Roman"/>
+          <w:color w:val="D4D4D4"/>
+          <w:sz w:val="33"/>
+          <w:szCs w:val="33"/>
+          <w:lang w:eastAsia="en-IN"/>
+        </w:rPr>
+        <w:t>}</w:t>
+      </w:r>
+    </w:p>
+    <w:p>
+      <w:pPr>
+        <w:shd w:val="clear" w:color="auto" w:fill="1E1E1E"/>
+        <w:spacing w:after="0" w:line="450" w:lineRule="atLeast"/>
+        <w:rPr>
+          <w:rFonts w:ascii="Consolas" w:eastAsia="Times New Roman" w:hAnsi="Consolas" w:cs="Times New Roman"/>
+          <w:color w:val="D4D4D4"/>
+          <w:sz w:val="33"/>
+          <w:szCs w:val="33"/>
+          <w:lang w:eastAsia="en-IN"/>
+        </w:rPr>
+      </w:pPr>
+      <w:r>
+        <w:rPr>
+          <w:rFonts w:ascii="Consolas" w:eastAsia="Times New Roman" w:hAnsi="Consolas" w:cs="Times New Roman"/>
+          <w:color w:val="D7BA7D"/>
+          <w:sz w:val="33"/>
+          <w:szCs w:val="33"/>
+          <w:lang w:eastAsia="en-IN"/>
+        </w:rPr>
+        <w:t>div</w:t>
+      </w:r>
+    </w:p>
+    <w:p>
+      <w:pPr>
+        <w:shd w:val="clear" w:color="auto" w:fill="1E1E1E"/>
+        <w:spacing w:after="0" w:line="450" w:lineRule="atLeast"/>
+        <w:rPr>
+          <w:rFonts w:ascii="Consolas" w:eastAsia="Times New Roman" w:hAnsi="Consolas" w:cs="Times New Roman"/>
+          <w:color w:val="D4D4D4"/>
+          <w:sz w:val="33"/>
+          <w:szCs w:val="33"/>
+          <w:lang w:eastAsia="en-IN"/>
+        </w:rPr>
+      </w:pPr>
+      <w:r>
+        <w:rPr>
+          <w:rFonts w:ascii="Consolas" w:eastAsia="Times New Roman" w:hAnsi="Consolas" w:cs="Times New Roman"/>
+          <w:color w:val="D4D4D4"/>
+          <w:sz w:val="33"/>
+          <w:szCs w:val="33"/>
+          <w:lang w:eastAsia="en-IN"/>
+        </w:rPr>
+        <w:t>{</w:t>
+      </w:r>
+    </w:p>
+    <w:p>
+      <w:pPr>
+        <w:shd w:val="clear" w:color="auto" w:fill="1E1E1E"/>
+        <w:spacing w:after="0" w:line="450" w:lineRule="atLeast"/>
+        <w:rPr>
+          <w:rFonts w:ascii="Consolas" w:eastAsia="Times New Roman" w:hAnsi="Consolas" w:cs="Times New Roman"/>
+          <w:color w:val="D4D4D4"/>
+          <w:sz w:val="33"/>
+          <w:szCs w:val="33"/>
+          <w:lang w:eastAsia="en-IN"/>
+        </w:rPr>
+      </w:pPr>
+      <w:r>
+        <w:rPr>
+          <w:rFonts w:ascii="Consolas" w:eastAsia="Times New Roman" w:hAnsi="Consolas" w:cs="Times New Roman"/>
+          <w:color w:val="D4D4D4"/>
+          <w:sz w:val="33"/>
+          <w:szCs w:val="33"/>
+          <w:lang w:eastAsia="en-IN"/>
+        </w:rPr>
+        <w:t xml:space="preserve">    </w:t>
+      </w:r>
+      <w:r>
+        <w:rPr>
+          <w:rFonts w:ascii="Consolas" w:eastAsia="Times New Roman" w:hAnsi="Consolas" w:cs="Times New Roman"/>
+          <w:color w:val="9CDCFE"/>
+          <w:sz w:val="33"/>
+          <w:szCs w:val="33"/>
+          <w:lang w:eastAsia="en-IN"/>
+        </w:rPr>
+        <w:t>background-</w:t>
+      </w:r>
+      <w:proofErr w:type="spellStart"/>
+      <w:r>
+        <w:rPr>
+          <w:rFonts w:ascii="Consolas" w:eastAsia="Times New Roman" w:hAnsi="Consolas" w:cs="Times New Roman"/>
+          <w:color w:val="9CDCFE"/>
+          <w:sz w:val="33"/>
+          <w:szCs w:val="33"/>
+          <w:lang w:eastAsia="en-IN"/>
+        </w:rPr>
+        <w:t>color</w:t>
+      </w:r>
+      <w:proofErr w:type="spellEnd"/>
+      <w:r>
+        <w:rPr>
+          <w:rFonts w:ascii="Consolas" w:eastAsia="Times New Roman" w:hAnsi="Consolas" w:cs="Times New Roman"/>
+          <w:color w:val="D4D4D4"/>
+          <w:sz w:val="33"/>
+          <w:szCs w:val="33"/>
+          <w:lang w:eastAsia="en-IN"/>
+        </w:rPr>
+        <w:t>: yellow;</w:t>
+      </w:r>
+    </w:p>
+    <w:p>
+      <w:pPr>
+        <w:shd w:val="clear" w:color="auto" w:fill="1E1E1E"/>
+        <w:spacing w:after="0" w:line="450" w:lineRule="atLeast"/>
+        <w:rPr>
+          <w:rFonts w:ascii="Consolas" w:eastAsia="Times New Roman" w:hAnsi="Consolas" w:cs="Times New Roman"/>
+          <w:color w:val="D4D4D4"/>
+          <w:sz w:val="33"/>
+          <w:szCs w:val="33"/>
+          <w:lang w:eastAsia="en-IN"/>
+        </w:rPr>
+      </w:pPr>
+      <w:r>
+        <w:rPr>
+          <w:rFonts w:ascii="Consolas" w:eastAsia="Times New Roman" w:hAnsi="Consolas" w:cs="Times New Roman"/>
+          <w:color w:val="D4D4D4"/>
+          <w:sz w:val="33"/>
+          <w:szCs w:val="33"/>
+          <w:lang w:eastAsia="en-IN"/>
+        </w:rPr>
+        <w:t>}</w:t>
+      </w:r>
+    </w:p>
+    <w:p>
+      <w:pPr>
+        <w:rPr>
+          <w:lang w:val="en-US"/>
+        </w:rPr>
+      </w:pPr>
+    </w:p>
+    <w:p>
+      <w:pPr>
+        <w:rPr>
+          <w:lang w:val="en-US"/>
+        </w:rPr>
+      </w:pPr>
+    </w:p>
+    <w:p>
+      <w:pPr>
+        <w:rPr>
+          <w:lang w:val="en-US"/>
+        </w:rPr>
+      </w:pPr>
+      <w:r>
+        <w:rPr>
+          <w:lang w:val="en-US"/>
+        </w:rPr>
+        <w:t>ID selector</w:t>
+      </w:r>
+    </w:p>
+    <w:p>
+      <w:pPr>
+        <w:shd w:val="clear" w:color="auto" w:fill="1E1E1E"/>
+        <w:spacing w:after="0" w:line="450" w:lineRule="atLeast"/>
+        <w:rPr>
+          <w:rFonts w:ascii="Consolas" w:eastAsia="Times New Roman" w:hAnsi="Consolas" w:cs="Times New Roman"/>
+          <w:color w:val="D4D4D4"/>
+          <w:sz w:val="33"/>
+          <w:szCs w:val="33"/>
+          <w:lang w:eastAsia="en-IN"/>
+        </w:rPr>
+      </w:pPr>
+      <w:r>
+        <w:rPr>
+          <w:rFonts w:ascii="Consolas" w:eastAsia="Times New Roman" w:hAnsi="Consolas" w:cs="Times New Roman"/>
+          <w:color w:val="D7BA7D"/>
+          <w:sz w:val="33"/>
+          <w:szCs w:val="33"/>
+          <w:lang w:eastAsia="en-IN"/>
+        </w:rPr>
+        <w:t>p</w:t>
+      </w:r>
+    </w:p>
+    <w:p>
+      <w:pPr>
+        <w:shd w:val="clear" w:color="auto" w:fill="1E1E1E"/>
+        <w:spacing w:after="0" w:line="450" w:lineRule="atLeast"/>
+        <w:rPr>
+          <w:rFonts w:ascii="Consolas" w:eastAsia="Times New Roman" w:hAnsi="Consolas" w:cs="Times New Roman"/>
+          <w:color w:val="D4D4D4"/>
+          <w:sz w:val="33"/>
+          <w:szCs w:val="33"/>
+          <w:lang w:eastAsia="en-IN"/>
+        </w:rPr>
+      </w:pPr>
+      <w:r>
+        <w:rPr>
+          <w:rFonts w:ascii="Consolas" w:eastAsia="Times New Roman" w:hAnsi="Consolas" w:cs="Times New Roman"/>
+          <w:color w:val="D4D4D4"/>
+          <w:sz w:val="33"/>
+          <w:szCs w:val="33"/>
+          <w:lang w:eastAsia="en-IN"/>
+        </w:rPr>
+        <w:t>{</w:t>
+      </w:r>
+    </w:p>
+    <w:p>
+      <w:pPr>
+        <w:shd w:val="clear" w:color="auto" w:fill="1E1E1E"/>
+        <w:spacing w:after="0" w:line="450" w:lineRule="atLeast"/>
+        <w:rPr>
+          <w:rFonts w:ascii="Consolas" w:eastAsia="Times New Roman" w:hAnsi="Consolas" w:cs="Times New Roman"/>
+          <w:color w:val="D4D4D4"/>
+          <w:sz w:val="33"/>
+          <w:szCs w:val="33"/>
+          <w:lang w:eastAsia="en-IN"/>
+        </w:rPr>
+      </w:pPr>
+      <w:r>
+        <w:rPr>
+          <w:rFonts w:ascii="Consolas" w:eastAsia="Times New Roman" w:hAnsi="Consolas" w:cs="Times New Roman"/>
+          <w:color w:val="D4D4D4"/>
+          <w:sz w:val="33"/>
+          <w:szCs w:val="33"/>
+          <w:lang w:eastAsia="en-IN"/>
+        </w:rPr>
+        <w:t xml:space="preserve">    </w:t>
+      </w:r>
+      <w:proofErr w:type="spellStart"/>
+      <w:r>
+        <w:rPr>
+          <w:rFonts w:ascii="Consolas" w:eastAsia="Times New Roman" w:hAnsi="Consolas" w:cs="Times New Roman"/>
+          <w:color w:val="9CDCFE"/>
+          <w:sz w:val="33"/>
+          <w:szCs w:val="33"/>
+          <w:lang w:eastAsia="en-IN"/>
+        </w:rPr>
+        <w:t>color</w:t>
+      </w:r>
+      <w:proofErr w:type="spellEnd"/>
+      <w:r>
+        <w:rPr>
+          <w:rFonts w:ascii="Consolas" w:eastAsia="Times New Roman" w:hAnsi="Consolas" w:cs="Times New Roman"/>
+          <w:color w:val="D4D4D4"/>
+          <w:sz w:val="33"/>
+          <w:szCs w:val="33"/>
+          <w:lang w:eastAsia="en-IN"/>
+        </w:rPr>
+        <w:t>: blue;</w:t>
+      </w:r>
+    </w:p>
+    <w:p>
+      <w:pPr>
+        <w:shd w:val="clear" w:color="auto" w:fill="1E1E1E"/>
+        <w:spacing w:after="0" w:line="450" w:lineRule="atLeast"/>
+        <w:rPr>
+          <w:rFonts w:ascii="Consolas" w:eastAsia="Times New Roman" w:hAnsi="Consolas" w:cs="Times New Roman"/>
+          <w:color w:val="D4D4D4"/>
+          <w:sz w:val="33"/>
+          <w:szCs w:val="33"/>
+          <w:lang w:eastAsia="en-IN"/>
+        </w:rPr>
+      </w:pPr>
+      <w:r>
+        <w:rPr>
+          <w:rFonts w:ascii="Consolas" w:eastAsia="Times New Roman" w:hAnsi="Consolas" w:cs="Times New Roman"/>
+          <w:color w:val="D4D4D4"/>
+          <w:sz w:val="33"/>
+          <w:szCs w:val="33"/>
+          <w:lang w:eastAsia="en-IN"/>
+        </w:rPr>
+        <w:t xml:space="preserve">    </w:t>
+      </w:r>
+      <w:r>
+        <w:rPr>
+          <w:rFonts w:ascii="Consolas" w:eastAsia="Times New Roman" w:hAnsi="Consolas" w:cs="Times New Roman"/>
+          <w:color w:val="9CDCFE"/>
+          <w:sz w:val="33"/>
+          <w:szCs w:val="33"/>
+          <w:lang w:eastAsia="en-IN"/>
+        </w:rPr>
+        <w:t>text-align</w:t>
+      </w:r>
+      <w:r>
+        <w:rPr>
+          <w:rFonts w:ascii="Consolas" w:eastAsia="Times New Roman" w:hAnsi="Consolas" w:cs="Times New Roman"/>
+          <w:color w:val="D4D4D4"/>
+          <w:sz w:val="33"/>
+          <w:szCs w:val="33"/>
+          <w:lang w:eastAsia="en-IN"/>
+        </w:rPr>
+        <w:t>: left;</w:t>
+      </w:r>
+    </w:p>
+    <w:p>
+      <w:pPr>
+        <w:shd w:val="clear" w:color="auto" w:fill="1E1E1E"/>
+        <w:spacing w:after="0" w:line="450" w:lineRule="atLeast"/>
+        <w:rPr>
+          <w:rFonts w:ascii="Consolas" w:eastAsia="Times New Roman" w:hAnsi="Consolas" w:cs="Times New Roman"/>
+          <w:color w:val="D4D4D4"/>
+          <w:sz w:val="33"/>
+          <w:szCs w:val="33"/>
+          <w:lang w:eastAsia="en-IN"/>
+        </w:rPr>
+      </w:pPr>
+      <w:r>
+        <w:rPr>
+          <w:rFonts w:ascii="Consolas" w:eastAsia="Times New Roman" w:hAnsi="Consolas" w:cs="Times New Roman"/>
+          <w:color w:val="D4D4D4"/>
+          <w:sz w:val="33"/>
+          <w:szCs w:val="33"/>
+          <w:lang w:eastAsia="en-IN"/>
+        </w:rPr>
+        <w:t>}</w:t>
+      </w:r>
+    </w:p>
+    <w:p>
+      <w:pPr>
+        <w:shd w:val="clear" w:color="auto" w:fill="1E1E1E"/>
+        <w:spacing w:after="0" w:line="450" w:lineRule="atLeast"/>
+        <w:rPr>
+          <w:rFonts w:ascii="Consolas" w:eastAsia="Times New Roman" w:hAnsi="Consolas" w:cs="Times New Roman"/>
+          <w:color w:val="D4D4D4"/>
+          <w:sz w:val="33"/>
+          <w:szCs w:val="33"/>
+          <w:lang w:eastAsia="en-IN"/>
+        </w:rPr>
+      </w:pPr>
+    </w:p>
+    <w:p>
+      <w:pPr>
+        <w:shd w:val="clear" w:color="auto" w:fill="1E1E1E"/>
+        <w:spacing w:after="0" w:line="450" w:lineRule="atLeast"/>
+        <w:rPr>
+          <w:rFonts w:ascii="Consolas" w:eastAsia="Times New Roman" w:hAnsi="Consolas" w:cs="Times New Roman"/>
+          <w:color w:val="D4D4D4"/>
+          <w:sz w:val="33"/>
+          <w:szCs w:val="33"/>
+          <w:lang w:eastAsia="en-IN"/>
+        </w:rPr>
+      </w:pPr>
+      <w:r>
+        <w:rPr>
+          <w:rFonts w:ascii="Consolas" w:eastAsia="Times New Roman" w:hAnsi="Consolas" w:cs="Times New Roman"/>
+          <w:color w:val="D7BA7D"/>
+          <w:sz w:val="33"/>
+          <w:szCs w:val="33"/>
+          <w:lang w:eastAsia="en-IN"/>
+        </w:rPr>
+        <w:t>#p2</w:t>
+      </w:r>
+    </w:p>
+    <w:p>
+      <w:pPr>
+        <w:shd w:val="clear" w:color="auto" w:fill="1E1E1E"/>
+        <w:spacing w:after="0" w:line="450" w:lineRule="atLeast"/>
+        <w:rPr>
+          <w:rFonts w:ascii="Consolas" w:eastAsia="Times New Roman" w:hAnsi="Consolas" w:cs="Times New Roman"/>
+          <w:color w:val="D4D4D4"/>
+          <w:sz w:val="33"/>
+          <w:szCs w:val="33"/>
+          <w:lang w:eastAsia="en-IN"/>
+        </w:rPr>
+      </w:pPr>
+      <w:r>
+        <w:rPr>
+          <w:rFonts w:ascii="Consolas" w:eastAsia="Times New Roman" w:hAnsi="Consolas" w:cs="Times New Roman"/>
+          <w:color w:val="D4D4D4"/>
+          <w:sz w:val="33"/>
+          <w:szCs w:val="33"/>
+          <w:lang w:eastAsia="en-IN"/>
+        </w:rPr>
+        <w:t>{</w:t>
+      </w:r>
+    </w:p>
+    <w:p>
+      <w:pPr>
+        <w:shd w:val="clear" w:color="auto" w:fill="1E1E1E"/>
+        <w:spacing w:after="0" w:line="450" w:lineRule="atLeast"/>
+        <w:rPr>
+          <w:rFonts w:ascii="Consolas" w:eastAsia="Times New Roman" w:hAnsi="Consolas" w:cs="Times New Roman"/>
+          <w:color w:val="D4D4D4"/>
+          <w:sz w:val="33"/>
+          <w:szCs w:val="33"/>
+          <w:lang w:eastAsia="en-IN"/>
+        </w:rPr>
+      </w:pPr>
+      <w:r>
+        <w:rPr>
+          <w:rFonts w:ascii="Consolas" w:eastAsia="Times New Roman" w:hAnsi="Consolas" w:cs="Times New Roman"/>
+          <w:color w:val="D4D4D4"/>
+          <w:sz w:val="33"/>
+          <w:szCs w:val="33"/>
+          <w:lang w:eastAsia="en-IN"/>
+        </w:rPr>
+        <w:t xml:space="preserve">    </w:t>
+      </w:r>
+      <w:proofErr w:type="spellStart"/>
+      <w:proofErr w:type="gramStart"/>
+      <w:r>
+        <w:rPr>
+          <w:rFonts w:ascii="Consolas" w:eastAsia="Times New Roman" w:hAnsi="Consolas" w:cs="Times New Roman"/>
+          <w:color w:val="9CDCFE"/>
+          <w:sz w:val="33"/>
+          <w:szCs w:val="33"/>
+          <w:lang w:eastAsia="en-IN"/>
+        </w:rPr>
+        <w:t>color</w:t>
+      </w:r>
+      <w:r>
+        <w:rPr>
+          <w:rFonts w:ascii="Consolas" w:eastAsia="Times New Roman" w:hAnsi="Consolas" w:cs="Times New Roman"/>
+          <w:color w:val="D4D4D4"/>
+          <w:sz w:val="33"/>
+          <w:szCs w:val="33"/>
+          <w:lang w:eastAsia="en-IN"/>
+        </w:rPr>
+        <w:t>:orange</w:t>
+      </w:r>
+      <w:proofErr w:type="spellEnd"/>
+      <w:proofErr w:type="gramEnd"/>
+    </w:p>
+    <w:p>
+      <w:pPr>
+        <w:shd w:val="clear" w:color="auto" w:fill="1E1E1E"/>
+        <w:spacing w:after="0" w:line="450" w:lineRule="atLeast"/>
+        <w:rPr>
+          <w:rFonts w:ascii="Consolas" w:eastAsia="Times New Roman" w:hAnsi="Consolas" w:cs="Times New Roman"/>
+          <w:color w:val="D4D4D4"/>
+          <w:sz w:val="33"/>
+          <w:szCs w:val="33"/>
+          <w:lang w:eastAsia="en-IN"/>
+        </w:rPr>
+      </w:pPr>
+      <w:r>
+        <w:rPr>
+          <w:rFonts w:ascii="Consolas" w:eastAsia="Times New Roman" w:hAnsi="Consolas" w:cs="Times New Roman"/>
+          <w:color w:val="D4D4D4"/>
+          <w:sz w:val="33"/>
+          <w:szCs w:val="33"/>
+          <w:lang w:eastAsia="en-IN"/>
+        </w:rPr>
+        <w:t>}</w:t>
+      </w:r>
+    </w:p>
+    <w:p>
+      <w:pPr>
+        <w:shd w:val="clear" w:color="auto" w:fill="1E1E1E"/>
+        <w:spacing w:after="0" w:line="450" w:lineRule="atLeast"/>
+        <w:rPr>
+          <w:rFonts w:ascii="Consolas" w:eastAsia="Times New Roman" w:hAnsi="Consolas" w:cs="Times New Roman"/>
+          <w:color w:val="D4D4D4"/>
+          <w:sz w:val="33"/>
+          <w:szCs w:val="33"/>
+          <w:lang w:eastAsia="en-IN"/>
+        </w:rPr>
+      </w:pPr>
+      <w:r>
+        <w:rPr>
+          <w:rFonts w:ascii="Consolas" w:eastAsia="Times New Roman" w:hAnsi="Consolas" w:cs="Times New Roman"/>
+          <w:color w:val="D7BA7D"/>
+          <w:sz w:val="33"/>
+          <w:szCs w:val="33"/>
+          <w:lang w:eastAsia="en-IN"/>
+        </w:rPr>
+        <w:t>div</w:t>
+      </w:r>
+    </w:p>
+    <w:p>
+      <w:pPr>
+        <w:shd w:val="clear" w:color="auto" w:fill="1E1E1E"/>
+        <w:spacing w:after="0" w:line="450" w:lineRule="atLeast"/>
+        <w:rPr>
+          <w:rFonts w:ascii="Consolas" w:eastAsia="Times New Roman" w:hAnsi="Consolas" w:cs="Times New Roman"/>
+          <w:color w:val="D4D4D4"/>
+          <w:sz w:val="33"/>
+          <w:szCs w:val="33"/>
+          <w:lang w:eastAsia="en-IN"/>
+        </w:rPr>
+      </w:pPr>
+      <w:r>
+        <w:rPr>
+          <w:rFonts w:ascii="Consolas" w:eastAsia="Times New Roman" w:hAnsi="Consolas" w:cs="Times New Roman"/>
+          <w:color w:val="D4D4D4"/>
+          <w:sz w:val="33"/>
+          <w:szCs w:val="33"/>
+          <w:lang w:eastAsia="en-IN"/>
+        </w:rPr>
+        <w:t>{</w:t>
+      </w:r>
+    </w:p>
+    <w:p>
+      <w:pPr>
+        <w:shd w:val="clear" w:color="auto" w:fill="1E1E1E"/>
+        <w:spacing w:after="0" w:line="450" w:lineRule="atLeast"/>
+        <w:rPr>
+          <w:rFonts w:ascii="Consolas" w:eastAsia="Times New Roman" w:hAnsi="Consolas" w:cs="Times New Roman"/>
+          <w:color w:val="D4D4D4"/>
+          <w:sz w:val="33"/>
+          <w:szCs w:val="33"/>
+          <w:lang w:eastAsia="en-IN"/>
+        </w:rPr>
+      </w:pPr>
+      <w:r>
+        <w:rPr>
+          <w:rFonts w:ascii="Consolas" w:eastAsia="Times New Roman" w:hAnsi="Consolas" w:cs="Times New Roman"/>
+          <w:color w:val="D4D4D4"/>
+          <w:sz w:val="33"/>
+          <w:szCs w:val="33"/>
+          <w:lang w:eastAsia="en-IN"/>
+        </w:rPr>
+        <w:lastRenderedPageBreak/>
+        <w:t xml:space="preserve">    </w:t>
+      </w:r>
+      <w:r>
+        <w:rPr>
+          <w:rFonts w:ascii="Consolas" w:eastAsia="Times New Roman" w:hAnsi="Consolas" w:cs="Times New Roman"/>
+          <w:color w:val="9CDCFE"/>
+          <w:sz w:val="33"/>
+          <w:szCs w:val="33"/>
+          <w:lang w:eastAsia="en-IN"/>
+        </w:rPr>
+        <w:t>background-</w:t>
+      </w:r>
+      <w:proofErr w:type="spellStart"/>
+      <w:r>
+        <w:rPr>
+          <w:rFonts w:ascii="Consolas" w:eastAsia="Times New Roman" w:hAnsi="Consolas" w:cs="Times New Roman"/>
+          <w:color w:val="9CDCFE"/>
+          <w:sz w:val="33"/>
+          <w:szCs w:val="33"/>
+          <w:lang w:eastAsia="en-IN"/>
+        </w:rPr>
+        <w:t>color</w:t>
+      </w:r>
+      <w:proofErr w:type="spellEnd"/>
+      <w:r>
+        <w:rPr>
+          <w:rFonts w:ascii="Consolas" w:eastAsia="Times New Roman" w:hAnsi="Consolas" w:cs="Times New Roman"/>
+          <w:color w:val="D4D4D4"/>
+          <w:sz w:val="33"/>
+          <w:szCs w:val="33"/>
+          <w:lang w:eastAsia="en-IN"/>
+        </w:rPr>
+        <w:t>: yellow;</w:t>
+      </w:r>
+    </w:p>
+    <w:p>
+      <w:pPr>
+        <w:shd w:val="clear" w:color="auto" w:fill="1E1E1E"/>
+        <w:spacing w:after="0" w:line="450" w:lineRule="atLeast"/>
+        <w:rPr>
+          <w:rFonts w:ascii="Consolas" w:eastAsia="Times New Roman" w:hAnsi="Consolas" w:cs="Times New Roman"/>
+          <w:color w:val="D4D4D4"/>
+          <w:sz w:val="33"/>
+          <w:szCs w:val="33"/>
+          <w:lang w:eastAsia="en-IN"/>
+        </w:rPr>
+      </w:pPr>
+      <w:r>
+        <w:rPr>
+          <w:rFonts w:ascii="Consolas" w:eastAsia="Times New Roman" w:hAnsi="Consolas" w:cs="Times New Roman"/>
+          <w:color w:val="D4D4D4"/>
+          <w:sz w:val="33"/>
+          <w:szCs w:val="33"/>
+          <w:lang w:eastAsia="en-IN"/>
+        </w:rPr>
+        <w:t>}</w:t>
+      </w:r>
+    </w:p>
+    <w:p>
+      <w:pPr>
+        <w:rPr>
+          <w:lang w:val="en-US"/>
+        </w:rPr>
+      </w:pPr>
+    </w:p>
+    <w:p>
+      <w:pPr>
+        <w:rPr>
+          <w:lang w:val="en-US"/>
+        </w:rPr>
+      </w:pPr>
+    </w:p>
+    <w:p>
+      <w:pPr>
+        <w:rPr>
+          <w:lang w:val="en-US"/>
+        </w:rPr>
+      </w:pPr>
+      <w:r>
+        <w:rPr>
+          <w:lang w:val="en-US"/>
+        </w:rPr>
+        <w:t>Class selector</w:t>
+      </w:r>
+    </w:p>
+    <w:p>
+      <w:pPr>
+        <w:shd w:val="clear" w:color="auto" w:fill="1E1E1E"/>
+        <w:spacing w:after="0" w:line="450" w:lineRule="atLeast"/>
+        <w:rPr>
+          <w:rFonts w:ascii="Consolas" w:eastAsia="Times New Roman" w:hAnsi="Consolas" w:cs="Times New Roman"/>
+          <w:color w:val="D4D4D4"/>
+          <w:sz w:val="33"/>
+          <w:szCs w:val="33"/>
+          <w:lang w:eastAsia="en-IN"/>
+        </w:rPr>
+      </w:pPr>
+      <w:r>
+        <w:rPr>
+          <w:rFonts w:ascii="Consolas" w:eastAsia="Times New Roman" w:hAnsi="Consolas" w:cs="Times New Roman"/>
+          <w:color w:val="D4D4D4"/>
+          <w:sz w:val="33"/>
+          <w:szCs w:val="33"/>
+          <w:lang w:eastAsia="en-IN"/>
+        </w:rPr>
+        <w:t xml:space="preserve">    </w:t>
+      </w:r>
+      <w:r>
+        <w:rPr>
+          <w:rFonts w:ascii="Consolas" w:eastAsia="Times New Roman" w:hAnsi="Consolas" w:cs="Times New Roman"/>
+          <w:color w:val="808080"/>
+          <w:sz w:val="33"/>
+          <w:szCs w:val="33"/>
+          <w:lang w:eastAsia="en-IN"/>
+        </w:rPr>
+        <w:t>&lt;</w:t>
+      </w:r>
+      <w:r>
+        <w:rPr>
+          <w:rFonts w:ascii="Consolas" w:eastAsia="Times New Roman" w:hAnsi="Consolas" w:cs="Times New Roman"/>
+          <w:color w:val="569CD6"/>
+          <w:sz w:val="33"/>
+          <w:szCs w:val="33"/>
+          <w:lang w:eastAsia="en-IN"/>
+        </w:rPr>
+        <w:t>p</w:t>
+      </w:r>
+      <w:r>
+        <w:rPr>
+          <w:rFonts w:ascii="Consolas" w:eastAsia="Times New Roman" w:hAnsi="Consolas" w:cs="Times New Roman"/>
+          <w:color w:val="D4D4D4"/>
+          <w:sz w:val="33"/>
+          <w:szCs w:val="33"/>
+          <w:lang w:eastAsia="en-IN"/>
+        </w:rPr>
+        <w:t xml:space="preserve"> </w:t>
+      </w:r>
+      <w:r>
+        <w:rPr>
+          <w:rFonts w:ascii="Consolas" w:eastAsia="Times New Roman" w:hAnsi="Consolas" w:cs="Times New Roman"/>
+          <w:color w:val="9CDCFE"/>
+          <w:sz w:val="33"/>
+          <w:szCs w:val="33"/>
+          <w:lang w:eastAsia="en-IN"/>
+        </w:rPr>
+        <w:t>class</w:t>
+      </w:r>
+      <w:r>
+        <w:rPr>
+          <w:rFonts w:ascii="Consolas" w:eastAsia="Times New Roman" w:hAnsi="Consolas" w:cs="Times New Roman"/>
+          <w:color w:val="D4D4D4"/>
+          <w:sz w:val="33"/>
+          <w:szCs w:val="33"/>
+          <w:lang w:eastAsia="en-IN"/>
+        </w:rPr>
+        <w:t>=</w:t>
+      </w:r>
+      <w:r>
+        <w:rPr>
+          <w:rFonts w:ascii="Consolas" w:eastAsia="Times New Roman" w:hAnsi="Consolas" w:cs="Times New Roman"/>
+          <w:color w:val="CE9178"/>
+          <w:sz w:val="33"/>
+          <w:szCs w:val="33"/>
+          <w:lang w:eastAsia="en-IN"/>
+        </w:rPr>
+        <w:t>"odd right"</w:t>
+      </w:r>
+      <w:r>
+        <w:rPr>
+          <w:rFonts w:ascii="Consolas" w:eastAsia="Times New Roman" w:hAnsi="Consolas" w:cs="Times New Roman"/>
+          <w:color w:val="808080"/>
+          <w:sz w:val="33"/>
+          <w:szCs w:val="33"/>
+          <w:lang w:eastAsia="en-IN"/>
+        </w:rPr>
+        <w:t>&gt;</w:t>
+      </w:r>
+      <w:r>
+        <w:rPr>
+          <w:rFonts w:ascii="Consolas" w:eastAsia="Times New Roman" w:hAnsi="Consolas" w:cs="Times New Roman"/>
+          <w:color w:val="D4D4D4"/>
+          <w:sz w:val="33"/>
+          <w:szCs w:val="33"/>
+          <w:lang w:eastAsia="en-IN"/>
+        </w:rPr>
+        <w:t>One</w:t>
+      </w:r>
+      <w:r>
+        <w:rPr>
+          <w:rFonts w:ascii="Consolas" w:eastAsia="Times New Roman" w:hAnsi="Consolas" w:cs="Times New Roman"/>
+          <w:color w:val="808080"/>
+          <w:sz w:val="33"/>
+          <w:szCs w:val="33"/>
+          <w:lang w:eastAsia="en-IN"/>
+        </w:rPr>
+        <w:t>&lt;/</w:t>
+      </w:r>
+      <w:r>
+        <w:rPr>
+          <w:rFonts w:ascii="Consolas" w:eastAsia="Times New Roman" w:hAnsi="Consolas" w:cs="Times New Roman"/>
+          <w:color w:val="569CD6"/>
+          <w:sz w:val="33"/>
+          <w:szCs w:val="33"/>
+          <w:lang w:eastAsia="en-IN"/>
+        </w:rPr>
+        <w:t>p</w:t>
+      </w:r>
+      <w:r>
+        <w:rPr>
+          <w:rFonts w:ascii="Consolas" w:eastAsia="Times New Roman" w:hAnsi="Consolas" w:cs="Times New Roman"/>
+          <w:color w:val="808080"/>
+          <w:sz w:val="33"/>
+          <w:szCs w:val="33"/>
+          <w:lang w:eastAsia="en-IN"/>
+        </w:rPr>
+        <w:t>&gt;</w:t>
+      </w:r>
+    </w:p>
+    <w:p>
+      <w:pPr>
+        <w:shd w:val="clear" w:color="auto" w:fill="1E1E1E"/>
+        <w:spacing w:after="0" w:line="450" w:lineRule="atLeast"/>
+        <w:rPr>
+          <w:rFonts w:ascii="Consolas" w:eastAsia="Times New Roman" w:hAnsi="Consolas" w:cs="Times New Roman"/>
+          <w:color w:val="D4D4D4"/>
+          <w:sz w:val="33"/>
+          <w:szCs w:val="33"/>
+          <w:lang w:eastAsia="en-IN"/>
+        </w:rPr>
+      </w:pPr>
+      <w:r>
+        <w:rPr>
+          <w:rFonts w:ascii="Consolas" w:eastAsia="Times New Roman" w:hAnsi="Consolas" w:cs="Times New Roman"/>
+          <w:color w:val="D4D4D4"/>
+          <w:sz w:val="33"/>
+          <w:szCs w:val="33"/>
+          <w:lang w:eastAsia="en-IN"/>
+        </w:rPr>
+        <w:t xml:space="preserve">    </w:t>
+      </w:r>
+      <w:r>
+        <w:rPr>
+          <w:rFonts w:ascii="Consolas" w:eastAsia="Times New Roman" w:hAnsi="Consolas" w:cs="Times New Roman"/>
+          <w:color w:val="808080"/>
+          <w:sz w:val="33"/>
+          <w:szCs w:val="33"/>
+          <w:lang w:eastAsia="en-IN"/>
+        </w:rPr>
+        <w:t>&lt;</w:t>
+      </w:r>
+      <w:r>
+        <w:rPr>
+          <w:rFonts w:ascii="Consolas" w:eastAsia="Times New Roman" w:hAnsi="Consolas" w:cs="Times New Roman"/>
+          <w:color w:val="569CD6"/>
+          <w:sz w:val="33"/>
+          <w:szCs w:val="33"/>
+          <w:lang w:eastAsia="en-IN"/>
+        </w:rPr>
+        <w:t>p</w:t>
+      </w:r>
+      <w:r>
+        <w:rPr>
+          <w:rFonts w:ascii="Consolas" w:eastAsia="Times New Roman" w:hAnsi="Consolas" w:cs="Times New Roman"/>
+          <w:color w:val="D4D4D4"/>
+          <w:sz w:val="33"/>
+          <w:szCs w:val="33"/>
+          <w:lang w:eastAsia="en-IN"/>
+        </w:rPr>
+        <w:t xml:space="preserve"> </w:t>
+      </w:r>
+      <w:r>
+        <w:rPr>
+          <w:rFonts w:ascii="Consolas" w:eastAsia="Times New Roman" w:hAnsi="Consolas" w:cs="Times New Roman"/>
+          <w:color w:val="9CDCFE"/>
+          <w:sz w:val="33"/>
+          <w:szCs w:val="33"/>
+          <w:lang w:eastAsia="en-IN"/>
+        </w:rPr>
+        <w:t>class</w:t>
+      </w:r>
+      <w:r>
+        <w:rPr>
+          <w:rFonts w:ascii="Consolas" w:eastAsia="Times New Roman" w:hAnsi="Consolas" w:cs="Times New Roman"/>
+          <w:color w:val="D4D4D4"/>
+          <w:sz w:val="33"/>
+          <w:szCs w:val="33"/>
+          <w:lang w:eastAsia="en-IN"/>
+        </w:rPr>
+        <w:t>=</w:t>
+      </w:r>
+      <w:r>
+        <w:rPr>
+          <w:rFonts w:ascii="Consolas" w:eastAsia="Times New Roman" w:hAnsi="Consolas" w:cs="Times New Roman"/>
+          <w:color w:val="CE9178"/>
+          <w:sz w:val="33"/>
+          <w:szCs w:val="33"/>
+          <w:lang w:eastAsia="en-IN"/>
+        </w:rPr>
+        <w:t>"even "</w:t>
+      </w:r>
+      <w:r>
+        <w:rPr>
+          <w:rFonts w:ascii="Consolas" w:eastAsia="Times New Roman" w:hAnsi="Consolas" w:cs="Times New Roman"/>
+          <w:color w:val="808080"/>
+          <w:sz w:val="33"/>
+          <w:szCs w:val="33"/>
+          <w:lang w:eastAsia="en-IN"/>
+        </w:rPr>
+        <w:t>&gt;</w:t>
+      </w:r>
+      <w:r>
+        <w:rPr>
+          <w:rFonts w:ascii="Consolas" w:eastAsia="Times New Roman" w:hAnsi="Consolas" w:cs="Times New Roman"/>
+          <w:color w:val="D4D4D4"/>
+          <w:sz w:val="33"/>
+          <w:szCs w:val="33"/>
+          <w:lang w:eastAsia="en-IN"/>
+        </w:rPr>
+        <w:t>Two</w:t>
+      </w:r>
+      <w:r>
+        <w:rPr>
+          <w:rFonts w:ascii="Consolas" w:eastAsia="Times New Roman" w:hAnsi="Consolas" w:cs="Times New Roman"/>
+          <w:color w:val="808080"/>
+          <w:sz w:val="33"/>
+          <w:szCs w:val="33"/>
+          <w:lang w:eastAsia="en-IN"/>
+        </w:rPr>
+        <w:t>&lt;/</w:t>
+      </w:r>
+      <w:r>
+        <w:rPr>
+          <w:rFonts w:ascii="Consolas" w:eastAsia="Times New Roman" w:hAnsi="Consolas" w:cs="Times New Roman"/>
+          <w:color w:val="569CD6"/>
+          <w:sz w:val="33"/>
+          <w:szCs w:val="33"/>
+          <w:lang w:eastAsia="en-IN"/>
+        </w:rPr>
+        <w:t>p</w:t>
+      </w:r>
+      <w:r>
+        <w:rPr>
+          <w:rFonts w:ascii="Consolas" w:eastAsia="Times New Roman" w:hAnsi="Consolas" w:cs="Times New Roman"/>
+          <w:color w:val="808080"/>
+          <w:sz w:val="33"/>
+          <w:szCs w:val="33"/>
+          <w:lang w:eastAsia="en-IN"/>
+        </w:rPr>
+        <w:t>&gt;</w:t>
+      </w:r>
+    </w:p>
+    <w:p>
+      <w:pPr>
+        <w:shd w:val="clear" w:color="auto" w:fill="1E1E1E"/>
+        <w:spacing w:after="0" w:line="450" w:lineRule="atLeast"/>
+        <w:rPr>
+          <w:rFonts w:ascii="Consolas" w:eastAsia="Times New Roman" w:hAnsi="Consolas" w:cs="Times New Roman"/>
+          <w:color w:val="D4D4D4"/>
+          <w:sz w:val="33"/>
+          <w:szCs w:val="33"/>
+          <w:lang w:eastAsia="en-IN"/>
+        </w:rPr>
+      </w:pPr>
+      <w:r>
+        <w:rPr>
+          <w:rFonts w:ascii="Consolas" w:eastAsia="Times New Roman" w:hAnsi="Consolas" w:cs="Times New Roman"/>
+          <w:color w:val="D4D4D4"/>
+          <w:sz w:val="33"/>
+          <w:szCs w:val="33"/>
+          <w:lang w:eastAsia="en-IN"/>
+        </w:rPr>
+        <w:t xml:space="preserve">    </w:t>
+      </w:r>
+      <w:r>
+        <w:rPr>
+          <w:rFonts w:ascii="Consolas" w:eastAsia="Times New Roman" w:hAnsi="Consolas" w:cs="Times New Roman"/>
+          <w:color w:val="808080"/>
+          <w:sz w:val="33"/>
+          <w:szCs w:val="33"/>
+          <w:lang w:eastAsia="en-IN"/>
+        </w:rPr>
+        <w:t>&lt;</w:t>
+      </w:r>
+      <w:r>
+        <w:rPr>
+          <w:rFonts w:ascii="Consolas" w:eastAsia="Times New Roman" w:hAnsi="Consolas" w:cs="Times New Roman"/>
+          <w:color w:val="569CD6"/>
+          <w:sz w:val="33"/>
+          <w:szCs w:val="33"/>
+          <w:lang w:eastAsia="en-IN"/>
+        </w:rPr>
+        <w:t>p</w:t>
+      </w:r>
+      <w:r>
+        <w:rPr>
+          <w:rFonts w:ascii="Consolas" w:eastAsia="Times New Roman" w:hAnsi="Consolas" w:cs="Times New Roman"/>
+          <w:color w:val="D4D4D4"/>
+          <w:sz w:val="33"/>
+          <w:szCs w:val="33"/>
+          <w:lang w:eastAsia="en-IN"/>
+        </w:rPr>
+        <w:t xml:space="preserve"> </w:t>
+      </w:r>
+      <w:r>
+        <w:rPr>
+          <w:rFonts w:ascii="Consolas" w:eastAsia="Times New Roman" w:hAnsi="Consolas" w:cs="Times New Roman"/>
+          <w:color w:val="9CDCFE"/>
+          <w:sz w:val="33"/>
+          <w:szCs w:val="33"/>
+          <w:lang w:eastAsia="en-IN"/>
+        </w:rPr>
+        <w:t>class</w:t>
+      </w:r>
+      <w:r>
+        <w:rPr>
+          <w:rFonts w:ascii="Consolas" w:eastAsia="Times New Roman" w:hAnsi="Consolas" w:cs="Times New Roman"/>
+          <w:color w:val="D4D4D4"/>
+          <w:sz w:val="33"/>
+          <w:szCs w:val="33"/>
+          <w:lang w:eastAsia="en-IN"/>
+        </w:rPr>
+        <w:t>=</w:t>
+      </w:r>
+      <w:r>
+        <w:rPr>
+          <w:rFonts w:ascii="Consolas" w:eastAsia="Times New Roman" w:hAnsi="Consolas" w:cs="Times New Roman"/>
+          <w:color w:val="CE9178"/>
+          <w:sz w:val="33"/>
+          <w:szCs w:val="33"/>
+          <w:lang w:eastAsia="en-IN"/>
+        </w:rPr>
+        <w:t xml:space="preserve">"odd </w:t>
+      </w:r>
+      <w:proofErr w:type="spellStart"/>
+      <w:r>
+        <w:rPr>
+          <w:rFonts w:ascii="Consolas" w:eastAsia="Times New Roman" w:hAnsi="Consolas" w:cs="Times New Roman"/>
+          <w:color w:val="CE9178"/>
+          <w:sz w:val="33"/>
+          <w:szCs w:val="33"/>
+          <w:lang w:eastAsia="en-IN"/>
+        </w:rPr>
+        <w:t>center</w:t>
+      </w:r>
+      <w:proofErr w:type="spellEnd"/>
+      <w:r>
+        <w:rPr>
+          <w:rFonts w:ascii="Consolas" w:eastAsia="Times New Roman" w:hAnsi="Consolas" w:cs="Times New Roman"/>
+          <w:color w:val="CE9178"/>
+          <w:sz w:val="33"/>
+          <w:szCs w:val="33"/>
+          <w:lang w:eastAsia="en-IN"/>
+        </w:rPr>
+        <w:t>"</w:t>
+      </w:r>
+      <w:r>
+        <w:rPr>
+          <w:rFonts w:ascii="Consolas" w:eastAsia="Times New Roman" w:hAnsi="Consolas" w:cs="Times New Roman"/>
+          <w:color w:val="808080"/>
+          <w:sz w:val="33"/>
+          <w:szCs w:val="33"/>
+          <w:lang w:eastAsia="en-IN"/>
+        </w:rPr>
+        <w:t>&gt;</w:t>
+      </w:r>
+      <w:r>
+        <w:rPr>
+          <w:rFonts w:ascii="Consolas" w:eastAsia="Times New Roman" w:hAnsi="Consolas" w:cs="Times New Roman"/>
+          <w:color w:val="D4D4D4"/>
+          <w:sz w:val="33"/>
+          <w:szCs w:val="33"/>
+          <w:lang w:eastAsia="en-IN"/>
+        </w:rPr>
+        <w:t>Three</w:t>
+      </w:r>
+      <w:r>
+        <w:rPr>
+          <w:rFonts w:ascii="Consolas" w:eastAsia="Times New Roman" w:hAnsi="Consolas" w:cs="Times New Roman"/>
+          <w:color w:val="808080"/>
+          <w:sz w:val="33"/>
+          <w:szCs w:val="33"/>
+          <w:lang w:eastAsia="en-IN"/>
+        </w:rPr>
+        <w:t>&lt;/</w:t>
+      </w:r>
+      <w:r>
+        <w:rPr>
+          <w:rFonts w:ascii="Consolas" w:eastAsia="Times New Roman" w:hAnsi="Consolas" w:cs="Times New Roman"/>
+          <w:color w:val="569CD6"/>
+          <w:sz w:val="33"/>
+          <w:szCs w:val="33"/>
+          <w:lang w:eastAsia="en-IN"/>
+        </w:rPr>
+        <w:t>p</w:t>
+      </w:r>
+      <w:r>
+        <w:rPr>
+          <w:rFonts w:ascii="Consolas" w:eastAsia="Times New Roman" w:hAnsi="Consolas" w:cs="Times New Roman"/>
+          <w:color w:val="808080"/>
+          <w:sz w:val="33"/>
+          <w:szCs w:val="33"/>
+          <w:lang w:eastAsia="en-IN"/>
+        </w:rPr>
+        <w:t>&gt;</w:t>
+      </w:r>
+    </w:p>
+    <w:p>
+      <w:pPr>
+        <w:shd w:val="clear" w:color="auto" w:fill="1E1E1E"/>
+        <w:spacing w:after="0" w:line="450" w:lineRule="atLeast"/>
+        <w:rPr>
+          <w:rFonts w:ascii="Consolas" w:eastAsia="Times New Roman" w:hAnsi="Consolas" w:cs="Times New Roman"/>
+          <w:color w:val="D4D4D4"/>
+          <w:sz w:val="33"/>
+          <w:szCs w:val="33"/>
+          <w:lang w:eastAsia="en-IN"/>
+        </w:rPr>
+      </w:pPr>
+      <w:r>
+        <w:rPr>
+          <w:rFonts w:ascii="Consolas" w:eastAsia="Times New Roman" w:hAnsi="Consolas" w:cs="Times New Roman"/>
+          <w:color w:val="D4D4D4"/>
+          <w:sz w:val="33"/>
+          <w:szCs w:val="33"/>
+          <w:lang w:eastAsia="en-IN"/>
+        </w:rPr>
+        <w:t xml:space="preserve">    </w:t>
+      </w:r>
+      <w:r>
+        <w:rPr>
+          <w:rFonts w:ascii="Consolas" w:eastAsia="Times New Roman" w:hAnsi="Consolas" w:cs="Times New Roman"/>
+          <w:color w:val="808080"/>
+          <w:sz w:val="33"/>
+          <w:szCs w:val="33"/>
+          <w:lang w:eastAsia="en-IN"/>
+        </w:rPr>
+        <w:t>&lt;</w:t>
+      </w:r>
+      <w:r>
+        <w:rPr>
+          <w:rFonts w:ascii="Consolas" w:eastAsia="Times New Roman" w:hAnsi="Consolas" w:cs="Times New Roman"/>
+          <w:color w:val="569CD6"/>
+          <w:sz w:val="33"/>
+          <w:szCs w:val="33"/>
+          <w:lang w:eastAsia="en-IN"/>
+        </w:rPr>
+        <w:t>p</w:t>
+      </w:r>
+      <w:r>
+        <w:rPr>
+          <w:rFonts w:ascii="Consolas" w:eastAsia="Times New Roman" w:hAnsi="Consolas" w:cs="Times New Roman"/>
+          <w:color w:val="D4D4D4"/>
+          <w:sz w:val="33"/>
+          <w:szCs w:val="33"/>
+          <w:lang w:eastAsia="en-IN"/>
+        </w:rPr>
+        <w:t xml:space="preserve"> </w:t>
+      </w:r>
+      <w:r>
+        <w:rPr>
+          <w:rFonts w:ascii="Consolas" w:eastAsia="Times New Roman" w:hAnsi="Consolas" w:cs="Times New Roman"/>
+          <w:color w:val="9CDCFE"/>
+          <w:sz w:val="33"/>
+          <w:szCs w:val="33"/>
+          <w:lang w:eastAsia="en-IN"/>
+        </w:rPr>
+        <w:t>class</w:t>
+      </w:r>
+      <w:r>
+        <w:rPr>
+          <w:rFonts w:ascii="Consolas" w:eastAsia="Times New Roman" w:hAnsi="Consolas" w:cs="Times New Roman"/>
+          <w:color w:val="D4D4D4"/>
+          <w:sz w:val="33"/>
+          <w:szCs w:val="33"/>
+          <w:lang w:eastAsia="en-IN"/>
+        </w:rPr>
+        <w:t>=</w:t>
+      </w:r>
+      <w:r>
+        <w:rPr>
+          <w:rFonts w:ascii="Consolas" w:eastAsia="Times New Roman" w:hAnsi="Consolas" w:cs="Times New Roman"/>
+          <w:color w:val="CE9178"/>
+          <w:sz w:val="33"/>
+          <w:szCs w:val="33"/>
+          <w:lang w:eastAsia="en-IN"/>
+        </w:rPr>
+        <w:t>"even"</w:t>
+      </w:r>
+      <w:r>
+        <w:rPr>
+          <w:rFonts w:ascii="Consolas" w:eastAsia="Times New Roman" w:hAnsi="Consolas" w:cs="Times New Roman"/>
+          <w:color w:val="808080"/>
+          <w:sz w:val="33"/>
+          <w:szCs w:val="33"/>
+          <w:lang w:eastAsia="en-IN"/>
+        </w:rPr>
+        <w:t>&gt;</w:t>
+      </w:r>
+      <w:r>
+        <w:rPr>
+          <w:rFonts w:ascii="Consolas" w:eastAsia="Times New Roman" w:hAnsi="Consolas" w:cs="Times New Roman"/>
+          <w:color w:val="D4D4D4"/>
+          <w:sz w:val="33"/>
+          <w:szCs w:val="33"/>
+          <w:lang w:eastAsia="en-IN"/>
+        </w:rPr>
+        <w:t>One</w:t>
+      </w:r>
+      <w:r>
+        <w:rPr>
+          <w:rFonts w:ascii="Consolas" w:eastAsia="Times New Roman" w:hAnsi="Consolas" w:cs="Times New Roman"/>
+          <w:color w:val="808080"/>
+          <w:sz w:val="33"/>
+          <w:szCs w:val="33"/>
+          <w:lang w:eastAsia="en-IN"/>
+        </w:rPr>
+        <w:t>&lt;/</w:t>
+      </w:r>
+      <w:r>
+        <w:rPr>
+          <w:rFonts w:ascii="Consolas" w:eastAsia="Times New Roman" w:hAnsi="Consolas" w:cs="Times New Roman"/>
+          <w:color w:val="569CD6"/>
+          <w:sz w:val="33"/>
+          <w:szCs w:val="33"/>
+          <w:lang w:eastAsia="en-IN"/>
+        </w:rPr>
+        <w:t>p</w:t>
+      </w:r>
+      <w:r>
+        <w:rPr>
+          <w:rFonts w:ascii="Consolas" w:eastAsia="Times New Roman" w:hAnsi="Consolas" w:cs="Times New Roman"/>
+          <w:color w:val="808080"/>
+          <w:sz w:val="33"/>
+          <w:szCs w:val="33"/>
+          <w:lang w:eastAsia="en-IN"/>
+        </w:rPr>
+        <w:t>&gt;</w:t>
+      </w:r>
+    </w:p>
+    <w:p>
+      <w:pPr>
+        <w:shd w:val="clear" w:color="auto" w:fill="1E1E1E"/>
+        <w:spacing w:after="0" w:line="450" w:lineRule="atLeast"/>
+        <w:rPr>
+          <w:rFonts w:ascii="Consolas" w:eastAsia="Times New Roman" w:hAnsi="Consolas" w:cs="Times New Roman"/>
+          <w:color w:val="D4D4D4"/>
+          <w:sz w:val="33"/>
+          <w:szCs w:val="33"/>
+          <w:lang w:eastAsia="en-IN"/>
+        </w:rPr>
+      </w:pPr>
+      <w:r>
+        <w:rPr>
+          <w:rFonts w:ascii="Consolas" w:eastAsia="Times New Roman" w:hAnsi="Consolas" w:cs="Times New Roman"/>
+          <w:color w:val="D4D4D4"/>
+          <w:sz w:val="33"/>
+          <w:szCs w:val="33"/>
+          <w:lang w:eastAsia="en-IN"/>
+        </w:rPr>
+        <w:t xml:space="preserve">    </w:t>
+      </w:r>
+      <w:r>
+        <w:rPr>
+          <w:rFonts w:ascii="Consolas" w:eastAsia="Times New Roman" w:hAnsi="Consolas" w:cs="Times New Roman"/>
+          <w:color w:val="808080"/>
+          <w:sz w:val="33"/>
+          <w:szCs w:val="33"/>
+          <w:lang w:eastAsia="en-IN"/>
+        </w:rPr>
+        <w:t>&lt;</w:t>
+      </w:r>
+      <w:r>
+        <w:rPr>
+          <w:rFonts w:ascii="Consolas" w:eastAsia="Times New Roman" w:hAnsi="Consolas" w:cs="Times New Roman"/>
+          <w:color w:val="569CD6"/>
+          <w:sz w:val="33"/>
+          <w:szCs w:val="33"/>
+          <w:lang w:eastAsia="en-IN"/>
+        </w:rPr>
+        <w:t>p</w:t>
+      </w:r>
+      <w:r>
+        <w:rPr>
+          <w:rFonts w:ascii="Consolas" w:eastAsia="Times New Roman" w:hAnsi="Consolas" w:cs="Times New Roman"/>
+          <w:color w:val="D4D4D4"/>
+          <w:sz w:val="33"/>
+          <w:szCs w:val="33"/>
+          <w:lang w:eastAsia="en-IN"/>
+        </w:rPr>
+        <w:t xml:space="preserve"> </w:t>
+      </w:r>
+      <w:r>
+        <w:rPr>
+          <w:rFonts w:ascii="Consolas" w:eastAsia="Times New Roman" w:hAnsi="Consolas" w:cs="Times New Roman"/>
+          <w:color w:val="9CDCFE"/>
+          <w:sz w:val="33"/>
+          <w:szCs w:val="33"/>
+          <w:lang w:eastAsia="en-IN"/>
+        </w:rPr>
+        <w:t>class</w:t>
+      </w:r>
+      <w:r>
+        <w:rPr>
+          <w:rFonts w:ascii="Consolas" w:eastAsia="Times New Roman" w:hAnsi="Consolas" w:cs="Times New Roman"/>
+          <w:color w:val="D4D4D4"/>
+          <w:sz w:val="33"/>
+          <w:szCs w:val="33"/>
+          <w:lang w:eastAsia="en-IN"/>
+        </w:rPr>
+        <w:t>=</w:t>
+      </w:r>
+      <w:r>
+        <w:rPr>
+          <w:rFonts w:ascii="Consolas" w:eastAsia="Times New Roman" w:hAnsi="Consolas" w:cs="Times New Roman"/>
+          <w:color w:val="CE9178"/>
+          <w:sz w:val="33"/>
+          <w:szCs w:val="33"/>
+          <w:lang w:eastAsia="en-IN"/>
+        </w:rPr>
+        <w:t>"odd right"</w:t>
+      </w:r>
+      <w:r>
+        <w:rPr>
+          <w:rFonts w:ascii="Consolas" w:eastAsia="Times New Roman" w:hAnsi="Consolas" w:cs="Times New Roman"/>
+          <w:color w:val="808080"/>
+          <w:sz w:val="33"/>
+          <w:szCs w:val="33"/>
+          <w:lang w:eastAsia="en-IN"/>
+        </w:rPr>
+        <w:t>&gt;</w:t>
+      </w:r>
+      <w:r>
+        <w:rPr>
+          <w:rFonts w:ascii="Consolas" w:eastAsia="Times New Roman" w:hAnsi="Consolas" w:cs="Times New Roman"/>
+          <w:color w:val="D4D4D4"/>
+          <w:sz w:val="33"/>
+          <w:szCs w:val="33"/>
+          <w:lang w:eastAsia="en-IN"/>
+        </w:rPr>
+        <w:t>One</w:t>
+      </w:r>
+      <w:r>
+        <w:rPr>
+          <w:rFonts w:ascii="Consolas" w:eastAsia="Times New Roman" w:hAnsi="Consolas" w:cs="Times New Roman"/>
+          <w:color w:val="808080"/>
+          <w:sz w:val="33"/>
+          <w:szCs w:val="33"/>
+          <w:lang w:eastAsia="en-IN"/>
+        </w:rPr>
+        <w:t>&lt;/</w:t>
+      </w:r>
+      <w:r>
+        <w:rPr>
+          <w:rFonts w:ascii="Consolas" w:eastAsia="Times New Roman" w:hAnsi="Consolas" w:cs="Times New Roman"/>
+          <w:color w:val="569CD6"/>
+          <w:sz w:val="33"/>
+          <w:szCs w:val="33"/>
+          <w:lang w:eastAsia="en-IN"/>
+        </w:rPr>
+        <w:t>p</w:t>
+      </w:r>
+      <w:r>
+        <w:rPr>
+          <w:rFonts w:ascii="Consolas" w:eastAsia="Times New Roman" w:hAnsi="Consolas" w:cs="Times New Roman"/>
+          <w:color w:val="808080"/>
+          <w:sz w:val="33"/>
+          <w:szCs w:val="33"/>
+          <w:lang w:eastAsia="en-IN"/>
+        </w:rPr>
+        <w:t>&gt;</w:t>
+      </w:r>
+    </w:p>
+    <w:p>
+      <w:pPr>
+        <w:shd w:val="clear" w:color="auto" w:fill="1E1E1E"/>
+        <w:spacing w:after="0" w:line="450" w:lineRule="atLeast"/>
+        <w:rPr>
+          <w:rFonts w:ascii="Consolas" w:eastAsia="Times New Roman" w:hAnsi="Consolas" w:cs="Times New Roman"/>
+          <w:color w:val="D4D4D4"/>
+          <w:sz w:val="33"/>
+          <w:szCs w:val="33"/>
+          <w:lang w:eastAsia="en-IN"/>
+        </w:rPr>
+      </w:pPr>
+      <w:r>
+        <w:rPr>
+          <w:rFonts w:ascii="Consolas" w:eastAsia="Times New Roman" w:hAnsi="Consolas" w:cs="Times New Roman"/>
+          <w:color w:val="D4D4D4"/>
+          <w:sz w:val="33"/>
+          <w:szCs w:val="33"/>
+          <w:lang w:eastAsia="en-IN"/>
+        </w:rPr>
+        <w:t xml:space="preserve">    </w:t>
+      </w:r>
+      <w:r>
+        <w:rPr>
+          <w:rFonts w:ascii="Consolas" w:eastAsia="Times New Roman" w:hAnsi="Consolas" w:cs="Times New Roman"/>
+          <w:color w:val="808080"/>
+          <w:sz w:val="33"/>
+          <w:szCs w:val="33"/>
+          <w:lang w:eastAsia="en-IN"/>
+        </w:rPr>
+        <w:t>&lt;</w:t>
+      </w:r>
+      <w:r>
+        <w:rPr>
+          <w:rFonts w:ascii="Consolas" w:eastAsia="Times New Roman" w:hAnsi="Consolas" w:cs="Times New Roman"/>
+          <w:color w:val="569CD6"/>
+          <w:sz w:val="33"/>
+          <w:szCs w:val="33"/>
+          <w:lang w:eastAsia="en-IN"/>
+        </w:rPr>
+        <w:t>p</w:t>
+      </w:r>
+      <w:r>
+        <w:rPr>
+          <w:rFonts w:ascii="Consolas" w:eastAsia="Times New Roman" w:hAnsi="Consolas" w:cs="Times New Roman"/>
+          <w:color w:val="D4D4D4"/>
+          <w:sz w:val="33"/>
+          <w:szCs w:val="33"/>
+          <w:lang w:eastAsia="en-IN"/>
+        </w:rPr>
+        <w:t xml:space="preserve"> </w:t>
+      </w:r>
+      <w:r>
+        <w:rPr>
+          <w:rFonts w:ascii="Consolas" w:eastAsia="Times New Roman" w:hAnsi="Consolas" w:cs="Times New Roman"/>
+          <w:color w:val="9CDCFE"/>
+          <w:sz w:val="33"/>
+          <w:szCs w:val="33"/>
+          <w:lang w:eastAsia="en-IN"/>
+        </w:rPr>
+        <w:t>class</w:t>
+      </w:r>
+      <w:r>
+        <w:rPr>
+          <w:rFonts w:ascii="Consolas" w:eastAsia="Times New Roman" w:hAnsi="Consolas" w:cs="Times New Roman"/>
+          <w:color w:val="D4D4D4"/>
+          <w:sz w:val="33"/>
+          <w:szCs w:val="33"/>
+          <w:lang w:eastAsia="en-IN"/>
+        </w:rPr>
+        <w:t>=</w:t>
+      </w:r>
+      <w:r>
+        <w:rPr>
+          <w:rFonts w:ascii="Consolas" w:eastAsia="Times New Roman" w:hAnsi="Consolas" w:cs="Times New Roman"/>
+          <w:color w:val="CE9178"/>
+          <w:sz w:val="33"/>
+          <w:szCs w:val="33"/>
+          <w:lang w:eastAsia="en-IN"/>
+        </w:rPr>
+        <w:t>"even"</w:t>
+      </w:r>
+      <w:r>
+        <w:rPr>
+          <w:rFonts w:ascii="Consolas" w:eastAsia="Times New Roman" w:hAnsi="Consolas" w:cs="Times New Roman"/>
+          <w:color w:val="808080"/>
+          <w:sz w:val="33"/>
+          <w:szCs w:val="33"/>
+          <w:lang w:eastAsia="en-IN"/>
+        </w:rPr>
+        <w:t>&gt;</w:t>
+      </w:r>
+      <w:r>
+        <w:rPr>
+          <w:rFonts w:ascii="Consolas" w:eastAsia="Times New Roman" w:hAnsi="Consolas" w:cs="Times New Roman"/>
+          <w:color w:val="D4D4D4"/>
+          <w:sz w:val="33"/>
+          <w:szCs w:val="33"/>
+          <w:lang w:eastAsia="en-IN"/>
+        </w:rPr>
+        <w:t>One</w:t>
+      </w:r>
+      <w:r>
+        <w:rPr>
+          <w:rFonts w:ascii="Consolas" w:eastAsia="Times New Roman" w:hAnsi="Consolas" w:cs="Times New Roman"/>
+          <w:color w:val="808080"/>
+          <w:sz w:val="33"/>
+          <w:szCs w:val="33"/>
+          <w:lang w:eastAsia="en-IN"/>
+        </w:rPr>
+        <w:t>&lt;/</w:t>
+      </w:r>
+      <w:r>
+        <w:rPr>
+          <w:rFonts w:ascii="Consolas" w:eastAsia="Times New Roman" w:hAnsi="Consolas" w:cs="Times New Roman"/>
+          <w:color w:val="569CD6"/>
+          <w:sz w:val="33"/>
+          <w:szCs w:val="33"/>
+          <w:lang w:eastAsia="en-IN"/>
+        </w:rPr>
+        <w:t>p</w:t>
+      </w:r>
+      <w:r>
+        <w:rPr>
+          <w:rFonts w:ascii="Consolas" w:eastAsia="Times New Roman" w:hAnsi="Consolas" w:cs="Times New Roman"/>
+          <w:color w:val="808080"/>
+          <w:sz w:val="33"/>
+          <w:szCs w:val="33"/>
+          <w:lang w:eastAsia="en-IN"/>
+        </w:rPr>
+        <w:t>&gt;</w:t>
+      </w:r>
+    </w:p>
+    <w:p>
+      <w:pPr>
+        <w:shd w:val="clear" w:color="auto" w:fill="1E1E1E"/>
+        <w:spacing w:after="0" w:line="450" w:lineRule="atLeast"/>
+        <w:rPr>
+          <w:rFonts w:ascii="Consolas" w:eastAsia="Times New Roman" w:hAnsi="Consolas" w:cs="Times New Roman"/>
+          <w:color w:val="D4D4D4"/>
+          <w:sz w:val="33"/>
+          <w:szCs w:val="33"/>
+          <w:lang w:eastAsia="en-IN"/>
+        </w:rPr>
+      </w:pPr>
+      <w:r>
+        <w:rPr>
+          <w:rFonts w:ascii="Consolas" w:eastAsia="Times New Roman" w:hAnsi="Consolas" w:cs="Times New Roman"/>
+          <w:color w:val="D4D4D4"/>
+          <w:sz w:val="33"/>
+          <w:szCs w:val="33"/>
+          <w:lang w:eastAsia="en-IN"/>
+        </w:rPr>
+        <w:t xml:space="preserve">    </w:t>
+      </w:r>
+      <w:r>
+        <w:rPr>
+          <w:rFonts w:ascii="Consolas" w:eastAsia="Times New Roman" w:hAnsi="Consolas" w:cs="Times New Roman"/>
+          <w:color w:val="808080"/>
+          <w:sz w:val="33"/>
+          <w:szCs w:val="33"/>
+          <w:lang w:eastAsia="en-IN"/>
+        </w:rPr>
+        <w:t>&lt;</w:t>
+      </w:r>
+      <w:r>
+        <w:rPr>
+          <w:rFonts w:ascii="Consolas" w:eastAsia="Times New Roman" w:hAnsi="Consolas" w:cs="Times New Roman"/>
+          <w:color w:val="569CD6"/>
+          <w:sz w:val="33"/>
+          <w:szCs w:val="33"/>
+          <w:lang w:eastAsia="en-IN"/>
+        </w:rPr>
+        <w:t>p</w:t>
+      </w:r>
+      <w:r>
+        <w:rPr>
+          <w:rFonts w:ascii="Consolas" w:eastAsia="Times New Roman" w:hAnsi="Consolas" w:cs="Times New Roman"/>
+          <w:color w:val="D4D4D4"/>
+          <w:sz w:val="33"/>
+          <w:szCs w:val="33"/>
+          <w:lang w:eastAsia="en-IN"/>
+        </w:rPr>
+        <w:t xml:space="preserve"> </w:t>
+      </w:r>
+      <w:r>
+        <w:rPr>
+          <w:rFonts w:ascii="Consolas" w:eastAsia="Times New Roman" w:hAnsi="Consolas" w:cs="Times New Roman"/>
+          <w:color w:val="9CDCFE"/>
+          <w:sz w:val="33"/>
+          <w:szCs w:val="33"/>
+          <w:lang w:eastAsia="en-IN"/>
+        </w:rPr>
+        <w:t>class</w:t>
+      </w:r>
+      <w:r>
+        <w:rPr>
+          <w:rFonts w:ascii="Consolas" w:eastAsia="Times New Roman" w:hAnsi="Consolas" w:cs="Times New Roman"/>
+          <w:color w:val="D4D4D4"/>
+          <w:sz w:val="33"/>
+          <w:szCs w:val="33"/>
+          <w:lang w:eastAsia="en-IN"/>
+        </w:rPr>
+        <w:t>=</w:t>
+      </w:r>
+      <w:r>
+        <w:rPr>
+          <w:rFonts w:ascii="Consolas" w:eastAsia="Times New Roman" w:hAnsi="Consolas" w:cs="Times New Roman"/>
+          <w:color w:val="CE9178"/>
+          <w:sz w:val="33"/>
+          <w:szCs w:val="33"/>
+          <w:lang w:eastAsia="en-IN"/>
+        </w:rPr>
+        <w:t>"odd"</w:t>
+      </w:r>
+      <w:r>
+        <w:rPr>
+          <w:rFonts w:ascii="Consolas" w:eastAsia="Times New Roman" w:hAnsi="Consolas" w:cs="Times New Roman"/>
+          <w:color w:val="808080"/>
+          <w:sz w:val="33"/>
+          <w:szCs w:val="33"/>
+          <w:lang w:eastAsia="en-IN"/>
+        </w:rPr>
+        <w:t>&gt;</w:t>
+      </w:r>
+      <w:r>
+        <w:rPr>
+          <w:rFonts w:ascii="Consolas" w:eastAsia="Times New Roman" w:hAnsi="Consolas" w:cs="Times New Roman"/>
+          <w:color w:val="D4D4D4"/>
+          <w:sz w:val="33"/>
+          <w:szCs w:val="33"/>
+          <w:lang w:eastAsia="en-IN"/>
+        </w:rPr>
+        <w:t>One</w:t>
+      </w:r>
+      <w:r>
+        <w:rPr>
+          <w:rFonts w:ascii="Consolas" w:eastAsia="Times New Roman" w:hAnsi="Consolas" w:cs="Times New Roman"/>
+          <w:color w:val="808080"/>
+          <w:sz w:val="33"/>
+          <w:szCs w:val="33"/>
+          <w:lang w:eastAsia="en-IN"/>
+        </w:rPr>
+        <w:t>&lt;/</w:t>
+      </w:r>
+      <w:r>
+        <w:rPr>
+          <w:rFonts w:ascii="Consolas" w:eastAsia="Times New Roman" w:hAnsi="Consolas" w:cs="Times New Roman"/>
+          <w:color w:val="569CD6"/>
+          <w:sz w:val="33"/>
+          <w:szCs w:val="33"/>
+          <w:lang w:eastAsia="en-IN"/>
+        </w:rPr>
+        <w:t>p</w:t>
+      </w:r>
+      <w:r>
+        <w:rPr>
+          <w:rFonts w:ascii="Consolas" w:eastAsia="Times New Roman" w:hAnsi="Consolas" w:cs="Times New Roman"/>
+          <w:color w:val="808080"/>
+          <w:sz w:val="33"/>
+          <w:szCs w:val="33"/>
+          <w:lang w:eastAsia="en-IN"/>
+        </w:rPr>
+        <w:t>&gt;</w:t>
+      </w:r>
+    </w:p>
+    <w:p>
+      <w:pPr>
+        <w:rPr>
+          <w:lang w:val="en-US"/>
+        </w:rPr>
+      </w:pPr>
+    </w:p>
+    <w:p>
+      <w:pPr>
+        <w:rPr>
+          <w:lang w:val="en-US"/>
+        </w:rPr>
+      </w:pPr>
+    </w:p>
+    <w:p>
+      <w:pPr>
+        <w:shd w:val="clear" w:color="auto" w:fill="1E1E1E"/>
+        <w:spacing w:after="0" w:line="450" w:lineRule="atLeast"/>
+        <w:rPr>
+          <w:rFonts w:ascii="Consolas" w:eastAsia="Times New Roman" w:hAnsi="Consolas" w:cs="Times New Roman"/>
+          <w:color w:val="D4D4D4"/>
+          <w:sz w:val="33"/>
+          <w:szCs w:val="33"/>
+          <w:lang w:eastAsia="en-IN"/>
+        </w:rPr>
+      </w:pPr>
+      <w:proofErr w:type="gramStart"/>
+      <w:r>
+        <w:rPr>
+          <w:rFonts w:ascii="Consolas" w:eastAsia="Times New Roman" w:hAnsi="Consolas" w:cs="Times New Roman"/>
+          <w:color w:val="D7BA7D"/>
+          <w:sz w:val="33"/>
+          <w:szCs w:val="33"/>
+          <w:lang w:eastAsia="en-IN"/>
+        </w:rPr>
+        <w:t>.odd</w:t>
+      </w:r>
+      <w:proofErr w:type="gramEnd"/>
+    </w:p>
+    <w:p>
+      <w:pPr>
+        <w:shd w:val="clear" w:color="auto" w:fill="1E1E1E"/>
+        <w:spacing w:after="0" w:line="450" w:lineRule="atLeast"/>
+        <w:rPr>
+          <w:rFonts w:ascii="Consolas" w:eastAsia="Times New Roman" w:hAnsi="Consolas" w:cs="Times New Roman"/>
+          <w:color w:val="D4D4D4"/>
+          <w:sz w:val="33"/>
+          <w:szCs w:val="33"/>
+          <w:lang w:eastAsia="en-IN"/>
+        </w:rPr>
+      </w:pPr>
+      <w:r>
+        <w:rPr>
+          <w:rFonts w:ascii="Consolas" w:eastAsia="Times New Roman" w:hAnsi="Consolas" w:cs="Times New Roman"/>
+          <w:color w:val="D4D4D4"/>
+          <w:sz w:val="33"/>
+          <w:szCs w:val="33"/>
+          <w:lang w:eastAsia="en-IN"/>
+        </w:rPr>
+        <w:t>{</w:t>
+      </w:r>
+    </w:p>
+    <w:p>
+      <w:pPr>
+        <w:shd w:val="clear" w:color="auto" w:fill="1E1E1E"/>
+        <w:spacing w:after="0" w:line="450" w:lineRule="atLeast"/>
+        <w:rPr>
+          <w:rFonts w:ascii="Consolas" w:eastAsia="Times New Roman" w:hAnsi="Consolas" w:cs="Times New Roman"/>
+          <w:color w:val="D4D4D4"/>
+          <w:sz w:val="33"/>
+          <w:szCs w:val="33"/>
+          <w:lang w:eastAsia="en-IN"/>
+        </w:rPr>
+      </w:pPr>
+      <w:r>
+        <w:rPr>
+          <w:rFonts w:ascii="Consolas" w:eastAsia="Times New Roman" w:hAnsi="Consolas" w:cs="Times New Roman"/>
+          <w:color w:val="D4D4D4"/>
+          <w:sz w:val="33"/>
+          <w:szCs w:val="33"/>
+          <w:lang w:eastAsia="en-IN"/>
+        </w:rPr>
+        <w:t xml:space="preserve">    </w:t>
+      </w:r>
+      <w:proofErr w:type="spellStart"/>
+      <w:proofErr w:type="gramStart"/>
+      <w:r>
+        <w:rPr>
+          <w:rFonts w:ascii="Consolas" w:eastAsia="Times New Roman" w:hAnsi="Consolas" w:cs="Times New Roman"/>
+          <w:color w:val="9CDCFE"/>
+          <w:sz w:val="33"/>
+          <w:szCs w:val="33"/>
+          <w:lang w:eastAsia="en-IN"/>
+        </w:rPr>
+        <w:t>color</w:t>
+      </w:r>
+      <w:r>
+        <w:rPr>
+          <w:rFonts w:ascii="Consolas" w:eastAsia="Times New Roman" w:hAnsi="Consolas" w:cs="Times New Roman"/>
+          <w:color w:val="D4D4D4"/>
+          <w:sz w:val="33"/>
+          <w:szCs w:val="33"/>
+          <w:lang w:eastAsia="en-IN"/>
+        </w:rPr>
+        <w:t>:aqua</w:t>
+      </w:r>
+      <w:proofErr w:type="spellEnd"/>
+      <w:proofErr w:type="gramEnd"/>
+    </w:p>
+    <w:p>
+      <w:pPr>
+        <w:shd w:val="clear" w:color="auto" w:fill="1E1E1E"/>
+        <w:spacing w:after="0" w:line="450" w:lineRule="atLeast"/>
+        <w:rPr>
+          <w:rFonts w:ascii="Consolas" w:eastAsia="Times New Roman" w:hAnsi="Consolas" w:cs="Times New Roman"/>
+          <w:color w:val="D4D4D4"/>
+          <w:sz w:val="33"/>
+          <w:szCs w:val="33"/>
+          <w:lang w:eastAsia="en-IN"/>
+        </w:rPr>
+      </w:pPr>
+      <w:r>
+        <w:rPr>
+          <w:rFonts w:ascii="Consolas" w:eastAsia="Times New Roman" w:hAnsi="Consolas" w:cs="Times New Roman"/>
+          <w:color w:val="D4D4D4"/>
+          <w:sz w:val="33"/>
+          <w:szCs w:val="33"/>
+          <w:lang w:eastAsia="en-IN"/>
+        </w:rPr>
+        <w:t>}</w:t>
+      </w:r>
+    </w:p>
+    <w:p>
+      <w:pPr>
+        <w:shd w:val="clear" w:color="auto" w:fill="1E1E1E"/>
+        <w:spacing w:after="0" w:line="450" w:lineRule="atLeast"/>
+        <w:rPr>
+          <w:rFonts w:ascii="Consolas" w:eastAsia="Times New Roman" w:hAnsi="Consolas" w:cs="Times New Roman"/>
+          <w:color w:val="D4D4D4"/>
+          <w:sz w:val="33"/>
+          <w:szCs w:val="33"/>
+          <w:lang w:eastAsia="en-IN"/>
+        </w:rPr>
+      </w:pPr>
+    </w:p>
+    <w:p>
+      <w:pPr>
+        <w:shd w:val="clear" w:color="auto" w:fill="1E1E1E"/>
+        <w:spacing w:after="0" w:line="450" w:lineRule="atLeast"/>
+        <w:rPr>
+          <w:rFonts w:ascii="Consolas" w:eastAsia="Times New Roman" w:hAnsi="Consolas" w:cs="Times New Roman"/>
+          <w:color w:val="D4D4D4"/>
+          <w:sz w:val="33"/>
+          <w:szCs w:val="33"/>
+          <w:lang w:eastAsia="en-IN"/>
+        </w:rPr>
+      </w:pPr>
+      <w:proofErr w:type="gramStart"/>
+      <w:r>
+        <w:rPr>
+          <w:rFonts w:ascii="Consolas" w:eastAsia="Times New Roman" w:hAnsi="Consolas" w:cs="Times New Roman"/>
+          <w:color w:val="D7BA7D"/>
+          <w:sz w:val="33"/>
+          <w:szCs w:val="33"/>
+          <w:lang w:eastAsia="en-IN"/>
+        </w:rPr>
+        <w:t>.even</w:t>
+      </w:r>
+      <w:proofErr w:type="gramEnd"/>
+    </w:p>
+    <w:p>
+      <w:pPr>
+        <w:shd w:val="clear" w:color="auto" w:fill="1E1E1E"/>
+        <w:spacing w:after="0" w:line="450" w:lineRule="atLeast"/>
+        <w:rPr>
+          <w:rFonts w:ascii="Consolas" w:eastAsia="Times New Roman" w:hAnsi="Consolas" w:cs="Times New Roman"/>
+          <w:color w:val="D4D4D4"/>
+          <w:sz w:val="33"/>
+          <w:szCs w:val="33"/>
+          <w:lang w:eastAsia="en-IN"/>
+        </w:rPr>
+      </w:pPr>
+      <w:r>
+        <w:rPr>
+          <w:rFonts w:ascii="Consolas" w:eastAsia="Times New Roman" w:hAnsi="Consolas" w:cs="Times New Roman"/>
+          <w:color w:val="D4D4D4"/>
+          <w:sz w:val="33"/>
+          <w:szCs w:val="33"/>
+          <w:lang w:eastAsia="en-IN"/>
+        </w:rPr>
+        <w:t>{</w:t>
+      </w:r>
+    </w:p>
+    <w:p>
+      <w:pPr>
+        <w:shd w:val="clear" w:color="auto" w:fill="1E1E1E"/>
+        <w:spacing w:after="0" w:line="450" w:lineRule="atLeast"/>
+        <w:rPr>
+          <w:rFonts w:ascii="Consolas" w:eastAsia="Times New Roman" w:hAnsi="Consolas" w:cs="Times New Roman"/>
+          <w:color w:val="D4D4D4"/>
+          <w:sz w:val="33"/>
+          <w:szCs w:val="33"/>
+          <w:lang w:eastAsia="en-IN"/>
+        </w:rPr>
+      </w:pPr>
+      <w:r>
+        <w:rPr>
+          <w:rFonts w:ascii="Consolas" w:eastAsia="Times New Roman" w:hAnsi="Consolas" w:cs="Times New Roman"/>
+          <w:color w:val="D4D4D4"/>
+          <w:sz w:val="33"/>
+          <w:szCs w:val="33"/>
+          <w:lang w:eastAsia="en-IN"/>
+        </w:rPr>
+        <w:t xml:space="preserve">    </w:t>
+      </w:r>
+      <w:proofErr w:type="spellStart"/>
+      <w:proofErr w:type="gramStart"/>
+      <w:r>
+        <w:rPr>
+          <w:rFonts w:ascii="Consolas" w:eastAsia="Times New Roman" w:hAnsi="Consolas" w:cs="Times New Roman"/>
+          <w:color w:val="9CDCFE"/>
+          <w:sz w:val="33"/>
+          <w:szCs w:val="33"/>
+          <w:lang w:eastAsia="en-IN"/>
+        </w:rPr>
+        <w:t>color</w:t>
+      </w:r>
+      <w:r>
+        <w:rPr>
+          <w:rFonts w:ascii="Consolas" w:eastAsia="Times New Roman" w:hAnsi="Consolas" w:cs="Times New Roman"/>
+          <w:color w:val="D4D4D4"/>
+          <w:sz w:val="33"/>
+          <w:szCs w:val="33"/>
+          <w:lang w:eastAsia="en-IN"/>
+        </w:rPr>
+        <w:t>:brown</w:t>
+      </w:r>
+      <w:proofErr w:type="spellEnd"/>
+      <w:proofErr w:type="gramEnd"/>
+    </w:p>
+    <w:p>
+      <w:pPr>
+        <w:shd w:val="clear" w:color="auto" w:fill="1E1E1E"/>
+        <w:spacing w:after="0" w:line="450" w:lineRule="atLeast"/>
+        <w:rPr>
+          <w:rFonts w:ascii="Consolas" w:eastAsia="Times New Roman" w:hAnsi="Consolas" w:cs="Times New Roman"/>
+          <w:color w:val="D4D4D4"/>
+          <w:sz w:val="33"/>
+          <w:szCs w:val="33"/>
+          <w:lang w:eastAsia="en-IN"/>
+        </w:rPr>
+      </w:pPr>
+      <w:r>
+        <w:rPr>
+          <w:rFonts w:ascii="Consolas" w:eastAsia="Times New Roman" w:hAnsi="Consolas" w:cs="Times New Roman"/>
+          <w:color w:val="D4D4D4"/>
+          <w:sz w:val="33"/>
+          <w:szCs w:val="33"/>
+          <w:lang w:eastAsia="en-IN"/>
+        </w:rPr>
+        <w:t>}</w:t>
+      </w:r>
+    </w:p>
+    <w:p>
+      <w:pPr>
+        <w:shd w:val="clear" w:color="auto" w:fill="1E1E1E"/>
+        <w:spacing w:after="0" w:line="450" w:lineRule="atLeast"/>
+        <w:rPr>
+          <w:rFonts w:ascii="Consolas" w:eastAsia="Times New Roman" w:hAnsi="Consolas" w:cs="Times New Roman"/>
+          <w:color w:val="D4D4D4"/>
+          <w:sz w:val="33"/>
+          <w:szCs w:val="33"/>
+          <w:lang w:eastAsia="en-IN"/>
+        </w:rPr>
+      </w:pPr>
+    </w:p>
+    <w:p>
+      <w:pPr>
+        <w:shd w:val="clear" w:color="auto" w:fill="1E1E1E"/>
+        <w:spacing w:after="0" w:line="450" w:lineRule="atLeast"/>
+        <w:rPr>
+          <w:rFonts w:ascii="Consolas" w:eastAsia="Times New Roman" w:hAnsi="Consolas" w:cs="Times New Roman"/>
+          <w:color w:val="D4D4D4"/>
+          <w:sz w:val="33"/>
+          <w:szCs w:val="33"/>
+          <w:lang w:eastAsia="en-IN"/>
+        </w:rPr>
+      </w:pPr>
+      <w:proofErr w:type="gramStart"/>
+      <w:r>
+        <w:rPr>
+          <w:rFonts w:ascii="Consolas" w:eastAsia="Times New Roman" w:hAnsi="Consolas" w:cs="Times New Roman"/>
+          <w:color w:val="D7BA7D"/>
+          <w:sz w:val="33"/>
+          <w:szCs w:val="33"/>
+          <w:lang w:eastAsia="en-IN"/>
+        </w:rPr>
+        <w:t>.right</w:t>
+      </w:r>
+      <w:proofErr w:type="gramEnd"/>
+    </w:p>
+    <w:p>
+      <w:pPr>
+        <w:shd w:val="clear" w:color="auto" w:fill="1E1E1E"/>
+        <w:spacing w:after="0" w:line="450" w:lineRule="atLeast"/>
+        <w:rPr>
+          <w:rFonts w:ascii="Consolas" w:eastAsia="Times New Roman" w:hAnsi="Consolas" w:cs="Times New Roman"/>
+          <w:color w:val="D4D4D4"/>
+          <w:sz w:val="33"/>
+          <w:szCs w:val="33"/>
+          <w:lang w:eastAsia="en-IN"/>
+        </w:rPr>
+      </w:pPr>
+      <w:r>
+        <w:rPr>
+          <w:rFonts w:ascii="Consolas" w:eastAsia="Times New Roman" w:hAnsi="Consolas" w:cs="Times New Roman"/>
+          <w:color w:val="D4D4D4"/>
+          <w:sz w:val="33"/>
+          <w:szCs w:val="33"/>
+          <w:lang w:eastAsia="en-IN"/>
+        </w:rPr>
+        <w:t>{</w:t>
+      </w:r>
+    </w:p>
+    <w:p>
+      <w:pPr>
+        <w:shd w:val="clear" w:color="auto" w:fill="1E1E1E"/>
+        <w:spacing w:after="0" w:line="450" w:lineRule="atLeast"/>
+        <w:rPr>
+          <w:rFonts w:ascii="Consolas" w:eastAsia="Times New Roman" w:hAnsi="Consolas" w:cs="Times New Roman"/>
+          <w:color w:val="D4D4D4"/>
+          <w:sz w:val="33"/>
+          <w:szCs w:val="33"/>
+          <w:lang w:eastAsia="en-IN"/>
+        </w:rPr>
+      </w:pPr>
+      <w:r>
+        <w:rPr>
+          <w:rFonts w:ascii="Consolas" w:eastAsia="Times New Roman" w:hAnsi="Consolas" w:cs="Times New Roman"/>
+          <w:color w:val="D4D4D4"/>
+          <w:sz w:val="33"/>
+          <w:szCs w:val="33"/>
+          <w:lang w:eastAsia="en-IN"/>
+        </w:rPr>
+        <w:t xml:space="preserve">    </w:t>
+      </w:r>
+      <w:r>
+        <w:rPr>
+          <w:rFonts w:ascii="Consolas" w:eastAsia="Times New Roman" w:hAnsi="Consolas" w:cs="Times New Roman"/>
+          <w:color w:val="9CDCFE"/>
+          <w:sz w:val="33"/>
+          <w:szCs w:val="33"/>
+          <w:lang w:eastAsia="en-IN"/>
+        </w:rPr>
+        <w:t>text-align</w:t>
+      </w:r>
+      <w:r>
+        <w:rPr>
+          <w:rFonts w:ascii="Consolas" w:eastAsia="Times New Roman" w:hAnsi="Consolas" w:cs="Times New Roman"/>
+          <w:color w:val="D4D4D4"/>
+          <w:sz w:val="33"/>
+          <w:szCs w:val="33"/>
+          <w:lang w:eastAsia="en-IN"/>
+        </w:rPr>
+        <w:t>: right;</w:t>
+      </w:r>
+    </w:p>
+    <w:p>
+      <w:pPr>
+        <w:shd w:val="clear" w:color="auto" w:fill="1E1E1E"/>
+        <w:spacing w:after="0" w:line="450" w:lineRule="atLeast"/>
+        <w:rPr>
+          <w:rFonts w:ascii="Consolas" w:eastAsia="Times New Roman" w:hAnsi="Consolas" w:cs="Times New Roman"/>
+          <w:color w:val="D4D4D4"/>
+          <w:sz w:val="33"/>
+          <w:szCs w:val="33"/>
+          <w:lang w:eastAsia="en-IN"/>
+        </w:rPr>
+      </w:pPr>
+      <w:r>
+        <w:rPr>
+          <w:rFonts w:ascii="Consolas" w:eastAsia="Times New Roman" w:hAnsi="Consolas" w:cs="Times New Roman"/>
+          <w:color w:val="D4D4D4"/>
+          <w:sz w:val="33"/>
+          <w:szCs w:val="33"/>
+          <w:lang w:eastAsia="en-IN"/>
+        </w:rPr>
+        <w:t>}</w:t>
+      </w:r>
+    </w:p>
+    <w:p>
+      <w:pPr>
+        <w:shd w:val="clear" w:color="auto" w:fill="1E1E1E"/>
+        <w:spacing w:after="0" w:line="450" w:lineRule="atLeast"/>
+        <w:rPr>
+          <w:rFonts w:ascii="Consolas" w:eastAsia="Times New Roman" w:hAnsi="Consolas" w:cs="Times New Roman"/>
+          <w:color w:val="D4D4D4"/>
+          <w:sz w:val="33"/>
+          <w:szCs w:val="33"/>
+          <w:lang w:eastAsia="en-IN"/>
+        </w:rPr>
+      </w:pPr>
+    </w:p>
+    <w:p>
+      <w:pPr>
+        <w:shd w:val="clear" w:color="auto" w:fill="1E1E1E"/>
+        <w:spacing w:after="0" w:line="450" w:lineRule="atLeast"/>
+        <w:rPr>
+          <w:rFonts w:ascii="Consolas" w:eastAsia="Times New Roman" w:hAnsi="Consolas" w:cs="Times New Roman"/>
+          <w:color w:val="D4D4D4"/>
+          <w:sz w:val="33"/>
+          <w:szCs w:val="33"/>
+          <w:lang w:eastAsia="en-IN"/>
+        </w:rPr>
+      </w:pPr>
+      <w:proofErr w:type="gramStart"/>
+      <w:r>
+        <w:rPr>
+          <w:rFonts w:ascii="Consolas" w:eastAsia="Times New Roman" w:hAnsi="Consolas" w:cs="Times New Roman"/>
+          <w:color w:val="D7BA7D"/>
+          <w:sz w:val="33"/>
+          <w:szCs w:val="33"/>
+          <w:lang w:eastAsia="en-IN"/>
+        </w:rPr>
+        <w:t>.</w:t>
+      </w:r>
+      <w:proofErr w:type="spellStart"/>
+      <w:r>
+        <w:rPr>
+          <w:rFonts w:ascii="Consolas" w:eastAsia="Times New Roman" w:hAnsi="Consolas" w:cs="Times New Roman"/>
+          <w:color w:val="D7BA7D"/>
+          <w:sz w:val="33"/>
+          <w:szCs w:val="33"/>
+          <w:lang w:eastAsia="en-IN"/>
+        </w:rPr>
+        <w:t>center</w:t>
+      </w:r>
+      <w:proofErr w:type="spellEnd"/>
+      <w:proofErr w:type="gramEnd"/>
+    </w:p>
+    <w:p>
+      <w:pPr>
+        <w:shd w:val="clear" w:color="auto" w:fill="1E1E1E"/>
+        <w:spacing w:after="0" w:line="450" w:lineRule="atLeast"/>
+        <w:rPr>
+          <w:rFonts w:ascii="Consolas" w:eastAsia="Times New Roman" w:hAnsi="Consolas" w:cs="Times New Roman"/>
+          <w:color w:val="D4D4D4"/>
+          <w:sz w:val="33"/>
+          <w:szCs w:val="33"/>
+          <w:lang w:eastAsia="en-IN"/>
+        </w:rPr>
+      </w:pPr>
+      <w:r>
+        <w:rPr>
+          <w:rFonts w:ascii="Consolas" w:eastAsia="Times New Roman" w:hAnsi="Consolas" w:cs="Times New Roman"/>
+          <w:color w:val="D4D4D4"/>
+          <w:sz w:val="33"/>
+          <w:szCs w:val="33"/>
+          <w:lang w:eastAsia="en-IN"/>
+        </w:rPr>
+        <w:t>{</w:t>
+      </w:r>
+    </w:p>
+    <w:p>
+      <w:pPr>
+        <w:shd w:val="clear" w:color="auto" w:fill="1E1E1E"/>
+        <w:spacing w:after="0" w:line="450" w:lineRule="atLeast"/>
+        <w:rPr>
+          <w:rFonts w:ascii="Consolas" w:eastAsia="Times New Roman" w:hAnsi="Consolas" w:cs="Times New Roman"/>
+          <w:color w:val="D4D4D4"/>
+          <w:sz w:val="33"/>
+          <w:szCs w:val="33"/>
+          <w:lang w:eastAsia="en-IN"/>
+        </w:rPr>
+      </w:pPr>
+      <w:r>
+        <w:rPr>
+          <w:rFonts w:ascii="Consolas" w:eastAsia="Times New Roman" w:hAnsi="Consolas" w:cs="Times New Roman"/>
+          <w:color w:val="D4D4D4"/>
+          <w:sz w:val="33"/>
+          <w:szCs w:val="33"/>
+          <w:lang w:eastAsia="en-IN"/>
+        </w:rPr>
+        <w:lastRenderedPageBreak/>
+        <w:t xml:space="preserve">    </w:t>
+      </w:r>
+      <w:r>
+        <w:rPr>
+          <w:rFonts w:ascii="Consolas" w:eastAsia="Times New Roman" w:hAnsi="Consolas" w:cs="Times New Roman"/>
+          <w:color w:val="9CDCFE"/>
+          <w:sz w:val="33"/>
+          <w:szCs w:val="33"/>
+          <w:lang w:eastAsia="en-IN"/>
+        </w:rPr>
+        <w:t>text-align</w:t>
+      </w:r>
+      <w:r>
+        <w:rPr>
+          <w:rFonts w:ascii="Consolas" w:eastAsia="Times New Roman" w:hAnsi="Consolas" w:cs="Times New Roman"/>
+          <w:color w:val="D4D4D4"/>
+          <w:sz w:val="33"/>
+          <w:szCs w:val="33"/>
+          <w:lang w:eastAsia="en-IN"/>
+        </w:rPr>
+        <w:t xml:space="preserve">: </w:t>
+      </w:r>
+      <w:proofErr w:type="spellStart"/>
+      <w:r>
+        <w:rPr>
+          <w:rFonts w:ascii="Consolas" w:eastAsia="Times New Roman" w:hAnsi="Consolas" w:cs="Times New Roman"/>
+          <w:color w:val="D4D4D4"/>
+          <w:sz w:val="33"/>
+          <w:szCs w:val="33"/>
+          <w:lang w:eastAsia="en-IN"/>
+        </w:rPr>
+        <w:t>center</w:t>
+      </w:r>
+      <w:proofErr w:type="spellEnd"/>
+      <w:r>
+        <w:rPr>
+          <w:rFonts w:ascii="Consolas" w:eastAsia="Times New Roman" w:hAnsi="Consolas" w:cs="Times New Roman"/>
+          <w:color w:val="D4D4D4"/>
+          <w:sz w:val="33"/>
+          <w:szCs w:val="33"/>
+          <w:lang w:eastAsia="en-IN"/>
+        </w:rPr>
+        <w:t>;</w:t>
+      </w:r>
+    </w:p>
+    <w:p>
+      <w:pPr>
+        <w:shd w:val="clear" w:color="auto" w:fill="1E1E1E"/>
+        <w:spacing w:after="0" w:line="450" w:lineRule="atLeast"/>
+        <w:rPr>
+          <w:rFonts w:ascii="Consolas" w:eastAsia="Times New Roman" w:hAnsi="Consolas" w:cs="Times New Roman"/>
+          <w:color w:val="D4D4D4"/>
+          <w:sz w:val="33"/>
+          <w:szCs w:val="33"/>
+          <w:lang w:eastAsia="en-IN"/>
+        </w:rPr>
+      </w:pPr>
+      <w:r>
+        <w:rPr>
+          <w:rFonts w:ascii="Consolas" w:eastAsia="Times New Roman" w:hAnsi="Consolas" w:cs="Times New Roman"/>
+          <w:color w:val="D4D4D4"/>
+          <w:sz w:val="33"/>
+          <w:szCs w:val="33"/>
+          <w:lang w:eastAsia="en-IN"/>
+        </w:rPr>
+        <w:t>}</w:t>
+      </w:r>
+    </w:p>
+    <w:p>
+      <w:pPr>
+        <w:rPr>
+          <w:lang w:val="en-US"/>
+        </w:rPr>
+      </w:pPr>
+    </w:p>
+    <w:p>
+      <w:pPr>
+        <w:rPr>
+          <w:lang w:val="en-US"/>
+        </w:rPr>
+      </w:pPr>
+    </w:p>
+    <w:p>
+      <w:pPr>
+        <w:rPr>
+          <w:lang w:val="en-US"/>
+        </w:rPr>
+      </w:pPr>
+    </w:p>
+    <w:p>
+      <w:pPr>
+        <w:rPr>
+          <w:rStyle w:val="cssdelimitercolor"/>
+          <w:rFonts w:ascii="Consolas" w:hAnsi="Consolas"/>
+          <w:color w:val="000000"/>
+          <w:sz w:val="23"/>
+          <w:szCs w:val="23"/>
+          <w:shd w:val="clear" w:color="auto" w:fill="FFFFFF"/>
+        </w:rPr>
+      </w:pPr>
+      <w:proofErr w:type="spellStart"/>
+      <w:proofErr w:type="gramStart"/>
+      <w:r>
+        <w:rPr>
+          <w:rFonts w:ascii="Consolas" w:hAnsi="Consolas"/>
+          <w:color w:val="A52A2A"/>
+          <w:sz w:val="23"/>
+          <w:szCs w:val="23"/>
+          <w:shd w:val="clear" w:color="auto" w:fill="FFFFFF"/>
+        </w:rPr>
+        <w:t>p.center</w:t>
+      </w:r>
+      <w:proofErr w:type="spellEnd"/>
+      <w:proofErr w:type="gramEnd"/>
+      <w:r>
+        <w:rPr>
+          <w:rFonts w:ascii="Consolas" w:hAnsi="Consolas"/>
+          <w:color w:val="A52A2A"/>
+          <w:sz w:val="23"/>
+          <w:szCs w:val="23"/>
+          <w:shd w:val="clear" w:color="auto" w:fill="FFFFFF"/>
+        </w:rPr>
+        <w:t> </w:t>
+      </w:r>
+      <w:r>
+        <w:rPr>
+          <w:rStyle w:val="cssdelimitercolor"/>
+          <w:rFonts w:ascii="Consolas" w:hAnsi="Consolas"/>
+          <w:color w:val="000000"/>
+          <w:sz w:val="23"/>
+          <w:szCs w:val="23"/>
+          <w:shd w:val="clear" w:color="auto" w:fill="FFFFFF"/>
+        </w:rPr>
+        <w:t>{</w:t>
+      </w:r>
+      <w:r>
+        <w:rPr>
+          <w:rFonts w:ascii="Consolas" w:hAnsi="Consolas"/>
+          <w:color w:val="FF0000"/>
+          <w:sz w:val="23"/>
+          <w:szCs w:val="23"/>
+          <w:shd w:val="clear" w:color="auto" w:fill="FFFFFF"/>
+        </w:rPr>
+        <w:br/>
+      </w:r>
+      <w:r>
+        <w:rPr>
+          <w:rStyle w:val="csspropertycolor"/>
+          <w:rFonts w:ascii="Consolas" w:hAnsi="Consolas"/>
+          <w:color w:val="FF0000"/>
+          <w:sz w:val="23"/>
+          <w:szCs w:val="23"/>
+          <w:shd w:val="clear" w:color="auto" w:fill="FFFFFF"/>
+        </w:rPr>
+        <w:t>  text-align</w:t>
+      </w:r>
+      <w:r>
+        <w:rPr>
+          <w:rStyle w:val="cssdelimitercolor"/>
+          <w:rFonts w:ascii="Consolas" w:hAnsi="Consolas"/>
+          <w:color w:val="000000"/>
+          <w:sz w:val="23"/>
+          <w:szCs w:val="23"/>
+          <w:shd w:val="clear" w:color="auto" w:fill="FFFFFF"/>
+        </w:rPr>
+        <w:t>:</w:t>
+      </w:r>
+      <w:r>
+        <w:rPr>
+          <w:rStyle w:val="csspropertyvaluecolor"/>
+          <w:rFonts w:ascii="Consolas" w:hAnsi="Consolas"/>
+          <w:color w:val="0000CD"/>
+          <w:sz w:val="23"/>
+          <w:szCs w:val="23"/>
+          <w:shd w:val="clear" w:color="auto" w:fill="FFFFFF"/>
+        </w:rPr>
+        <w:t> </w:t>
+      </w:r>
+      <w:proofErr w:type="spellStart"/>
+      <w:r>
+        <w:rPr>
+          <w:rStyle w:val="csspropertyvaluecolor"/>
+          <w:rFonts w:ascii="Consolas" w:hAnsi="Consolas"/>
+          <w:color w:val="0000CD"/>
+          <w:sz w:val="23"/>
+          <w:szCs w:val="23"/>
+          <w:shd w:val="clear" w:color="auto" w:fill="FFFFFF"/>
+        </w:rPr>
+        <w:t>center</w:t>
+      </w:r>
+      <w:proofErr w:type="spellEnd"/>
+      <w:r>
+        <w:rPr>
+          <w:rStyle w:val="cssdelimitercolor"/>
+          <w:rFonts w:ascii="Consolas" w:hAnsi="Consolas"/>
+          <w:color w:val="000000"/>
+          <w:sz w:val="23"/>
+          <w:szCs w:val="23"/>
+          <w:shd w:val="clear" w:color="auto" w:fill="FFFFFF"/>
+        </w:rPr>
+        <w:t>;</w:t>
+      </w:r>
+      <w:r>
+        <w:rPr>
+          <w:rFonts w:ascii="Consolas" w:hAnsi="Consolas"/>
+          <w:color w:val="FF0000"/>
+          <w:sz w:val="23"/>
+          <w:szCs w:val="23"/>
+          <w:shd w:val="clear" w:color="auto" w:fill="FFFFFF"/>
+        </w:rPr>
+        <w:br/>
+      </w:r>
+      <w:r>
+        <w:rPr>
+          <w:rStyle w:val="csspropertycolor"/>
+          <w:rFonts w:ascii="Consolas" w:hAnsi="Consolas"/>
+          <w:color w:val="FF0000"/>
+          <w:sz w:val="23"/>
+          <w:szCs w:val="23"/>
+          <w:shd w:val="clear" w:color="auto" w:fill="FFFFFF"/>
+        </w:rPr>
+        <w:t>  </w:t>
+      </w:r>
+      <w:proofErr w:type="spellStart"/>
+      <w:r>
+        <w:rPr>
+          <w:rStyle w:val="csspropertycolor"/>
+          <w:rFonts w:ascii="Consolas" w:hAnsi="Consolas"/>
+          <w:color w:val="FF0000"/>
+          <w:sz w:val="23"/>
+          <w:szCs w:val="23"/>
+          <w:shd w:val="clear" w:color="auto" w:fill="FFFFFF"/>
+        </w:rPr>
+        <w:t>color</w:t>
+      </w:r>
+      <w:proofErr w:type="spellEnd"/>
+      <w:r>
+        <w:rPr>
+          <w:rStyle w:val="cssdelimitercolor"/>
+          <w:rFonts w:ascii="Consolas" w:hAnsi="Consolas"/>
+          <w:color w:val="000000"/>
+          <w:sz w:val="23"/>
+          <w:szCs w:val="23"/>
+          <w:shd w:val="clear" w:color="auto" w:fill="FFFFFF"/>
+        </w:rPr>
+        <w:t>:</w:t>
+      </w:r>
+      <w:r>
+        <w:rPr>
+          <w:rStyle w:val="csspropertyvaluecolor"/>
+          <w:rFonts w:ascii="Consolas" w:hAnsi="Consolas"/>
+          <w:color w:val="0000CD"/>
+          <w:sz w:val="23"/>
+          <w:szCs w:val="23"/>
+          <w:shd w:val="clear" w:color="auto" w:fill="FFFFFF"/>
+        </w:rPr>
+        <w:t> red</w:t>
+      </w:r>
+      <w:r>
+        <w:rPr>
+          <w:rStyle w:val="cssdelimitercolor"/>
+          <w:rFonts w:ascii="Consolas" w:hAnsi="Consolas"/>
+          <w:color w:val="000000"/>
+          <w:sz w:val="23"/>
+          <w:szCs w:val="23"/>
+          <w:shd w:val="clear" w:color="auto" w:fill="FFFFFF"/>
+        </w:rPr>
+        <w:t>;</w:t>
+      </w:r>
+      <w:r>
+        <w:rPr>
+          <w:rFonts w:ascii="Consolas" w:hAnsi="Consolas"/>
+          <w:color w:val="FF0000"/>
+          <w:sz w:val="23"/>
+          <w:szCs w:val="23"/>
+          <w:shd w:val="clear" w:color="auto" w:fill="FFFFFF"/>
+        </w:rPr>
+        <w:br/>
+      </w:r>
+      <w:r>
+        <w:rPr>
+          <w:rStyle w:val="cssdelimitercolor"/>
+          <w:rFonts w:ascii="Consolas" w:hAnsi="Consolas"/>
+          <w:color w:val="000000"/>
+          <w:sz w:val="23"/>
+          <w:szCs w:val="23"/>
+          <w:shd w:val="clear" w:color="auto" w:fill="FFFFFF"/>
+        </w:rPr>
+        <w:t>}</w:t>
+      </w:r>
+    </w:p>
+    <w:p>
+      <w:pPr>
+        <w:rPr>
+          <w:rStyle w:val="cssdelimitercolor"/>
+          <w:rFonts w:ascii="Consolas" w:hAnsi="Consolas"/>
+          <w:color w:val="000000"/>
+          <w:sz w:val="23"/>
+          <w:szCs w:val="23"/>
+          <w:shd w:val="clear" w:color="auto" w:fill="FFFFFF"/>
+        </w:rPr>
+      </w:pPr>
+    </w:p>
+    <w:p>
+      <w:pPr>
+        <w:rPr>
+          <w:rStyle w:val="cssdelimitercolor"/>
+          <w:rFonts w:ascii="Consolas" w:hAnsi="Consolas"/>
+          <w:color w:val="000000"/>
+          <w:sz w:val="23"/>
+          <w:szCs w:val="23"/>
+          <w:shd w:val="clear" w:color="auto" w:fill="FFFFFF"/>
+        </w:rPr>
+      </w:pPr>
+      <w:r>
+        <w:rPr>
+          <w:rStyle w:val="cssdelimitercolor"/>
+          <w:rFonts w:ascii="Consolas" w:hAnsi="Consolas"/>
+          <w:color w:val="000000"/>
+          <w:sz w:val="23"/>
+          <w:szCs w:val="23"/>
+          <w:shd w:val="clear" w:color="auto" w:fill="FFFFFF"/>
+        </w:rPr>
+        <w:t>Universal selector:</w:t>
+      </w:r>
+    </w:p>
+    <w:p>
+      <w:pPr>
+        <w:rPr>
+          <w:rStyle w:val="cssdelimitercolor"/>
+          <w:rFonts w:ascii="Consolas" w:hAnsi="Consolas"/>
+          <w:color w:val="000000"/>
+          <w:sz w:val="23"/>
+          <w:szCs w:val="23"/>
+          <w:shd w:val="clear" w:color="auto" w:fill="FFFFFF"/>
+        </w:rPr>
+      </w:pPr>
+      <w:r>
+        <w:rPr>
+          <w:rFonts w:ascii="Consolas" w:hAnsi="Consolas"/>
+          <w:color w:val="A52A2A"/>
+          <w:sz w:val="23"/>
+          <w:szCs w:val="23"/>
+          <w:shd w:val="clear" w:color="auto" w:fill="FFFFFF"/>
+        </w:rPr>
+        <w:t>* </w:t>
+      </w:r>
+      <w:r>
+        <w:rPr>
+          <w:rStyle w:val="cssdelimitercolor"/>
+          <w:rFonts w:ascii="Consolas" w:hAnsi="Consolas"/>
+          <w:color w:val="000000"/>
+          <w:sz w:val="23"/>
+          <w:szCs w:val="23"/>
+          <w:shd w:val="clear" w:color="auto" w:fill="FFFFFF"/>
+        </w:rPr>
+        <w:t>{</w:t>
+      </w:r>
+      <w:r>
+        <w:rPr>
+          <w:rFonts w:ascii="Consolas" w:hAnsi="Consolas"/>
+          <w:color w:val="FF0000"/>
+          <w:sz w:val="23"/>
+          <w:szCs w:val="23"/>
+          <w:shd w:val="clear" w:color="auto" w:fill="FFFFFF"/>
+        </w:rPr>
+        <w:br/>
+      </w:r>
+      <w:r>
+        <w:rPr>
+          <w:rStyle w:val="csspropertycolor"/>
+          <w:rFonts w:ascii="Consolas" w:hAnsi="Consolas"/>
+          <w:color w:val="FF0000"/>
+          <w:sz w:val="23"/>
+          <w:szCs w:val="23"/>
+          <w:shd w:val="clear" w:color="auto" w:fill="FFFFFF"/>
+        </w:rPr>
+        <w:t>  text-align</w:t>
+      </w:r>
+      <w:r>
+        <w:rPr>
+          <w:rStyle w:val="cssdelimitercolor"/>
+          <w:rFonts w:ascii="Consolas" w:hAnsi="Consolas"/>
+          <w:color w:val="000000"/>
+          <w:sz w:val="23"/>
+          <w:szCs w:val="23"/>
+          <w:shd w:val="clear" w:color="auto" w:fill="FFFFFF"/>
+        </w:rPr>
+        <w:t>:</w:t>
+      </w:r>
+      <w:r>
+        <w:rPr>
+          <w:rStyle w:val="csspropertyvaluecolor"/>
+          <w:rFonts w:ascii="Consolas" w:hAnsi="Consolas"/>
+          <w:color w:val="0000CD"/>
+          <w:sz w:val="23"/>
+          <w:szCs w:val="23"/>
+          <w:shd w:val="clear" w:color="auto" w:fill="FFFFFF"/>
+        </w:rPr>
+        <w:t> </w:t>
+      </w:r>
+      <w:proofErr w:type="spellStart"/>
+      <w:r>
+        <w:rPr>
+          <w:rStyle w:val="csspropertyvaluecolor"/>
+          <w:rFonts w:ascii="Consolas" w:hAnsi="Consolas"/>
+          <w:color w:val="0000CD"/>
+          <w:sz w:val="23"/>
+          <w:szCs w:val="23"/>
+          <w:shd w:val="clear" w:color="auto" w:fill="FFFFFF"/>
+        </w:rPr>
+        <w:t>center</w:t>
+      </w:r>
+      <w:proofErr w:type="spellEnd"/>
+      <w:r>
+        <w:rPr>
+          <w:rStyle w:val="cssdelimitercolor"/>
+          <w:rFonts w:ascii="Consolas" w:hAnsi="Consolas"/>
+          <w:color w:val="000000"/>
+          <w:sz w:val="23"/>
+          <w:szCs w:val="23"/>
+          <w:shd w:val="clear" w:color="auto" w:fill="FFFFFF"/>
+        </w:rPr>
+        <w:t>;</w:t>
+      </w:r>
+      <w:r>
+        <w:rPr>
+          <w:rFonts w:ascii="Consolas" w:hAnsi="Consolas"/>
+          <w:color w:val="FF0000"/>
+          <w:sz w:val="23"/>
+          <w:szCs w:val="23"/>
+          <w:shd w:val="clear" w:color="auto" w:fill="FFFFFF"/>
+        </w:rPr>
+        <w:br/>
+      </w:r>
+      <w:r>
+        <w:rPr>
+          <w:rStyle w:val="csspropertycolor"/>
+          <w:rFonts w:ascii="Consolas" w:hAnsi="Consolas"/>
+          <w:color w:val="FF0000"/>
+          <w:sz w:val="23"/>
+          <w:szCs w:val="23"/>
+          <w:shd w:val="clear" w:color="auto" w:fill="FFFFFF"/>
+        </w:rPr>
+        <w:t>  </w:t>
+      </w:r>
+      <w:proofErr w:type="spellStart"/>
+      <w:r>
+        <w:rPr>
+          <w:rStyle w:val="csspropertycolor"/>
+          <w:rFonts w:ascii="Consolas" w:hAnsi="Consolas"/>
+          <w:color w:val="FF0000"/>
+          <w:sz w:val="23"/>
+          <w:szCs w:val="23"/>
+          <w:shd w:val="clear" w:color="auto" w:fill="FFFFFF"/>
+        </w:rPr>
+        <w:t>color</w:t>
+      </w:r>
+      <w:proofErr w:type="spellEnd"/>
+      <w:r>
+        <w:rPr>
+          <w:rStyle w:val="cssdelimitercolor"/>
+          <w:rFonts w:ascii="Consolas" w:hAnsi="Consolas"/>
+          <w:color w:val="000000"/>
+          <w:sz w:val="23"/>
+          <w:szCs w:val="23"/>
+          <w:shd w:val="clear" w:color="auto" w:fill="FFFFFF"/>
+        </w:rPr>
+        <w:t>:</w:t>
+      </w:r>
+      <w:r>
+        <w:rPr>
+          <w:rStyle w:val="csspropertyvaluecolor"/>
+          <w:rFonts w:ascii="Consolas" w:hAnsi="Consolas"/>
+          <w:color w:val="0000CD"/>
+          <w:sz w:val="23"/>
+          <w:szCs w:val="23"/>
+          <w:shd w:val="clear" w:color="auto" w:fill="FFFFFF"/>
+        </w:rPr>
+        <w:t> blue</w:t>
+      </w:r>
+      <w:r>
+        <w:rPr>
+          <w:rStyle w:val="cssdelimitercolor"/>
+          <w:rFonts w:ascii="Consolas" w:hAnsi="Consolas"/>
+          <w:color w:val="000000"/>
+          <w:sz w:val="23"/>
+          <w:szCs w:val="23"/>
+          <w:shd w:val="clear" w:color="auto" w:fill="FFFFFF"/>
+        </w:rPr>
+        <w:t>;</w:t>
+      </w:r>
+      <w:r>
+        <w:rPr>
+          <w:rFonts w:ascii="Consolas" w:hAnsi="Consolas"/>
+          <w:color w:val="FF0000"/>
+          <w:sz w:val="23"/>
+          <w:szCs w:val="23"/>
+          <w:shd w:val="clear" w:color="auto" w:fill="FFFFFF"/>
+        </w:rPr>
+        <w:br/>
+      </w:r>
+      <w:r>
+        <w:rPr>
+          <w:rStyle w:val="cssdelimitercolor"/>
+          <w:rFonts w:ascii="Consolas" w:hAnsi="Consolas"/>
+          <w:color w:val="000000"/>
+          <w:sz w:val="23"/>
+          <w:szCs w:val="23"/>
+          <w:shd w:val="clear" w:color="auto" w:fill="FFFFFF"/>
+        </w:rPr>
+        <w:t>}</w:t>
+      </w:r>
+    </w:p>
+    <w:p>
+      <w:pPr>
+        <w:rPr>
+          <w:rStyle w:val="cssdelimitercolor"/>
+          <w:rFonts w:ascii="Consolas" w:hAnsi="Consolas"/>
+          <w:color w:val="000000"/>
+          <w:sz w:val="23"/>
+          <w:szCs w:val="23"/>
+          <w:shd w:val="clear" w:color="auto" w:fill="FFFFFF"/>
+        </w:rPr>
+      </w:pPr>
+    </w:p>
+    <w:p>
+      <w:pPr>
+        <w:rPr>
+          <w:rStyle w:val="cssdelimitercolor"/>
+          <w:rFonts w:ascii="Consolas" w:hAnsi="Consolas"/>
+          <w:color w:val="000000"/>
+          <w:sz w:val="23"/>
+          <w:szCs w:val="23"/>
+          <w:shd w:val="clear" w:color="auto" w:fill="FFFFFF"/>
+        </w:rPr>
+      </w:pPr>
+      <w:r>
+        <w:rPr>
+          <w:rStyle w:val="cssdelimitercolor"/>
+          <w:rFonts w:ascii="Consolas" w:hAnsi="Consolas"/>
+          <w:color w:val="000000"/>
+          <w:sz w:val="23"/>
+          <w:szCs w:val="23"/>
+          <w:shd w:val="clear" w:color="auto" w:fill="FFFFFF"/>
+        </w:rPr>
+        <w:t>Grouping selectors: Look at below code before grouping:</w:t>
+      </w:r>
+    </w:p>
+    <w:p>
+      <w:pPr>
+        <w:rPr>
+          <w:rStyle w:val="cssdelimitercolor"/>
+          <w:rFonts w:ascii="Consolas" w:hAnsi="Consolas"/>
+          <w:color w:val="000000"/>
+          <w:sz w:val="23"/>
+          <w:szCs w:val="23"/>
+          <w:shd w:val="clear" w:color="auto" w:fill="FFFFFF"/>
+        </w:rPr>
+      </w:pPr>
+      <w:r>
+        <w:rPr>
+          <w:rFonts w:ascii="Consolas" w:hAnsi="Consolas"/>
+          <w:color w:val="A52A2A"/>
+          <w:sz w:val="23"/>
+          <w:szCs w:val="23"/>
+          <w:shd w:val="clear" w:color="auto" w:fill="FFFFFF"/>
+        </w:rPr>
+        <w:t>h1 </w:t>
+      </w:r>
+      <w:r>
+        <w:rPr>
+          <w:rStyle w:val="cssdelimitercolor"/>
+          <w:rFonts w:ascii="Consolas" w:hAnsi="Consolas"/>
+          <w:color w:val="000000"/>
+          <w:sz w:val="23"/>
+          <w:szCs w:val="23"/>
+          <w:shd w:val="clear" w:color="auto" w:fill="FFFFFF"/>
+        </w:rPr>
+        <w:t>{</w:t>
+      </w:r>
+      <w:r>
+        <w:rPr>
+          <w:rFonts w:ascii="Consolas" w:hAnsi="Consolas"/>
+          <w:color w:val="FF0000"/>
+          <w:sz w:val="23"/>
+          <w:szCs w:val="23"/>
+          <w:shd w:val="clear" w:color="auto" w:fill="FFFFFF"/>
+        </w:rPr>
+        <w:br/>
+      </w:r>
+      <w:r>
+        <w:rPr>
+          <w:rStyle w:val="csspropertycolor"/>
+          <w:rFonts w:ascii="Consolas" w:hAnsi="Consolas"/>
+          <w:color w:val="FF0000"/>
+          <w:sz w:val="23"/>
+          <w:szCs w:val="23"/>
+          <w:shd w:val="clear" w:color="auto" w:fill="FFFFFF"/>
+        </w:rPr>
+        <w:t>  text-align</w:t>
+      </w:r>
+      <w:r>
+        <w:rPr>
+          <w:rStyle w:val="cssdelimitercolor"/>
+          <w:rFonts w:ascii="Consolas" w:hAnsi="Consolas"/>
+          <w:color w:val="000000"/>
+          <w:sz w:val="23"/>
+          <w:szCs w:val="23"/>
+          <w:shd w:val="clear" w:color="auto" w:fill="FFFFFF"/>
+        </w:rPr>
+        <w:t>:</w:t>
+      </w:r>
+      <w:r>
+        <w:rPr>
+          <w:rStyle w:val="csspropertyvaluecolor"/>
+          <w:rFonts w:ascii="Consolas" w:hAnsi="Consolas"/>
+          <w:color w:val="0000CD"/>
+          <w:sz w:val="23"/>
+          <w:szCs w:val="23"/>
+          <w:shd w:val="clear" w:color="auto" w:fill="FFFFFF"/>
+        </w:rPr>
+        <w:t> </w:t>
+      </w:r>
+      <w:proofErr w:type="spellStart"/>
+      <w:r>
+        <w:rPr>
+          <w:rStyle w:val="csspropertyvaluecolor"/>
+          <w:rFonts w:ascii="Consolas" w:hAnsi="Consolas"/>
+          <w:color w:val="0000CD"/>
+          <w:sz w:val="23"/>
+          <w:szCs w:val="23"/>
+          <w:shd w:val="clear" w:color="auto" w:fill="FFFFFF"/>
+        </w:rPr>
+        <w:t>center</w:t>
+      </w:r>
+      <w:proofErr w:type="spellEnd"/>
+      <w:r>
+        <w:rPr>
+          <w:rStyle w:val="cssdelimitercolor"/>
+          <w:rFonts w:ascii="Consolas" w:hAnsi="Consolas"/>
+          <w:color w:val="000000"/>
+          <w:sz w:val="23"/>
+          <w:szCs w:val="23"/>
+          <w:shd w:val="clear" w:color="auto" w:fill="FFFFFF"/>
+        </w:rPr>
+        <w:t>;</w:t>
+      </w:r>
+      <w:r>
+        <w:rPr>
+          <w:rFonts w:ascii="Consolas" w:hAnsi="Consolas"/>
+          <w:color w:val="FF0000"/>
+          <w:sz w:val="23"/>
+          <w:szCs w:val="23"/>
+          <w:shd w:val="clear" w:color="auto" w:fill="FFFFFF"/>
+        </w:rPr>
+        <w:br/>
+      </w:r>
+      <w:r>
+        <w:rPr>
+          <w:rStyle w:val="csspropertycolor"/>
+          <w:rFonts w:ascii="Consolas" w:hAnsi="Consolas"/>
+          <w:color w:val="FF0000"/>
+          <w:sz w:val="23"/>
+          <w:szCs w:val="23"/>
+          <w:shd w:val="clear" w:color="auto" w:fill="FFFFFF"/>
+        </w:rPr>
+        <w:t>  </w:t>
+      </w:r>
+      <w:proofErr w:type="spellStart"/>
+      <w:r>
+        <w:rPr>
+          <w:rStyle w:val="csspropertycolor"/>
+          <w:rFonts w:ascii="Consolas" w:hAnsi="Consolas"/>
+          <w:color w:val="FF0000"/>
+          <w:sz w:val="23"/>
+          <w:szCs w:val="23"/>
+          <w:shd w:val="clear" w:color="auto" w:fill="FFFFFF"/>
+        </w:rPr>
+        <w:t>color</w:t>
+      </w:r>
+      <w:proofErr w:type="spellEnd"/>
+      <w:r>
+        <w:rPr>
+          <w:rStyle w:val="cssdelimitercolor"/>
+          <w:rFonts w:ascii="Consolas" w:hAnsi="Consolas"/>
+          <w:color w:val="000000"/>
+          <w:sz w:val="23"/>
+          <w:szCs w:val="23"/>
+          <w:shd w:val="clear" w:color="auto" w:fill="FFFFFF"/>
+        </w:rPr>
+        <w:t>:</w:t>
+      </w:r>
+      <w:r>
+        <w:rPr>
+          <w:rStyle w:val="csspropertyvaluecolor"/>
+          <w:rFonts w:ascii="Consolas" w:hAnsi="Consolas"/>
+          <w:color w:val="0000CD"/>
+          <w:sz w:val="23"/>
+          <w:szCs w:val="23"/>
+          <w:shd w:val="clear" w:color="auto" w:fill="FFFFFF"/>
+        </w:rPr>
+        <w:t> red</w:t>
+      </w:r>
+      <w:r>
+        <w:rPr>
+          <w:rStyle w:val="cssdelimitercolor"/>
+          <w:rFonts w:ascii="Consolas" w:hAnsi="Consolas"/>
+          <w:color w:val="000000"/>
+          <w:sz w:val="23"/>
+          <w:szCs w:val="23"/>
+          <w:shd w:val="clear" w:color="auto" w:fill="FFFFFF"/>
+        </w:rPr>
+        <w:t>;</w:t>
+      </w:r>
+      <w:r>
+        <w:rPr>
+          <w:rFonts w:ascii="Consolas" w:hAnsi="Consolas"/>
+          <w:color w:val="FF0000"/>
+          <w:sz w:val="23"/>
+          <w:szCs w:val="23"/>
+          <w:shd w:val="clear" w:color="auto" w:fill="FFFFFF"/>
+        </w:rPr>
+        <w:br/>
+      </w:r>
+      <w:r>
+        <w:rPr>
+          <w:rStyle w:val="cssdelimitercolor"/>
+          <w:rFonts w:ascii="Consolas" w:hAnsi="Consolas"/>
+          <w:color w:val="000000"/>
+          <w:sz w:val="23"/>
+          <w:szCs w:val="23"/>
+          <w:shd w:val="clear" w:color="auto" w:fill="FFFFFF"/>
+        </w:rPr>
+        <w:t>}</w:t>
+      </w:r>
+      <w:r>
+        <w:rPr>
+          <w:rFonts w:ascii="Consolas" w:hAnsi="Consolas"/>
+          <w:color w:val="A52A2A"/>
+          <w:sz w:val="23"/>
+          <w:szCs w:val="23"/>
+        </w:rPr>
+        <w:br/>
+      </w:r>
+      <w:r>
+        <w:rPr>
+          <w:rFonts w:ascii="Consolas" w:hAnsi="Consolas"/>
+          <w:color w:val="A52A2A"/>
+          <w:sz w:val="23"/>
+          <w:szCs w:val="23"/>
+        </w:rPr>
+        <w:br/>
+      </w:r>
+      <w:r>
+        <w:rPr>
+          <w:rFonts w:ascii="Consolas" w:hAnsi="Consolas"/>
+          <w:color w:val="A52A2A"/>
+          <w:sz w:val="23"/>
+          <w:szCs w:val="23"/>
+          <w:shd w:val="clear" w:color="auto" w:fill="FFFFFF"/>
+        </w:rPr>
+        <w:t>h2 </w:t>
+      </w:r>
+      <w:r>
+        <w:rPr>
+          <w:rStyle w:val="cssdelimitercolor"/>
+          <w:rFonts w:ascii="Consolas" w:hAnsi="Consolas"/>
+          <w:color w:val="000000"/>
+          <w:sz w:val="23"/>
+          <w:szCs w:val="23"/>
+          <w:shd w:val="clear" w:color="auto" w:fill="FFFFFF"/>
+        </w:rPr>
+        <w:t>{</w:t>
+      </w:r>
+      <w:r>
+        <w:rPr>
+          <w:rFonts w:ascii="Consolas" w:hAnsi="Consolas"/>
+          <w:color w:val="FF0000"/>
+          <w:sz w:val="23"/>
+          <w:szCs w:val="23"/>
+          <w:shd w:val="clear" w:color="auto" w:fill="FFFFFF"/>
+        </w:rPr>
+        <w:br/>
+      </w:r>
+      <w:r>
+        <w:rPr>
+          <w:rStyle w:val="csspropertycolor"/>
+          <w:rFonts w:ascii="Consolas" w:hAnsi="Consolas"/>
+          <w:color w:val="FF0000"/>
+          <w:sz w:val="23"/>
+          <w:szCs w:val="23"/>
+          <w:shd w:val="clear" w:color="auto" w:fill="FFFFFF"/>
+        </w:rPr>
+        <w:t>  text-align</w:t>
+      </w:r>
+      <w:r>
+        <w:rPr>
+          <w:rStyle w:val="cssdelimitercolor"/>
+          <w:rFonts w:ascii="Consolas" w:hAnsi="Consolas"/>
+          <w:color w:val="000000"/>
+          <w:sz w:val="23"/>
+          <w:szCs w:val="23"/>
+          <w:shd w:val="clear" w:color="auto" w:fill="FFFFFF"/>
+        </w:rPr>
+        <w:t>:</w:t>
+      </w:r>
+      <w:r>
+        <w:rPr>
+          <w:rStyle w:val="csspropertyvaluecolor"/>
+          <w:rFonts w:ascii="Consolas" w:hAnsi="Consolas"/>
+          <w:color w:val="0000CD"/>
+          <w:sz w:val="23"/>
+          <w:szCs w:val="23"/>
+          <w:shd w:val="clear" w:color="auto" w:fill="FFFFFF"/>
+        </w:rPr>
+        <w:t> </w:t>
+      </w:r>
+      <w:proofErr w:type="spellStart"/>
+      <w:r>
+        <w:rPr>
+          <w:rStyle w:val="csspropertyvaluecolor"/>
+          <w:rFonts w:ascii="Consolas" w:hAnsi="Consolas"/>
+          <w:color w:val="0000CD"/>
+          <w:sz w:val="23"/>
+          <w:szCs w:val="23"/>
+          <w:shd w:val="clear" w:color="auto" w:fill="FFFFFF"/>
+        </w:rPr>
+        <w:t>center</w:t>
+      </w:r>
+      <w:proofErr w:type="spellEnd"/>
+      <w:r>
+        <w:rPr>
+          <w:rStyle w:val="cssdelimitercolor"/>
+          <w:rFonts w:ascii="Consolas" w:hAnsi="Consolas"/>
+          <w:color w:val="000000"/>
+          <w:sz w:val="23"/>
+          <w:szCs w:val="23"/>
+          <w:shd w:val="clear" w:color="auto" w:fill="FFFFFF"/>
+        </w:rPr>
+        <w:t>;</w:t>
+      </w:r>
+      <w:r>
+        <w:rPr>
+          <w:rFonts w:ascii="Consolas" w:hAnsi="Consolas"/>
+          <w:color w:val="FF0000"/>
+          <w:sz w:val="23"/>
+          <w:szCs w:val="23"/>
+          <w:shd w:val="clear" w:color="auto" w:fill="FFFFFF"/>
+        </w:rPr>
+        <w:br/>
+      </w:r>
+      <w:r>
+        <w:rPr>
+          <w:rStyle w:val="csspropertycolor"/>
+          <w:rFonts w:ascii="Consolas" w:hAnsi="Consolas"/>
+          <w:color w:val="FF0000"/>
+          <w:sz w:val="23"/>
+          <w:szCs w:val="23"/>
+          <w:shd w:val="clear" w:color="auto" w:fill="FFFFFF"/>
+        </w:rPr>
+        <w:t xml:space="preserve">  </w:t>
+      </w:r>
+      <w:proofErr w:type="spellStart"/>
+      <w:r>
+        <w:rPr>
+          <w:rStyle w:val="csspropertycolor"/>
+          <w:rFonts w:ascii="Consolas" w:hAnsi="Consolas"/>
+          <w:color w:val="FF0000"/>
+          <w:sz w:val="23"/>
+          <w:szCs w:val="23"/>
+          <w:shd w:val="clear" w:color="auto" w:fill="FFFFFF"/>
+        </w:rPr>
+        <w:t>color</w:t>
+      </w:r>
+      <w:proofErr w:type="spellEnd"/>
+      <w:r>
+        <w:rPr>
+          <w:rStyle w:val="cssdelimitercolor"/>
+          <w:rFonts w:ascii="Consolas" w:hAnsi="Consolas"/>
+          <w:color w:val="000000"/>
+          <w:sz w:val="23"/>
+          <w:szCs w:val="23"/>
+          <w:shd w:val="clear" w:color="auto" w:fill="FFFFFF"/>
+        </w:rPr>
+        <w:t>:</w:t>
+      </w:r>
+      <w:r>
+        <w:rPr>
+          <w:rStyle w:val="csspropertyvaluecolor"/>
+          <w:rFonts w:ascii="Consolas" w:hAnsi="Consolas"/>
+          <w:color w:val="0000CD"/>
+          <w:sz w:val="23"/>
+          <w:szCs w:val="23"/>
+          <w:shd w:val="clear" w:color="auto" w:fill="FFFFFF"/>
+        </w:rPr>
+        <w:t> red</w:t>
+      </w:r>
+      <w:r>
+        <w:rPr>
+          <w:rStyle w:val="cssdelimitercolor"/>
+          <w:rFonts w:ascii="Consolas" w:hAnsi="Consolas"/>
+          <w:color w:val="000000"/>
+          <w:sz w:val="23"/>
+          <w:szCs w:val="23"/>
+          <w:shd w:val="clear" w:color="auto" w:fill="FFFFFF"/>
+        </w:rPr>
+        <w:t>;</w:t>
+      </w:r>
+      <w:r>
+        <w:rPr>
+          <w:rFonts w:ascii="Consolas" w:hAnsi="Consolas"/>
+          <w:color w:val="FF0000"/>
+          <w:sz w:val="23"/>
+          <w:szCs w:val="23"/>
+          <w:shd w:val="clear" w:color="auto" w:fill="FFFFFF"/>
+        </w:rPr>
+        <w:br/>
+      </w:r>
+      <w:r>
+        <w:rPr>
+          <w:rStyle w:val="cssdelimitercolor"/>
+          <w:rFonts w:ascii="Consolas" w:hAnsi="Consolas"/>
+          <w:color w:val="000000"/>
+          <w:sz w:val="23"/>
+          <w:szCs w:val="23"/>
+          <w:shd w:val="clear" w:color="auto" w:fill="FFFFFF"/>
+        </w:rPr>
+        <w:t>}</w:t>
+      </w:r>
+      <w:r>
+        <w:rPr>
+          <w:rFonts w:ascii="Consolas" w:hAnsi="Consolas"/>
+          <w:color w:val="A52A2A"/>
+          <w:sz w:val="23"/>
+          <w:szCs w:val="23"/>
+        </w:rPr>
+        <w:br/>
+      </w:r>
+      <w:r>
+        <w:rPr>
+          <w:rFonts w:ascii="Consolas" w:hAnsi="Consolas"/>
+          <w:color w:val="A52A2A"/>
+          <w:sz w:val="23"/>
+          <w:szCs w:val="23"/>
+        </w:rPr>
+        <w:br/>
+      </w:r>
+      <w:r>
+        <w:rPr>
+          <w:rFonts w:ascii="Consolas" w:hAnsi="Consolas"/>
+          <w:color w:val="A52A2A"/>
+          <w:sz w:val="23"/>
+          <w:szCs w:val="23"/>
+          <w:shd w:val="clear" w:color="auto" w:fill="FFFFFF"/>
+        </w:rPr>
+        <w:t>p </w:t>
+      </w:r>
+      <w:r>
+        <w:rPr>
+          <w:rStyle w:val="cssdelimitercolor"/>
+          <w:rFonts w:ascii="Consolas" w:hAnsi="Consolas"/>
+          <w:color w:val="000000"/>
+          <w:sz w:val="23"/>
+          <w:szCs w:val="23"/>
+          <w:shd w:val="clear" w:color="auto" w:fill="FFFFFF"/>
+        </w:rPr>
+        <w:t>{</w:t>
+      </w:r>
+      <w:r>
+        <w:rPr>
+          <w:rFonts w:ascii="Consolas" w:hAnsi="Consolas"/>
+          <w:color w:val="FF0000"/>
+          <w:sz w:val="23"/>
+          <w:szCs w:val="23"/>
+          <w:shd w:val="clear" w:color="auto" w:fill="FFFFFF"/>
+        </w:rPr>
+        <w:br/>
+      </w:r>
+      <w:r>
+        <w:rPr>
+          <w:rStyle w:val="csspropertycolor"/>
+          <w:rFonts w:ascii="Consolas" w:hAnsi="Consolas"/>
+          <w:color w:val="FF0000"/>
+          <w:sz w:val="23"/>
+          <w:szCs w:val="23"/>
+          <w:shd w:val="clear" w:color="auto" w:fill="FFFFFF"/>
+        </w:rPr>
+        <w:t>  text-align</w:t>
+      </w:r>
+      <w:r>
+        <w:rPr>
+          <w:rStyle w:val="cssdelimitercolor"/>
+          <w:rFonts w:ascii="Consolas" w:hAnsi="Consolas"/>
+          <w:color w:val="000000"/>
+          <w:sz w:val="23"/>
+          <w:szCs w:val="23"/>
+          <w:shd w:val="clear" w:color="auto" w:fill="FFFFFF"/>
+        </w:rPr>
+        <w:t>:</w:t>
+      </w:r>
+      <w:r>
+        <w:rPr>
+          <w:rStyle w:val="csspropertyvaluecolor"/>
+          <w:rFonts w:ascii="Consolas" w:hAnsi="Consolas"/>
+          <w:color w:val="0000CD"/>
+          <w:sz w:val="23"/>
+          <w:szCs w:val="23"/>
+          <w:shd w:val="clear" w:color="auto" w:fill="FFFFFF"/>
+        </w:rPr>
+        <w:t> </w:t>
+      </w:r>
+      <w:proofErr w:type="spellStart"/>
+      <w:r>
+        <w:rPr>
+          <w:rStyle w:val="csspropertyvaluecolor"/>
+          <w:rFonts w:ascii="Consolas" w:hAnsi="Consolas"/>
+          <w:color w:val="0000CD"/>
+          <w:sz w:val="23"/>
+          <w:szCs w:val="23"/>
+          <w:shd w:val="clear" w:color="auto" w:fill="FFFFFF"/>
+        </w:rPr>
+        <w:t>center</w:t>
+      </w:r>
+      <w:proofErr w:type="spellEnd"/>
+      <w:r>
+        <w:rPr>
+          <w:rStyle w:val="cssdelimitercolor"/>
+          <w:rFonts w:ascii="Consolas" w:hAnsi="Consolas"/>
+          <w:color w:val="000000"/>
+          <w:sz w:val="23"/>
+          <w:szCs w:val="23"/>
+          <w:shd w:val="clear" w:color="auto" w:fill="FFFFFF"/>
+        </w:rPr>
+        <w:t>;</w:t>
+      </w:r>
+      <w:r>
+        <w:rPr>
+          <w:rFonts w:ascii="Consolas" w:hAnsi="Consolas"/>
+          <w:color w:val="FF0000"/>
+          <w:sz w:val="23"/>
+          <w:szCs w:val="23"/>
+          <w:shd w:val="clear" w:color="auto" w:fill="FFFFFF"/>
+        </w:rPr>
+        <w:br/>
+      </w:r>
+      <w:r>
+        <w:rPr>
+          <w:rStyle w:val="csspropertycolor"/>
+          <w:rFonts w:ascii="Consolas" w:hAnsi="Consolas"/>
+          <w:color w:val="FF0000"/>
+          <w:sz w:val="23"/>
+          <w:szCs w:val="23"/>
+          <w:shd w:val="clear" w:color="auto" w:fill="FFFFFF"/>
+        </w:rPr>
+        <w:t>  </w:t>
+      </w:r>
+      <w:proofErr w:type="spellStart"/>
+      <w:r>
+        <w:rPr>
+          <w:rStyle w:val="csspropertycolor"/>
+          <w:rFonts w:ascii="Consolas" w:hAnsi="Consolas"/>
+          <w:color w:val="FF0000"/>
+          <w:sz w:val="23"/>
+          <w:szCs w:val="23"/>
+          <w:shd w:val="clear" w:color="auto" w:fill="FFFFFF"/>
+        </w:rPr>
+        <w:t>color</w:t>
+      </w:r>
+      <w:proofErr w:type="spellEnd"/>
+      <w:r>
+        <w:rPr>
+          <w:rStyle w:val="cssdelimitercolor"/>
+          <w:rFonts w:ascii="Consolas" w:hAnsi="Consolas"/>
+          <w:color w:val="000000"/>
+          <w:sz w:val="23"/>
+          <w:szCs w:val="23"/>
+          <w:shd w:val="clear" w:color="auto" w:fill="FFFFFF"/>
+        </w:rPr>
+        <w:t>:</w:t>
+      </w:r>
+      <w:r>
+        <w:rPr>
+          <w:rStyle w:val="csspropertyvaluecolor"/>
+          <w:rFonts w:ascii="Consolas" w:hAnsi="Consolas"/>
+          <w:color w:val="0000CD"/>
+          <w:sz w:val="23"/>
+          <w:szCs w:val="23"/>
+          <w:shd w:val="clear" w:color="auto" w:fill="FFFFFF"/>
+        </w:rPr>
+        <w:t> red</w:t>
+      </w:r>
+      <w:r>
+        <w:rPr>
+          <w:rStyle w:val="cssdelimitercolor"/>
+          <w:rFonts w:ascii="Consolas" w:hAnsi="Consolas"/>
+          <w:color w:val="000000"/>
+          <w:sz w:val="23"/>
+          <w:szCs w:val="23"/>
+          <w:shd w:val="clear" w:color="auto" w:fill="FFFFFF"/>
+        </w:rPr>
+        <w:t>;</w:t>
+      </w:r>
+      <w:r>
+        <w:rPr>
+          <w:rFonts w:ascii="Consolas" w:hAnsi="Consolas"/>
+          <w:color w:val="FF0000"/>
+          <w:sz w:val="23"/>
+          <w:szCs w:val="23"/>
+          <w:shd w:val="clear" w:color="auto" w:fill="FFFFFF"/>
+        </w:rPr>
+        <w:br/>
+      </w:r>
+      <w:r>
+        <w:rPr>
+          <w:rStyle w:val="cssdelimitercolor"/>
+          <w:rFonts w:ascii="Consolas" w:hAnsi="Consolas"/>
+          <w:color w:val="000000"/>
+          <w:sz w:val="23"/>
+          <w:szCs w:val="23"/>
+          <w:shd w:val="clear" w:color="auto" w:fill="FFFFFF"/>
+        </w:rPr>
+        <w:t>}</w:t>
+      </w:r>
+    </w:p>
+    <w:p>
+      <w:pPr>
+        <w:rPr>
+          <w:rStyle w:val="cssdelimitercolor"/>
+          <w:rFonts w:ascii="Consolas" w:hAnsi="Consolas"/>
+          <w:color w:val="000000"/>
+          <w:sz w:val="23"/>
+          <w:szCs w:val="23"/>
+          <w:shd w:val="clear" w:color="auto" w:fill="FFFFFF"/>
+        </w:rPr>
+      </w:pPr>
+    </w:p>
+    <w:p>
+      <w:pPr>
+        <w:rPr>
+          <w:rStyle w:val="cssdelimitercolor"/>
+          <w:rFonts w:ascii="Consolas" w:hAnsi="Consolas"/>
+          <w:color w:val="000000"/>
+          <w:sz w:val="23"/>
+          <w:szCs w:val="23"/>
+          <w:shd w:val="clear" w:color="auto" w:fill="FFFFFF"/>
+        </w:rPr>
+      </w:pPr>
+      <w:r>
+        <w:rPr>
+          <w:rStyle w:val="cssdelimitercolor"/>
+          <w:rFonts w:ascii="Consolas" w:hAnsi="Consolas"/>
+          <w:color w:val="000000"/>
+          <w:sz w:val="23"/>
+          <w:szCs w:val="23"/>
+          <w:shd w:val="clear" w:color="auto" w:fill="FFFFFF"/>
+        </w:rPr>
+        <w:t>After grouping:</w:t>
+      </w:r>
+    </w:p>
+    <w:p>
+      <w:pPr>
+        <w:rPr>
+          <w:rStyle w:val="cssdelimitercolor"/>
+          <w:rFonts w:ascii="Consolas" w:hAnsi="Consolas"/>
+          <w:color w:val="000000"/>
+          <w:sz w:val="23"/>
+          <w:szCs w:val="23"/>
+          <w:shd w:val="clear" w:color="auto" w:fill="FFFFFF"/>
+        </w:rPr>
+      </w:pPr>
+      <w:r>
+        <w:rPr>
+          <w:rFonts w:ascii="Consolas" w:hAnsi="Consolas"/>
+          <w:color w:val="A52A2A"/>
+          <w:sz w:val="23"/>
+          <w:szCs w:val="23"/>
+          <w:shd w:val="clear" w:color="auto" w:fill="FFFFFF"/>
+        </w:rPr>
+        <w:t>h1, h2, p </w:t>
+      </w:r>
+      <w:r>
+        <w:rPr>
+          <w:rStyle w:val="cssdelimitercolor"/>
+          <w:rFonts w:ascii="Consolas" w:hAnsi="Consolas"/>
+          <w:color w:val="000000"/>
+          <w:sz w:val="23"/>
+          <w:szCs w:val="23"/>
+          <w:shd w:val="clear" w:color="auto" w:fill="FFFFFF"/>
+        </w:rPr>
+        <w:t>{</w:t>
+      </w:r>
+      <w:r>
+        <w:rPr>
+          <w:rFonts w:ascii="Consolas" w:hAnsi="Consolas"/>
+          <w:color w:val="FF0000"/>
+          <w:sz w:val="23"/>
+          <w:szCs w:val="23"/>
+          <w:shd w:val="clear" w:color="auto" w:fill="FFFFFF"/>
+        </w:rPr>
+        <w:br/>
+      </w:r>
+      <w:r>
+        <w:rPr>
+          <w:rStyle w:val="csspropertycolor"/>
+          <w:rFonts w:ascii="Consolas" w:hAnsi="Consolas"/>
+          <w:color w:val="FF0000"/>
+          <w:sz w:val="23"/>
+          <w:szCs w:val="23"/>
+          <w:shd w:val="clear" w:color="auto" w:fill="FFFFFF"/>
+        </w:rPr>
+        <w:t>  text-align</w:t>
+      </w:r>
+      <w:r>
+        <w:rPr>
+          <w:rStyle w:val="cssdelimitercolor"/>
+          <w:rFonts w:ascii="Consolas" w:hAnsi="Consolas"/>
+          <w:color w:val="000000"/>
+          <w:sz w:val="23"/>
+          <w:szCs w:val="23"/>
+          <w:shd w:val="clear" w:color="auto" w:fill="FFFFFF"/>
+        </w:rPr>
+        <w:t>:</w:t>
+      </w:r>
+      <w:r>
+        <w:rPr>
+          <w:rStyle w:val="csspropertyvaluecolor"/>
+          <w:rFonts w:ascii="Consolas" w:hAnsi="Consolas"/>
+          <w:color w:val="0000CD"/>
+          <w:sz w:val="23"/>
+          <w:szCs w:val="23"/>
+          <w:shd w:val="clear" w:color="auto" w:fill="FFFFFF"/>
+        </w:rPr>
+        <w:t> </w:t>
+      </w:r>
+      <w:proofErr w:type="spellStart"/>
+      <w:r>
+        <w:rPr>
+          <w:rStyle w:val="csspropertyvaluecolor"/>
+          <w:rFonts w:ascii="Consolas" w:hAnsi="Consolas"/>
+          <w:color w:val="0000CD"/>
+          <w:sz w:val="23"/>
+          <w:szCs w:val="23"/>
+          <w:shd w:val="clear" w:color="auto" w:fill="FFFFFF"/>
+        </w:rPr>
+        <w:t>center</w:t>
+      </w:r>
+      <w:proofErr w:type="spellEnd"/>
+      <w:r>
+        <w:rPr>
+          <w:rStyle w:val="cssdelimitercolor"/>
+          <w:rFonts w:ascii="Consolas" w:hAnsi="Consolas"/>
+          <w:color w:val="000000"/>
+          <w:sz w:val="23"/>
+          <w:szCs w:val="23"/>
+          <w:shd w:val="clear" w:color="auto" w:fill="FFFFFF"/>
+        </w:rPr>
+        <w:t>;</w:t>
+      </w:r>
+      <w:r>
+        <w:rPr>
+          <w:rFonts w:ascii="Consolas" w:hAnsi="Consolas"/>
+          <w:color w:val="FF0000"/>
+          <w:sz w:val="23"/>
+          <w:szCs w:val="23"/>
+          <w:shd w:val="clear" w:color="auto" w:fill="FFFFFF"/>
+        </w:rPr>
+        <w:br/>
+      </w:r>
+      <w:r>
+        <w:rPr>
+          <w:rStyle w:val="csspropertycolor"/>
+          <w:rFonts w:ascii="Consolas" w:hAnsi="Consolas"/>
+          <w:color w:val="FF0000"/>
+          <w:sz w:val="23"/>
+          <w:szCs w:val="23"/>
+          <w:shd w:val="clear" w:color="auto" w:fill="FFFFFF"/>
+        </w:rPr>
+        <w:t>  </w:t>
+      </w:r>
+      <w:proofErr w:type="spellStart"/>
+      <w:r>
+        <w:rPr>
+          <w:rStyle w:val="csspropertycolor"/>
+          <w:rFonts w:ascii="Consolas" w:hAnsi="Consolas"/>
+          <w:color w:val="FF0000"/>
+          <w:sz w:val="23"/>
+          <w:szCs w:val="23"/>
+          <w:shd w:val="clear" w:color="auto" w:fill="FFFFFF"/>
+        </w:rPr>
+        <w:t>color</w:t>
+      </w:r>
+      <w:proofErr w:type="spellEnd"/>
+      <w:r>
+        <w:rPr>
+          <w:rStyle w:val="cssdelimitercolor"/>
+          <w:rFonts w:ascii="Consolas" w:hAnsi="Consolas"/>
+          <w:color w:val="000000"/>
+          <w:sz w:val="23"/>
+          <w:szCs w:val="23"/>
+          <w:shd w:val="clear" w:color="auto" w:fill="FFFFFF"/>
+        </w:rPr>
+        <w:t>:</w:t>
+      </w:r>
+      <w:r>
+        <w:rPr>
+          <w:rStyle w:val="csspropertyvaluecolor"/>
+          <w:rFonts w:ascii="Consolas" w:hAnsi="Consolas"/>
+          <w:color w:val="0000CD"/>
+          <w:sz w:val="23"/>
+          <w:szCs w:val="23"/>
+          <w:shd w:val="clear" w:color="auto" w:fill="FFFFFF"/>
+        </w:rPr>
+        <w:t> red</w:t>
+      </w:r>
+      <w:r>
+        <w:rPr>
+          <w:rStyle w:val="cssdelimitercolor"/>
+          <w:rFonts w:ascii="Consolas" w:hAnsi="Consolas"/>
+          <w:color w:val="000000"/>
+          <w:sz w:val="23"/>
+          <w:szCs w:val="23"/>
+          <w:shd w:val="clear" w:color="auto" w:fill="FFFFFF"/>
+        </w:rPr>
+        <w:t>;</w:t>
+      </w:r>
+      <w:r>
+        <w:rPr>
+          <w:rFonts w:ascii="Consolas" w:hAnsi="Consolas"/>
+          <w:color w:val="FF0000"/>
+          <w:sz w:val="23"/>
+          <w:szCs w:val="23"/>
+          <w:shd w:val="clear" w:color="auto" w:fill="FFFFFF"/>
+        </w:rPr>
+        <w:br/>
+      </w:r>
+      <w:r>
+        <w:rPr>
+          <w:rStyle w:val="cssdelimitercolor"/>
+          <w:rFonts w:ascii="Consolas" w:hAnsi="Consolas"/>
+          <w:color w:val="000000"/>
+          <w:sz w:val="23"/>
+          <w:szCs w:val="23"/>
+          <w:shd w:val="clear" w:color="auto" w:fill="FFFFFF"/>
+        </w:rPr>
+        <w:t>}</w:t>
+      </w:r>
+    </w:p>
+    <w:p>
+      <w:pPr>
+        <w:rPr>
+          <w:rStyle w:val="cssdelimitercolor"/>
+          <w:rFonts w:ascii="Consolas" w:hAnsi="Consolas"/>
+          <w:color w:val="000000"/>
+          <w:sz w:val="23"/>
+          <w:szCs w:val="23"/>
+          <w:shd w:val="clear" w:color="auto" w:fill="FFFFFF"/>
+        </w:rPr>
+      </w:pPr>
+    </w:p>
+    <w:p>
+      <w:pPr>
+        <w:rPr>
+          <w:rStyle w:val="cssdelimitercolor"/>
+          <w:rFonts w:ascii="Consolas" w:hAnsi="Consolas"/>
+          <w:color w:val="000000"/>
+          <w:sz w:val="23"/>
+          <w:szCs w:val="23"/>
+          <w:shd w:val="clear" w:color="auto" w:fill="FFFFFF"/>
+        </w:rPr>
+      </w:pPr>
+    </w:p>
+    <w:p>
+      <w:pPr>
+        <w:rPr>
+          <w:lang w:val="en-US"/>
+        </w:rPr>
+      </w:pPr>
+      <w:r>
+        <w:rPr>
+          <w:lang w:val="en-US"/>
+        </w:rPr>
+        <w:lastRenderedPageBreak/>
+        <w:t>Challenge:</w:t>
+      </w:r>
+    </w:p>
+    <w:p>
+      <w:pPr>
+        <w:shd w:val="clear" w:color="auto" w:fill="FFFFFF"/>
+        <w:spacing w:line="240" w:lineRule="auto"/>
+        <w:rPr>
+          <w:rFonts w:ascii="Segoe UI" w:eastAsia="Times New Roman" w:hAnsi="Segoe UI" w:cs="Segoe UI"/>
+          <w:color w:val="212121"/>
+          <w:sz w:val="23"/>
+          <w:szCs w:val="23"/>
+          <w:lang w:eastAsia="en-IN"/>
+        </w:rPr>
+      </w:pPr>
+      <w:r>
+        <w:rPr>
+          <w:rFonts w:ascii="Arial" w:eastAsia="Times New Roman" w:hAnsi="Arial" w:cs="Arial"/>
+          <w:b/>
+          <w:bCs/>
+          <w:color w:val="333333"/>
+          <w:lang w:eastAsia="en-IN"/>
+        </w:rPr>
+        <w:t>Sum of Rows and Columns </w:t>
+      </w:r>
+      <w:r>
+        <w:rPr>
+          <w:rFonts w:ascii="Arial" w:eastAsia="Times New Roman" w:hAnsi="Arial" w:cs="Arial"/>
+          <w:color w:val="333333"/>
+          <w:lang w:eastAsia="en-IN"/>
+        </w:rPr>
+        <w:br/>
+      </w:r>
+      <w:r>
+        <w:rPr>
+          <w:rFonts w:ascii="Arial" w:eastAsia="Times New Roman" w:hAnsi="Arial" w:cs="Arial"/>
+          <w:color w:val="333333"/>
+          <w:lang w:eastAsia="en-IN"/>
+        </w:rPr>
+        <w:br/>
+        <w:t xml:space="preserve">As </w:t>
+      </w:r>
+      <w:proofErr w:type="spellStart"/>
+      <w:r>
+        <w:rPr>
+          <w:rFonts w:ascii="Arial" w:eastAsia="Times New Roman" w:hAnsi="Arial" w:cs="Arial"/>
+          <w:color w:val="333333"/>
+          <w:lang w:eastAsia="en-IN"/>
+        </w:rPr>
+        <w:t>Aadharsh</w:t>
+      </w:r>
+      <w:proofErr w:type="spellEnd"/>
+      <w:r>
+        <w:rPr>
+          <w:rFonts w:ascii="Arial" w:eastAsia="Times New Roman" w:hAnsi="Arial" w:cs="Arial"/>
+          <w:color w:val="333333"/>
+          <w:lang w:eastAsia="en-IN"/>
+        </w:rPr>
+        <w:t xml:space="preserve"> did not perform well in his last internal </w:t>
+      </w:r>
+      <w:proofErr w:type="spellStart"/>
+      <w:r>
+        <w:rPr>
+          <w:rFonts w:ascii="Arial" w:eastAsia="Times New Roman" w:hAnsi="Arial" w:cs="Arial"/>
+          <w:color w:val="333333"/>
+          <w:lang w:eastAsia="en-IN"/>
+        </w:rPr>
+        <w:t>test,his</w:t>
+      </w:r>
+      <w:proofErr w:type="spellEnd"/>
+      <w:r>
+        <w:rPr>
+          <w:rFonts w:ascii="Arial" w:eastAsia="Times New Roman" w:hAnsi="Arial" w:cs="Arial"/>
+          <w:color w:val="333333"/>
+          <w:lang w:eastAsia="en-IN"/>
+        </w:rPr>
+        <w:t xml:space="preserve"> teacher gave him an assignment </w:t>
+      </w:r>
+      <w:proofErr w:type="spellStart"/>
+      <w:r>
+        <w:rPr>
+          <w:rFonts w:ascii="Arial" w:eastAsia="Times New Roman" w:hAnsi="Arial" w:cs="Arial"/>
+          <w:color w:val="333333"/>
+          <w:lang w:eastAsia="en-IN"/>
+        </w:rPr>
+        <w:t>inorder</w:t>
+      </w:r>
+      <w:proofErr w:type="spellEnd"/>
+      <w:r>
+        <w:rPr>
+          <w:rFonts w:ascii="Arial" w:eastAsia="Times New Roman" w:hAnsi="Arial" w:cs="Arial"/>
+          <w:color w:val="333333"/>
+          <w:lang w:eastAsia="en-IN"/>
+        </w:rPr>
+        <w:t xml:space="preserve"> to increase his internal </w:t>
+      </w:r>
+      <w:proofErr w:type="spellStart"/>
+      <w:r>
+        <w:rPr>
+          <w:rFonts w:ascii="Arial" w:eastAsia="Times New Roman" w:hAnsi="Arial" w:cs="Arial"/>
+          <w:color w:val="333333"/>
+          <w:lang w:eastAsia="en-IN"/>
+        </w:rPr>
+        <w:t>marks.The</w:t>
+      </w:r>
+      <w:proofErr w:type="spellEnd"/>
+      <w:r>
+        <w:rPr>
+          <w:rFonts w:ascii="Arial" w:eastAsia="Times New Roman" w:hAnsi="Arial" w:cs="Arial"/>
+          <w:color w:val="333333"/>
+          <w:lang w:eastAsia="en-IN"/>
+        </w:rPr>
+        <w:t xml:space="preserve"> assignment was to print all  row wise sum and column wise sum in a </w:t>
+      </w:r>
+      <w:proofErr w:type="spellStart"/>
+      <w:r>
+        <w:rPr>
+          <w:rFonts w:ascii="Arial" w:eastAsia="Times New Roman" w:hAnsi="Arial" w:cs="Arial"/>
+          <w:color w:val="333333"/>
+          <w:lang w:eastAsia="en-IN"/>
+        </w:rPr>
+        <w:t>matrix.Given</w:t>
+      </w:r>
+      <w:proofErr w:type="spellEnd"/>
+      <w:r>
+        <w:rPr>
+          <w:rFonts w:ascii="Arial" w:eastAsia="Times New Roman" w:hAnsi="Arial" w:cs="Arial"/>
+          <w:color w:val="333333"/>
+          <w:lang w:eastAsia="en-IN"/>
+        </w:rPr>
+        <w:t xml:space="preserve"> a 2D matrix of size M x </w:t>
+      </w:r>
+      <w:proofErr w:type="spellStart"/>
+      <w:r>
+        <w:rPr>
+          <w:rFonts w:ascii="Arial" w:eastAsia="Times New Roman" w:hAnsi="Arial" w:cs="Arial"/>
+          <w:color w:val="333333"/>
+          <w:lang w:eastAsia="en-IN"/>
+        </w:rPr>
+        <w:t>N,write</w:t>
+      </w:r>
+      <w:proofErr w:type="spellEnd"/>
+      <w:r>
+        <w:rPr>
+          <w:rFonts w:ascii="Arial" w:eastAsia="Times New Roman" w:hAnsi="Arial" w:cs="Arial"/>
+          <w:color w:val="333333"/>
+          <w:lang w:eastAsia="en-IN"/>
+        </w:rPr>
+        <w:t xml:space="preserve"> a program to help </w:t>
+      </w:r>
+      <w:proofErr w:type="spellStart"/>
+      <w:r>
+        <w:rPr>
+          <w:rFonts w:ascii="Arial" w:eastAsia="Times New Roman" w:hAnsi="Arial" w:cs="Arial"/>
+          <w:color w:val="333333"/>
+          <w:lang w:eastAsia="en-IN"/>
+        </w:rPr>
+        <w:t>Aadharsh</w:t>
+      </w:r>
+      <w:proofErr w:type="spellEnd"/>
+      <w:r>
+        <w:rPr>
+          <w:rFonts w:ascii="Arial" w:eastAsia="Times New Roman" w:hAnsi="Arial" w:cs="Arial"/>
+          <w:color w:val="333333"/>
+          <w:lang w:eastAsia="en-IN"/>
+        </w:rPr>
+        <w:t xml:space="preserve"> with his assignment.</w:t>
+      </w:r>
+      <w:r>
+        <w:rPr>
+          <w:rFonts w:ascii="Arial" w:eastAsia="Times New Roman" w:hAnsi="Arial" w:cs="Arial"/>
+          <w:color w:val="333333"/>
+          <w:lang w:eastAsia="en-IN"/>
+        </w:rPr>
+        <w:br/>
+      </w:r>
+      <w:r>
+        <w:rPr>
+          <w:rFonts w:ascii="Arial" w:eastAsia="Times New Roman" w:hAnsi="Arial" w:cs="Arial"/>
+          <w:color w:val="333333"/>
+          <w:lang w:eastAsia="en-IN"/>
+        </w:rPr>
+        <w:br/>
+      </w:r>
+      <w:r>
+        <w:rPr>
+          <w:rFonts w:ascii="Arial" w:eastAsia="Times New Roman" w:hAnsi="Arial" w:cs="Arial"/>
+          <w:b/>
+          <w:bCs/>
+          <w:color w:val="333333"/>
+          <w:lang w:eastAsia="en-IN"/>
+        </w:rPr>
+        <w:t>Input Format:</w:t>
+      </w:r>
+      <w:r>
+        <w:rPr>
+          <w:rFonts w:ascii="Arial" w:eastAsia="Times New Roman" w:hAnsi="Arial" w:cs="Arial"/>
+          <w:color w:val="333333"/>
+          <w:lang w:eastAsia="en-IN"/>
+        </w:rPr>
+        <w:br/>
+        <w:t>First input is an integer that denotes the row size.</w:t>
+      </w:r>
+      <w:r>
+        <w:rPr>
+          <w:rFonts w:ascii="Arial" w:eastAsia="Times New Roman" w:hAnsi="Arial" w:cs="Arial"/>
+          <w:color w:val="333333"/>
+          <w:lang w:eastAsia="en-IN"/>
+        </w:rPr>
+        <w:br/>
+        <w:t>Second input is an integer that denotes the column size.</w:t>
+      </w:r>
+      <w:r>
+        <w:rPr>
+          <w:rFonts w:ascii="Arial" w:eastAsia="Times New Roman" w:hAnsi="Arial" w:cs="Arial"/>
+          <w:color w:val="333333"/>
+          <w:lang w:eastAsia="en-IN"/>
+        </w:rPr>
+        <w:br/>
+        <w:t>Third input consists of a series of integers separated by a space that denotes the matrix values.</w:t>
+      </w:r>
+      <w:r>
+        <w:rPr>
+          <w:rFonts w:ascii="Arial" w:eastAsia="Times New Roman" w:hAnsi="Arial" w:cs="Arial"/>
+          <w:color w:val="333333"/>
+          <w:lang w:eastAsia="en-IN"/>
+        </w:rPr>
+        <w:br/>
+      </w:r>
+      <w:r>
+        <w:rPr>
+          <w:rFonts w:ascii="Arial" w:eastAsia="Times New Roman" w:hAnsi="Arial" w:cs="Arial"/>
+          <w:color w:val="333333"/>
+          <w:lang w:eastAsia="en-IN"/>
+        </w:rPr>
+        <w:br/>
+      </w:r>
+      <w:r>
+        <w:rPr>
+          <w:rFonts w:ascii="Arial" w:eastAsia="Times New Roman" w:hAnsi="Arial" w:cs="Arial"/>
+          <w:b/>
+          <w:bCs/>
+          <w:color w:val="333333"/>
+          <w:lang w:eastAsia="en-IN"/>
+        </w:rPr>
+        <w:t>Output Format:</w:t>
+      </w:r>
+      <w:r>
+        <w:rPr>
+          <w:rFonts w:ascii="Arial" w:eastAsia="Times New Roman" w:hAnsi="Arial" w:cs="Arial"/>
+          <w:color w:val="333333"/>
+          <w:lang w:eastAsia="en-IN"/>
+        </w:rPr>
+        <w:br/>
+        <w:t>Output is of two lines</w:t>
+      </w:r>
+      <w:r>
+        <w:rPr>
+          <w:rFonts w:ascii="Arial" w:eastAsia="Times New Roman" w:hAnsi="Arial" w:cs="Arial"/>
+          <w:color w:val="333333"/>
+          <w:lang w:eastAsia="en-IN"/>
+        </w:rPr>
+        <w:br/>
+        <w:t>  1) First line consists of series of integers separated by space that denotes the sum of each rows.</w:t>
+      </w:r>
+      <w:r>
+        <w:rPr>
+          <w:rFonts w:ascii="Arial" w:eastAsia="Times New Roman" w:hAnsi="Arial" w:cs="Arial"/>
+          <w:color w:val="333333"/>
+          <w:lang w:eastAsia="en-IN"/>
+        </w:rPr>
+        <w:br/>
+        <w:t>  1) Second line consists of series of integers separated by space that denotes the sum of each columns.</w:t>
+      </w:r>
+      <w:r>
+        <w:rPr>
+          <w:rFonts w:ascii="Arial" w:eastAsia="Times New Roman" w:hAnsi="Arial" w:cs="Arial"/>
+          <w:color w:val="333333"/>
+          <w:lang w:eastAsia="en-IN"/>
+        </w:rPr>
+        <w:br/>
+      </w:r>
+      <w:r>
+        <w:rPr>
+          <w:rFonts w:ascii="Arial" w:eastAsia="Times New Roman" w:hAnsi="Arial" w:cs="Arial"/>
+          <w:color w:val="333333"/>
+          <w:lang w:eastAsia="en-IN"/>
+        </w:rPr>
+        <w:br/>
+      </w:r>
+      <w:r>
+        <w:rPr>
+          <w:rFonts w:ascii="Arial" w:eastAsia="Times New Roman" w:hAnsi="Arial" w:cs="Arial"/>
+          <w:b/>
+          <w:bCs/>
+          <w:color w:val="333333"/>
+          <w:lang w:eastAsia="en-IN"/>
+        </w:rPr>
+        <w:t>Sample Input 1:</w:t>
+      </w:r>
+      <w:r>
+        <w:rPr>
+          <w:rFonts w:ascii="Arial" w:eastAsia="Times New Roman" w:hAnsi="Arial" w:cs="Arial"/>
+          <w:color w:val="333333"/>
+          <w:lang w:eastAsia="en-IN"/>
+        </w:rPr>
+        <w:br/>
+        <w:t>3</w:t>
+      </w:r>
+      <w:r>
+        <w:rPr>
+          <w:rFonts w:ascii="Arial" w:eastAsia="Times New Roman" w:hAnsi="Arial" w:cs="Arial"/>
+          <w:color w:val="333333"/>
+          <w:lang w:eastAsia="en-IN"/>
+        </w:rPr>
+        <w:br/>
+        <w:t>3</w:t>
+      </w:r>
+      <w:r>
+        <w:rPr>
+          <w:rFonts w:ascii="Arial" w:eastAsia="Times New Roman" w:hAnsi="Arial" w:cs="Arial"/>
+          <w:color w:val="333333"/>
+          <w:lang w:eastAsia="en-IN"/>
+        </w:rPr>
+        <w:br/>
+        <w:t>1 2 3</w:t>
+      </w:r>
+      <w:r>
+        <w:rPr>
+          <w:rFonts w:ascii="Arial" w:eastAsia="Times New Roman" w:hAnsi="Arial" w:cs="Arial"/>
+          <w:color w:val="333333"/>
+          <w:lang w:eastAsia="en-IN"/>
+        </w:rPr>
+        <w:br/>
+        <w:t>4 5 6</w:t>
+      </w:r>
+      <w:r>
+        <w:rPr>
+          <w:rFonts w:ascii="Arial" w:eastAsia="Times New Roman" w:hAnsi="Arial" w:cs="Arial"/>
+          <w:color w:val="333333"/>
+          <w:lang w:eastAsia="en-IN"/>
+        </w:rPr>
+        <w:br/>
+        <w:t>7 8 9</w:t>
+      </w:r>
+      <w:r>
+        <w:rPr>
+          <w:rFonts w:ascii="Arial" w:eastAsia="Times New Roman" w:hAnsi="Arial" w:cs="Arial"/>
+          <w:color w:val="333333"/>
+          <w:lang w:eastAsia="en-IN"/>
+        </w:rPr>
+        <w:br/>
+      </w:r>
+      <w:r>
+        <w:rPr>
+          <w:rFonts w:ascii="Arial" w:eastAsia="Times New Roman" w:hAnsi="Arial" w:cs="Arial"/>
+          <w:color w:val="333333"/>
+          <w:lang w:eastAsia="en-IN"/>
+        </w:rPr>
+        <w:br/>
+      </w:r>
+      <w:r>
+        <w:rPr>
+          <w:rFonts w:ascii="Arial" w:eastAsia="Times New Roman" w:hAnsi="Arial" w:cs="Arial"/>
+          <w:b/>
+          <w:bCs/>
+          <w:color w:val="333333"/>
+          <w:lang w:eastAsia="en-IN"/>
+        </w:rPr>
+        <w:t>Sample Output 1:</w:t>
+      </w:r>
+      <w:r>
+        <w:rPr>
+          <w:rFonts w:ascii="Arial" w:eastAsia="Times New Roman" w:hAnsi="Arial" w:cs="Arial"/>
+          <w:color w:val="333333"/>
+          <w:lang w:eastAsia="en-IN"/>
+        </w:rPr>
+        <w:br/>
+        <w:t>6 15 24</w:t>
+      </w:r>
+      <w:r>
+        <w:rPr>
+          <w:rFonts w:ascii="Arial" w:eastAsia="Times New Roman" w:hAnsi="Arial" w:cs="Arial"/>
+          <w:color w:val="333333"/>
+          <w:lang w:eastAsia="en-IN"/>
+        </w:rPr>
+        <w:br/>
+        <w:t>12 15 18</w:t>
+      </w:r>
+      <w:r>
+        <w:rPr>
+          <w:rFonts w:ascii="Arial" w:eastAsia="Times New Roman" w:hAnsi="Arial" w:cs="Arial"/>
+          <w:color w:val="333333"/>
+          <w:lang w:eastAsia="en-IN"/>
+        </w:rPr>
+        <w:br/>
+      </w:r>
+      <w:r>
+        <w:rPr>
+          <w:rFonts w:ascii="Arial" w:eastAsia="Times New Roman" w:hAnsi="Arial" w:cs="Arial"/>
+          <w:color w:val="333333"/>
+          <w:lang w:eastAsia="en-IN"/>
+        </w:rPr>
+        <w:br/>
+      </w:r>
+      <w:r>
+        <w:rPr>
+          <w:rFonts w:ascii="Arial" w:eastAsia="Times New Roman" w:hAnsi="Arial" w:cs="Arial"/>
+          <w:color w:val="333333"/>
+          <w:lang w:eastAsia="en-IN"/>
+        </w:rPr>
+        <w:br/>
+      </w:r>
+      <w:r>
+        <w:rPr>
+          <w:rFonts w:ascii="Arial" w:eastAsia="Times New Roman" w:hAnsi="Arial" w:cs="Arial"/>
+          <w:b/>
+          <w:bCs/>
+          <w:color w:val="333333"/>
+          <w:lang w:eastAsia="en-IN"/>
+        </w:rPr>
+        <w:t>Sample Input 2:</w:t>
+      </w:r>
+      <w:r>
+        <w:rPr>
+          <w:rFonts w:ascii="Arial" w:eastAsia="Times New Roman" w:hAnsi="Arial" w:cs="Arial"/>
+          <w:color w:val="333333"/>
+          <w:sz w:val="21"/>
+          <w:szCs w:val="21"/>
+          <w:lang w:eastAsia="en-IN"/>
+        </w:rPr>
+        <w:t> </w:t>
+      </w:r>
+      <w:r>
+        <w:rPr>
+          <w:rFonts w:ascii="Arial" w:eastAsia="Times New Roman" w:hAnsi="Arial" w:cs="Arial"/>
+          <w:color w:val="333333"/>
+          <w:sz w:val="21"/>
+          <w:szCs w:val="21"/>
+          <w:lang w:eastAsia="en-IN"/>
+        </w:rPr>
+        <w:br/>
+      </w:r>
+      <w:r>
+        <w:rPr>
+          <w:rFonts w:ascii="Arial" w:eastAsia="Times New Roman" w:hAnsi="Arial" w:cs="Arial"/>
+          <w:color w:val="333333"/>
+          <w:lang w:eastAsia="en-IN"/>
+        </w:rPr>
+        <w:t>1</w:t>
+      </w:r>
+      <w:r>
+        <w:rPr>
+          <w:rFonts w:ascii="Arial" w:eastAsia="Times New Roman" w:hAnsi="Arial" w:cs="Arial"/>
+          <w:color w:val="333333"/>
+          <w:lang w:eastAsia="en-IN"/>
+        </w:rPr>
+        <w:br/>
+        <w:t>4</w:t>
+      </w:r>
+      <w:r>
+        <w:rPr>
+          <w:rFonts w:ascii="Arial" w:eastAsia="Times New Roman" w:hAnsi="Arial" w:cs="Arial"/>
+          <w:color w:val="333333"/>
+          <w:lang w:eastAsia="en-IN"/>
+        </w:rPr>
+        <w:br/>
+        <w:t>15 32 498 36</w:t>
+      </w:r>
+      <w:r>
+        <w:rPr>
+          <w:rFonts w:ascii="Arial" w:eastAsia="Times New Roman" w:hAnsi="Arial" w:cs="Arial"/>
+          <w:color w:val="333333"/>
+          <w:lang w:eastAsia="en-IN"/>
+        </w:rPr>
+        <w:br/>
+      </w:r>
+      <w:r>
+        <w:rPr>
+          <w:rFonts w:ascii="Arial" w:eastAsia="Times New Roman" w:hAnsi="Arial" w:cs="Arial"/>
+          <w:color w:val="333333"/>
+          <w:lang w:eastAsia="en-IN"/>
+        </w:rPr>
+        <w:br/>
+      </w:r>
+      <w:r>
+        <w:rPr>
+          <w:rFonts w:ascii="Arial" w:eastAsia="Times New Roman" w:hAnsi="Arial" w:cs="Arial"/>
+          <w:b/>
+          <w:bCs/>
+          <w:color w:val="333333"/>
+          <w:lang w:eastAsia="en-IN"/>
+        </w:rPr>
+        <w:t>Sample Output 2:</w:t>
+      </w:r>
+      <w:r>
+        <w:rPr>
+          <w:rFonts w:ascii="Arial" w:eastAsia="Times New Roman" w:hAnsi="Arial" w:cs="Arial"/>
+          <w:color w:val="333333"/>
+          <w:lang w:eastAsia="en-IN"/>
+        </w:rPr>
+        <w:br/>
+        <w:t>581 </w:t>
+      </w:r>
+      <w:r>
+        <w:rPr>
+          <w:rFonts w:ascii="Arial" w:eastAsia="Times New Roman" w:hAnsi="Arial" w:cs="Arial"/>
+          <w:color w:val="333333"/>
+          <w:lang w:eastAsia="en-IN"/>
+        </w:rPr>
+        <w:br/>
+        <w:t>15 32 498 36</w:t>
+      </w:r>
+      <w:r>
+        <w:rPr>
+          <w:rFonts w:ascii="Arial" w:eastAsia="Times New Roman" w:hAnsi="Arial" w:cs="Arial"/>
+          <w:color w:val="333333"/>
+          <w:sz w:val="21"/>
+          <w:szCs w:val="21"/>
+          <w:lang w:eastAsia="en-IN"/>
+        </w:rPr>
+        <w:t> </w:t>
       </w:r>
     </w:p>
     <w:p>
@@ -6766,6 +10992,21 @@
     <w:basedOn w:val="DefaultParagraphFont"/>
     <w:rsid w:val="009279FB"/>
   </w:style>
+  <w:style w:type="character" w:customStyle="1" w:styleId="cssdelimitercolor">
+    <w:name w:val="cssdelimitercolor"/>
+    <w:basedOn w:val="DefaultParagraphFont"/>
+    <w:rsid w:val="0015406A"/>
+  </w:style>
+  <w:style w:type="character" w:customStyle="1" w:styleId="csspropertycolor">
+    <w:name w:val="csspropertycolor"/>
+    <w:basedOn w:val="DefaultParagraphFont"/>
+    <w:rsid w:val="0015406A"/>
+  </w:style>
+  <w:style w:type="character" w:customStyle="1" w:styleId="csspropertyvaluecolor">
+    <w:name w:val="csspropertyvaluecolor"/>
+    <w:basedOn w:val="DefaultParagraphFont"/>
+    <w:rsid w:val="0015406A"/>
+  </w:style>
 </w:styles>
 </file>
 

--- a/notes_04May2023.docx
+++ b/notes_04May2023.docx
@@ -8138,6 +8138,9 @@
     </w:p>
     <w:p>
       <w:pPr>
+        <w:pBdr>
+          <w:bottom w:val="single" w:sz="6" w:space="1" w:color="auto"/>
+        </w:pBdr>
         <w:shd w:val="clear" w:color="auto" w:fill="FFFFFF"/>
         <w:spacing w:line="240" w:lineRule="auto"/>
         <w:rPr>
@@ -8663,6 +8666,2642 @@
           <w:lang w:val="en-US"/>
         </w:rPr>
       </w:pPr>
+      <w:r>
+        <w:rPr>
+          <w:lang w:val="en-US"/>
+        </w:rPr>
+        <w:t>Solution:</w:t>
+      </w:r>
+    </w:p>
+    <w:p>
+      <w:pPr>
+        <w:rPr>
+          <w:lang w:val="en-US"/>
+        </w:rPr>
+      </w:pPr>
+      <w:r>
+        <w:rPr>
+          <w:lang w:val="en-US"/>
+        </w:rPr>
+        <w:t xml:space="preserve">import </w:t>
+      </w:r>
+      <w:proofErr w:type="spellStart"/>
+      <w:proofErr w:type="gramStart"/>
+      <w:r>
+        <w:rPr>
+          <w:lang w:val="en-US"/>
+        </w:rPr>
+        <w:t>java.util</w:t>
+      </w:r>
+      <w:proofErr w:type="gramEnd"/>
+      <w:r>
+        <w:rPr>
+          <w:lang w:val="en-US"/>
+        </w:rPr>
+        <w:t>.Scanner</w:t>
+      </w:r>
+      <w:proofErr w:type="spellEnd"/>
+      <w:r>
+        <w:rPr>
+          <w:lang w:val="en-US"/>
+        </w:rPr>
+        <w:t>;</w:t>
+      </w:r>
+    </w:p>
+    <w:p>
+      <w:pPr>
+        <w:rPr>
+          <w:lang w:val="en-US"/>
+        </w:rPr>
+      </w:pPr>
+    </w:p>
+    <w:p>
+      <w:pPr>
+        <w:rPr>
+          <w:lang w:val="en-US"/>
+        </w:rPr>
+      </w:pPr>
+      <w:r>
+        <w:rPr>
+          <w:lang w:val="en-US"/>
+        </w:rPr>
+        <w:t>public class App {</w:t>
+      </w:r>
+    </w:p>
+    <w:p>
+      <w:pPr>
+        <w:rPr>
+          <w:lang w:val="en-US"/>
+        </w:rPr>
+      </w:pPr>
+    </w:p>
+    <w:p>
+      <w:pPr>
+        <w:rPr>
+          <w:lang w:val="en-US"/>
+        </w:rPr>
+      </w:pPr>
+      <w:r>
+        <w:rPr>
+          <w:lang w:val="en-US"/>
+        </w:rPr>
+        <w:tab/>
+        <w:t xml:space="preserve">public static void </w:t>
+      </w:r>
+      <w:proofErr w:type="gramStart"/>
+      <w:r>
+        <w:rPr>
+          <w:lang w:val="en-US"/>
+        </w:rPr>
+        <w:t>main(</w:t>
+      </w:r>
+      <w:proofErr w:type="gramEnd"/>
+      <w:r>
+        <w:rPr>
+          <w:lang w:val="en-US"/>
+        </w:rPr>
+        <w:t xml:space="preserve">String[] </w:t>
+      </w:r>
+      <w:proofErr w:type="spellStart"/>
+      <w:r>
+        <w:rPr>
+          <w:lang w:val="en-US"/>
+        </w:rPr>
+        <w:t>args</w:t>
+      </w:r>
+      <w:proofErr w:type="spellEnd"/>
+      <w:r>
+        <w:rPr>
+          <w:lang w:val="en-US"/>
+        </w:rPr>
+        <w:t>) {</w:t>
+      </w:r>
+    </w:p>
+    <w:p>
+      <w:pPr>
+        <w:rPr>
+          <w:lang w:val="en-US"/>
+        </w:rPr>
+      </w:pPr>
+      <w:r>
+        <w:rPr>
+          <w:lang w:val="en-US"/>
+        </w:rPr>
+        <w:tab/>
+      </w:r>
+      <w:r>
+        <w:rPr>
+          <w:lang w:val="en-US"/>
+        </w:rPr>
+        <w:tab/>
+        <w:t xml:space="preserve">Scanner </w:t>
+      </w:r>
+      <w:proofErr w:type="spellStart"/>
+      <w:r>
+        <w:rPr>
+          <w:lang w:val="en-US"/>
+        </w:rPr>
+        <w:t>sc</w:t>
+      </w:r>
+      <w:proofErr w:type="spellEnd"/>
+      <w:r>
+        <w:rPr>
+          <w:lang w:val="en-US"/>
+        </w:rPr>
+        <w:t xml:space="preserve">=new </w:t>
+      </w:r>
+      <w:proofErr w:type="gramStart"/>
+      <w:r>
+        <w:rPr>
+          <w:lang w:val="en-US"/>
+        </w:rPr>
+        <w:t>Scanner(</w:t>
+      </w:r>
+      <w:proofErr w:type="gramEnd"/>
+      <w:r>
+        <w:rPr>
+          <w:lang w:val="en-US"/>
+        </w:rPr>
+        <w:t>System.in);</w:t>
+      </w:r>
+    </w:p>
+    <w:p>
+      <w:pPr>
+        <w:rPr>
+          <w:lang w:val="en-US"/>
+        </w:rPr>
+      </w:pPr>
+      <w:r>
+        <w:rPr>
+          <w:lang w:val="en-US"/>
+        </w:rPr>
+        <w:lastRenderedPageBreak/>
+        <w:tab/>
+      </w:r>
+      <w:r>
+        <w:rPr>
+          <w:lang w:val="en-US"/>
+        </w:rPr>
+        <w:tab/>
+        <w:t>int rows=</w:t>
+      </w:r>
+      <w:proofErr w:type="spellStart"/>
+      <w:proofErr w:type="gramStart"/>
+      <w:r>
+        <w:rPr>
+          <w:lang w:val="en-US"/>
+        </w:rPr>
+        <w:t>sc.nextInt</w:t>
+      </w:r>
+      <w:proofErr w:type="spellEnd"/>
+      <w:proofErr w:type="gramEnd"/>
+      <w:r>
+        <w:rPr>
+          <w:lang w:val="en-US"/>
+        </w:rPr>
+        <w:t>();</w:t>
+      </w:r>
+    </w:p>
+    <w:p>
+      <w:pPr>
+        <w:rPr>
+          <w:lang w:val="en-US"/>
+        </w:rPr>
+      </w:pPr>
+      <w:r>
+        <w:rPr>
+          <w:lang w:val="en-US"/>
+        </w:rPr>
+        <w:tab/>
+      </w:r>
+      <w:r>
+        <w:rPr>
+          <w:lang w:val="en-US"/>
+        </w:rPr>
+        <w:tab/>
+        <w:t>int cols=</w:t>
+      </w:r>
+      <w:proofErr w:type="spellStart"/>
+      <w:proofErr w:type="gramStart"/>
+      <w:r>
+        <w:rPr>
+          <w:lang w:val="en-US"/>
+        </w:rPr>
+        <w:t>sc.nextInt</w:t>
+      </w:r>
+      <w:proofErr w:type="spellEnd"/>
+      <w:proofErr w:type="gramEnd"/>
+      <w:r>
+        <w:rPr>
+          <w:lang w:val="en-US"/>
+        </w:rPr>
+        <w:t>();</w:t>
+      </w:r>
+    </w:p>
+    <w:p>
+      <w:pPr>
+        <w:rPr>
+          <w:lang w:val="en-US"/>
+        </w:rPr>
+      </w:pPr>
+      <w:r>
+        <w:rPr>
+          <w:lang w:val="en-US"/>
+        </w:rPr>
+        <w:tab/>
+      </w:r>
+      <w:r>
+        <w:rPr>
+          <w:lang w:val="en-US"/>
+        </w:rPr>
+        <w:tab/>
+        <w:t xml:space="preserve">int </w:t>
+      </w:r>
+      <w:proofErr w:type="spellStart"/>
+      <w:proofErr w:type="gramStart"/>
+      <w:r>
+        <w:rPr>
+          <w:lang w:val="en-US"/>
+        </w:rPr>
+        <w:t>arr</w:t>
+      </w:r>
+      <w:proofErr w:type="spellEnd"/>
+      <w:r>
+        <w:rPr>
+          <w:lang w:val="en-US"/>
+        </w:rPr>
+        <w:t>[</w:t>
+      </w:r>
+      <w:proofErr w:type="gramEnd"/>
+      <w:r>
+        <w:rPr>
+          <w:lang w:val="en-US"/>
+        </w:rPr>
+        <w:t>][]=new int[rows][cols];</w:t>
+      </w:r>
+    </w:p>
+    <w:p>
+      <w:pPr>
+        <w:rPr>
+          <w:lang w:val="en-US"/>
+        </w:rPr>
+      </w:pPr>
+      <w:r>
+        <w:rPr>
+          <w:lang w:val="en-US"/>
+        </w:rPr>
+        <w:tab/>
+      </w:r>
+      <w:r>
+        <w:rPr>
+          <w:lang w:val="en-US"/>
+        </w:rPr>
+        <w:tab/>
+      </w:r>
+      <w:proofErr w:type="gramStart"/>
+      <w:r>
+        <w:rPr>
+          <w:lang w:val="en-US"/>
+        </w:rPr>
+        <w:t>for(</w:t>
+      </w:r>
+      <w:proofErr w:type="gramEnd"/>
+      <w:r>
+        <w:rPr>
+          <w:lang w:val="en-US"/>
+        </w:rPr>
+        <w:t xml:space="preserve">int </w:t>
+      </w:r>
+      <w:proofErr w:type="spellStart"/>
+      <w:r>
+        <w:rPr>
+          <w:lang w:val="en-US"/>
+        </w:rPr>
+        <w:t>i</w:t>
+      </w:r>
+      <w:proofErr w:type="spellEnd"/>
+      <w:r>
+        <w:rPr>
+          <w:lang w:val="en-US"/>
+        </w:rPr>
+        <w:t>=0;i&lt;</w:t>
+      </w:r>
+      <w:proofErr w:type="spellStart"/>
+      <w:r>
+        <w:rPr>
+          <w:lang w:val="en-US"/>
+        </w:rPr>
+        <w:t>rows;i</w:t>
+      </w:r>
+      <w:proofErr w:type="spellEnd"/>
+      <w:r>
+        <w:rPr>
+          <w:lang w:val="en-US"/>
+        </w:rPr>
+        <w:t>++)</w:t>
+      </w:r>
+    </w:p>
+    <w:p>
+      <w:pPr>
+        <w:rPr>
+          <w:lang w:val="en-US"/>
+        </w:rPr>
+      </w:pPr>
+      <w:r>
+        <w:rPr>
+          <w:lang w:val="en-US"/>
+        </w:rPr>
+        <w:tab/>
+      </w:r>
+      <w:r>
+        <w:rPr>
+          <w:lang w:val="en-US"/>
+        </w:rPr>
+        <w:tab/>
+        <w:t>{</w:t>
+      </w:r>
+    </w:p>
+    <w:p>
+      <w:pPr>
+        <w:rPr>
+          <w:lang w:val="en-US"/>
+        </w:rPr>
+      </w:pPr>
+      <w:r>
+        <w:rPr>
+          <w:lang w:val="en-US"/>
+        </w:rPr>
+        <w:tab/>
+      </w:r>
+      <w:r>
+        <w:rPr>
+          <w:lang w:val="en-US"/>
+        </w:rPr>
+        <w:tab/>
+      </w:r>
+      <w:r>
+        <w:rPr>
+          <w:lang w:val="en-US"/>
+        </w:rPr>
+        <w:tab/>
+      </w:r>
+      <w:proofErr w:type="gramStart"/>
+      <w:r>
+        <w:rPr>
+          <w:lang w:val="en-US"/>
+        </w:rPr>
+        <w:t>for(</w:t>
+      </w:r>
+      <w:proofErr w:type="gramEnd"/>
+      <w:r>
+        <w:rPr>
+          <w:lang w:val="en-US"/>
+        </w:rPr>
+        <w:t>int j=0;j&lt;</w:t>
+      </w:r>
+      <w:proofErr w:type="spellStart"/>
+      <w:r>
+        <w:rPr>
+          <w:lang w:val="en-US"/>
+        </w:rPr>
+        <w:t>cols;j</w:t>
+      </w:r>
+      <w:proofErr w:type="spellEnd"/>
+      <w:r>
+        <w:rPr>
+          <w:lang w:val="en-US"/>
+        </w:rPr>
+        <w:t>++)</w:t>
+      </w:r>
+    </w:p>
+    <w:p>
+      <w:pPr>
+        <w:rPr>
+          <w:lang w:val="en-US"/>
+        </w:rPr>
+      </w:pPr>
+      <w:r>
+        <w:rPr>
+          <w:lang w:val="en-US"/>
+        </w:rPr>
+        <w:tab/>
+      </w:r>
+      <w:r>
+        <w:rPr>
+          <w:lang w:val="en-US"/>
+        </w:rPr>
+        <w:tab/>
+      </w:r>
+      <w:r>
+        <w:rPr>
+          <w:lang w:val="en-US"/>
+        </w:rPr>
+        <w:tab/>
+        <w:t>{</w:t>
+      </w:r>
+    </w:p>
+    <w:p>
+      <w:pPr>
+        <w:rPr>
+          <w:lang w:val="en-US"/>
+        </w:rPr>
+      </w:pPr>
+      <w:r>
+        <w:rPr>
+          <w:lang w:val="en-US"/>
+        </w:rPr>
+        <w:tab/>
+      </w:r>
+      <w:r>
+        <w:rPr>
+          <w:lang w:val="en-US"/>
+        </w:rPr>
+        <w:tab/>
+      </w:r>
+      <w:r>
+        <w:rPr>
+          <w:lang w:val="en-US"/>
+        </w:rPr>
+        <w:tab/>
+      </w:r>
+      <w:r>
+        <w:rPr>
+          <w:lang w:val="en-US"/>
+        </w:rPr>
+        <w:tab/>
+      </w:r>
+      <w:proofErr w:type="spellStart"/>
+      <w:r>
+        <w:rPr>
+          <w:lang w:val="en-US"/>
+        </w:rPr>
+        <w:t>arr</w:t>
+      </w:r>
+      <w:proofErr w:type="spellEnd"/>
+      <w:r>
+        <w:rPr>
+          <w:lang w:val="en-US"/>
+        </w:rPr>
+        <w:t>[</w:t>
+      </w:r>
+      <w:proofErr w:type="spellStart"/>
+      <w:r>
+        <w:rPr>
+          <w:lang w:val="en-US"/>
+        </w:rPr>
+        <w:t>i</w:t>
+      </w:r>
+      <w:proofErr w:type="spellEnd"/>
+      <w:r>
+        <w:rPr>
+          <w:lang w:val="en-US"/>
+        </w:rPr>
+        <w:t>][</w:t>
+      </w:r>
+      <w:proofErr w:type="gramStart"/>
+      <w:r>
+        <w:rPr>
+          <w:lang w:val="en-US"/>
+        </w:rPr>
+        <w:t>j]=</w:t>
+      </w:r>
+      <w:proofErr w:type="spellStart"/>
+      <w:proofErr w:type="gramEnd"/>
+      <w:r>
+        <w:rPr>
+          <w:lang w:val="en-US"/>
+        </w:rPr>
+        <w:t>sc.nextInt</w:t>
+      </w:r>
+      <w:proofErr w:type="spellEnd"/>
+      <w:r>
+        <w:rPr>
+          <w:lang w:val="en-US"/>
+        </w:rPr>
+        <w:t>();</w:t>
+      </w:r>
+    </w:p>
+    <w:p>
+      <w:pPr>
+        <w:rPr>
+          <w:lang w:val="en-US"/>
+        </w:rPr>
+      </w:pPr>
+      <w:r>
+        <w:rPr>
+          <w:lang w:val="en-US"/>
+        </w:rPr>
+        <w:tab/>
+      </w:r>
+      <w:r>
+        <w:rPr>
+          <w:lang w:val="en-US"/>
+        </w:rPr>
+        <w:tab/>
+      </w:r>
+      <w:r>
+        <w:rPr>
+          <w:lang w:val="en-US"/>
+        </w:rPr>
+        <w:tab/>
+        <w:t>}</w:t>
+      </w:r>
+    </w:p>
+    <w:p>
+      <w:pPr>
+        <w:rPr>
+          <w:lang w:val="en-US"/>
+        </w:rPr>
+      </w:pPr>
+      <w:r>
+        <w:rPr>
+          <w:lang w:val="en-US"/>
+        </w:rPr>
+        <w:tab/>
+      </w:r>
+      <w:r>
+        <w:rPr>
+          <w:lang w:val="en-US"/>
+        </w:rPr>
+        <w:tab/>
+        <w:t>}</w:t>
+      </w:r>
+    </w:p>
+    <w:p>
+      <w:pPr>
+        <w:rPr>
+          <w:lang w:val="en-US"/>
+        </w:rPr>
+      </w:pPr>
+      <w:r>
+        <w:rPr>
+          <w:lang w:val="en-US"/>
+        </w:rPr>
+        <w:tab/>
+      </w:r>
+      <w:r>
+        <w:rPr>
+          <w:lang w:val="en-US"/>
+        </w:rPr>
+        <w:tab/>
+      </w:r>
+    </w:p>
+    <w:p>
+      <w:pPr>
+        <w:rPr>
+          <w:lang w:val="en-US"/>
+        </w:rPr>
+      </w:pPr>
+      <w:r>
+        <w:rPr>
+          <w:lang w:val="en-US"/>
+        </w:rPr>
+        <w:tab/>
+      </w:r>
+      <w:r>
+        <w:rPr>
+          <w:lang w:val="en-US"/>
+        </w:rPr>
+        <w:tab/>
+        <w:t>//row sum</w:t>
+      </w:r>
+      <w:r>
+        <w:rPr>
+          <w:lang w:val="en-US"/>
+        </w:rPr>
+        <w:tab/>
+        <w:t>0,0 + 0,1 +0,2</w:t>
+      </w:r>
+    </w:p>
+    <w:p>
+      <w:pPr>
+        <w:rPr>
+          <w:lang w:val="en-US"/>
+        </w:rPr>
+      </w:pPr>
+      <w:r>
+        <w:rPr>
+          <w:lang w:val="en-US"/>
+        </w:rPr>
+        <w:tab/>
+      </w:r>
+      <w:r>
+        <w:rPr>
+          <w:lang w:val="en-US"/>
+        </w:rPr>
+        <w:tab/>
+      </w:r>
+      <w:proofErr w:type="gramStart"/>
+      <w:r>
+        <w:rPr>
+          <w:lang w:val="en-US"/>
+        </w:rPr>
+        <w:t>for(</w:t>
+      </w:r>
+      <w:proofErr w:type="gramEnd"/>
+      <w:r>
+        <w:rPr>
+          <w:lang w:val="en-US"/>
+        </w:rPr>
+        <w:t xml:space="preserve">int </w:t>
+      </w:r>
+      <w:proofErr w:type="spellStart"/>
+      <w:r>
+        <w:rPr>
+          <w:lang w:val="en-US"/>
+        </w:rPr>
+        <w:t>i</w:t>
+      </w:r>
+      <w:proofErr w:type="spellEnd"/>
+      <w:r>
+        <w:rPr>
+          <w:lang w:val="en-US"/>
+        </w:rPr>
+        <w:t>=0;i&lt;</w:t>
+      </w:r>
+      <w:proofErr w:type="spellStart"/>
+      <w:r>
+        <w:rPr>
+          <w:lang w:val="en-US"/>
+        </w:rPr>
+        <w:t>rows;i</w:t>
+      </w:r>
+      <w:proofErr w:type="spellEnd"/>
+      <w:r>
+        <w:rPr>
+          <w:lang w:val="en-US"/>
+        </w:rPr>
+        <w:t>++)</w:t>
+      </w:r>
+    </w:p>
+    <w:p>
+      <w:pPr>
+        <w:rPr>
+          <w:lang w:val="en-US"/>
+        </w:rPr>
+      </w:pPr>
+      <w:r>
+        <w:rPr>
+          <w:lang w:val="en-US"/>
+        </w:rPr>
+        <w:tab/>
+      </w:r>
+      <w:r>
+        <w:rPr>
+          <w:lang w:val="en-US"/>
+        </w:rPr>
+        <w:tab/>
+        <w:t>{</w:t>
+      </w:r>
+    </w:p>
+    <w:p>
+      <w:pPr>
+        <w:rPr>
+          <w:lang w:val="en-US"/>
+        </w:rPr>
+      </w:pPr>
+      <w:r>
+        <w:rPr>
+          <w:lang w:val="en-US"/>
+        </w:rPr>
+        <w:tab/>
+      </w:r>
+      <w:r>
+        <w:rPr>
+          <w:lang w:val="en-US"/>
+        </w:rPr>
+        <w:tab/>
+      </w:r>
+      <w:r>
+        <w:rPr>
+          <w:lang w:val="en-US"/>
+        </w:rPr>
+        <w:tab/>
+        <w:t>int sum=0;</w:t>
+      </w:r>
+    </w:p>
+    <w:p>
+      <w:pPr>
+        <w:rPr>
+          <w:lang w:val="en-US"/>
+        </w:rPr>
+      </w:pPr>
+      <w:r>
+        <w:rPr>
+          <w:lang w:val="en-US"/>
+        </w:rPr>
+        <w:tab/>
+      </w:r>
+      <w:r>
+        <w:rPr>
+          <w:lang w:val="en-US"/>
+        </w:rPr>
+        <w:tab/>
+      </w:r>
+      <w:r>
+        <w:rPr>
+          <w:lang w:val="en-US"/>
+        </w:rPr>
+        <w:tab/>
+      </w:r>
+      <w:proofErr w:type="gramStart"/>
+      <w:r>
+        <w:rPr>
+          <w:lang w:val="en-US"/>
+        </w:rPr>
+        <w:t>for(</w:t>
+      </w:r>
+      <w:proofErr w:type="gramEnd"/>
+      <w:r>
+        <w:rPr>
+          <w:lang w:val="en-US"/>
+        </w:rPr>
+        <w:t>int j=0;j&lt;</w:t>
+      </w:r>
+      <w:proofErr w:type="spellStart"/>
+      <w:r>
+        <w:rPr>
+          <w:lang w:val="en-US"/>
+        </w:rPr>
+        <w:t>cols;j</w:t>
+      </w:r>
+      <w:proofErr w:type="spellEnd"/>
+      <w:r>
+        <w:rPr>
+          <w:lang w:val="en-US"/>
+        </w:rPr>
+        <w:t>++)</w:t>
+      </w:r>
+    </w:p>
+    <w:p>
+      <w:pPr>
+        <w:rPr>
+          <w:lang w:val="en-US"/>
+        </w:rPr>
+      </w:pPr>
+      <w:r>
+        <w:rPr>
+          <w:lang w:val="en-US"/>
+        </w:rPr>
+        <w:tab/>
+      </w:r>
+      <w:r>
+        <w:rPr>
+          <w:lang w:val="en-US"/>
+        </w:rPr>
+        <w:tab/>
+      </w:r>
+      <w:r>
+        <w:rPr>
+          <w:lang w:val="en-US"/>
+        </w:rPr>
+        <w:tab/>
+        <w:t>{</w:t>
+      </w:r>
+    </w:p>
+    <w:p>
+      <w:pPr>
+        <w:rPr>
+          <w:lang w:val="en-US"/>
+        </w:rPr>
+      </w:pPr>
+      <w:r>
+        <w:rPr>
+          <w:lang w:val="en-US"/>
+        </w:rPr>
+        <w:tab/>
+      </w:r>
+      <w:r>
+        <w:rPr>
+          <w:lang w:val="en-US"/>
+        </w:rPr>
+        <w:tab/>
+      </w:r>
+      <w:r>
+        <w:rPr>
+          <w:lang w:val="en-US"/>
+        </w:rPr>
+        <w:tab/>
+      </w:r>
+      <w:r>
+        <w:rPr>
+          <w:lang w:val="en-US"/>
+        </w:rPr>
+        <w:tab/>
+        <w:t>sum+=</w:t>
+      </w:r>
+      <w:proofErr w:type="spellStart"/>
+      <w:r>
+        <w:rPr>
+          <w:lang w:val="en-US"/>
+        </w:rPr>
+        <w:t>arr</w:t>
+      </w:r>
+      <w:proofErr w:type="spellEnd"/>
+      <w:r>
+        <w:rPr>
+          <w:lang w:val="en-US"/>
+        </w:rPr>
+        <w:t>[</w:t>
+      </w:r>
+      <w:proofErr w:type="spellStart"/>
+      <w:r>
+        <w:rPr>
+          <w:lang w:val="en-US"/>
+        </w:rPr>
+        <w:t>i</w:t>
+      </w:r>
+      <w:proofErr w:type="spellEnd"/>
+      <w:r>
+        <w:rPr>
+          <w:lang w:val="en-US"/>
+        </w:rPr>
+        <w:t>][j];</w:t>
+      </w:r>
+    </w:p>
+    <w:p>
+      <w:pPr>
+        <w:rPr>
+          <w:lang w:val="en-US"/>
+        </w:rPr>
+      </w:pPr>
+      <w:r>
+        <w:rPr>
+          <w:lang w:val="en-US"/>
+        </w:rPr>
+        <w:tab/>
+      </w:r>
+      <w:r>
+        <w:rPr>
+          <w:lang w:val="en-US"/>
+        </w:rPr>
+        <w:tab/>
+      </w:r>
+      <w:r>
+        <w:rPr>
+          <w:lang w:val="en-US"/>
+        </w:rPr>
+        <w:tab/>
+        <w:t>}</w:t>
+      </w:r>
+    </w:p>
+    <w:p>
+      <w:pPr>
+        <w:rPr>
+          <w:lang w:val="en-US"/>
+        </w:rPr>
+      </w:pPr>
+      <w:r>
+        <w:rPr>
+          <w:lang w:val="en-US"/>
+        </w:rPr>
+        <w:tab/>
+      </w:r>
+      <w:r>
+        <w:rPr>
+          <w:lang w:val="en-US"/>
+        </w:rPr>
+        <w:tab/>
+      </w:r>
+      <w:r>
+        <w:rPr>
+          <w:lang w:val="en-US"/>
+        </w:rPr>
+        <w:tab/>
+      </w:r>
+      <w:proofErr w:type="spellStart"/>
+      <w:r>
+        <w:rPr>
+          <w:lang w:val="en-US"/>
+        </w:rPr>
+        <w:t>System.out.print</w:t>
+      </w:r>
+      <w:proofErr w:type="spellEnd"/>
+      <w:r>
+        <w:rPr>
+          <w:lang w:val="en-US"/>
+        </w:rPr>
+        <w:t>(sum+"\t");</w:t>
+      </w:r>
+    </w:p>
+    <w:p>
+      <w:pPr>
+        <w:rPr>
+          <w:lang w:val="en-US"/>
+        </w:rPr>
+      </w:pPr>
+      <w:r>
+        <w:rPr>
+          <w:lang w:val="en-US"/>
+        </w:rPr>
+        <w:tab/>
+      </w:r>
+      <w:r>
+        <w:rPr>
+          <w:lang w:val="en-US"/>
+        </w:rPr>
+        <w:tab/>
+        <w:t>}</w:t>
+      </w:r>
+    </w:p>
+    <w:p>
+      <w:pPr>
+        <w:rPr>
+          <w:lang w:val="en-US"/>
+        </w:rPr>
+      </w:pPr>
+      <w:r>
+        <w:rPr>
+          <w:lang w:val="en-US"/>
+        </w:rPr>
+        <w:tab/>
+      </w:r>
+      <w:r>
+        <w:rPr>
+          <w:lang w:val="en-US"/>
+        </w:rPr>
+        <w:tab/>
+      </w:r>
+      <w:proofErr w:type="spellStart"/>
+      <w:r>
+        <w:rPr>
+          <w:lang w:val="en-US"/>
+        </w:rPr>
+        <w:t>System.out.println</w:t>
+      </w:r>
+      <w:proofErr w:type="spellEnd"/>
+      <w:r>
+        <w:rPr>
+          <w:lang w:val="en-US"/>
+        </w:rPr>
+        <w:t>();</w:t>
+      </w:r>
+    </w:p>
+    <w:p>
+      <w:pPr>
+        <w:rPr>
+          <w:lang w:val="en-US"/>
+        </w:rPr>
+      </w:pPr>
+      <w:r>
+        <w:rPr>
+          <w:lang w:val="en-US"/>
+        </w:rPr>
+        <w:tab/>
+      </w:r>
+      <w:r>
+        <w:rPr>
+          <w:lang w:val="en-US"/>
+        </w:rPr>
+        <w:tab/>
+      </w:r>
+    </w:p>
+    <w:p>
+      <w:pPr>
+        <w:rPr>
+          <w:lang w:val="en-US"/>
+        </w:rPr>
+      </w:pPr>
+      <w:r>
+        <w:rPr>
+          <w:lang w:val="en-US"/>
+        </w:rPr>
+        <w:tab/>
+      </w:r>
+      <w:r>
+        <w:rPr>
+          <w:lang w:val="en-US"/>
+        </w:rPr>
+        <w:tab/>
+        <w:t>//col sum</w:t>
+      </w:r>
+      <w:r>
+        <w:rPr>
+          <w:lang w:val="en-US"/>
+        </w:rPr>
+        <w:tab/>
+        <w:t>0,0</w:t>
+      </w:r>
+      <w:r>
+        <w:rPr>
+          <w:lang w:val="en-US"/>
+        </w:rPr>
+        <w:tab/>
+        <w:t>1,0</w:t>
+      </w:r>
+      <w:r>
+        <w:rPr>
+          <w:lang w:val="en-US"/>
+        </w:rPr>
+        <w:tab/>
+        <w:t>2,0</w:t>
+      </w:r>
+    </w:p>
+    <w:p>
+      <w:pPr>
+        <w:rPr>
+          <w:lang w:val="en-US"/>
+        </w:rPr>
+      </w:pPr>
+      <w:r>
+        <w:rPr>
+          <w:lang w:val="en-US"/>
+        </w:rPr>
+        <w:tab/>
+      </w:r>
+      <w:r>
+        <w:rPr>
+          <w:lang w:val="en-US"/>
+        </w:rPr>
+        <w:tab/>
+      </w:r>
+      <w:proofErr w:type="gramStart"/>
+      <w:r>
+        <w:rPr>
+          <w:lang w:val="en-US"/>
+        </w:rPr>
+        <w:t>for(</w:t>
+      </w:r>
+      <w:proofErr w:type="gramEnd"/>
+      <w:r>
+        <w:rPr>
+          <w:lang w:val="en-US"/>
+        </w:rPr>
+        <w:t>int j=0;j&lt;</w:t>
+      </w:r>
+      <w:proofErr w:type="spellStart"/>
+      <w:r>
+        <w:rPr>
+          <w:lang w:val="en-US"/>
+        </w:rPr>
+        <w:t>cols;j</w:t>
+      </w:r>
+      <w:proofErr w:type="spellEnd"/>
+      <w:r>
+        <w:rPr>
+          <w:lang w:val="en-US"/>
+        </w:rPr>
+        <w:t>++)</w:t>
+      </w:r>
+    </w:p>
+    <w:p>
+      <w:pPr>
+        <w:rPr>
+          <w:lang w:val="en-US"/>
+        </w:rPr>
+      </w:pPr>
+      <w:r>
+        <w:rPr>
+          <w:lang w:val="en-US"/>
+        </w:rPr>
+        <w:tab/>
+      </w:r>
+      <w:r>
+        <w:rPr>
+          <w:lang w:val="en-US"/>
+        </w:rPr>
+        <w:tab/>
+        <w:t>{</w:t>
+      </w:r>
+    </w:p>
+    <w:p>
+      <w:pPr>
+        <w:rPr>
+          <w:lang w:val="en-US"/>
+        </w:rPr>
+      </w:pPr>
+      <w:r>
+        <w:rPr>
+          <w:lang w:val="en-US"/>
+        </w:rPr>
+        <w:tab/>
+      </w:r>
+      <w:r>
+        <w:rPr>
+          <w:lang w:val="en-US"/>
+        </w:rPr>
+        <w:tab/>
+      </w:r>
+      <w:r>
+        <w:rPr>
+          <w:lang w:val="en-US"/>
+        </w:rPr>
+        <w:tab/>
+        <w:t>int sum=0;</w:t>
+      </w:r>
+    </w:p>
+    <w:p>
+      <w:pPr>
+        <w:rPr>
+          <w:lang w:val="en-US"/>
+        </w:rPr>
+      </w:pPr>
+      <w:r>
+        <w:rPr>
+          <w:lang w:val="en-US"/>
+        </w:rPr>
+        <w:tab/>
+      </w:r>
+      <w:r>
+        <w:rPr>
+          <w:lang w:val="en-US"/>
+        </w:rPr>
+        <w:tab/>
+      </w:r>
+      <w:r>
+        <w:rPr>
+          <w:lang w:val="en-US"/>
+        </w:rPr>
+        <w:tab/>
+      </w:r>
+      <w:proofErr w:type="gramStart"/>
+      <w:r>
+        <w:rPr>
+          <w:lang w:val="en-US"/>
+        </w:rPr>
+        <w:t>for(</w:t>
+      </w:r>
+      <w:proofErr w:type="gramEnd"/>
+      <w:r>
+        <w:rPr>
+          <w:lang w:val="en-US"/>
+        </w:rPr>
+        <w:t xml:space="preserve">int </w:t>
+      </w:r>
+      <w:proofErr w:type="spellStart"/>
+      <w:r>
+        <w:rPr>
+          <w:lang w:val="en-US"/>
+        </w:rPr>
+        <w:t>i</w:t>
+      </w:r>
+      <w:proofErr w:type="spellEnd"/>
+      <w:r>
+        <w:rPr>
+          <w:lang w:val="en-US"/>
+        </w:rPr>
+        <w:t>=0;i&lt;</w:t>
+      </w:r>
+      <w:proofErr w:type="spellStart"/>
+      <w:r>
+        <w:rPr>
+          <w:lang w:val="en-US"/>
+        </w:rPr>
+        <w:t>rows;i</w:t>
+      </w:r>
+      <w:proofErr w:type="spellEnd"/>
+      <w:r>
+        <w:rPr>
+          <w:lang w:val="en-US"/>
+        </w:rPr>
+        <w:t>++)</w:t>
+      </w:r>
+    </w:p>
+    <w:p>
+      <w:pPr>
+        <w:rPr>
+          <w:lang w:val="en-US"/>
+        </w:rPr>
+      </w:pPr>
+      <w:r>
+        <w:rPr>
+          <w:lang w:val="en-US"/>
+        </w:rPr>
+        <w:tab/>
+      </w:r>
+      <w:r>
+        <w:rPr>
+          <w:lang w:val="en-US"/>
+        </w:rPr>
+        <w:tab/>
+      </w:r>
+      <w:r>
+        <w:rPr>
+          <w:lang w:val="en-US"/>
+        </w:rPr>
+        <w:tab/>
+        <w:t>{</w:t>
+      </w:r>
+    </w:p>
+    <w:p>
+      <w:pPr>
+        <w:rPr>
+          <w:lang w:val="en-US"/>
+        </w:rPr>
+      </w:pPr>
+      <w:r>
+        <w:rPr>
+          <w:lang w:val="en-US"/>
+        </w:rPr>
+        <w:tab/>
+      </w:r>
+      <w:r>
+        <w:rPr>
+          <w:lang w:val="en-US"/>
+        </w:rPr>
+        <w:tab/>
+      </w:r>
+      <w:r>
+        <w:rPr>
+          <w:lang w:val="en-US"/>
+        </w:rPr>
+        <w:tab/>
+      </w:r>
+      <w:r>
+        <w:rPr>
+          <w:lang w:val="en-US"/>
+        </w:rPr>
+        <w:tab/>
+        <w:t>sum+=</w:t>
+      </w:r>
+      <w:proofErr w:type="spellStart"/>
+      <w:r>
+        <w:rPr>
+          <w:lang w:val="en-US"/>
+        </w:rPr>
+        <w:t>arr</w:t>
+      </w:r>
+      <w:proofErr w:type="spellEnd"/>
+      <w:r>
+        <w:rPr>
+          <w:lang w:val="en-US"/>
+        </w:rPr>
+        <w:t>[</w:t>
+      </w:r>
+      <w:proofErr w:type="spellStart"/>
+      <w:r>
+        <w:rPr>
+          <w:lang w:val="en-US"/>
+        </w:rPr>
+        <w:t>i</w:t>
+      </w:r>
+      <w:proofErr w:type="spellEnd"/>
+      <w:r>
+        <w:rPr>
+          <w:lang w:val="en-US"/>
+        </w:rPr>
+        <w:t>][j];</w:t>
+      </w:r>
+    </w:p>
+    <w:p>
+      <w:pPr>
+        <w:rPr>
+          <w:lang w:val="en-US"/>
+        </w:rPr>
+      </w:pPr>
+      <w:r>
+        <w:rPr>
+          <w:lang w:val="en-US"/>
+        </w:rPr>
+        <w:t>//</w:t>
+      </w:r>
+      <w:r>
+        <w:rPr>
+          <w:lang w:val="en-US"/>
+        </w:rPr>
+        <w:tab/>
+      </w:r>
+      <w:r>
+        <w:rPr>
+          <w:lang w:val="en-US"/>
+        </w:rPr>
+        <w:tab/>
+      </w:r>
+      <w:r>
+        <w:rPr>
+          <w:lang w:val="en-US"/>
+        </w:rPr>
+        <w:tab/>
+      </w:r>
+      <w:r>
+        <w:rPr>
+          <w:lang w:val="en-US"/>
+        </w:rPr>
+        <w:tab/>
+      </w:r>
+      <w:proofErr w:type="spellStart"/>
+      <w:r>
+        <w:rPr>
+          <w:lang w:val="en-US"/>
+        </w:rPr>
+        <w:t>System.out.println</w:t>
+      </w:r>
+      <w:proofErr w:type="spellEnd"/>
+      <w:r>
+        <w:rPr>
+          <w:lang w:val="en-US"/>
+        </w:rPr>
+        <w:t>("</w:t>
+      </w:r>
+      <w:proofErr w:type="spellStart"/>
+      <w:r>
+        <w:rPr>
+          <w:lang w:val="en-US"/>
+        </w:rPr>
+        <w:t>i</w:t>
+      </w:r>
+      <w:proofErr w:type="spellEnd"/>
+      <w:r>
+        <w:rPr>
+          <w:lang w:val="en-US"/>
+        </w:rPr>
+        <w:t>="+</w:t>
+      </w:r>
+      <w:proofErr w:type="spellStart"/>
+      <w:r>
+        <w:rPr>
+          <w:lang w:val="en-US"/>
+        </w:rPr>
+        <w:t>i</w:t>
+      </w:r>
+      <w:proofErr w:type="spellEnd"/>
+      <w:r>
+        <w:rPr>
+          <w:lang w:val="en-US"/>
+        </w:rPr>
+        <w:t>+</w:t>
+      </w:r>
+      <w:proofErr w:type="gramStart"/>
+      <w:r>
+        <w:rPr>
+          <w:lang w:val="en-US"/>
+        </w:rPr>
+        <w:t>" :</w:t>
+      </w:r>
+      <w:proofErr w:type="gramEnd"/>
+      <w:r>
+        <w:rPr>
+          <w:lang w:val="en-US"/>
+        </w:rPr>
+        <w:t xml:space="preserve"> j="+j);</w:t>
+      </w:r>
+    </w:p>
+    <w:p>
+      <w:pPr>
+        <w:rPr>
+          <w:lang w:val="en-US"/>
+        </w:rPr>
+      </w:pPr>
+      <w:r>
+        <w:rPr>
+          <w:lang w:val="en-US"/>
+        </w:rPr>
+        <w:lastRenderedPageBreak/>
+        <w:tab/>
+      </w:r>
+      <w:r>
+        <w:rPr>
+          <w:lang w:val="en-US"/>
+        </w:rPr>
+        <w:tab/>
+      </w:r>
+      <w:r>
+        <w:rPr>
+          <w:lang w:val="en-US"/>
+        </w:rPr>
+        <w:tab/>
+        <w:t>}</w:t>
+      </w:r>
+    </w:p>
+    <w:p>
+      <w:pPr>
+        <w:rPr>
+          <w:lang w:val="en-US"/>
+        </w:rPr>
+      </w:pPr>
+      <w:r>
+        <w:rPr>
+          <w:lang w:val="en-US"/>
+        </w:rPr>
+        <w:tab/>
+      </w:r>
+      <w:r>
+        <w:rPr>
+          <w:lang w:val="en-US"/>
+        </w:rPr>
+        <w:tab/>
+      </w:r>
+      <w:r>
+        <w:rPr>
+          <w:lang w:val="en-US"/>
+        </w:rPr>
+        <w:tab/>
+      </w:r>
+      <w:proofErr w:type="spellStart"/>
+      <w:r>
+        <w:rPr>
+          <w:lang w:val="en-US"/>
+        </w:rPr>
+        <w:t>System.out.print</w:t>
+      </w:r>
+      <w:proofErr w:type="spellEnd"/>
+      <w:r>
+        <w:rPr>
+          <w:lang w:val="en-US"/>
+        </w:rPr>
+        <w:t>(sum+"\t");</w:t>
+      </w:r>
+    </w:p>
+    <w:p>
+      <w:pPr>
+        <w:rPr>
+          <w:lang w:val="en-US"/>
+        </w:rPr>
+      </w:pPr>
+      <w:r>
+        <w:rPr>
+          <w:lang w:val="en-US"/>
+        </w:rPr>
+        <w:tab/>
+      </w:r>
+      <w:r>
+        <w:rPr>
+          <w:lang w:val="en-US"/>
+        </w:rPr>
+        <w:tab/>
+      </w:r>
+      <w:r>
+        <w:rPr>
+          <w:lang w:val="en-US"/>
+        </w:rPr>
+        <w:tab/>
+      </w:r>
+    </w:p>
+    <w:p>
+      <w:pPr>
+        <w:rPr>
+          <w:lang w:val="en-US"/>
+        </w:rPr>
+      </w:pPr>
+      <w:r>
+        <w:rPr>
+          <w:lang w:val="en-US"/>
+        </w:rPr>
+        <w:tab/>
+      </w:r>
+      <w:r>
+        <w:rPr>
+          <w:lang w:val="en-US"/>
+        </w:rPr>
+        <w:tab/>
+        <w:t>}</w:t>
+      </w:r>
+    </w:p>
+    <w:p>
+      <w:pPr>
+        <w:rPr>
+          <w:lang w:val="en-US"/>
+        </w:rPr>
+      </w:pPr>
+      <w:r>
+        <w:rPr>
+          <w:lang w:val="en-US"/>
+        </w:rPr>
+        <w:tab/>
+        <w:t>}</w:t>
+      </w:r>
+    </w:p>
+    <w:p>
+      <w:pPr>
+        <w:rPr>
+          <w:lang w:val="en-US"/>
+        </w:rPr>
+      </w:pPr>
+    </w:p>
+    <w:p>
+      <w:pPr>
+        <w:rPr>
+          <w:lang w:val="en-US"/>
+        </w:rPr>
+      </w:pPr>
+      <w:r>
+        <w:rPr>
+          <w:lang w:val="en-US"/>
+        </w:rPr>
+        <w:t>}</w:t>
+      </w:r>
+    </w:p>
+    <w:p>
+      <w:pPr>
+        <w:pBdr>
+          <w:bottom w:val="single" w:sz="6" w:space="1" w:color="auto"/>
+        </w:pBdr>
+        <w:rPr>
+          <w:lang w:val="en-US"/>
+        </w:rPr>
+      </w:pPr>
+    </w:p>
+    <w:p>
+      <w:pPr>
+        <w:rPr>
+          <w:lang w:val="en-US"/>
+        </w:rPr>
+      </w:pPr>
+      <w:r>
+        <w:rPr>
+          <w:lang w:val="en-US"/>
+        </w:rPr>
+        <w:t xml:space="preserve">Comments in </w:t>
+      </w:r>
+      <w:proofErr w:type="spellStart"/>
+      <w:r>
+        <w:rPr>
+          <w:lang w:val="en-US"/>
+        </w:rPr>
+        <w:t>css</w:t>
+      </w:r>
+      <w:proofErr w:type="spellEnd"/>
+      <w:r>
+        <w:rPr>
+          <w:lang w:val="en-US"/>
+        </w:rPr>
+        <w:t>:</w:t>
+      </w:r>
+    </w:p>
+    <w:p>
+      <w:pPr>
+        <w:rPr>
+          <w:rStyle w:val="cssdelimitercolor"/>
+          <w:rFonts w:ascii="Consolas" w:hAnsi="Consolas"/>
+          <w:color w:val="000000"/>
+          <w:sz w:val="23"/>
+          <w:szCs w:val="23"/>
+          <w:shd w:val="clear" w:color="auto" w:fill="FFFFFF"/>
+        </w:rPr>
+      </w:pPr>
+      <w:r>
+        <w:rPr>
+          <w:rStyle w:val="commentcolor"/>
+          <w:rFonts w:ascii="Consolas" w:hAnsi="Consolas"/>
+          <w:color w:val="008000"/>
+          <w:sz w:val="23"/>
+          <w:szCs w:val="23"/>
+          <w:shd w:val="clear" w:color="auto" w:fill="FFFFFF"/>
+        </w:rPr>
+        <w:t>/* This is a single-line comment */</w:t>
+      </w:r>
+      <w:r>
+        <w:rPr>
+          <w:rFonts w:ascii="Consolas" w:hAnsi="Consolas"/>
+          <w:color w:val="A52A2A"/>
+          <w:sz w:val="23"/>
+          <w:szCs w:val="23"/>
+        </w:rPr>
+        <w:br/>
+      </w:r>
+      <w:r>
+        <w:rPr>
+          <w:rFonts w:ascii="Consolas" w:hAnsi="Consolas"/>
+          <w:color w:val="A52A2A"/>
+          <w:sz w:val="23"/>
+          <w:szCs w:val="23"/>
+          <w:shd w:val="clear" w:color="auto" w:fill="FFFFFF"/>
+        </w:rPr>
+        <w:t>p </w:t>
+      </w:r>
+      <w:r>
+        <w:rPr>
+          <w:rStyle w:val="cssdelimitercolor"/>
+          <w:rFonts w:ascii="Consolas" w:hAnsi="Consolas"/>
+          <w:color w:val="000000"/>
+          <w:sz w:val="23"/>
+          <w:szCs w:val="23"/>
+          <w:shd w:val="clear" w:color="auto" w:fill="FFFFFF"/>
+        </w:rPr>
+        <w:t>{</w:t>
+      </w:r>
+      <w:r>
+        <w:rPr>
+          <w:rFonts w:ascii="Consolas" w:hAnsi="Consolas"/>
+          <w:color w:val="FF0000"/>
+          <w:sz w:val="23"/>
+          <w:szCs w:val="23"/>
+          <w:shd w:val="clear" w:color="auto" w:fill="FFFFFF"/>
+        </w:rPr>
+        <w:br/>
+      </w:r>
+      <w:r>
+        <w:rPr>
+          <w:rStyle w:val="csspropertycolor"/>
+          <w:rFonts w:ascii="Consolas" w:hAnsi="Consolas"/>
+          <w:color w:val="FF0000"/>
+          <w:sz w:val="23"/>
+          <w:szCs w:val="23"/>
+          <w:shd w:val="clear" w:color="auto" w:fill="FFFFFF"/>
+        </w:rPr>
+        <w:t xml:space="preserve">  </w:t>
+      </w:r>
+      <w:proofErr w:type="spellStart"/>
+      <w:r>
+        <w:rPr>
+          <w:rStyle w:val="csspropertycolor"/>
+          <w:rFonts w:ascii="Consolas" w:hAnsi="Consolas"/>
+          <w:color w:val="FF0000"/>
+          <w:sz w:val="23"/>
+          <w:szCs w:val="23"/>
+          <w:shd w:val="clear" w:color="auto" w:fill="FFFFFF"/>
+        </w:rPr>
+        <w:t>color</w:t>
+      </w:r>
+      <w:proofErr w:type="spellEnd"/>
+      <w:r>
+        <w:rPr>
+          <w:rStyle w:val="cssdelimitercolor"/>
+          <w:rFonts w:ascii="Consolas" w:hAnsi="Consolas"/>
+          <w:color w:val="000000"/>
+          <w:sz w:val="23"/>
+          <w:szCs w:val="23"/>
+          <w:shd w:val="clear" w:color="auto" w:fill="FFFFFF"/>
+        </w:rPr>
+        <w:t>:</w:t>
+      </w:r>
+      <w:r>
+        <w:rPr>
+          <w:rStyle w:val="csspropertyvaluecolor"/>
+          <w:rFonts w:ascii="Consolas" w:hAnsi="Consolas"/>
+          <w:color w:val="0000CD"/>
+          <w:sz w:val="23"/>
+          <w:szCs w:val="23"/>
+          <w:shd w:val="clear" w:color="auto" w:fill="FFFFFF"/>
+        </w:rPr>
+        <w:t> red</w:t>
+      </w:r>
+      <w:r>
+        <w:rPr>
+          <w:rStyle w:val="cssdelimitercolor"/>
+          <w:rFonts w:ascii="Consolas" w:hAnsi="Consolas"/>
+          <w:color w:val="000000"/>
+          <w:sz w:val="23"/>
+          <w:szCs w:val="23"/>
+          <w:shd w:val="clear" w:color="auto" w:fill="FFFFFF"/>
+        </w:rPr>
+        <w:t>;</w:t>
+      </w:r>
+      <w:r>
+        <w:rPr>
+          <w:rFonts w:ascii="Consolas" w:hAnsi="Consolas"/>
+          <w:color w:val="FF0000"/>
+          <w:sz w:val="23"/>
+          <w:szCs w:val="23"/>
+          <w:shd w:val="clear" w:color="auto" w:fill="FFFFFF"/>
+        </w:rPr>
+        <w:br/>
+      </w:r>
+      <w:r>
+        <w:rPr>
+          <w:rStyle w:val="cssdelimitercolor"/>
+          <w:rFonts w:ascii="Consolas" w:hAnsi="Consolas"/>
+          <w:color w:val="000000"/>
+          <w:sz w:val="23"/>
+          <w:szCs w:val="23"/>
+          <w:shd w:val="clear" w:color="auto" w:fill="FFFFFF"/>
+        </w:rPr>
+        <w:t>}</w:t>
+      </w:r>
+    </w:p>
+    <w:p>
+      <w:pPr>
+        <w:rPr>
+          <w:rStyle w:val="cssdelimitercolor"/>
+          <w:rFonts w:ascii="Consolas" w:hAnsi="Consolas"/>
+          <w:color w:val="000000"/>
+          <w:sz w:val="23"/>
+          <w:szCs w:val="23"/>
+          <w:shd w:val="clear" w:color="auto" w:fill="FFFFFF"/>
+        </w:rPr>
+      </w:pPr>
+    </w:p>
+    <w:p>
+      <w:pPr>
+        <w:shd w:val="clear" w:color="auto" w:fill="1E1E1E"/>
+        <w:spacing w:after="0" w:line="450" w:lineRule="atLeast"/>
+        <w:rPr>
+          <w:rFonts w:ascii="Consolas" w:eastAsia="Times New Roman" w:hAnsi="Consolas" w:cs="Times New Roman"/>
+          <w:color w:val="D4D4D4"/>
+          <w:sz w:val="33"/>
+          <w:szCs w:val="33"/>
+          <w:lang w:eastAsia="en-IN"/>
+        </w:rPr>
+      </w:pPr>
+      <w:r>
+        <w:rPr>
+          <w:rFonts w:ascii="Consolas" w:eastAsia="Times New Roman" w:hAnsi="Consolas" w:cs="Times New Roman"/>
+          <w:color w:val="6A9955"/>
+          <w:sz w:val="33"/>
+          <w:szCs w:val="33"/>
+          <w:lang w:eastAsia="en-IN"/>
+        </w:rPr>
+        <w:t>border:2px solid Tomato;</w:t>
+      </w:r>
+    </w:p>
+    <w:p>
+      <w:pPr>
+        <w:rPr>
+          <w:lang w:val="en-US"/>
+        </w:rPr>
+      </w:pPr>
+    </w:p>
+    <w:p>
+      <w:pPr>
+        <w:rPr>
+          <w:lang w:val="en-US"/>
+        </w:rPr>
+      </w:pPr>
+      <w:r>
+        <w:rPr>
+          <w:lang w:val="en-US"/>
+        </w:rPr>
+        <w:t>vs</w:t>
+      </w:r>
+    </w:p>
+    <w:p>
+      <w:pPr>
+        <w:shd w:val="clear" w:color="auto" w:fill="1E1E1E"/>
+        <w:spacing w:after="0" w:line="450" w:lineRule="atLeast"/>
+        <w:rPr>
+          <w:rFonts w:ascii="Consolas" w:eastAsia="Times New Roman" w:hAnsi="Consolas" w:cs="Times New Roman"/>
+          <w:color w:val="D4D4D4"/>
+          <w:sz w:val="33"/>
+          <w:szCs w:val="33"/>
+          <w:lang w:eastAsia="en-IN"/>
+        </w:rPr>
+      </w:pPr>
+      <w:r>
+        <w:rPr>
+          <w:rFonts w:ascii="Consolas" w:eastAsia="Times New Roman" w:hAnsi="Consolas" w:cs="Times New Roman"/>
+          <w:color w:val="D4D4D4"/>
+          <w:sz w:val="33"/>
+          <w:szCs w:val="33"/>
+          <w:lang w:eastAsia="en-IN"/>
+        </w:rPr>
+        <w:t xml:space="preserve">            </w:t>
+      </w:r>
+      <w:r>
+        <w:rPr>
+          <w:rFonts w:ascii="Consolas" w:eastAsia="Times New Roman" w:hAnsi="Consolas" w:cs="Times New Roman"/>
+          <w:color w:val="9CDCFE"/>
+          <w:sz w:val="33"/>
+          <w:szCs w:val="33"/>
+          <w:lang w:eastAsia="en-IN"/>
+        </w:rPr>
+        <w:t>border-width</w:t>
+      </w:r>
+      <w:r>
+        <w:rPr>
+          <w:rFonts w:ascii="Consolas" w:eastAsia="Times New Roman" w:hAnsi="Consolas" w:cs="Times New Roman"/>
+          <w:color w:val="D4D4D4"/>
+          <w:sz w:val="33"/>
+          <w:szCs w:val="33"/>
+          <w:lang w:eastAsia="en-IN"/>
+        </w:rPr>
+        <w:t xml:space="preserve">: </w:t>
+      </w:r>
+      <w:r>
+        <w:rPr>
+          <w:rFonts w:ascii="Consolas" w:eastAsia="Times New Roman" w:hAnsi="Consolas" w:cs="Times New Roman"/>
+          <w:color w:val="B5CEA8"/>
+          <w:sz w:val="33"/>
+          <w:szCs w:val="33"/>
+          <w:lang w:eastAsia="en-IN"/>
+        </w:rPr>
+        <w:t>12px</w:t>
+      </w:r>
+      <w:r>
+        <w:rPr>
+          <w:rFonts w:ascii="Consolas" w:eastAsia="Times New Roman" w:hAnsi="Consolas" w:cs="Times New Roman"/>
+          <w:color w:val="D4D4D4"/>
+          <w:sz w:val="33"/>
+          <w:szCs w:val="33"/>
+          <w:lang w:eastAsia="en-IN"/>
+        </w:rPr>
+        <w:t>;</w:t>
+      </w:r>
+    </w:p>
+    <w:p>
+      <w:pPr>
+        <w:shd w:val="clear" w:color="auto" w:fill="1E1E1E"/>
+        <w:spacing w:after="0" w:line="450" w:lineRule="atLeast"/>
+        <w:rPr>
+          <w:rFonts w:ascii="Consolas" w:eastAsia="Times New Roman" w:hAnsi="Consolas" w:cs="Times New Roman"/>
+          <w:color w:val="D4D4D4"/>
+          <w:sz w:val="33"/>
+          <w:szCs w:val="33"/>
+          <w:lang w:eastAsia="en-IN"/>
+        </w:rPr>
+      </w:pPr>
+      <w:r>
+        <w:rPr>
+          <w:rFonts w:ascii="Consolas" w:eastAsia="Times New Roman" w:hAnsi="Consolas" w:cs="Times New Roman"/>
+          <w:color w:val="D4D4D4"/>
+          <w:sz w:val="33"/>
+          <w:szCs w:val="33"/>
+          <w:lang w:eastAsia="en-IN"/>
+        </w:rPr>
+        <w:t xml:space="preserve">            </w:t>
+      </w:r>
+      <w:r>
+        <w:rPr>
+          <w:rFonts w:ascii="Consolas" w:eastAsia="Times New Roman" w:hAnsi="Consolas" w:cs="Times New Roman"/>
+          <w:color w:val="9CDCFE"/>
+          <w:sz w:val="33"/>
+          <w:szCs w:val="33"/>
+          <w:lang w:eastAsia="en-IN"/>
+        </w:rPr>
+        <w:t>border-style</w:t>
+      </w:r>
+      <w:r>
+        <w:rPr>
+          <w:rFonts w:ascii="Consolas" w:eastAsia="Times New Roman" w:hAnsi="Consolas" w:cs="Times New Roman"/>
+          <w:color w:val="D4D4D4"/>
+          <w:sz w:val="33"/>
+          <w:szCs w:val="33"/>
+          <w:lang w:eastAsia="en-IN"/>
+        </w:rPr>
+        <w:t>: dashed;</w:t>
+      </w:r>
+    </w:p>
+    <w:p>
+      <w:pPr>
+        <w:shd w:val="clear" w:color="auto" w:fill="1E1E1E"/>
+        <w:spacing w:after="0" w:line="450" w:lineRule="atLeast"/>
+        <w:rPr>
+          <w:rFonts w:ascii="Consolas" w:eastAsia="Times New Roman" w:hAnsi="Consolas" w:cs="Times New Roman"/>
+          <w:color w:val="D4D4D4"/>
+          <w:sz w:val="33"/>
+          <w:szCs w:val="33"/>
+          <w:lang w:eastAsia="en-IN"/>
+        </w:rPr>
+      </w:pPr>
+      <w:r>
+        <w:rPr>
+          <w:rFonts w:ascii="Consolas" w:eastAsia="Times New Roman" w:hAnsi="Consolas" w:cs="Times New Roman"/>
+          <w:color w:val="D4D4D4"/>
+          <w:sz w:val="33"/>
+          <w:szCs w:val="33"/>
+          <w:lang w:eastAsia="en-IN"/>
+        </w:rPr>
+        <w:t xml:space="preserve">            </w:t>
+      </w:r>
+      <w:r>
+        <w:rPr>
+          <w:rFonts w:ascii="Consolas" w:eastAsia="Times New Roman" w:hAnsi="Consolas" w:cs="Times New Roman"/>
+          <w:color w:val="9CDCFE"/>
+          <w:sz w:val="33"/>
+          <w:szCs w:val="33"/>
+          <w:lang w:eastAsia="en-IN"/>
+        </w:rPr>
+        <w:t>border-</w:t>
+      </w:r>
+      <w:proofErr w:type="spellStart"/>
+      <w:r>
+        <w:rPr>
+          <w:rFonts w:ascii="Consolas" w:eastAsia="Times New Roman" w:hAnsi="Consolas" w:cs="Times New Roman"/>
+          <w:color w:val="9CDCFE"/>
+          <w:sz w:val="33"/>
+          <w:szCs w:val="33"/>
+          <w:lang w:eastAsia="en-IN"/>
+        </w:rPr>
+        <w:t>color</w:t>
+      </w:r>
+      <w:proofErr w:type="spellEnd"/>
+      <w:r>
+        <w:rPr>
+          <w:rFonts w:ascii="Consolas" w:eastAsia="Times New Roman" w:hAnsi="Consolas" w:cs="Times New Roman"/>
+          <w:color w:val="D4D4D4"/>
+          <w:sz w:val="33"/>
+          <w:szCs w:val="33"/>
+          <w:lang w:eastAsia="en-IN"/>
+        </w:rPr>
+        <w:t>: blue;</w:t>
+      </w:r>
+    </w:p>
+    <w:p>
+      <w:pPr>
+        <w:rPr>
+          <w:lang w:val="en-US"/>
+        </w:rPr>
+      </w:pPr>
+    </w:p>
+    <w:p>
+      <w:pPr>
+        <w:rPr>
+          <w:lang w:val="en-US"/>
+        </w:rPr>
+      </w:pPr>
+    </w:p>
+    <w:p>
+      <w:pPr>
+        <w:shd w:val="clear" w:color="auto" w:fill="FFFFFF"/>
+        <w:rPr>
+          <w:rFonts w:ascii="Consolas" w:hAnsi="Consolas"/>
+          <w:color w:val="000000"/>
+          <w:sz w:val="23"/>
+          <w:szCs w:val="23"/>
+        </w:rPr>
+      </w:pPr>
+      <w:r>
+        <w:rPr>
+          <w:rStyle w:val="tagcolor"/>
+          <w:rFonts w:ascii="Consolas" w:hAnsi="Consolas"/>
+          <w:color w:val="0000CD"/>
+          <w:sz w:val="23"/>
+          <w:szCs w:val="23"/>
+        </w:rPr>
+        <w:t>&lt;</w:t>
+      </w:r>
+      <w:r>
+        <w:rPr>
+          <w:rStyle w:val="tagnamecolor"/>
+          <w:rFonts w:ascii="Consolas" w:hAnsi="Consolas"/>
+          <w:color w:val="A52A2A"/>
+          <w:sz w:val="23"/>
+          <w:szCs w:val="23"/>
+        </w:rPr>
+        <w:t>h1</w:t>
+      </w:r>
+      <w:r>
+        <w:rPr>
+          <w:rStyle w:val="attributecolor"/>
+          <w:rFonts w:ascii="Consolas" w:hAnsi="Consolas"/>
+          <w:color w:val="FF0000"/>
+          <w:sz w:val="23"/>
+          <w:szCs w:val="23"/>
+        </w:rPr>
+        <w:t> style</w:t>
+      </w:r>
+      <w:r>
+        <w:rPr>
+          <w:rStyle w:val="attributevaluecolor"/>
+          <w:rFonts w:ascii="Consolas" w:hAnsi="Consolas"/>
+          <w:color w:val="0000CD"/>
+          <w:sz w:val="23"/>
+          <w:szCs w:val="23"/>
+        </w:rPr>
+        <w:t>="</w:t>
+      </w:r>
+      <w:proofErr w:type="spellStart"/>
+      <w:r>
+        <w:rPr>
+          <w:rStyle w:val="attributevaluecolor"/>
+          <w:rFonts w:ascii="Consolas" w:hAnsi="Consolas"/>
+          <w:color w:val="0000CD"/>
+          <w:sz w:val="23"/>
+          <w:szCs w:val="23"/>
+        </w:rPr>
+        <w:t>background-</w:t>
+      </w:r>
+      <w:proofErr w:type="gramStart"/>
+      <w:r>
+        <w:rPr>
+          <w:rStyle w:val="attributevaluecolor"/>
+          <w:rFonts w:ascii="Consolas" w:hAnsi="Consolas"/>
+          <w:color w:val="0000CD"/>
+          <w:sz w:val="23"/>
+          <w:szCs w:val="23"/>
+        </w:rPr>
+        <w:t>color:rgb</w:t>
+      </w:r>
+      <w:proofErr w:type="spellEnd"/>
+      <w:proofErr w:type="gramEnd"/>
+      <w:r>
+        <w:rPr>
+          <w:rStyle w:val="attributevaluecolor"/>
+          <w:rFonts w:ascii="Consolas" w:hAnsi="Consolas"/>
+          <w:color w:val="0000CD"/>
+          <w:sz w:val="23"/>
+          <w:szCs w:val="23"/>
+        </w:rPr>
+        <w:t>(255, 99, 71);"</w:t>
+      </w:r>
+      <w:r>
+        <w:rPr>
+          <w:rStyle w:val="tagcolor"/>
+          <w:rFonts w:ascii="Consolas" w:hAnsi="Consolas"/>
+          <w:color w:val="0000CD"/>
+          <w:sz w:val="23"/>
+          <w:szCs w:val="23"/>
+        </w:rPr>
+        <w:t>&gt;</w:t>
+      </w:r>
+      <w:r>
+        <w:rPr>
+          <w:rFonts w:ascii="Consolas" w:hAnsi="Consolas"/>
+          <w:color w:val="000000"/>
+          <w:sz w:val="23"/>
+          <w:szCs w:val="23"/>
+        </w:rPr>
+        <w:t>...</w:t>
+      </w:r>
+      <w:r>
+        <w:rPr>
+          <w:rStyle w:val="tagcolor"/>
+          <w:rFonts w:ascii="Consolas" w:hAnsi="Consolas"/>
+          <w:color w:val="0000CD"/>
+          <w:sz w:val="23"/>
+          <w:szCs w:val="23"/>
+        </w:rPr>
+        <w:t>&lt;</w:t>
+      </w:r>
+      <w:r>
+        <w:rPr>
+          <w:rStyle w:val="tagnamecolor"/>
+          <w:rFonts w:ascii="Consolas" w:hAnsi="Consolas"/>
+          <w:color w:val="A52A2A"/>
+          <w:sz w:val="23"/>
+          <w:szCs w:val="23"/>
+        </w:rPr>
+        <w:t>/h1</w:t>
+      </w:r>
+      <w:r>
+        <w:rPr>
+          <w:rStyle w:val="tagcolor"/>
+          <w:rFonts w:ascii="Consolas" w:hAnsi="Consolas"/>
+          <w:color w:val="0000CD"/>
+          <w:sz w:val="23"/>
+          <w:szCs w:val="23"/>
+        </w:rPr>
+        <w:t>&gt;</w:t>
+      </w:r>
+      <w:r>
+        <w:rPr>
+          <w:rFonts w:ascii="Consolas" w:hAnsi="Consolas"/>
+          <w:color w:val="000000"/>
+          <w:sz w:val="23"/>
+          <w:szCs w:val="23"/>
+        </w:rPr>
+        <w:br/>
+      </w:r>
+      <w:r>
+        <w:rPr>
+          <w:rStyle w:val="tagcolor"/>
+          <w:rFonts w:ascii="Consolas" w:hAnsi="Consolas"/>
+          <w:color w:val="0000CD"/>
+          <w:sz w:val="23"/>
+          <w:szCs w:val="23"/>
+        </w:rPr>
+        <w:t>&lt;</w:t>
+      </w:r>
+      <w:r>
+        <w:rPr>
+          <w:rStyle w:val="tagnamecolor"/>
+          <w:rFonts w:ascii="Consolas" w:hAnsi="Consolas"/>
+          <w:color w:val="A52A2A"/>
+          <w:sz w:val="23"/>
+          <w:szCs w:val="23"/>
+        </w:rPr>
+        <w:t>h1</w:t>
+      </w:r>
+      <w:r>
+        <w:rPr>
+          <w:rStyle w:val="attributecolor"/>
+          <w:rFonts w:ascii="Consolas" w:hAnsi="Consolas"/>
+          <w:color w:val="FF0000"/>
+          <w:sz w:val="23"/>
+          <w:szCs w:val="23"/>
+        </w:rPr>
+        <w:t> style</w:t>
+      </w:r>
+      <w:r>
+        <w:rPr>
+          <w:rStyle w:val="attributevaluecolor"/>
+          <w:rFonts w:ascii="Consolas" w:hAnsi="Consolas"/>
+          <w:color w:val="0000CD"/>
+          <w:sz w:val="23"/>
+          <w:szCs w:val="23"/>
+        </w:rPr>
+        <w:t>="background-</w:t>
+      </w:r>
+      <w:proofErr w:type="spellStart"/>
+      <w:r>
+        <w:rPr>
+          <w:rStyle w:val="attributevaluecolor"/>
+          <w:rFonts w:ascii="Consolas" w:hAnsi="Consolas"/>
+          <w:color w:val="0000CD"/>
+          <w:sz w:val="23"/>
+          <w:szCs w:val="23"/>
+        </w:rPr>
+        <w:t>color</w:t>
+      </w:r>
+      <w:proofErr w:type="spellEnd"/>
+      <w:r>
+        <w:rPr>
+          <w:rStyle w:val="attributevaluecolor"/>
+          <w:rFonts w:ascii="Consolas" w:hAnsi="Consolas"/>
+          <w:color w:val="0000CD"/>
+          <w:sz w:val="23"/>
+          <w:szCs w:val="23"/>
+        </w:rPr>
+        <w:t>:#ff6347;"</w:t>
+      </w:r>
+      <w:r>
+        <w:rPr>
+          <w:rStyle w:val="tagcolor"/>
+          <w:rFonts w:ascii="Consolas" w:hAnsi="Consolas"/>
+          <w:color w:val="0000CD"/>
+          <w:sz w:val="23"/>
+          <w:szCs w:val="23"/>
+        </w:rPr>
+        <w:t>&gt;</w:t>
+      </w:r>
+      <w:r>
+        <w:rPr>
+          <w:rFonts w:ascii="Consolas" w:hAnsi="Consolas"/>
+          <w:color w:val="000000"/>
+          <w:sz w:val="23"/>
+          <w:szCs w:val="23"/>
+        </w:rPr>
+        <w:t>...</w:t>
+      </w:r>
+      <w:r>
+        <w:rPr>
+          <w:rStyle w:val="tagcolor"/>
+          <w:rFonts w:ascii="Consolas" w:hAnsi="Consolas"/>
+          <w:color w:val="0000CD"/>
+          <w:sz w:val="23"/>
+          <w:szCs w:val="23"/>
+        </w:rPr>
+        <w:t>&lt;</w:t>
+      </w:r>
+      <w:r>
+        <w:rPr>
+          <w:rStyle w:val="tagnamecolor"/>
+          <w:rFonts w:ascii="Consolas" w:hAnsi="Consolas"/>
+          <w:color w:val="A52A2A"/>
+          <w:sz w:val="23"/>
+          <w:szCs w:val="23"/>
+        </w:rPr>
+        <w:t>/h1</w:t>
+      </w:r>
+      <w:r>
+        <w:rPr>
+          <w:rStyle w:val="tagcolor"/>
+          <w:rFonts w:ascii="Consolas" w:hAnsi="Consolas"/>
+          <w:color w:val="0000CD"/>
+          <w:sz w:val="23"/>
+          <w:szCs w:val="23"/>
+        </w:rPr>
+        <w:t>&gt;</w:t>
+      </w:r>
+      <w:r>
+        <w:rPr>
+          <w:rFonts w:ascii="Consolas" w:hAnsi="Consolas"/>
+          <w:color w:val="000000"/>
+          <w:sz w:val="23"/>
+          <w:szCs w:val="23"/>
+        </w:rPr>
+        <w:br/>
+      </w:r>
+      <w:r>
+        <w:rPr>
+          <w:rStyle w:val="tagcolor"/>
+          <w:rFonts w:ascii="Consolas" w:hAnsi="Consolas"/>
+          <w:color w:val="0000CD"/>
+          <w:sz w:val="23"/>
+          <w:szCs w:val="23"/>
+        </w:rPr>
+        <w:t>&lt;</w:t>
+      </w:r>
+      <w:r>
+        <w:rPr>
+          <w:rStyle w:val="tagnamecolor"/>
+          <w:rFonts w:ascii="Consolas" w:hAnsi="Consolas"/>
+          <w:color w:val="A52A2A"/>
+          <w:sz w:val="23"/>
+          <w:szCs w:val="23"/>
+        </w:rPr>
+        <w:t>h1</w:t>
+      </w:r>
+      <w:r>
+        <w:rPr>
+          <w:rStyle w:val="attributecolor"/>
+          <w:rFonts w:ascii="Consolas" w:hAnsi="Consolas"/>
+          <w:color w:val="FF0000"/>
+          <w:sz w:val="23"/>
+          <w:szCs w:val="23"/>
+        </w:rPr>
+        <w:t> style</w:t>
+      </w:r>
+      <w:r>
+        <w:rPr>
+          <w:rStyle w:val="attributevaluecolor"/>
+          <w:rFonts w:ascii="Consolas" w:hAnsi="Consolas"/>
+          <w:color w:val="0000CD"/>
+          <w:sz w:val="23"/>
+          <w:szCs w:val="23"/>
+        </w:rPr>
+        <w:t>="</w:t>
+      </w:r>
+      <w:proofErr w:type="spellStart"/>
+      <w:r>
+        <w:rPr>
+          <w:rStyle w:val="attributevaluecolor"/>
+          <w:rFonts w:ascii="Consolas" w:hAnsi="Consolas"/>
+          <w:color w:val="0000CD"/>
+          <w:sz w:val="23"/>
+          <w:szCs w:val="23"/>
+        </w:rPr>
+        <w:t>background-color:hsl</w:t>
+      </w:r>
+      <w:proofErr w:type="spellEnd"/>
+      <w:r>
+        <w:rPr>
+          <w:rStyle w:val="attributevaluecolor"/>
+          <w:rFonts w:ascii="Consolas" w:hAnsi="Consolas"/>
+          <w:color w:val="0000CD"/>
+          <w:sz w:val="23"/>
+          <w:szCs w:val="23"/>
+        </w:rPr>
+        <w:t>(9, 100%, 64%);"</w:t>
+      </w:r>
+      <w:r>
+        <w:rPr>
+          <w:rStyle w:val="tagcolor"/>
+          <w:rFonts w:ascii="Consolas" w:hAnsi="Consolas"/>
+          <w:color w:val="0000CD"/>
+          <w:sz w:val="23"/>
+          <w:szCs w:val="23"/>
+        </w:rPr>
+        <w:t>&gt;</w:t>
+      </w:r>
+      <w:r>
+        <w:rPr>
+          <w:rFonts w:ascii="Consolas" w:hAnsi="Consolas"/>
+          <w:color w:val="000000"/>
+          <w:sz w:val="23"/>
+          <w:szCs w:val="23"/>
+        </w:rPr>
+        <w:t>...</w:t>
+      </w:r>
+      <w:r>
+        <w:rPr>
+          <w:rStyle w:val="tagcolor"/>
+          <w:rFonts w:ascii="Consolas" w:hAnsi="Consolas"/>
+          <w:color w:val="0000CD"/>
+          <w:sz w:val="23"/>
+          <w:szCs w:val="23"/>
+        </w:rPr>
+        <w:t>&lt;</w:t>
+      </w:r>
+      <w:r>
+        <w:rPr>
+          <w:rStyle w:val="tagnamecolor"/>
+          <w:rFonts w:ascii="Consolas" w:hAnsi="Consolas"/>
+          <w:color w:val="A52A2A"/>
+          <w:sz w:val="23"/>
+          <w:szCs w:val="23"/>
+        </w:rPr>
+        <w:t>/h1</w:t>
+      </w:r>
+      <w:r>
+        <w:rPr>
+          <w:rStyle w:val="tagcolor"/>
+          <w:rFonts w:ascii="Consolas" w:hAnsi="Consolas"/>
+          <w:color w:val="0000CD"/>
+          <w:sz w:val="23"/>
+          <w:szCs w:val="23"/>
+        </w:rPr>
+        <w:t>&gt;</w:t>
+      </w:r>
+      <w:r>
+        <w:rPr>
+          <w:rFonts w:ascii="Consolas" w:hAnsi="Consolas"/>
+          <w:color w:val="000000"/>
+          <w:sz w:val="23"/>
+          <w:szCs w:val="23"/>
+        </w:rPr>
+        <w:br/>
+      </w:r>
+      <w:r>
+        <w:rPr>
+          <w:rFonts w:ascii="Consolas" w:hAnsi="Consolas"/>
+          <w:color w:val="000000"/>
+          <w:sz w:val="23"/>
+          <w:szCs w:val="23"/>
+        </w:rPr>
+        <w:br/>
+      </w:r>
+      <w:r>
+        <w:rPr>
+          <w:rStyle w:val="tagcolor"/>
+          <w:rFonts w:ascii="Consolas" w:hAnsi="Consolas"/>
+          <w:color w:val="0000CD"/>
+          <w:sz w:val="23"/>
+          <w:szCs w:val="23"/>
+        </w:rPr>
+        <w:t>&lt;</w:t>
+      </w:r>
+      <w:r>
+        <w:rPr>
+          <w:rStyle w:val="tagnamecolor"/>
+          <w:rFonts w:ascii="Consolas" w:hAnsi="Consolas"/>
+          <w:color w:val="A52A2A"/>
+          <w:sz w:val="23"/>
+          <w:szCs w:val="23"/>
+        </w:rPr>
+        <w:t>h1</w:t>
+      </w:r>
+      <w:r>
+        <w:rPr>
+          <w:rStyle w:val="attributecolor"/>
+          <w:rFonts w:ascii="Consolas" w:hAnsi="Consolas"/>
+          <w:color w:val="FF0000"/>
+          <w:sz w:val="23"/>
+          <w:szCs w:val="23"/>
+        </w:rPr>
+        <w:t> style</w:t>
+      </w:r>
+      <w:r>
+        <w:rPr>
+          <w:rStyle w:val="attributevaluecolor"/>
+          <w:rFonts w:ascii="Consolas" w:hAnsi="Consolas"/>
+          <w:color w:val="0000CD"/>
+          <w:sz w:val="23"/>
+          <w:szCs w:val="23"/>
+        </w:rPr>
+        <w:t>="</w:t>
+      </w:r>
+      <w:proofErr w:type="spellStart"/>
+      <w:r>
+        <w:rPr>
+          <w:rStyle w:val="attributevaluecolor"/>
+          <w:rFonts w:ascii="Consolas" w:hAnsi="Consolas"/>
+          <w:color w:val="0000CD"/>
+          <w:sz w:val="23"/>
+          <w:szCs w:val="23"/>
+        </w:rPr>
+        <w:t>background-color:rgba</w:t>
+      </w:r>
+      <w:proofErr w:type="spellEnd"/>
+      <w:r>
+        <w:rPr>
+          <w:rStyle w:val="attributevaluecolor"/>
+          <w:rFonts w:ascii="Consolas" w:hAnsi="Consolas"/>
+          <w:color w:val="0000CD"/>
+          <w:sz w:val="23"/>
+          <w:szCs w:val="23"/>
+        </w:rPr>
+        <w:t>(255, 99, 71, 0.5);"</w:t>
+      </w:r>
+      <w:r>
+        <w:rPr>
+          <w:rStyle w:val="tagcolor"/>
+          <w:rFonts w:ascii="Consolas" w:hAnsi="Consolas"/>
+          <w:color w:val="0000CD"/>
+          <w:sz w:val="23"/>
+          <w:szCs w:val="23"/>
+        </w:rPr>
+        <w:t>&gt;</w:t>
+      </w:r>
+      <w:r>
+        <w:rPr>
+          <w:rFonts w:ascii="Consolas" w:hAnsi="Consolas"/>
+          <w:color w:val="000000"/>
+          <w:sz w:val="23"/>
+          <w:szCs w:val="23"/>
+        </w:rPr>
+        <w:t>...</w:t>
+      </w:r>
+      <w:r>
+        <w:rPr>
+          <w:rStyle w:val="tagcolor"/>
+          <w:rFonts w:ascii="Consolas" w:hAnsi="Consolas"/>
+          <w:color w:val="0000CD"/>
+          <w:sz w:val="23"/>
+          <w:szCs w:val="23"/>
+        </w:rPr>
+        <w:t>&lt;</w:t>
+      </w:r>
+      <w:r>
+        <w:rPr>
+          <w:rStyle w:val="tagnamecolor"/>
+          <w:rFonts w:ascii="Consolas" w:hAnsi="Consolas"/>
+          <w:color w:val="A52A2A"/>
+          <w:sz w:val="23"/>
+          <w:szCs w:val="23"/>
+        </w:rPr>
+        <w:t>/h1</w:t>
+      </w:r>
+      <w:r>
+        <w:rPr>
+          <w:rStyle w:val="tagcolor"/>
+          <w:rFonts w:ascii="Consolas" w:hAnsi="Consolas"/>
+          <w:color w:val="0000CD"/>
+          <w:sz w:val="23"/>
+          <w:szCs w:val="23"/>
+        </w:rPr>
+        <w:t>&gt;</w:t>
+      </w:r>
+      <w:r>
+        <w:rPr>
+          <w:rFonts w:ascii="Consolas" w:hAnsi="Consolas"/>
+          <w:color w:val="000000"/>
+          <w:sz w:val="23"/>
+          <w:szCs w:val="23"/>
+        </w:rPr>
+        <w:br/>
+      </w:r>
+      <w:r>
+        <w:rPr>
+          <w:rStyle w:val="tagcolor"/>
+          <w:rFonts w:ascii="Consolas" w:hAnsi="Consolas"/>
+          <w:color w:val="0000CD"/>
+          <w:sz w:val="23"/>
+          <w:szCs w:val="23"/>
+        </w:rPr>
+        <w:t>&lt;</w:t>
+      </w:r>
+      <w:r>
+        <w:rPr>
+          <w:rStyle w:val="tagnamecolor"/>
+          <w:rFonts w:ascii="Consolas" w:hAnsi="Consolas"/>
+          <w:color w:val="A52A2A"/>
+          <w:sz w:val="23"/>
+          <w:szCs w:val="23"/>
+        </w:rPr>
+        <w:t>h1</w:t>
+      </w:r>
+      <w:r>
+        <w:rPr>
+          <w:rStyle w:val="attributecolor"/>
+          <w:rFonts w:ascii="Consolas" w:hAnsi="Consolas"/>
+          <w:color w:val="FF0000"/>
+          <w:sz w:val="23"/>
+          <w:szCs w:val="23"/>
+        </w:rPr>
+        <w:t> style</w:t>
+      </w:r>
+      <w:r>
+        <w:rPr>
+          <w:rStyle w:val="attributevaluecolor"/>
+          <w:rFonts w:ascii="Consolas" w:hAnsi="Consolas"/>
+          <w:color w:val="0000CD"/>
+          <w:sz w:val="23"/>
+          <w:szCs w:val="23"/>
+        </w:rPr>
+        <w:t>="</w:t>
+      </w:r>
+      <w:proofErr w:type="spellStart"/>
+      <w:r>
+        <w:rPr>
+          <w:rStyle w:val="attributevaluecolor"/>
+          <w:rFonts w:ascii="Consolas" w:hAnsi="Consolas"/>
+          <w:color w:val="0000CD"/>
+          <w:sz w:val="23"/>
+          <w:szCs w:val="23"/>
+        </w:rPr>
+        <w:t>background-color:hsla</w:t>
+      </w:r>
+      <w:proofErr w:type="spellEnd"/>
+      <w:r>
+        <w:rPr>
+          <w:rStyle w:val="attributevaluecolor"/>
+          <w:rFonts w:ascii="Consolas" w:hAnsi="Consolas"/>
+          <w:color w:val="0000CD"/>
+          <w:sz w:val="23"/>
+          <w:szCs w:val="23"/>
+        </w:rPr>
+        <w:t>(9, 100%, 64%, 0.5);"</w:t>
+      </w:r>
+      <w:r>
+        <w:rPr>
+          <w:rStyle w:val="tagcolor"/>
+          <w:rFonts w:ascii="Consolas" w:hAnsi="Consolas"/>
+          <w:color w:val="0000CD"/>
+          <w:sz w:val="23"/>
+          <w:szCs w:val="23"/>
+        </w:rPr>
+        <w:t>&gt;</w:t>
+      </w:r>
+      <w:r>
+        <w:rPr>
+          <w:rFonts w:ascii="Consolas" w:hAnsi="Consolas"/>
+          <w:color w:val="000000"/>
+          <w:sz w:val="23"/>
+          <w:szCs w:val="23"/>
+        </w:rPr>
+        <w:t>...</w:t>
+      </w:r>
+      <w:r>
+        <w:rPr>
+          <w:rStyle w:val="tagcolor"/>
+          <w:rFonts w:ascii="Consolas" w:hAnsi="Consolas"/>
+          <w:color w:val="0000CD"/>
+          <w:sz w:val="23"/>
+          <w:szCs w:val="23"/>
+        </w:rPr>
+        <w:t>&lt;</w:t>
+      </w:r>
+      <w:r>
+        <w:rPr>
+          <w:rStyle w:val="tagnamecolor"/>
+          <w:rFonts w:ascii="Consolas" w:hAnsi="Consolas"/>
+          <w:color w:val="A52A2A"/>
+          <w:sz w:val="23"/>
+          <w:szCs w:val="23"/>
+        </w:rPr>
+        <w:t>/h1</w:t>
+      </w:r>
+      <w:r>
+        <w:rPr>
+          <w:rStyle w:val="tagcolor"/>
+          <w:rFonts w:ascii="Consolas" w:hAnsi="Consolas"/>
+          <w:color w:val="0000CD"/>
+          <w:sz w:val="23"/>
+          <w:szCs w:val="23"/>
+        </w:rPr>
+        <w:t>&gt;</w:t>
+      </w:r>
+    </w:p>
+    <w:p>
+      <w:pPr>
+        <w:shd w:val="clear" w:color="auto" w:fill="E7E9EB"/>
+        <w:rPr>
+          <w:rFonts w:ascii="Verdana" w:hAnsi="Verdana"/>
+          <w:color w:val="000000"/>
+          <w:sz w:val="23"/>
+          <w:szCs w:val="23"/>
+        </w:rPr>
+      </w:pPr>
+      <w:hyperlink r:id="rId5" w:tgtFrame="_blank" w:history="1">
+        <w:r>
+          <w:rPr>
+            <w:rStyle w:val="Hyperlink"/>
+            <w:rFonts w:ascii="Arial" w:hAnsi="Arial" w:cs="Arial"/>
+            <w:color w:val="FFFFFF"/>
+            <w:sz w:val="26"/>
+            <w:szCs w:val="26"/>
+            <w:bdr w:val="none" w:sz="0" w:space="0" w:color="auto" w:frame="1"/>
+            <w:shd w:val="clear" w:color="auto" w:fill="4CAF50"/>
+          </w:rPr>
+          <w:t>Try it Yourself »</w:t>
+        </w:r>
+      </w:hyperlink>
+    </w:p>
+    <w:p>
+      <w:pPr>
+        <w:rPr>
+          <w:lang w:val="en-US"/>
+        </w:rPr>
+      </w:pPr>
+    </w:p>
+    <w:p>
+      <w:pPr>
+        <w:rPr>
+          <w:lang w:val="en-US"/>
+        </w:rPr>
+      </w:pPr>
+      <w:r>
+        <w:rPr>
+          <w:lang w:val="en-US"/>
+        </w:rPr>
+        <w:t>Colors: Try it yourself</w:t>
+      </w:r>
+    </w:p>
+    <w:p>
+      <w:pPr>
+        <w:rPr>
+          <w:lang w:val="en-US"/>
+        </w:rPr>
+      </w:pPr>
+      <w:r>
+        <w:rPr>
+          <w:lang w:val="en-US"/>
+        </w:rPr>
+        <w:t>Backgrounds: Try it yourself</w:t>
+      </w:r>
+    </w:p>
+    <w:p>
+      <w:pPr>
+        <w:rPr>
+          <w:lang w:val="en-US"/>
+        </w:rPr>
+      </w:pPr>
+      <w:r>
+        <w:rPr>
+          <w:lang w:val="en-US"/>
+        </w:rPr>
+        <w:t>Border: Try it yourself</w:t>
+      </w:r>
+    </w:p>
+    <w:p>
+      <w:pPr>
+        <w:rPr>
+          <w:lang w:val="en-US"/>
+        </w:rPr>
+      </w:pPr>
+      <w:r>
+        <w:rPr>
+          <w:lang w:val="en-US"/>
+        </w:rPr>
+        <w:t>CSS Box Model:</w:t>
+      </w:r>
+      <w:r>
+        <w:rPr>
+          <w:lang w:val="en-US"/>
+        </w:rPr>
+        <w:tab/>
+        <w:t xml:space="preserve">IMPORTANT </w:t>
+      </w:r>
     </w:p>
     <w:sectPr>
       <w:pgSz w:w="11906" w:h="16838"/>
@@ -11007,6 +13646,31 @@
     <w:basedOn w:val="DefaultParagraphFont"/>
     <w:rsid w:val="0015406A"/>
   </w:style>
+  <w:style w:type="character" w:customStyle="1" w:styleId="commentcolor">
+    <w:name w:val="commentcolor"/>
+    <w:basedOn w:val="DefaultParagraphFont"/>
+    <w:rsid w:val="00DC576E"/>
+  </w:style>
+  <w:style w:type="character" w:customStyle="1" w:styleId="tagnamecolor">
+    <w:name w:val="tagnamecolor"/>
+    <w:basedOn w:val="DefaultParagraphFont"/>
+    <w:rsid w:val="00556F47"/>
+  </w:style>
+  <w:style w:type="character" w:customStyle="1" w:styleId="tagcolor">
+    <w:name w:val="tagcolor"/>
+    <w:basedOn w:val="DefaultParagraphFont"/>
+    <w:rsid w:val="00556F47"/>
+  </w:style>
+  <w:style w:type="character" w:customStyle="1" w:styleId="attributecolor">
+    <w:name w:val="attributecolor"/>
+    <w:basedOn w:val="DefaultParagraphFont"/>
+    <w:rsid w:val="00556F47"/>
+  </w:style>
+  <w:style w:type="character" w:customStyle="1" w:styleId="attributevaluecolor">
+    <w:name w:val="attributevaluecolor"/>
+    <w:basedOn w:val="DefaultParagraphFont"/>
+    <w:rsid w:val="00556F47"/>
+  </w:style>
 </w:styles>
 </file>
 

--- a/notes_04May2023.docx
+++ b/notes_04May2023.docx
@@ -11282,6 +11282,876 @@
         </w:rPr>
         <w:t>Border: Try it yourself</w:t>
       </w:r>
+      <w:r>
+        <w:rPr>
+          <w:lang w:val="en-US"/>
+        </w:rPr>
+        <w:tab/>
+      </w:r>
+      <w:r>
+        <w:rPr>
+          <w:lang w:val="en-US"/>
+        </w:rPr>
+        <w:tab/>
+        <w:t xml:space="preserve">(all, bottom, rounded, blue left </w:t>
+      </w:r>
+      <w:proofErr w:type="spellStart"/>
+      <w:r>
+        <w:rPr>
+          <w:lang w:val="en-US"/>
+        </w:rPr>
+        <w:t>etc</w:t>
+      </w:r>
+      <w:proofErr w:type="spellEnd"/>
+      <w:r>
+        <w:rPr>
+          <w:lang w:val="en-US"/>
+        </w:rPr>
+        <w:t>)</w:t>
+      </w:r>
+    </w:p>
+    <w:p>
+      <w:pPr>
+        <w:rPr>
+          <w:lang w:val="en-US"/>
+        </w:rPr>
+      </w:pPr>
+      <w:r>
+        <w:rPr>
+          <w:noProof/>
+        </w:rPr>
+        <w:lastRenderedPageBreak/>
+        <w:drawing>
+          <wp:inline distT="0" distB="0" distL="0" distR="0" wp14:anchorId="3CF43193" wp14:editId="584B8B40">
+            <wp:extent cx="5731510" cy="2820670"/>
+            <wp:effectExtent l="0" t="0" r="2540" b="0"/>
+            <wp:docPr id="1" name="Picture 1"/>
+            <wp:cNvGraphicFramePr>
+              <a:graphicFrameLocks xmlns:a="http://schemas.openxmlformats.org/drawingml/2006/main" noChangeAspect="1"/>
+            </wp:cNvGraphicFramePr>
+            <a:graphic xmlns:a="http://schemas.openxmlformats.org/drawingml/2006/main">
+              <a:graphicData uri="http://schemas.openxmlformats.org/drawingml/2006/picture">
+                <pic:pic xmlns:pic="http://schemas.openxmlformats.org/drawingml/2006/picture">
+                  <pic:nvPicPr>
+                    <pic:cNvPr id="1" name=""/>
+                    <pic:cNvPicPr/>
+                  </pic:nvPicPr>
+                  <pic:blipFill>
+                    <a:blip r:embed="rId6"/>
+                    <a:stretch>
+                      <a:fillRect/>
+                    </a:stretch>
+                  </pic:blipFill>
+                  <pic:spPr>
+                    <a:xfrm>
+                      <a:off x="0" y="0"/>
+                      <a:ext cx="5731510" cy="2820670"/>
+                    </a:xfrm>
+                    <a:prstGeom prst="rect">
+                      <a:avLst/>
+                    </a:prstGeom>
+                  </pic:spPr>
+                </pic:pic>
+              </a:graphicData>
+            </a:graphic>
+          </wp:inline>
+        </w:drawing>
+      </w:r>
+    </w:p>
+    <w:p>
+      <w:pPr>
+        <w:rPr>
+          <w:lang w:val="en-US"/>
+        </w:rPr>
+      </w:pPr>
+      <w:r>
+        <w:rPr>
+          <w:lang w:val="en-US"/>
+        </w:rPr>
+        <w:t>&lt;!DOCTYPE html&gt;</w:t>
+      </w:r>
+    </w:p>
+    <w:p>
+      <w:pPr>
+        <w:rPr>
+          <w:lang w:val="en-US"/>
+        </w:rPr>
+      </w:pPr>
+      <w:r>
+        <w:rPr>
+          <w:lang w:val="en-US"/>
+        </w:rPr>
+        <w:t>&lt;html&gt;</w:t>
+      </w:r>
+    </w:p>
+    <w:p>
+      <w:pPr>
+        <w:rPr>
+          <w:lang w:val="en-US"/>
+        </w:rPr>
+      </w:pPr>
+      <w:r>
+        <w:rPr>
+          <w:lang w:val="en-US"/>
+        </w:rPr>
+        <w:t>&lt;head&gt;</w:t>
+      </w:r>
+    </w:p>
+    <w:p>
+      <w:pPr>
+        <w:rPr>
+          <w:lang w:val="en-US"/>
+        </w:rPr>
+      </w:pPr>
+      <w:r>
+        <w:rPr>
+          <w:lang w:val="en-US"/>
+        </w:rPr>
+        <w:t>&lt;style&gt;</w:t>
+      </w:r>
+    </w:p>
+    <w:p>
+      <w:pPr>
+        <w:rPr>
+          <w:lang w:val="en-US"/>
+        </w:rPr>
+      </w:pPr>
+      <w:proofErr w:type="spellStart"/>
+      <w:proofErr w:type="gramStart"/>
+      <w:r>
+        <w:rPr>
+          <w:lang w:val="en-US"/>
+        </w:rPr>
+        <w:t>p.dotted</w:t>
+      </w:r>
+      <w:proofErr w:type="spellEnd"/>
+      <w:proofErr w:type="gramEnd"/>
+      <w:r>
+        <w:rPr>
+          <w:lang w:val="en-US"/>
+        </w:rPr>
+        <w:t xml:space="preserve"> {border-style: dotted;}</w:t>
+      </w:r>
+    </w:p>
+    <w:p>
+      <w:pPr>
+        <w:rPr>
+          <w:lang w:val="en-US"/>
+        </w:rPr>
+      </w:pPr>
+      <w:proofErr w:type="spellStart"/>
+      <w:proofErr w:type="gramStart"/>
+      <w:r>
+        <w:rPr>
+          <w:lang w:val="en-US"/>
+        </w:rPr>
+        <w:t>p.dashed</w:t>
+      </w:r>
+      <w:proofErr w:type="spellEnd"/>
+      <w:proofErr w:type="gramEnd"/>
+      <w:r>
+        <w:rPr>
+          <w:lang w:val="en-US"/>
+        </w:rPr>
+        <w:t xml:space="preserve"> {border-style: dashed;}</w:t>
+      </w:r>
+    </w:p>
+    <w:p>
+      <w:pPr>
+        <w:rPr>
+          <w:lang w:val="en-US"/>
+        </w:rPr>
+      </w:pPr>
+      <w:proofErr w:type="spellStart"/>
+      <w:proofErr w:type="gramStart"/>
+      <w:r>
+        <w:rPr>
+          <w:lang w:val="en-US"/>
+        </w:rPr>
+        <w:t>p.solid</w:t>
+      </w:r>
+      <w:proofErr w:type="spellEnd"/>
+      <w:proofErr w:type="gramEnd"/>
+      <w:r>
+        <w:rPr>
+          <w:lang w:val="en-US"/>
+        </w:rPr>
+        <w:t xml:space="preserve"> {border-style: solid;}</w:t>
+      </w:r>
+    </w:p>
+    <w:p>
+      <w:pPr>
+        <w:rPr>
+          <w:lang w:val="en-US"/>
+        </w:rPr>
+      </w:pPr>
+      <w:proofErr w:type="spellStart"/>
+      <w:proofErr w:type="gramStart"/>
+      <w:r>
+        <w:rPr>
+          <w:lang w:val="en-US"/>
+        </w:rPr>
+        <w:t>p.double</w:t>
+      </w:r>
+      <w:proofErr w:type="spellEnd"/>
+      <w:proofErr w:type="gramEnd"/>
+      <w:r>
+        <w:rPr>
+          <w:lang w:val="en-US"/>
+        </w:rPr>
+        <w:t xml:space="preserve"> {border-style: double;}</w:t>
+      </w:r>
+    </w:p>
+    <w:p>
+      <w:pPr>
+        <w:rPr>
+          <w:lang w:val="en-US"/>
+        </w:rPr>
+      </w:pPr>
+      <w:proofErr w:type="spellStart"/>
+      <w:proofErr w:type="gramStart"/>
+      <w:r>
+        <w:rPr>
+          <w:lang w:val="en-US"/>
+        </w:rPr>
+        <w:t>p.groove</w:t>
+      </w:r>
+      <w:proofErr w:type="spellEnd"/>
+      <w:proofErr w:type="gramEnd"/>
+      <w:r>
+        <w:rPr>
+          <w:lang w:val="en-US"/>
+        </w:rPr>
+        <w:t xml:space="preserve"> {border-style: groove;}</w:t>
+      </w:r>
+    </w:p>
+    <w:p>
+      <w:pPr>
+        <w:rPr>
+          <w:lang w:val="en-US"/>
+        </w:rPr>
+      </w:pPr>
+      <w:proofErr w:type="spellStart"/>
+      <w:proofErr w:type="gramStart"/>
+      <w:r>
+        <w:rPr>
+          <w:lang w:val="en-US"/>
+        </w:rPr>
+        <w:t>p.ridge</w:t>
+      </w:r>
+      <w:proofErr w:type="spellEnd"/>
+      <w:proofErr w:type="gramEnd"/>
+      <w:r>
+        <w:rPr>
+          <w:lang w:val="en-US"/>
+        </w:rPr>
+        <w:t xml:space="preserve"> {border-style: ridge;}</w:t>
+      </w:r>
+    </w:p>
+    <w:p>
+      <w:pPr>
+        <w:rPr>
+          <w:lang w:val="en-US"/>
+        </w:rPr>
+      </w:pPr>
+      <w:proofErr w:type="spellStart"/>
+      <w:proofErr w:type="gramStart"/>
+      <w:r>
+        <w:rPr>
+          <w:lang w:val="en-US"/>
+        </w:rPr>
+        <w:t>p.inset</w:t>
+      </w:r>
+      <w:proofErr w:type="spellEnd"/>
+      <w:proofErr w:type="gramEnd"/>
+      <w:r>
+        <w:rPr>
+          <w:lang w:val="en-US"/>
+        </w:rPr>
+        <w:t xml:space="preserve"> {border-style: inset;}</w:t>
+      </w:r>
+    </w:p>
+    <w:p>
+      <w:pPr>
+        <w:rPr>
+          <w:lang w:val="en-US"/>
+        </w:rPr>
+      </w:pPr>
+      <w:proofErr w:type="spellStart"/>
+      <w:proofErr w:type="gramStart"/>
+      <w:r>
+        <w:rPr>
+          <w:lang w:val="en-US"/>
+        </w:rPr>
+        <w:t>p.outset</w:t>
+      </w:r>
+      <w:proofErr w:type="spellEnd"/>
+      <w:proofErr w:type="gramEnd"/>
+      <w:r>
+        <w:rPr>
+          <w:lang w:val="en-US"/>
+        </w:rPr>
+        <w:t xml:space="preserve"> {border-style: outset;}</w:t>
+      </w:r>
+    </w:p>
+    <w:p>
+      <w:pPr>
+        <w:rPr>
+          <w:lang w:val="en-US"/>
+        </w:rPr>
+      </w:pPr>
+      <w:proofErr w:type="spellStart"/>
+      <w:proofErr w:type="gramStart"/>
+      <w:r>
+        <w:rPr>
+          <w:lang w:val="en-US"/>
+        </w:rPr>
+        <w:t>p.none</w:t>
+      </w:r>
+      <w:proofErr w:type="spellEnd"/>
+      <w:proofErr w:type="gramEnd"/>
+      <w:r>
+        <w:rPr>
+          <w:lang w:val="en-US"/>
+        </w:rPr>
+        <w:t xml:space="preserve"> {border-style: none;}</w:t>
+      </w:r>
+    </w:p>
+    <w:p>
+      <w:pPr>
+        <w:rPr>
+          <w:lang w:val="en-US"/>
+        </w:rPr>
+      </w:pPr>
+      <w:proofErr w:type="spellStart"/>
+      <w:proofErr w:type="gramStart"/>
+      <w:r>
+        <w:rPr>
+          <w:lang w:val="en-US"/>
+        </w:rPr>
+        <w:t>p.hidden</w:t>
+      </w:r>
+      <w:proofErr w:type="spellEnd"/>
+      <w:proofErr w:type="gramEnd"/>
+      <w:r>
+        <w:rPr>
+          <w:lang w:val="en-US"/>
+        </w:rPr>
+        <w:t xml:space="preserve"> {border-style: hidden;}</w:t>
+      </w:r>
+    </w:p>
+    <w:p>
+      <w:pPr>
+        <w:rPr>
+          <w:lang w:val="en-US"/>
+        </w:rPr>
+      </w:pPr>
+      <w:proofErr w:type="spellStart"/>
+      <w:r>
+        <w:rPr>
+          <w:lang w:val="en-US"/>
+        </w:rPr>
+        <w:t>p.mix</w:t>
+      </w:r>
+      <w:proofErr w:type="spellEnd"/>
+      <w:r>
+        <w:rPr>
+          <w:lang w:val="en-US"/>
+        </w:rPr>
+        <w:t xml:space="preserve"> {border-style: double dotted solid </w:t>
+      </w:r>
+      <w:proofErr w:type="gramStart"/>
+      <w:r>
+        <w:rPr>
+          <w:lang w:val="en-US"/>
+        </w:rPr>
+        <w:t>none ;</w:t>
+      </w:r>
+      <w:proofErr w:type="gramEnd"/>
+      <w:r>
+        <w:rPr>
+          <w:lang w:val="en-US"/>
+        </w:rPr>
+        <w:t>}</w:t>
+      </w:r>
+    </w:p>
+    <w:p>
+      <w:pPr>
+        <w:rPr>
+          <w:lang w:val="en-US"/>
+        </w:rPr>
+      </w:pPr>
+      <w:r>
+        <w:rPr>
+          <w:lang w:val="en-US"/>
+        </w:rPr>
+        <w:t>&lt;/style&gt;</w:t>
+      </w:r>
+    </w:p>
+    <w:p>
+      <w:pPr>
+        <w:rPr>
+          <w:lang w:val="en-US"/>
+        </w:rPr>
+      </w:pPr>
+      <w:r>
+        <w:rPr>
+          <w:lang w:val="en-US"/>
+        </w:rPr>
+        <w:t>&lt;/head&gt;</w:t>
+      </w:r>
+    </w:p>
+    <w:p>
+      <w:pPr>
+        <w:rPr>
+          <w:lang w:val="en-US"/>
+        </w:rPr>
+      </w:pPr>
+      <w:r>
+        <w:rPr>
+          <w:lang w:val="en-US"/>
+        </w:rPr>
+        <w:t>&lt;body&gt;</w:t>
+      </w:r>
+    </w:p>
+    <w:p>
+      <w:pPr>
+        <w:rPr>
+          <w:lang w:val="en-US"/>
+        </w:rPr>
+      </w:pPr>
+    </w:p>
+    <w:p>
+      <w:pPr>
+        <w:rPr>
+          <w:lang w:val="en-US"/>
+        </w:rPr>
+      </w:pPr>
+      <w:r>
+        <w:rPr>
+          <w:lang w:val="en-US"/>
+        </w:rPr>
+        <w:t>&lt;h2&gt;The border-style Property&lt;/h2&gt;</w:t>
+      </w:r>
+    </w:p>
+    <w:p>
+      <w:pPr>
+        <w:rPr>
+          <w:lang w:val="en-US"/>
+        </w:rPr>
+      </w:pPr>
+      <w:r>
+        <w:rPr>
+          <w:lang w:val="en-US"/>
+        </w:rPr>
+        <w:t>&lt;p&gt;This property specifies what kind of border to display:&lt;/p&gt;</w:t>
+      </w:r>
+    </w:p>
+    <w:p>
+      <w:pPr>
+        <w:rPr>
+          <w:lang w:val="en-US"/>
+        </w:rPr>
+      </w:pPr>
+    </w:p>
+    <w:p>
+      <w:pPr>
+        <w:rPr>
+          <w:lang w:val="en-US"/>
+        </w:rPr>
+      </w:pPr>
+      <w:r>
+        <w:rPr>
+          <w:lang w:val="en-US"/>
+        </w:rPr>
+        <w:t xml:space="preserve">&lt;p class="dotted"&gt;A dotted </w:t>
+      </w:r>
+      <w:proofErr w:type="gramStart"/>
+      <w:r>
+        <w:rPr>
+          <w:lang w:val="en-US"/>
+        </w:rPr>
+        <w:t>border.&lt;</w:t>
+      </w:r>
+      <w:proofErr w:type="gramEnd"/>
+      <w:r>
+        <w:rPr>
+          <w:lang w:val="en-US"/>
+        </w:rPr>
+        <w:t>/p&gt;</w:t>
+      </w:r>
+    </w:p>
+    <w:p>
+      <w:pPr>
+        <w:rPr>
+          <w:lang w:val="en-US"/>
+        </w:rPr>
+      </w:pPr>
+      <w:r>
+        <w:rPr>
+          <w:lang w:val="en-US"/>
+        </w:rPr>
+        <w:t xml:space="preserve">&lt;p class="dashed"&gt;A dashed </w:t>
+      </w:r>
+      <w:proofErr w:type="gramStart"/>
+      <w:r>
+        <w:rPr>
+          <w:lang w:val="en-US"/>
+        </w:rPr>
+        <w:t>border.&lt;</w:t>
+      </w:r>
+      <w:proofErr w:type="gramEnd"/>
+      <w:r>
+        <w:rPr>
+          <w:lang w:val="en-US"/>
+        </w:rPr>
+        <w:t>/p&gt;</w:t>
+      </w:r>
+    </w:p>
+    <w:p>
+      <w:pPr>
+        <w:rPr>
+          <w:lang w:val="en-US"/>
+        </w:rPr>
+      </w:pPr>
+      <w:r>
+        <w:rPr>
+          <w:lang w:val="en-US"/>
+        </w:rPr>
+        <w:t xml:space="preserve">&lt;p class="solid"&gt;A solid </w:t>
+      </w:r>
+      <w:proofErr w:type="gramStart"/>
+      <w:r>
+        <w:rPr>
+          <w:lang w:val="en-US"/>
+        </w:rPr>
+        <w:t>border.&lt;</w:t>
+      </w:r>
+      <w:proofErr w:type="gramEnd"/>
+      <w:r>
+        <w:rPr>
+          <w:lang w:val="en-US"/>
+        </w:rPr>
+        <w:t>/p&gt;</w:t>
+      </w:r>
+    </w:p>
+    <w:p>
+      <w:pPr>
+        <w:rPr>
+          <w:lang w:val="en-US"/>
+        </w:rPr>
+      </w:pPr>
+      <w:r>
+        <w:rPr>
+          <w:lang w:val="en-US"/>
+        </w:rPr>
+        <w:t xml:space="preserve">&lt;p class="double"&gt;A double </w:t>
+      </w:r>
+      <w:proofErr w:type="gramStart"/>
+      <w:r>
+        <w:rPr>
+          <w:lang w:val="en-US"/>
+        </w:rPr>
+        <w:t>border.&lt;</w:t>
+      </w:r>
+      <w:proofErr w:type="gramEnd"/>
+      <w:r>
+        <w:rPr>
+          <w:lang w:val="en-US"/>
+        </w:rPr>
+        <w:t>/p&gt;</w:t>
+      </w:r>
+    </w:p>
+    <w:p>
+      <w:pPr>
+        <w:rPr>
+          <w:lang w:val="en-US"/>
+        </w:rPr>
+      </w:pPr>
+      <w:r>
+        <w:rPr>
+          <w:lang w:val="en-US"/>
+        </w:rPr>
+        <w:t xml:space="preserve">&lt;p class="groove"&gt;A groove </w:t>
+      </w:r>
+      <w:proofErr w:type="gramStart"/>
+      <w:r>
+        <w:rPr>
+          <w:lang w:val="en-US"/>
+        </w:rPr>
+        <w:t>border.&lt;</w:t>
+      </w:r>
+      <w:proofErr w:type="gramEnd"/>
+      <w:r>
+        <w:rPr>
+          <w:lang w:val="en-US"/>
+        </w:rPr>
+        <w:t>/p&gt;</w:t>
+      </w:r>
+    </w:p>
+    <w:p>
+      <w:pPr>
+        <w:rPr>
+          <w:lang w:val="en-US"/>
+        </w:rPr>
+      </w:pPr>
+      <w:r>
+        <w:rPr>
+          <w:lang w:val="en-US"/>
+        </w:rPr>
+        <w:t xml:space="preserve">&lt;p class="ridge"&gt;A ridge </w:t>
+      </w:r>
+      <w:proofErr w:type="gramStart"/>
+      <w:r>
+        <w:rPr>
+          <w:lang w:val="en-US"/>
+        </w:rPr>
+        <w:t>border.&lt;</w:t>
+      </w:r>
+      <w:proofErr w:type="gramEnd"/>
+      <w:r>
+        <w:rPr>
+          <w:lang w:val="en-US"/>
+        </w:rPr>
+        <w:t>/p&gt;</w:t>
+      </w:r>
+    </w:p>
+    <w:p>
+      <w:pPr>
+        <w:rPr>
+          <w:lang w:val="en-US"/>
+        </w:rPr>
+      </w:pPr>
+      <w:r>
+        <w:rPr>
+          <w:lang w:val="en-US"/>
+        </w:rPr>
+        <w:t xml:space="preserve">&lt;p class="inset"&gt;An inset </w:t>
+      </w:r>
+      <w:proofErr w:type="gramStart"/>
+      <w:r>
+        <w:rPr>
+          <w:lang w:val="en-US"/>
+        </w:rPr>
+        <w:t>border.&lt;</w:t>
+      </w:r>
+      <w:proofErr w:type="gramEnd"/>
+      <w:r>
+        <w:rPr>
+          <w:lang w:val="en-US"/>
+        </w:rPr>
+        <w:t>/p&gt;</w:t>
+      </w:r>
+    </w:p>
+    <w:p>
+      <w:pPr>
+        <w:rPr>
+          <w:lang w:val="en-US"/>
+        </w:rPr>
+      </w:pPr>
+      <w:r>
+        <w:rPr>
+          <w:lang w:val="en-US"/>
+        </w:rPr>
+        <w:t xml:space="preserve">&lt;p class="outset"&gt;An outset </w:t>
+      </w:r>
+      <w:proofErr w:type="gramStart"/>
+      <w:r>
+        <w:rPr>
+          <w:lang w:val="en-US"/>
+        </w:rPr>
+        <w:t>border.&lt;</w:t>
+      </w:r>
+      <w:proofErr w:type="gramEnd"/>
+      <w:r>
+        <w:rPr>
+          <w:lang w:val="en-US"/>
+        </w:rPr>
+        <w:t>/p&gt;</w:t>
+      </w:r>
+    </w:p>
+    <w:p>
+      <w:pPr>
+        <w:rPr>
+          <w:lang w:val="en-US"/>
+        </w:rPr>
+      </w:pPr>
+      <w:r>
+        <w:rPr>
+          <w:lang w:val="en-US"/>
+        </w:rPr>
+        <w:t xml:space="preserve">&lt;p class="none"&gt;No </w:t>
+      </w:r>
+      <w:proofErr w:type="gramStart"/>
+      <w:r>
+        <w:rPr>
+          <w:lang w:val="en-US"/>
+        </w:rPr>
+        <w:t>border.&lt;</w:t>
+      </w:r>
+      <w:proofErr w:type="gramEnd"/>
+      <w:r>
+        <w:rPr>
+          <w:lang w:val="en-US"/>
+        </w:rPr>
+        <w:t>/p&gt;</w:t>
+      </w:r>
+    </w:p>
+    <w:p>
+      <w:pPr>
+        <w:rPr>
+          <w:lang w:val="en-US"/>
+        </w:rPr>
+      </w:pPr>
+      <w:r>
+        <w:rPr>
+          <w:lang w:val="en-US"/>
+        </w:rPr>
+        <w:t xml:space="preserve">&lt;p class="hidden"&gt;A hidden </w:t>
+      </w:r>
+      <w:proofErr w:type="gramStart"/>
+      <w:r>
+        <w:rPr>
+          <w:lang w:val="en-US"/>
+        </w:rPr>
+        <w:t>border.&lt;</w:t>
+      </w:r>
+      <w:proofErr w:type="gramEnd"/>
+      <w:r>
+        <w:rPr>
+          <w:lang w:val="en-US"/>
+        </w:rPr>
+        <w:t>/p&gt;</w:t>
+      </w:r>
+    </w:p>
+    <w:p>
+      <w:pPr>
+        <w:rPr>
+          <w:lang w:val="en-US"/>
+        </w:rPr>
+      </w:pPr>
+      <w:r>
+        <w:rPr>
+          <w:lang w:val="en-US"/>
+        </w:rPr>
+        <w:t xml:space="preserve">&lt;p class="mix"&gt;A mixed </w:t>
+      </w:r>
+      <w:proofErr w:type="gramStart"/>
+      <w:r>
+        <w:rPr>
+          <w:lang w:val="en-US"/>
+        </w:rPr>
+        <w:t>border.&lt;</w:t>
+      </w:r>
+      <w:proofErr w:type="gramEnd"/>
+      <w:r>
+        <w:rPr>
+          <w:lang w:val="en-US"/>
+        </w:rPr>
+        <w:t>/p&gt;</w:t>
+      </w:r>
+    </w:p>
+    <w:p>
+      <w:pPr>
+        <w:rPr>
+          <w:lang w:val="en-US"/>
+        </w:rPr>
+      </w:pPr>
+    </w:p>
+    <w:p>
+      <w:pPr>
+        <w:rPr>
+          <w:lang w:val="en-US"/>
+        </w:rPr>
+      </w:pPr>
+      <w:r>
+        <w:rPr>
+          <w:lang w:val="en-US"/>
+        </w:rPr>
+        <w:t>&lt;/body&gt;</w:t>
+      </w:r>
+    </w:p>
+    <w:p>
+      <w:pPr>
+        <w:rPr>
+          <w:lang w:val="en-US"/>
+        </w:rPr>
+      </w:pPr>
+      <w:r>
+        <w:rPr>
+          <w:lang w:val="en-US"/>
+        </w:rPr>
+        <w:t>&lt;/html&gt;</w:t>
+      </w:r>
+    </w:p>
+    <w:p>
+      <w:pPr>
+        <w:rPr>
+          <w:lang w:val="en-US"/>
+        </w:rPr>
+      </w:pPr>
+    </w:p>
+    <w:p>
+      <w:pPr>
+        <w:rPr>
+          <w:lang w:val="en-US"/>
+        </w:rPr>
+      </w:pPr>
+    </w:p>
+    <w:p>
+      <w:pPr>
+        <w:rPr>
+          <w:lang w:val="en-US"/>
+        </w:rPr>
+      </w:pPr>
+    </w:p>
+    <w:p>
+      <w:pPr>
+        <w:rPr>
+          <w:lang w:val="en-US"/>
+        </w:rPr>
+      </w:pPr>
+      <w:r>
+        <w:rPr>
+          <w:noProof/>
+        </w:rPr>
+        <w:lastRenderedPageBreak/>
+        <w:drawing>
+          <wp:inline distT="0" distB="0" distL="0" distR="0" wp14:anchorId="44DB8E13" wp14:editId="40A647FA">
+            <wp:extent cx="5731510" cy="3973830"/>
+            <wp:effectExtent l="0" t="0" r="2540" b="7620"/>
+            <wp:docPr id="2" name="Picture 2"/>
+            <wp:cNvGraphicFramePr>
+              <a:graphicFrameLocks xmlns:a="http://schemas.openxmlformats.org/drawingml/2006/main" noChangeAspect="1"/>
+            </wp:cNvGraphicFramePr>
+            <a:graphic xmlns:a="http://schemas.openxmlformats.org/drawingml/2006/main">
+              <a:graphicData uri="http://schemas.openxmlformats.org/drawingml/2006/picture">
+                <pic:pic xmlns:pic="http://schemas.openxmlformats.org/drawingml/2006/picture">
+                  <pic:nvPicPr>
+                    <pic:cNvPr id="1" name=""/>
+                    <pic:cNvPicPr/>
+                  </pic:nvPicPr>
+                  <pic:blipFill>
+                    <a:blip r:embed="rId7"/>
+                    <a:stretch>
+                      <a:fillRect/>
+                    </a:stretch>
+                  </pic:blipFill>
+                  <pic:spPr>
+                    <a:xfrm>
+                      <a:off x="0" y="0"/>
+                      <a:ext cx="5731510" cy="3973830"/>
+                    </a:xfrm>
+                    <a:prstGeom prst="rect">
+                      <a:avLst/>
+                    </a:prstGeom>
+                  </pic:spPr>
+                </pic:pic>
+              </a:graphicData>
+            </a:graphic>
+          </wp:inline>
+        </w:drawing>
+      </w:r>
     </w:p>
     <w:p>
       <w:pPr>
@@ -11302,6 +12172,1702 @@
         <w:tab/>
         <w:t xml:space="preserve">IMPORTANT </w:t>
       </w:r>
+    </w:p>
+    <w:p>
+      <w:pPr>
+        <w:rPr>
+          <w:lang w:val="en-US"/>
+        </w:rPr>
+      </w:pPr>
+      <w:r>
+        <w:rPr>
+          <w:noProof/>
+        </w:rPr>
+        <w:drawing>
+          <wp:inline distT="0" distB="0" distL="0" distR="0" wp14:anchorId="5CF5E81E" wp14:editId="2BC3ED6A">
+            <wp:extent cx="5731510" cy="3797300"/>
+            <wp:effectExtent l="0" t="0" r="2540" b="0"/>
+            <wp:docPr id="3" name="Picture 3"/>
+            <wp:cNvGraphicFramePr>
+              <a:graphicFrameLocks xmlns:a="http://schemas.openxmlformats.org/drawingml/2006/main" noChangeAspect="1"/>
+            </wp:cNvGraphicFramePr>
+            <a:graphic xmlns:a="http://schemas.openxmlformats.org/drawingml/2006/main">
+              <a:graphicData uri="http://schemas.openxmlformats.org/drawingml/2006/picture">
+                <pic:pic xmlns:pic="http://schemas.openxmlformats.org/drawingml/2006/picture">
+                  <pic:nvPicPr>
+                    <pic:cNvPr id="1" name=""/>
+                    <pic:cNvPicPr/>
+                  </pic:nvPicPr>
+                  <pic:blipFill>
+                    <a:blip r:embed="rId8"/>
+                    <a:stretch>
+                      <a:fillRect/>
+                    </a:stretch>
+                  </pic:blipFill>
+                  <pic:spPr>
+                    <a:xfrm>
+                      <a:off x="0" y="0"/>
+                      <a:ext cx="5731510" cy="3797300"/>
+                    </a:xfrm>
+                    <a:prstGeom prst="rect">
+                      <a:avLst/>
+                    </a:prstGeom>
+                  </pic:spPr>
+                </pic:pic>
+              </a:graphicData>
+            </a:graphic>
+          </wp:inline>
+        </w:drawing>
+      </w:r>
+    </w:p>
+    <w:p>
+      <w:pPr>
+        <w:rPr>
+          <w:lang w:val="en-US"/>
+        </w:rPr>
+      </w:pPr>
+    </w:p>
+    <w:p>
+      <w:pPr>
+        <w:rPr>
+          <w:lang w:val="en-US"/>
+        </w:rPr>
+      </w:pPr>
+      <w:r>
+        <w:rPr>
+          <w:lang w:val="en-US"/>
+        </w:rPr>
+        <w:t>&lt;!DOCTYPE html&gt;</w:t>
+      </w:r>
+    </w:p>
+    <w:p>
+      <w:pPr>
+        <w:rPr>
+          <w:lang w:val="en-US"/>
+        </w:rPr>
+      </w:pPr>
+      <w:r>
+        <w:rPr>
+          <w:lang w:val="en-US"/>
+        </w:rPr>
+        <w:lastRenderedPageBreak/>
+        <w:t>&lt;html&gt;</w:t>
+      </w:r>
+    </w:p>
+    <w:p>
+      <w:pPr>
+        <w:rPr>
+          <w:lang w:val="en-US"/>
+        </w:rPr>
+      </w:pPr>
+      <w:r>
+        <w:rPr>
+          <w:lang w:val="en-US"/>
+        </w:rPr>
+        <w:t>&lt;head&gt;</w:t>
+      </w:r>
+    </w:p>
+    <w:p>
+      <w:pPr>
+        <w:rPr>
+          <w:lang w:val="en-US"/>
+        </w:rPr>
+      </w:pPr>
+      <w:r>
+        <w:rPr>
+          <w:lang w:val="en-US"/>
+        </w:rPr>
+        <w:t>&lt;style&gt;</w:t>
+      </w:r>
+    </w:p>
+    <w:p>
+      <w:pPr>
+        <w:rPr>
+          <w:lang w:val="en-US"/>
+        </w:rPr>
+      </w:pPr>
+      <w:r>
+        <w:rPr>
+          <w:lang w:val="en-US"/>
+        </w:rPr>
+        <w:t>div {</w:t>
+      </w:r>
+    </w:p>
+    <w:p>
+      <w:pPr>
+        <w:rPr>
+          <w:lang w:val="en-US"/>
+        </w:rPr>
+      </w:pPr>
+      <w:r>
+        <w:rPr>
+          <w:lang w:val="en-US"/>
+        </w:rPr>
+        <w:t xml:space="preserve">  background-color: </w:t>
+      </w:r>
+      <w:proofErr w:type="spellStart"/>
+      <w:r>
+        <w:rPr>
+          <w:lang w:val="en-US"/>
+        </w:rPr>
+        <w:t>lightgrey</w:t>
+      </w:r>
+      <w:proofErr w:type="spellEnd"/>
+      <w:r>
+        <w:rPr>
+          <w:lang w:val="en-US"/>
+        </w:rPr>
+        <w:t>;</w:t>
+      </w:r>
+    </w:p>
+    <w:p>
+      <w:pPr>
+        <w:rPr>
+          <w:lang w:val="en-US"/>
+        </w:rPr>
+      </w:pPr>
+      <w:r>
+        <w:rPr>
+          <w:lang w:val="en-US"/>
+        </w:rPr>
+        <w:t xml:space="preserve">  width: 300px;</w:t>
+      </w:r>
+    </w:p>
+    <w:p>
+      <w:pPr>
+        <w:rPr>
+          <w:lang w:val="en-US"/>
+        </w:rPr>
+      </w:pPr>
+      <w:r>
+        <w:rPr>
+          <w:lang w:val="en-US"/>
+        </w:rPr>
+        <w:t xml:space="preserve">  border: 15px solid green;</w:t>
+      </w:r>
+    </w:p>
+    <w:p>
+      <w:pPr>
+        <w:rPr>
+          <w:lang w:val="en-US"/>
+        </w:rPr>
+      </w:pPr>
+      <w:r>
+        <w:rPr>
+          <w:lang w:val="en-US"/>
+        </w:rPr>
+        <w:t xml:space="preserve">  padding: 150px;</w:t>
+      </w:r>
+    </w:p>
+    <w:p>
+      <w:pPr>
+        <w:rPr>
+          <w:lang w:val="en-US"/>
+        </w:rPr>
+      </w:pPr>
+      <w:r>
+        <w:rPr>
+          <w:lang w:val="en-US"/>
+        </w:rPr>
+        <w:t xml:space="preserve">  margin: 120px;</w:t>
+      </w:r>
+    </w:p>
+    <w:p>
+      <w:pPr>
+        <w:rPr>
+          <w:lang w:val="en-US"/>
+        </w:rPr>
+      </w:pPr>
+      <w:r>
+        <w:rPr>
+          <w:lang w:val="en-US"/>
+        </w:rPr>
+        <w:t>}</w:t>
+      </w:r>
+    </w:p>
+    <w:p>
+      <w:pPr>
+        <w:rPr>
+          <w:lang w:val="en-US"/>
+        </w:rPr>
+      </w:pPr>
+      <w:r>
+        <w:rPr>
+          <w:lang w:val="en-US"/>
+        </w:rPr>
+        <w:t>&lt;/style&gt;</w:t>
+      </w:r>
+    </w:p>
+    <w:p>
+      <w:pPr>
+        <w:rPr>
+          <w:lang w:val="en-US"/>
+        </w:rPr>
+      </w:pPr>
+      <w:r>
+        <w:rPr>
+          <w:lang w:val="en-US"/>
+        </w:rPr>
+        <w:t>&lt;/head&gt;</w:t>
+      </w:r>
+    </w:p>
+    <w:p>
+      <w:pPr>
+        <w:rPr>
+          <w:lang w:val="en-US"/>
+        </w:rPr>
+      </w:pPr>
+      <w:r>
+        <w:rPr>
+          <w:lang w:val="en-US"/>
+        </w:rPr>
+        <w:t>&lt;body&gt;</w:t>
+      </w:r>
+    </w:p>
+    <w:p>
+      <w:pPr>
+        <w:rPr>
+          <w:lang w:val="en-US"/>
+        </w:rPr>
+      </w:pPr>
+    </w:p>
+    <w:p>
+      <w:pPr>
+        <w:rPr>
+          <w:lang w:val="en-US"/>
+        </w:rPr>
+      </w:pPr>
+      <w:r>
+        <w:rPr>
+          <w:lang w:val="en-US"/>
+        </w:rPr>
+        <w:t>&lt;h2&gt;Demonstrating the Box Model&lt;/h2&gt;</w:t>
+      </w:r>
+    </w:p>
+    <w:p>
+      <w:pPr>
+        <w:rPr>
+          <w:lang w:val="en-US"/>
+        </w:rPr>
+      </w:pPr>
+    </w:p>
+    <w:p>
+      <w:pPr>
+        <w:rPr>
+          <w:lang w:val="en-US"/>
+        </w:rPr>
+      </w:pPr>
+      <w:r>
+        <w:rPr>
+          <w:lang w:val="en-US"/>
+        </w:rPr>
+        <w:t xml:space="preserve">&lt;p&gt;The CSS box model is essentially a box that wraps around every HTML element. It consists of: borders, padding, margins, and the actual </w:t>
+      </w:r>
+      <w:proofErr w:type="gramStart"/>
+      <w:r>
+        <w:rPr>
+          <w:lang w:val="en-US"/>
+        </w:rPr>
+        <w:t>content.&lt;</w:t>
+      </w:r>
+      <w:proofErr w:type="gramEnd"/>
+      <w:r>
+        <w:rPr>
+          <w:lang w:val="en-US"/>
+        </w:rPr>
+        <w:t>/p&gt;</w:t>
+      </w:r>
+    </w:p>
+    <w:p>
+      <w:pPr>
+        <w:rPr>
+          <w:lang w:val="en-US"/>
+        </w:rPr>
+      </w:pPr>
+    </w:p>
+    <w:p>
+      <w:pPr>
+        <w:rPr>
+          <w:lang w:val="en-US"/>
+        </w:rPr>
+      </w:pPr>
+      <w:r>
+        <w:rPr>
+          <w:lang w:val="en-US"/>
+        </w:rPr>
+        <w:t xml:space="preserve">&lt;div&gt;This text is the content of the box. We have added a 50px padding, 20px margin and a 15px green border. Ut </w:t>
+      </w:r>
+      <w:proofErr w:type="spellStart"/>
+      <w:r>
+        <w:rPr>
+          <w:lang w:val="en-US"/>
+        </w:rPr>
+        <w:t>enim</w:t>
+      </w:r>
+      <w:proofErr w:type="spellEnd"/>
+      <w:r>
+        <w:rPr>
+          <w:lang w:val="en-US"/>
+        </w:rPr>
+        <w:t xml:space="preserve"> ad minim </w:t>
+      </w:r>
+      <w:proofErr w:type="spellStart"/>
+      <w:r>
+        <w:rPr>
+          <w:lang w:val="en-US"/>
+        </w:rPr>
+        <w:t>veniam</w:t>
+      </w:r>
+      <w:proofErr w:type="spellEnd"/>
+      <w:r>
+        <w:rPr>
+          <w:lang w:val="en-US"/>
+        </w:rPr>
+        <w:t xml:space="preserve">, </w:t>
+      </w:r>
+      <w:proofErr w:type="spellStart"/>
+      <w:r>
+        <w:rPr>
+          <w:lang w:val="en-US"/>
+        </w:rPr>
+        <w:t>quis</w:t>
+      </w:r>
+      <w:proofErr w:type="spellEnd"/>
+      <w:r>
+        <w:rPr>
+          <w:lang w:val="en-US"/>
+        </w:rPr>
+        <w:t xml:space="preserve"> </w:t>
+      </w:r>
+      <w:proofErr w:type="spellStart"/>
+      <w:r>
+        <w:rPr>
+          <w:lang w:val="en-US"/>
+        </w:rPr>
+        <w:t>nostrud</w:t>
+      </w:r>
+      <w:proofErr w:type="spellEnd"/>
+      <w:r>
+        <w:rPr>
+          <w:lang w:val="en-US"/>
+        </w:rPr>
+        <w:t xml:space="preserve"> exercitation </w:t>
+      </w:r>
+      <w:proofErr w:type="spellStart"/>
+      <w:r>
+        <w:rPr>
+          <w:lang w:val="en-US"/>
+        </w:rPr>
+        <w:t>ullamco</w:t>
+      </w:r>
+      <w:proofErr w:type="spellEnd"/>
+      <w:r>
+        <w:rPr>
+          <w:lang w:val="en-US"/>
+        </w:rPr>
+        <w:t xml:space="preserve"> </w:t>
+      </w:r>
+      <w:proofErr w:type="spellStart"/>
+      <w:r>
+        <w:rPr>
+          <w:lang w:val="en-US"/>
+        </w:rPr>
+        <w:t>laboris</w:t>
+      </w:r>
+      <w:proofErr w:type="spellEnd"/>
+      <w:r>
+        <w:rPr>
+          <w:lang w:val="en-US"/>
+        </w:rPr>
+        <w:t xml:space="preserve"> nisi </w:t>
+      </w:r>
+      <w:proofErr w:type="spellStart"/>
+      <w:r>
+        <w:rPr>
+          <w:lang w:val="en-US"/>
+        </w:rPr>
+        <w:t>ut</w:t>
+      </w:r>
+      <w:proofErr w:type="spellEnd"/>
+      <w:r>
+        <w:rPr>
+          <w:lang w:val="en-US"/>
+        </w:rPr>
+        <w:t xml:space="preserve"> </w:t>
+      </w:r>
+      <w:proofErr w:type="spellStart"/>
+      <w:r>
+        <w:rPr>
+          <w:lang w:val="en-US"/>
+        </w:rPr>
+        <w:t>aliquip</w:t>
+      </w:r>
+      <w:proofErr w:type="spellEnd"/>
+      <w:r>
+        <w:rPr>
+          <w:lang w:val="en-US"/>
+        </w:rPr>
+        <w:t xml:space="preserve"> ex </w:t>
+      </w:r>
+      <w:proofErr w:type="spellStart"/>
+      <w:r>
+        <w:rPr>
+          <w:lang w:val="en-US"/>
+        </w:rPr>
+        <w:t>ea</w:t>
+      </w:r>
+      <w:proofErr w:type="spellEnd"/>
+      <w:r>
+        <w:rPr>
+          <w:lang w:val="en-US"/>
+        </w:rPr>
+        <w:t xml:space="preserve"> </w:t>
+      </w:r>
+      <w:proofErr w:type="spellStart"/>
+      <w:r>
+        <w:rPr>
+          <w:lang w:val="en-US"/>
+        </w:rPr>
+        <w:t>commodo</w:t>
+      </w:r>
+      <w:proofErr w:type="spellEnd"/>
+      <w:r>
+        <w:rPr>
+          <w:lang w:val="en-US"/>
+        </w:rPr>
+        <w:t xml:space="preserve"> </w:t>
+      </w:r>
+      <w:proofErr w:type="spellStart"/>
+      <w:r>
+        <w:rPr>
+          <w:lang w:val="en-US"/>
+        </w:rPr>
+        <w:t>consequat</w:t>
+      </w:r>
+      <w:proofErr w:type="spellEnd"/>
+      <w:r>
+        <w:rPr>
+          <w:lang w:val="en-US"/>
+        </w:rPr>
+        <w:t xml:space="preserve">. Duis </w:t>
+      </w:r>
+      <w:proofErr w:type="spellStart"/>
+      <w:r>
+        <w:rPr>
+          <w:lang w:val="en-US"/>
+        </w:rPr>
+        <w:t>aute</w:t>
+      </w:r>
+      <w:proofErr w:type="spellEnd"/>
+      <w:r>
+        <w:rPr>
+          <w:lang w:val="en-US"/>
+        </w:rPr>
+        <w:t xml:space="preserve"> </w:t>
+      </w:r>
+      <w:proofErr w:type="spellStart"/>
+      <w:r>
+        <w:rPr>
+          <w:lang w:val="en-US"/>
+        </w:rPr>
+        <w:t>irure</w:t>
+      </w:r>
+      <w:proofErr w:type="spellEnd"/>
+      <w:r>
+        <w:rPr>
+          <w:lang w:val="en-US"/>
+        </w:rPr>
+        <w:t xml:space="preserve"> dolor in </w:t>
+      </w:r>
+      <w:proofErr w:type="spellStart"/>
+      <w:r>
+        <w:rPr>
+          <w:lang w:val="en-US"/>
+        </w:rPr>
+        <w:t>reprehenderit</w:t>
+      </w:r>
+      <w:proofErr w:type="spellEnd"/>
+      <w:r>
+        <w:rPr>
+          <w:lang w:val="en-US"/>
+        </w:rPr>
+        <w:t xml:space="preserve"> in </w:t>
+      </w:r>
+      <w:proofErr w:type="spellStart"/>
+      <w:r>
+        <w:rPr>
+          <w:lang w:val="en-US"/>
+        </w:rPr>
+        <w:t>voluptate</w:t>
+      </w:r>
+      <w:proofErr w:type="spellEnd"/>
+      <w:r>
+        <w:rPr>
+          <w:lang w:val="en-US"/>
+        </w:rPr>
+        <w:t xml:space="preserve"> </w:t>
+      </w:r>
+      <w:proofErr w:type="spellStart"/>
+      <w:r>
+        <w:rPr>
+          <w:lang w:val="en-US"/>
+        </w:rPr>
+        <w:t>velit</w:t>
+      </w:r>
+      <w:proofErr w:type="spellEnd"/>
+      <w:r>
+        <w:rPr>
+          <w:lang w:val="en-US"/>
+        </w:rPr>
+        <w:t xml:space="preserve"> </w:t>
+      </w:r>
+      <w:proofErr w:type="spellStart"/>
+      <w:r>
+        <w:rPr>
+          <w:lang w:val="en-US"/>
+        </w:rPr>
+        <w:t>esse</w:t>
+      </w:r>
+      <w:proofErr w:type="spellEnd"/>
+      <w:r>
+        <w:rPr>
+          <w:lang w:val="en-US"/>
+        </w:rPr>
+        <w:t xml:space="preserve"> </w:t>
+      </w:r>
+      <w:proofErr w:type="spellStart"/>
+      <w:r>
+        <w:rPr>
+          <w:lang w:val="en-US"/>
+        </w:rPr>
+        <w:t>cillum</w:t>
+      </w:r>
+      <w:proofErr w:type="spellEnd"/>
+      <w:r>
+        <w:rPr>
+          <w:lang w:val="en-US"/>
+        </w:rPr>
+        <w:t xml:space="preserve"> dolore </w:t>
+      </w:r>
+      <w:proofErr w:type="spellStart"/>
+      <w:r>
+        <w:rPr>
+          <w:lang w:val="en-US"/>
+        </w:rPr>
+        <w:t>eu</w:t>
+      </w:r>
+      <w:proofErr w:type="spellEnd"/>
+      <w:r>
+        <w:rPr>
+          <w:lang w:val="en-US"/>
+        </w:rPr>
+        <w:t xml:space="preserve"> </w:t>
+      </w:r>
+      <w:proofErr w:type="spellStart"/>
+      <w:r>
+        <w:rPr>
+          <w:lang w:val="en-US"/>
+        </w:rPr>
+        <w:t>fugiat</w:t>
+      </w:r>
+      <w:proofErr w:type="spellEnd"/>
+      <w:r>
+        <w:rPr>
+          <w:lang w:val="en-US"/>
+        </w:rPr>
+        <w:t xml:space="preserve"> </w:t>
+      </w:r>
+      <w:proofErr w:type="spellStart"/>
+      <w:r>
+        <w:rPr>
+          <w:lang w:val="en-US"/>
+        </w:rPr>
+        <w:t>nulla</w:t>
+      </w:r>
+      <w:proofErr w:type="spellEnd"/>
+      <w:r>
+        <w:rPr>
+          <w:lang w:val="en-US"/>
+        </w:rPr>
+        <w:t xml:space="preserve"> </w:t>
+      </w:r>
+      <w:proofErr w:type="spellStart"/>
+      <w:r>
+        <w:rPr>
+          <w:lang w:val="en-US"/>
+        </w:rPr>
+        <w:t>pariatur</w:t>
+      </w:r>
+      <w:proofErr w:type="spellEnd"/>
+      <w:r>
+        <w:rPr>
+          <w:lang w:val="en-US"/>
+        </w:rPr>
+        <w:t xml:space="preserve">. </w:t>
+      </w:r>
+      <w:proofErr w:type="spellStart"/>
+      <w:r>
+        <w:rPr>
+          <w:lang w:val="en-US"/>
+        </w:rPr>
+        <w:t>Excepteur</w:t>
+      </w:r>
+      <w:proofErr w:type="spellEnd"/>
+      <w:r>
+        <w:rPr>
+          <w:lang w:val="en-US"/>
+        </w:rPr>
+        <w:t xml:space="preserve"> </w:t>
+      </w:r>
+      <w:proofErr w:type="spellStart"/>
+      <w:r>
+        <w:rPr>
+          <w:lang w:val="en-US"/>
+        </w:rPr>
+        <w:t>sint</w:t>
+      </w:r>
+      <w:proofErr w:type="spellEnd"/>
+      <w:r>
+        <w:rPr>
+          <w:lang w:val="en-US"/>
+        </w:rPr>
+        <w:t xml:space="preserve"> </w:t>
+      </w:r>
+      <w:proofErr w:type="spellStart"/>
+      <w:r>
+        <w:rPr>
+          <w:lang w:val="en-US"/>
+        </w:rPr>
+        <w:t>occaecat</w:t>
+      </w:r>
+      <w:proofErr w:type="spellEnd"/>
+      <w:r>
+        <w:rPr>
+          <w:lang w:val="en-US"/>
+        </w:rPr>
+        <w:t xml:space="preserve"> </w:t>
+      </w:r>
+      <w:proofErr w:type="spellStart"/>
+      <w:r>
+        <w:rPr>
+          <w:lang w:val="en-US"/>
+        </w:rPr>
+        <w:t>cupidatat</w:t>
+      </w:r>
+      <w:proofErr w:type="spellEnd"/>
+      <w:r>
+        <w:rPr>
+          <w:lang w:val="en-US"/>
+        </w:rPr>
+        <w:t xml:space="preserve"> non </w:t>
+      </w:r>
+      <w:proofErr w:type="spellStart"/>
+      <w:r>
+        <w:rPr>
+          <w:lang w:val="en-US"/>
+        </w:rPr>
+        <w:t>proident</w:t>
+      </w:r>
+      <w:proofErr w:type="spellEnd"/>
+      <w:r>
+        <w:rPr>
+          <w:lang w:val="en-US"/>
+        </w:rPr>
+        <w:t xml:space="preserve">, sunt in culpa qui </w:t>
+      </w:r>
+      <w:proofErr w:type="spellStart"/>
+      <w:r>
+        <w:rPr>
+          <w:lang w:val="en-US"/>
+        </w:rPr>
+        <w:t>officia</w:t>
+      </w:r>
+      <w:proofErr w:type="spellEnd"/>
+      <w:r>
+        <w:rPr>
+          <w:lang w:val="en-US"/>
+        </w:rPr>
+        <w:t xml:space="preserve"> </w:t>
+      </w:r>
+      <w:proofErr w:type="spellStart"/>
+      <w:r>
+        <w:rPr>
+          <w:lang w:val="en-US"/>
+        </w:rPr>
+        <w:t>deserunt</w:t>
+      </w:r>
+      <w:proofErr w:type="spellEnd"/>
+      <w:r>
+        <w:rPr>
+          <w:lang w:val="en-US"/>
+        </w:rPr>
+        <w:t xml:space="preserve"> </w:t>
+      </w:r>
+      <w:proofErr w:type="spellStart"/>
+      <w:r>
+        <w:rPr>
+          <w:lang w:val="en-US"/>
+        </w:rPr>
+        <w:t>mollit</w:t>
+      </w:r>
+      <w:proofErr w:type="spellEnd"/>
+      <w:r>
+        <w:rPr>
+          <w:lang w:val="en-US"/>
+        </w:rPr>
+        <w:t xml:space="preserve"> </w:t>
+      </w:r>
+      <w:proofErr w:type="spellStart"/>
+      <w:r>
+        <w:rPr>
+          <w:lang w:val="en-US"/>
+        </w:rPr>
+        <w:t>anim</w:t>
+      </w:r>
+      <w:proofErr w:type="spellEnd"/>
+      <w:r>
+        <w:rPr>
+          <w:lang w:val="en-US"/>
+        </w:rPr>
+        <w:t xml:space="preserve"> id </w:t>
+      </w:r>
+      <w:proofErr w:type="spellStart"/>
+      <w:r>
+        <w:rPr>
+          <w:lang w:val="en-US"/>
+        </w:rPr>
+        <w:t>est</w:t>
+      </w:r>
+      <w:proofErr w:type="spellEnd"/>
+      <w:r>
+        <w:rPr>
+          <w:lang w:val="en-US"/>
+        </w:rPr>
+        <w:t xml:space="preserve"> </w:t>
+      </w:r>
+      <w:proofErr w:type="spellStart"/>
+      <w:proofErr w:type="gramStart"/>
+      <w:r>
+        <w:rPr>
+          <w:lang w:val="en-US"/>
+        </w:rPr>
+        <w:t>laborum</w:t>
+      </w:r>
+      <w:proofErr w:type="spellEnd"/>
+      <w:r>
+        <w:rPr>
+          <w:lang w:val="en-US"/>
+        </w:rPr>
+        <w:t>.&lt;</w:t>
+      </w:r>
+      <w:proofErr w:type="gramEnd"/>
+      <w:r>
+        <w:rPr>
+          <w:lang w:val="en-US"/>
+        </w:rPr>
+        <w:t>/div&gt;</w:t>
+      </w:r>
+    </w:p>
+    <w:p>
+      <w:pPr>
+        <w:rPr>
+          <w:lang w:val="en-US"/>
+        </w:rPr>
+      </w:pPr>
+    </w:p>
+    <w:p>
+      <w:pPr>
+        <w:rPr>
+          <w:lang w:val="en-US"/>
+        </w:rPr>
+      </w:pPr>
+      <w:r>
+        <w:rPr>
+          <w:lang w:val="en-US"/>
+        </w:rPr>
+        <w:t>&lt;/body&gt;</w:t>
+      </w:r>
+    </w:p>
+    <w:p>
+      <w:pPr>
+        <w:rPr>
+          <w:lang w:val="en-US"/>
+        </w:rPr>
+      </w:pPr>
+      <w:r>
+        <w:rPr>
+          <w:lang w:val="en-US"/>
+        </w:rPr>
+        <w:t>&lt;/html&gt;</w:t>
+      </w:r>
+    </w:p>
+    <w:p>
+      <w:pPr>
+        <w:rPr>
+          <w:lang w:val="en-US"/>
+        </w:rPr>
+      </w:pPr>
+    </w:p>
+    <w:p>
+      <w:pPr>
+        <w:rPr>
+          <w:lang w:val="en-US"/>
+        </w:rPr>
+      </w:pPr>
+    </w:p>
+    <w:p>
+      <w:pPr>
+        <w:rPr>
+          <w:lang w:val="en-US"/>
+        </w:rPr>
+      </w:pPr>
+      <w:proofErr w:type="spellStart"/>
+      <w:r>
+        <w:rPr>
+          <w:lang w:val="en-US"/>
+        </w:rPr>
+        <w:t>Callenge</w:t>
+      </w:r>
+      <w:proofErr w:type="spellEnd"/>
+      <w:r>
+        <w:rPr>
+          <w:lang w:val="en-US"/>
+        </w:rPr>
+        <w:t>:</w:t>
+      </w:r>
+    </w:p>
+    <w:p>
+      <w:pPr>
+        <w:shd w:val="clear" w:color="auto" w:fill="FFFFFF"/>
+        <w:spacing w:after="0" w:line="240" w:lineRule="auto"/>
+        <w:jc w:val="center"/>
+        <w:rPr>
+          <w:rFonts w:ascii="Segoe UI" w:eastAsia="Times New Roman" w:hAnsi="Segoe UI" w:cs="Segoe UI"/>
+          <w:color w:val="212121"/>
+          <w:sz w:val="23"/>
+          <w:szCs w:val="23"/>
+          <w:lang w:eastAsia="en-IN"/>
+        </w:rPr>
+      </w:pPr>
+      <w:r>
+        <w:rPr>
+          <w:rFonts w:ascii="Arial" w:eastAsia="Times New Roman" w:hAnsi="Arial" w:cs="Arial"/>
+          <w:b/>
+          <w:bCs/>
+          <w:color w:val="333333"/>
+          <w:sz w:val="27"/>
+          <w:szCs w:val="27"/>
+          <w:shd w:val="clear" w:color="auto" w:fill="FFFFFF"/>
+          <w:lang w:eastAsia="en-IN"/>
+        </w:rPr>
+        <w:t>Is a Chessboard</w:t>
+      </w:r>
+    </w:p>
+    <w:p>
+      <w:pPr>
+        <w:shd w:val="clear" w:color="auto" w:fill="FFFFFF"/>
+        <w:spacing w:line="240" w:lineRule="auto"/>
+        <w:rPr>
+          <w:rFonts w:ascii="Segoe UI" w:eastAsia="Times New Roman" w:hAnsi="Segoe UI" w:cs="Segoe UI"/>
+          <w:color w:val="212121"/>
+          <w:sz w:val="23"/>
+          <w:szCs w:val="23"/>
+          <w:lang w:eastAsia="en-IN"/>
+        </w:rPr>
+      </w:pPr>
+      <w:r>
+        <w:rPr>
+          <w:rFonts w:ascii="Arial" w:eastAsia="Times New Roman" w:hAnsi="Arial" w:cs="Arial"/>
+          <w:color w:val="333333"/>
+          <w:sz w:val="24"/>
+          <w:szCs w:val="24"/>
+          <w:shd w:val="clear" w:color="auto" w:fill="FFFFFF"/>
+          <w:lang w:eastAsia="en-IN"/>
+        </w:rPr>
+        <w:t>Somu is preparing himself to build a Chess Game app. For that he needs to learn and workout a lot problems on 2-D Arrays. In the initial phase, given a 2D array with 1's and 0'</w:t>
+      </w:r>
+      <w:proofErr w:type="gramStart"/>
+      <w:r>
+        <w:rPr>
+          <w:rFonts w:ascii="Arial" w:eastAsia="Times New Roman" w:hAnsi="Arial" w:cs="Arial"/>
+          <w:color w:val="333333"/>
+          <w:sz w:val="24"/>
+          <w:szCs w:val="24"/>
+          <w:shd w:val="clear" w:color="auto" w:fill="FFFFFF"/>
+          <w:lang w:eastAsia="en-IN"/>
+        </w:rPr>
+        <w:t>s ,</w:t>
+      </w:r>
+      <w:proofErr w:type="gramEnd"/>
+      <w:r>
+        <w:rPr>
+          <w:rFonts w:ascii="Arial" w:eastAsia="Times New Roman" w:hAnsi="Arial" w:cs="Arial"/>
+          <w:color w:val="333333"/>
+          <w:sz w:val="24"/>
+          <w:szCs w:val="24"/>
+          <w:shd w:val="clear" w:color="auto" w:fill="FFFFFF"/>
+          <w:lang w:eastAsia="en-IN"/>
+        </w:rPr>
+        <w:t xml:space="preserve"> where 1 represents black </w:t>
+      </w:r>
+      <w:proofErr w:type="spellStart"/>
+      <w:r>
+        <w:rPr>
+          <w:rFonts w:ascii="Arial" w:eastAsia="Times New Roman" w:hAnsi="Arial" w:cs="Arial"/>
+          <w:color w:val="333333"/>
+          <w:sz w:val="24"/>
+          <w:szCs w:val="24"/>
+          <w:shd w:val="clear" w:color="auto" w:fill="FFFFFF"/>
+          <w:lang w:eastAsia="en-IN"/>
+        </w:rPr>
+        <w:t>color</w:t>
+      </w:r>
+      <w:proofErr w:type="spellEnd"/>
+      <w:r>
+        <w:rPr>
+          <w:rFonts w:ascii="Arial" w:eastAsia="Times New Roman" w:hAnsi="Arial" w:cs="Arial"/>
+          <w:color w:val="333333"/>
+          <w:sz w:val="24"/>
+          <w:szCs w:val="24"/>
+          <w:shd w:val="clear" w:color="auto" w:fill="FFFFFF"/>
+          <w:lang w:eastAsia="en-IN"/>
+        </w:rPr>
+        <w:t xml:space="preserve"> and 0 represents white </w:t>
+      </w:r>
+      <w:proofErr w:type="spellStart"/>
+      <w:r>
+        <w:rPr>
+          <w:rFonts w:ascii="Arial" w:eastAsia="Times New Roman" w:hAnsi="Arial" w:cs="Arial"/>
+          <w:color w:val="333333"/>
+          <w:sz w:val="24"/>
+          <w:szCs w:val="24"/>
+          <w:shd w:val="clear" w:color="auto" w:fill="FFFFFF"/>
+          <w:lang w:eastAsia="en-IN"/>
+        </w:rPr>
+        <w:t>color</w:t>
+      </w:r>
+      <w:proofErr w:type="spellEnd"/>
+      <w:r>
+        <w:rPr>
+          <w:rFonts w:ascii="Arial" w:eastAsia="Times New Roman" w:hAnsi="Arial" w:cs="Arial"/>
+          <w:color w:val="333333"/>
+          <w:sz w:val="24"/>
+          <w:szCs w:val="24"/>
+          <w:shd w:val="clear" w:color="auto" w:fill="FFFFFF"/>
+          <w:lang w:eastAsia="en-IN"/>
+        </w:rPr>
+        <w:t xml:space="preserve"> of the </w:t>
+      </w:r>
+      <w:r>
+        <w:rPr>
+          <w:rFonts w:ascii="Arial" w:eastAsia="Times New Roman" w:hAnsi="Arial" w:cs="Arial"/>
+          <w:color w:val="333333"/>
+          <w:sz w:val="24"/>
+          <w:szCs w:val="24"/>
+          <w:shd w:val="clear" w:color="auto" w:fill="FFFFFF"/>
+          <w:lang w:eastAsia="en-IN"/>
+        </w:rPr>
+        <w:lastRenderedPageBreak/>
+        <w:t xml:space="preserve">chess board, he wants to find whether it </w:t>
+      </w:r>
+      <w:proofErr w:type="spellStart"/>
+      <w:r>
+        <w:rPr>
+          <w:rFonts w:ascii="Arial" w:eastAsia="Times New Roman" w:hAnsi="Arial" w:cs="Arial"/>
+          <w:color w:val="333333"/>
+          <w:sz w:val="24"/>
+          <w:szCs w:val="24"/>
+          <w:shd w:val="clear" w:color="auto" w:fill="FFFFFF"/>
+          <w:lang w:eastAsia="en-IN"/>
+        </w:rPr>
+        <w:t>resemples</w:t>
+      </w:r>
+      <w:proofErr w:type="spellEnd"/>
+      <w:r>
+        <w:rPr>
+          <w:rFonts w:ascii="Arial" w:eastAsia="Times New Roman" w:hAnsi="Arial" w:cs="Arial"/>
+          <w:color w:val="333333"/>
+          <w:sz w:val="24"/>
+          <w:szCs w:val="24"/>
+          <w:shd w:val="clear" w:color="auto" w:fill="FFFFFF"/>
+          <w:lang w:eastAsia="en-IN"/>
+        </w:rPr>
+        <w:t xml:space="preserve"> a chess board or not.</w:t>
+      </w:r>
+      <w:r>
+        <w:rPr>
+          <w:rFonts w:ascii="Arial" w:eastAsia="Times New Roman" w:hAnsi="Arial" w:cs="Arial"/>
+          <w:color w:val="333333"/>
+          <w:sz w:val="24"/>
+          <w:szCs w:val="24"/>
+          <w:shd w:val="clear" w:color="auto" w:fill="FFFFFF"/>
+          <w:lang w:eastAsia="en-IN"/>
+        </w:rPr>
+        <w:br/>
+        <w:t xml:space="preserve">Write a program to help </w:t>
+      </w:r>
+      <w:proofErr w:type="spellStart"/>
+      <w:r>
+        <w:rPr>
+          <w:rFonts w:ascii="Arial" w:eastAsia="Times New Roman" w:hAnsi="Arial" w:cs="Arial"/>
+          <w:color w:val="333333"/>
+          <w:sz w:val="24"/>
+          <w:szCs w:val="24"/>
+          <w:shd w:val="clear" w:color="auto" w:fill="FFFFFF"/>
+          <w:lang w:eastAsia="en-IN"/>
+        </w:rPr>
+        <w:t>Somo</w:t>
+      </w:r>
+      <w:proofErr w:type="spellEnd"/>
+      <w:r>
+        <w:rPr>
+          <w:rFonts w:ascii="Arial" w:eastAsia="Times New Roman" w:hAnsi="Arial" w:cs="Arial"/>
+          <w:color w:val="333333"/>
+          <w:sz w:val="24"/>
+          <w:szCs w:val="24"/>
+          <w:shd w:val="clear" w:color="auto" w:fill="FFFFFF"/>
+          <w:lang w:eastAsia="en-IN"/>
+        </w:rPr>
+        <w:t xml:space="preserve"> to determine whether the given 2-D Array resembles a Chess board or not. If it doesn't resemble, calculate the minimum number of cells that need to be changed.</w:t>
+      </w:r>
+      <w:r>
+        <w:rPr>
+          <w:rFonts w:ascii="Arial" w:eastAsia="Times New Roman" w:hAnsi="Arial" w:cs="Arial"/>
+          <w:color w:val="333333"/>
+          <w:sz w:val="24"/>
+          <w:szCs w:val="24"/>
+          <w:shd w:val="clear" w:color="auto" w:fill="FFFFFF"/>
+          <w:lang w:eastAsia="en-IN"/>
+        </w:rPr>
+        <w:br/>
+      </w:r>
+      <w:r>
+        <w:rPr>
+          <w:rFonts w:ascii="Arial" w:eastAsia="Times New Roman" w:hAnsi="Arial" w:cs="Arial"/>
+          <w:color w:val="333333"/>
+          <w:sz w:val="24"/>
+          <w:szCs w:val="24"/>
+          <w:shd w:val="clear" w:color="auto" w:fill="FFFFFF"/>
+          <w:lang w:eastAsia="en-IN"/>
+        </w:rPr>
+        <w:br/>
+      </w:r>
+      <w:r>
+        <w:rPr>
+          <w:rFonts w:ascii="Arial" w:eastAsia="Times New Roman" w:hAnsi="Arial" w:cs="Arial"/>
+          <w:b/>
+          <w:bCs/>
+          <w:color w:val="333333"/>
+          <w:sz w:val="24"/>
+          <w:szCs w:val="24"/>
+          <w:shd w:val="clear" w:color="auto" w:fill="FFFFFF"/>
+          <w:lang w:eastAsia="en-IN"/>
+        </w:rPr>
+        <w:t>Assume</w:t>
+      </w:r>
+      <w:r>
+        <w:rPr>
+          <w:rFonts w:ascii="Arial" w:eastAsia="Times New Roman" w:hAnsi="Arial" w:cs="Arial"/>
+          <w:color w:val="333333"/>
+          <w:sz w:val="24"/>
+          <w:szCs w:val="24"/>
+          <w:shd w:val="clear" w:color="auto" w:fill="FFFFFF"/>
+          <w:lang w:eastAsia="en-IN"/>
+        </w:rPr>
+        <w:t> that the board is of any dimension and need not be a square.</w:t>
+      </w:r>
+      <w:r>
+        <w:rPr>
+          <w:rFonts w:ascii="Arial" w:eastAsia="Times New Roman" w:hAnsi="Arial" w:cs="Arial"/>
+          <w:color w:val="333333"/>
+          <w:sz w:val="24"/>
+          <w:szCs w:val="24"/>
+          <w:shd w:val="clear" w:color="auto" w:fill="FFFFFF"/>
+          <w:lang w:eastAsia="en-IN"/>
+        </w:rPr>
+        <w:br/>
+      </w:r>
+      <w:r>
+        <w:rPr>
+          <w:rFonts w:ascii="Arial" w:eastAsia="Times New Roman" w:hAnsi="Arial" w:cs="Arial"/>
+          <w:color w:val="333333"/>
+          <w:sz w:val="24"/>
+          <w:szCs w:val="24"/>
+          <w:shd w:val="clear" w:color="auto" w:fill="FFFFFF"/>
+          <w:lang w:eastAsia="en-IN"/>
+        </w:rPr>
+        <w:br/>
+      </w:r>
+      <w:r>
+        <w:rPr>
+          <w:rFonts w:ascii="Arial" w:eastAsia="Times New Roman" w:hAnsi="Arial" w:cs="Arial"/>
+          <w:b/>
+          <w:bCs/>
+          <w:color w:val="333333"/>
+          <w:sz w:val="24"/>
+          <w:szCs w:val="24"/>
+          <w:shd w:val="clear" w:color="auto" w:fill="FFFFFF"/>
+          <w:lang w:eastAsia="en-IN"/>
+        </w:rPr>
+        <w:t>[Note :</w:t>
+      </w:r>
+      <w:r>
+        <w:rPr>
+          <w:rFonts w:ascii="Arial" w:eastAsia="Times New Roman" w:hAnsi="Arial" w:cs="Arial"/>
+          <w:color w:val="333333"/>
+          <w:sz w:val="24"/>
+          <w:szCs w:val="24"/>
+          <w:shd w:val="clear" w:color="auto" w:fill="FFFFFF"/>
+          <w:lang w:eastAsia="en-IN"/>
+        </w:rPr>
+        <w:t> The first cell in the chess board can either be black or white.]</w:t>
+      </w:r>
+      <w:r>
+        <w:rPr>
+          <w:rFonts w:ascii="Arial" w:eastAsia="Times New Roman" w:hAnsi="Arial" w:cs="Arial"/>
+          <w:color w:val="333333"/>
+          <w:sz w:val="24"/>
+          <w:szCs w:val="24"/>
+          <w:shd w:val="clear" w:color="auto" w:fill="FFFFFF"/>
+          <w:lang w:eastAsia="en-IN"/>
+        </w:rPr>
+        <w:br/>
+      </w:r>
+      <w:r>
+        <w:rPr>
+          <w:rFonts w:ascii="Arial" w:eastAsia="Times New Roman" w:hAnsi="Arial" w:cs="Arial"/>
+          <w:color w:val="333333"/>
+          <w:sz w:val="24"/>
+          <w:szCs w:val="24"/>
+          <w:shd w:val="clear" w:color="auto" w:fill="FFFFFF"/>
+          <w:lang w:eastAsia="en-IN"/>
+        </w:rPr>
+        <w:br/>
+      </w:r>
+      <w:r>
+        <w:rPr>
+          <w:rFonts w:ascii="Arial" w:eastAsia="Times New Roman" w:hAnsi="Arial" w:cs="Arial"/>
+          <w:b/>
+          <w:bCs/>
+          <w:color w:val="333333"/>
+          <w:sz w:val="24"/>
+          <w:szCs w:val="24"/>
+          <w:shd w:val="clear" w:color="auto" w:fill="FFFFFF"/>
+          <w:lang w:eastAsia="en-IN"/>
+        </w:rPr>
+        <w:t>Input Format:</w:t>
+      </w:r>
+      <w:r>
+        <w:rPr>
+          <w:rFonts w:ascii="Arial" w:eastAsia="Times New Roman" w:hAnsi="Arial" w:cs="Arial"/>
+          <w:color w:val="333333"/>
+          <w:sz w:val="24"/>
+          <w:szCs w:val="24"/>
+          <w:shd w:val="clear" w:color="auto" w:fill="FFFFFF"/>
+          <w:lang w:eastAsia="en-IN"/>
+        </w:rPr>
+        <w:br/>
+        <w:t>First line of the input is an integer that denotes the Row Size.</w:t>
+      </w:r>
+      <w:r>
+        <w:rPr>
+          <w:rFonts w:ascii="Arial" w:eastAsia="Times New Roman" w:hAnsi="Arial" w:cs="Arial"/>
+          <w:color w:val="333333"/>
+          <w:sz w:val="24"/>
+          <w:szCs w:val="24"/>
+          <w:shd w:val="clear" w:color="auto" w:fill="FFFFFF"/>
+          <w:lang w:eastAsia="en-IN"/>
+        </w:rPr>
+        <w:br/>
+        <w:t>Second line of the input is an integer that denotes the Column Size.</w:t>
+      </w:r>
+      <w:r>
+        <w:rPr>
+          <w:rFonts w:ascii="Arial" w:eastAsia="Times New Roman" w:hAnsi="Arial" w:cs="Arial"/>
+          <w:color w:val="333333"/>
+          <w:sz w:val="24"/>
+          <w:szCs w:val="24"/>
+          <w:shd w:val="clear" w:color="auto" w:fill="FFFFFF"/>
+          <w:lang w:eastAsia="en-IN"/>
+        </w:rPr>
+        <w:br/>
+        <w:t>Rest of the input are colours of the board, represented in matrix format.</w:t>
+      </w:r>
+      <w:r>
+        <w:rPr>
+          <w:rFonts w:ascii="Arial" w:eastAsia="Times New Roman" w:hAnsi="Arial" w:cs="Arial"/>
+          <w:color w:val="333333"/>
+          <w:sz w:val="24"/>
+          <w:szCs w:val="24"/>
+          <w:shd w:val="clear" w:color="auto" w:fill="FFFFFF"/>
+          <w:lang w:eastAsia="en-IN"/>
+        </w:rPr>
+        <w:br/>
+      </w:r>
+      <w:r>
+        <w:rPr>
+          <w:rFonts w:ascii="Arial" w:eastAsia="Times New Roman" w:hAnsi="Arial" w:cs="Arial"/>
+          <w:color w:val="333333"/>
+          <w:sz w:val="24"/>
+          <w:szCs w:val="24"/>
+          <w:shd w:val="clear" w:color="auto" w:fill="FFFFFF"/>
+          <w:lang w:eastAsia="en-IN"/>
+        </w:rPr>
+        <w:br/>
+      </w:r>
+      <w:r>
+        <w:rPr>
+          <w:rFonts w:ascii="Arial" w:eastAsia="Times New Roman" w:hAnsi="Arial" w:cs="Arial"/>
+          <w:b/>
+          <w:bCs/>
+          <w:color w:val="333333"/>
+          <w:sz w:val="24"/>
+          <w:szCs w:val="24"/>
+          <w:shd w:val="clear" w:color="auto" w:fill="FFFFFF"/>
+          <w:lang w:eastAsia="en-IN"/>
+        </w:rPr>
+        <w:t>Output Format:</w:t>
+      </w:r>
+      <w:r>
+        <w:rPr>
+          <w:rFonts w:ascii="Arial" w:eastAsia="Times New Roman" w:hAnsi="Arial" w:cs="Arial"/>
+          <w:color w:val="333333"/>
+          <w:sz w:val="24"/>
+          <w:szCs w:val="24"/>
+          <w:shd w:val="clear" w:color="auto" w:fill="FFFFFF"/>
+          <w:lang w:eastAsia="en-IN"/>
+        </w:rPr>
+        <w:br/>
+        <w:t>Output is a String "true", if the matrix resembles a valid chess-board. Else print "False</w:t>
+      </w:r>
+      <w:proofErr w:type="gramStart"/>
+      <w:r>
+        <w:rPr>
+          <w:rFonts w:ascii="Arial" w:eastAsia="Times New Roman" w:hAnsi="Arial" w:cs="Arial"/>
+          <w:color w:val="333333"/>
+          <w:sz w:val="24"/>
+          <w:szCs w:val="24"/>
+          <w:shd w:val="clear" w:color="auto" w:fill="FFFFFF"/>
+          <w:lang w:eastAsia="en-IN"/>
+        </w:rPr>
+        <w:t>" ,</w:t>
+      </w:r>
+      <w:proofErr w:type="gramEnd"/>
+      <w:r>
+        <w:rPr>
+          <w:rFonts w:ascii="Arial" w:eastAsia="Times New Roman" w:hAnsi="Arial" w:cs="Arial"/>
+          <w:color w:val="333333"/>
+          <w:sz w:val="24"/>
+          <w:szCs w:val="24"/>
+          <w:shd w:val="clear" w:color="auto" w:fill="FFFFFF"/>
+          <w:lang w:eastAsia="en-IN"/>
+        </w:rPr>
+        <w:t xml:space="preserve"> along with the number of cells need to be changed.</w:t>
+      </w:r>
+      <w:r>
+        <w:rPr>
+          <w:rFonts w:ascii="Arial" w:eastAsia="Times New Roman" w:hAnsi="Arial" w:cs="Arial"/>
+          <w:color w:val="333333"/>
+          <w:sz w:val="24"/>
+          <w:szCs w:val="24"/>
+          <w:shd w:val="clear" w:color="auto" w:fill="FFFFFF"/>
+          <w:lang w:eastAsia="en-IN"/>
+        </w:rPr>
+        <w:br/>
+      </w:r>
+      <w:r>
+        <w:rPr>
+          <w:rFonts w:ascii="Arial" w:eastAsia="Times New Roman" w:hAnsi="Arial" w:cs="Arial"/>
+          <w:color w:val="333333"/>
+          <w:sz w:val="24"/>
+          <w:szCs w:val="24"/>
+          <w:shd w:val="clear" w:color="auto" w:fill="FFFFFF"/>
+          <w:lang w:eastAsia="en-IN"/>
+        </w:rPr>
+        <w:br/>
+      </w:r>
+      <w:r>
+        <w:rPr>
+          <w:rFonts w:ascii="Arial" w:eastAsia="Times New Roman" w:hAnsi="Arial" w:cs="Arial"/>
+          <w:b/>
+          <w:bCs/>
+          <w:color w:val="333333"/>
+          <w:sz w:val="24"/>
+          <w:szCs w:val="24"/>
+          <w:shd w:val="clear" w:color="auto" w:fill="FFFFFF"/>
+          <w:lang w:eastAsia="en-IN"/>
+        </w:rPr>
+        <w:t>Sample Input 1:</w:t>
+      </w:r>
+      <w:r>
+        <w:rPr>
+          <w:rFonts w:ascii="Arial" w:eastAsia="Times New Roman" w:hAnsi="Arial" w:cs="Arial"/>
+          <w:color w:val="333333"/>
+          <w:sz w:val="24"/>
+          <w:szCs w:val="24"/>
+          <w:shd w:val="clear" w:color="auto" w:fill="FFFFFF"/>
+          <w:lang w:eastAsia="en-IN"/>
+        </w:rPr>
+        <w:br/>
+        <w:t>3</w:t>
+      </w:r>
+      <w:r>
+        <w:rPr>
+          <w:rFonts w:ascii="Arial" w:eastAsia="Times New Roman" w:hAnsi="Arial" w:cs="Arial"/>
+          <w:color w:val="333333"/>
+          <w:sz w:val="24"/>
+          <w:szCs w:val="24"/>
+          <w:shd w:val="clear" w:color="auto" w:fill="FFFFFF"/>
+          <w:lang w:eastAsia="en-IN"/>
+        </w:rPr>
+        <w:br/>
+        <w:t>4</w:t>
+      </w:r>
+      <w:r>
+        <w:rPr>
+          <w:rFonts w:ascii="Arial" w:eastAsia="Times New Roman" w:hAnsi="Arial" w:cs="Arial"/>
+          <w:color w:val="333333"/>
+          <w:sz w:val="24"/>
+          <w:szCs w:val="24"/>
+          <w:shd w:val="clear" w:color="auto" w:fill="FFFFFF"/>
+          <w:lang w:eastAsia="en-IN"/>
+        </w:rPr>
+        <w:br/>
+        <w:t>1 0 1 0</w:t>
+      </w:r>
+      <w:r>
+        <w:rPr>
+          <w:rFonts w:ascii="Arial" w:eastAsia="Times New Roman" w:hAnsi="Arial" w:cs="Arial"/>
+          <w:color w:val="333333"/>
+          <w:sz w:val="24"/>
+          <w:szCs w:val="24"/>
+          <w:shd w:val="clear" w:color="auto" w:fill="FFFFFF"/>
+          <w:lang w:eastAsia="en-IN"/>
+        </w:rPr>
+        <w:br/>
+        <w:t>0 1 0 1</w:t>
+      </w:r>
+      <w:r>
+        <w:rPr>
+          <w:rFonts w:ascii="Arial" w:eastAsia="Times New Roman" w:hAnsi="Arial" w:cs="Arial"/>
+          <w:color w:val="333333"/>
+          <w:sz w:val="24"/>
+          <w:szCs w:val="24"/>
+          <w:shd w:val="clear" w:color="auto" w:fill="FFFFFF"/>
+          <w:lang w:eastAsia="en-IN"/>
+        </w:rPr>
+        <w:br/>
+        <w:t>1 0 1 0</w:t>
+      </w:r>
+      <w:r>
+        <w:rPr>
+          <w:rFonts w:ascii="Arial" w:eastAsia="Times New Roman" w:hAnsi="Arial" w:cs="Arial"/>
+          <w:color w:val="333333"/>
+          <w:sz w:val="24"/>
+          <w:szCs w:val="24"/>
+          <w:shd w:val="clear" w:color="auto" w:fill="FFFFFF"/>
+          <w:lang w:eastAsia="en-IN"/>
+        </w:rPr>
+        <w:br/>
+      </w:r>
+      <w:r>
+        <w:rPr>
+          <w:rFonts w:ascii="Arial" w:eastAsia="Times New Roman" w:hAnsi="Arial" w:cs="Arial"/>
+          <w:color w:val="333333"/>
+          <w:sz w:val="24"/>
+          <w:szCs w:val="24"/>
+          <w:shd w:val="clear" w:color="auto" w:fill="FFFFFF"/>
+          <w:lang w:eastAsia="en-IN"/>
+        </w:rPr>
+        <w:br/>
+      </w:r>
+      <w:r>
+        <w:rPr>
+          <w:rFonts w:ascii="Arial" w:eastAsia="Times New Roman" w:hAnsi="Arial" w:cs="Arial"/>
+          <w:b/>
+          <w:bCs/>
+          <w:color w:val="333333"/>
+          <w:sz w:val="24"/>
+          <w:szCs w:val="24"/>
+          <w:shd w:val="clear" w:color="auto" w:fill="FFFFFF"/>
+          <w:lang w:eastAsia="en-IN"/>
+        </w:rPr>
+        <w:t>Sample Output 1:</w:t>
+      </w:r>
+      <w:r>
+        <w:rPr>
+          <w:rFonts w:ascii="Arial" w:eastAsia="Times New Roman" w:hAnsi="Arial" w:cs="Arial"/>
+          <w:color w:val="333333"/>
+          <w:sz w:val="24"/>
+          <w:szCs w:val="24"/>
+          <w:shd w:val="clear" w:color="auto" w:fill="FFFFFF"/>
+          <w:lang w:eastAsia="en-IN"/>
+        </w:rPr>
+        <w:br/>
+        <w:t>true</w:t>
+      </w:r>
+      <w:r>
+        <w:rPr>
+          <w:rFonts w:ascii="Arial" w:eastAsia="Times New Roman" w:hAnsi="Arial" w:cs="Arial"/>
+          <w:color w:val="333333"/>
+          <w:sz w:val="24"/>
+          <w:szCs w:val="24"/>
+          <w:shd w:val="clear" w:color="auto" w:fill="FFFFFF"/>
+          <w:lang w:eastAsia="en-IN"/>
+        </w:rPr>
+        <w:br/>
+      </w:r>
+      <w:r>
+        <w:rPr>
+          <w:rFonts w:ascii="Arial" w:eastAsia="Times New Roman" w:hAnsi="Arial" w:cs="Arial"/>
+          <w:color w:val="333333"/>
+          <w:sz w:val="24"/>
+          <w:szCs w:val="24"/>
+          <w:shd w:val="clear" w:color="auto" w:fill="FFFFFF"/>
+          <w:lang w:eastAsia="en-IN"/>
+        </w:rPr>
+        <w:br/>
+      </w:r>
+      <w:r>
+        <w:rPr>
+          <w:rFonts w:ascii="Arial" w:eastAsia="Times New Roman" w:hAnsi="Arial" w:cs="Arial"/>
+          <w:b/>
+          <w:bCs/>
+          <w:color w:val="333333"/>
+          <w:sz w:val="24"/>
+          <w:szCs w:val="24"/>
+          <w:shd w:val="clear" w:color="auto" w:fill="FFFFFF"/>
+          <w:lang w:eastAsia="en-IN"/>
+        </w:rPr>
+        <w:t>Sample Input 2 :</w:t>
+      </w:r>
+      <w:r>
+        <w:rPr>
+          <w:rFonts w:ascii="Arial" w:eastAsia="Times New Roman" w:hAnsi="Arial" w:cs="Arial"/>
+          <w:color w:val="333333"/>
+          <w:sz w:val="24"/>
+          <w:szCs w:val="24"/>
+          <w:shd w:val="clear" w:color="auto" w:fill="FFFFFF"/>
+          <w:lang w:eastAsia="en-IN"/>
+        </w:rPr>
+        <w:br/>
+        <w:t>3</w:t>
+      </w:r>
+      <w:r>
+        <w:rPr>
+          <w:rFonts w:ascii="Arial" w:eastAsia="Times New Roman" w:hAnsi="Arial" w:cs="Arial"/>
+          <w:color w:val="333333"/>
+          <w:sz w:val="24"/>
+          <w:szCs w:val="24"/>
+          <w:shd w:val="clear" w:color="auto" w:fill="FFFFFF"/>
+          <w:lang w:eastAsia="en-IN"/>
+        </w:rPr>
+        <w:br/>
+        <w:t>3</w:t>
+      </w:r>
+      <w:r>
+        <w:rPr>
+          <w:rFonts w:ascii="Arial" w:eastAsia="Times New Roman" w:hAnsi="Arial" w:cs="Arial"/>
+          <w:color w:val="333333"/>
+          <w:sz w:val="24"/>
+          <w:szCs w:val="24"/>
+          <w:shd w:val="clear" w:color="auto" w:fill="FFFFFF"/>
+          <w:lang w:eastAsia="en-IN"/>
+        </w:rPr>
+        <w:br/>
+        <w:t>0 1 0</w:t>
+      </w:r>
+      <w:r>
+        <w:rPr>
+          <w:rFonts w:ascii="Arial" w:eastAsia="Times New Roman" w:hAnsi="Arial" w:cs="Arial"/>
+          <w:color w:val="333333"/>
+          <w:sz w:val="24"/>
+          <w:szCs w:val="24"/>
+          <w:shd w:val="clear" w:color="auto" w:fill="FFFFFF"/>
+          <w:lang w:eastAsia="en-IN"/>
+        </w:rPr>
+        <w:br/>
+        <w:t>1 0 0</w:t>
+      </w:r>
+      <w:r>
+        <w:rPr>
+          <w:rFonts w:ascii="Arial" w:eastAsia="Times New Roman" w:hAnsi="Arial" w:cs="Arial"/>
+          <w:color w:val="333333"/>
+          <w:sz w:val="24"/>
+          <w:szCs w:val="24"/>
+          <w:shd w:val="clear" w:color="auto" w:fill="FFFFFF"/>
+          <w:lang w:eastAsia="en-IN"/>
+        </w:rPr>
+        <w:br/>
+        <w:t>0 1 0</w:t>
+      </w:r>
+      <w:r>
+        <w:rPr>
+          <w:rFonts w:ascii="Arial" w:eastAsia="Times New Roman" w:hAnsi="Arial" w:cs="Arial"/>
+          <w:color w:val="333333"/>
+          <w:sz w:val="24"/>
+          <w:szCs w:val="24"/>
+          <w:shd w:val="clear" w:color="auto" w:fill="FFFFFF"/>
+          <w:lang w:eastAsia="en-IN"/>
+        </w:rPr>
+        <w:br/>
+      </w:r>
+      <w:r>
+        <w:rPr>
+          <w:rFonts w:ascii="Arial" w:eastAsia="Times New Roman" w:hAnsi="Arial" w:cs="Arial"/>
+          <w:color w:val="333333"/>
+          <w:sz w:val="24"/>
+          <w:szCs w:val="24"/>
+          <w:shd w:val="clear" w:color="auto" w:fill="FFFFFF"/>
+          <w:lang w:eastAsia="en-IN"/>
+        </w:rPr>
+        <w:br/>
+      </w:r>
+      <w:r>
+        <w:rPr>
+          <w:rFonts w:ascii="Arial" w:eastAsia="Times New Roman" w:hAnsi="Arial" w:cs="Arial"/>
+          <w:b/>
+          <w:bCs/>
+          <w:color w:val="333333"/>
+          <w:sz w:val="24"/>
+          <w:szCs w:val="24"/>
+          <w:shd w:val="clear" w:color="auto" w:fill="FFFFFF"/>
+          <w:lang w:eastAsia="en-IN"/>
+        </w:rPr>
+        <w:t>Sample Output 2:</w:t>
+      </w:r>
+      <w:r>
+        <w:rPr>
+          <w:rFonts w:ascii="Arial" w:eastAsia="Times New Roman" w:hAnsi="Arial" w:cs="Arial"/>
+          <w:color w:val="333333"/>
+          <w:sz w:val="24"/>
+          <w:szCs w:val="24"/>
+          <w:shd w:val="clear" w:color="auto" w:fill="FFFFFF"/>
+          <w:lang w:eastAsia="en-IN"/>
+        </w:rPr>
+        <w:br/>
+        <w:t>false</w:t>
+      </w:r>
+      <w:r>
+        <w:rPr>
+          <w:rFonts w:ascii="Arial" w:eastAsia="Times New Roman" w:hAnsi="Arial" w:cs="Arial"/>
+          <w:color w:val="333333"/>
+          <w:sz w:val="21"/>
+          <w:szCs w:val="21"/>
+          <w:shd w:val="clear" w:color="auto" w:fill="FFFFFF"/>
+          <w:lang w:eastAsia="en-IN"/>
+        </w:rPr>
+        <w:t> </w:t>
+      </w:r>
+      <w:r>
+        <w:rPr>
+          <w:rFonts w:ascii="Arial" w:eastAsia="Times New Roman" w:hAnsi="Arial" w:cs="Arial"/>
+          <w:color w:val="333333"/>
+          <w:sz w:val="21"/>
+          <w:szCs w:val="21"/>
+          <w:lang w:eastAsia="en-IN"/>
+        </w:rPr>
+        <w:br/>
+      </w:r>
+      <w:r>
+        <w:rPr>
+          <w:rFonts w:ascii="Arial" w:eastAsia="Times New Roman" w:hAnsi="Arial" w:cs="Arial"/>
+          <w:color w:val="333333"/>
+          <w:sz w:val="21"/>
+          <w:szCs w:val="21"/>
+          <w:shd w:val="clear" w:color="auto" w:fill="FFFFFF"/>
+          <w:lang w:eastAsia="en-IN"/>
+        </w:rPr>
+        <w:t>1 </w:t>
+      </w:r>
+      <w:r>
+        <w:rPr>
+          <w:rFonts w:ascii="Arial" w:eastAsia="Times New Roman" w:hAnsi="Arial" w:cs="Arial"/>
+          <w:color w:val="333333"/>
+          <w:sz w:val="21"/>
+          <w:szCs w:val="21"/>
+          <w:lang w:eastAsia="en-IN"/>
+        </w:rPr>
+        <w:br/>
+      </w:r>
+      <w:r>
+        <w:rPr>
+          <w:rFonts w:ascii="Arial" w:eastAsia="Times New Roman" w:hAnsi="Arial" w:cs="Arial"/>
+          <w:color w:val="333333"/>
+          <w:sz w:val="21"/>
+          <w:szCs w:val="21"/>
+          <w:lang w:eastAsia="en-IN"/>
+        </w:rPr>
+        <w:br/>
+      </w:r>
+      <w:r>
+        <w:rPr>
+          <w:rFonts w:ascii="Arial" w:eastAsia="Times New Roman" w:hAnsi="Arial" w:cs="Arial"/>
+          <w:b/>
+          <w:bCs/>
+          <w:color w:val="333333"/>
+          <w:sz w:val="24"/>
+          <w:szCs w:val="24"/>
+          <w:shd w:val="clear" w:color="auto" w:fill="FFFFFF"/>
+          <w:lang w:eastAsia="en-IN"/>
+        </w:rPr>
+        <w:t>Explanation for Sample 2:</w:t>
+      </w:r>
+      <w:r>
+        <w:rPr>
+          <w:rFonts w:ascii="Arial" w:eastAsia="Times New Roman" w:hAnsi="Arial" w:cs="Arial"/>
+          <w:color w:val="333333"/>
+          <w:sz w:val="24"/>
+          <w:szCs w:val="24"/>
+          <w:shd w:val="clear" w:color="auto" w:fill="FFFFFF"/>
+          <w:lang w:eastAsia="en-IN"/>
+        </w:rPr>
+        <w:br/>
+        <w:t xml:space="preserve">If the element at 2nd row and 3rd col is changed to '1', it becomes a valid chess board. </w:t>
+      </w:r>
+      <w:proofErr w:type="gramStart"/>
+      <w:r>
+        <w:rPr>
+          <w:rFonts w:ascii="Arial" w:eastAsia="Times New Roman" w:hAnsi="Arial" w:cs="Arial"/>
+          <w:color w:val="333333"/>
+          <w:sz w:val="24"/>
+          <w:szCs w:val="24"/>
+          <w:shd w:val="clear" w:color="auto" w:fill="FFFFFF"/>
+          <w:lang w:eastAsia="en-IN"/>
+        </w:rPr>
+        <w:t>So</w:t>
+      </w:r>
+      <w:proofErr w:type="gramEnd"/>
+      <w:r>
+        <w:rPr>
+          <w:rFonts w:ascii="Arial" w:eastAsia="Times New Roman" w:hAnsi="Arial" w:cs="Arial"/>
+          <w:color w:val="333333"/>
+          <w:sz w:val="24"/>
+          <w:szCs w:val="24"/>
+          <w:shd w:val="clear" w:color="auto" w:fill="FFFFFF"/>
+          <w:lang w:eastAsia="en-IN"/>
+        </w:rPr>
+        <w:t xml:space="preserve"> the output is 1.</w:t>
+      </w:r>
+      <w:r>
+        <w:rPr>
+          <w:rFonts w:ascii="Arial" w:eastAsia="Times New Roman" w:hAnsi="Arial" w:cs="Arial"/>
+          <w:color w:val="333333"/>
+          <w:sz w:val="21"/>
+          <w:szCs w:val="21"/>
+          <w:shd w:val="clear" w:color="auto" w:fill="FFFFFF"/>
+          <w:lang w:eastAsia="en-IN"/>
+        </w:rPr>
+        <w:t> </w:t>
+      </w:r>
+    </w:p>
+    <w:p/>
+    <w:p>
+      <w:pPr>
+        <w:rPr>
+          <w:lang w:val="en-US"/>
+        </w:rPr>
+      </w:pPr>
     </w:p>
     <w:sectPr>
       <w:pgSz w:w="11906" w:h="16838"/>

--- a/notes_04May2023.docx
+++ b/notes_04May2023.docx
@@ -13014,26 +13014,43 @@
           <w:lang w:val="en-US"/>
         </w:rPr>
       </w:pPr>
-    </w:p>
-    <w:p>
-      <w:pPr>
-        <w:rPr>
-          <w:lang w:val="en-US"/>
-        </w:rPr>
-      </w:pPr>
-      <w:proofErr w:type="spellStart"/>
-      <w:r>
-        <w:rPr>
-          <w:lang w:val="en-US"/>
-        </w:rPr>
-        <w:t>Callenge</w:t>
-      </w:r>
-      <w:proofErr w:type="spellEnd"/>
-      <w:r>
-        <w:rPr>
-          <w:lang w:val="en-US"/>
-        </w:rPr>
-        <w:t>:</w:t>
+      <w:r>
+        <w:rPr>
+          <w:lang w:val="en-US"/>
+        </w:rPr>
+        <w:br w:type="page"/>
+      </w:r>
+    </w:p>
+    <w:p>
+      <w:pPr>
+        <w:rPr>
+          <w:lang w:val="en-US"/>
+        </w:rPr>
+      </w:pPr>
+    </w:p>
+    <w:p>
+      <w:pPr>
+        <w:rPr>
+          <w:lang w:val="en-US"/>
+        </w:rPr>
+      </w:pPr>
+      <w:r>
+        <w:rPr>
+          <w:lang w:val="en-US"/>
+        </w:rPr>
+        <w:t>C</w:t>
+      </w:r>
+      <w:r>
+        <w:rPr>
+          <w:lang w:val="en-US"/>
+        </w:rPr>
+        <w:t>h</w:t>
+      </w:r>
+      <w:r>
+        <w:rPr>
+          <w:lang w:val="en-US"/>
+        </w:rPr>
+        <w:t>allenge:</w:t>
       </w:r>
     </w:p>
     <w:p>
@@ -13156,19 +13173,7 @@
           <w:shd w:val="clear" w:color="auto" w:fill="FFFFFF"/>
           <w:lang w:eastAsia="en-IN"/>
         </w:rPr>
-        <w:t xml:space="preserve"> of the </w:t>
-      </w:r>
-      <w:r>
-        <w:rPr>
-          <w:rFonts w:ascii="Arial" w:eastAsia="Times New Roman" w:hAnsi="Arial" w:cs="Arial"/>
-          <w:color w:val="333333"/>
-          <w:sz w:val="24"/>
-          <w:szCs w:val="24"/>
-          <w:shd w:val="clear" w:color="auto" w:fill="FFFFFF"/>
-          <w:lang w:eastAsia="en-IN"/>
-        </w:rPr>
-        <w:lastRenderedPageBreak/>
-        <w:t xml:space="preserve">chess board, he wants to find whether it </w:t>
+        <w:t xml:space="preserve"> of the chess board, he wants to find whether it </w:t>
       </w:r>
       <w:proofErr w:type="spellStart"/>
       <w:r>
@@ -13862,6 +13867,4401 @@
       </w:r>
     </w:p>
     <w:p/>
+    <w:p>
+      <w:pPr>
+        <w:rPr>
+          <w:lang w:val="en-US"/>
+        </w:rPr>
+      </w:pPr>
+      <w:r>
+        <w:rPr>
+          <w:lang w:val="en-US"/>
+        </w:rPr>
+        <w:t>Solution:</w:t>
+      </w:r>
+    </w:p>
+    <w:p>
+      <w:pPr>
+        <w:autoSpaceDE w:val="0"/>
+        <w:autoSpaceDN w:val="0"/>
+        <w:adjustRightInd w:val="0"/>
+        <w:spacing w:after="0" w:line="240" w:lineRule="auto"/>
+        <w:rPr>
+          <w:rFonts w:ascii="Consolas" w:hAnsi="Consolas" w:cs="Consolas"/>
+          <w:sz w:val="16"/>
+          <w:szCs w:val="16"/>
+        </w:rPr>
+      </w:pPr>
+      <w:r>
+        <w:rPr>
+          <w:rFonts w:ascii="Consolas" w:hAnsi="Consolas" w:cs="Consolas"/>
+          <w:b/>
+          <w:bCs/>
+          <w:color w:val="7F0055"/>
+          <w:sz w:val="16"/>
+          <w:szCs w:val="16"/>
+        </w:rPr>
+        <w:t>import</w:t>
+      </w:r>
+      <w:r>
+        <w:rPr>
+          <w:rFonts w:ascii="Consolas" w:hAnsi="Consolas" w:cs="Consolas"/>
+          <w:color w:val="000000"/>
+          <w:sz w:val="16"/>
+          <w:szCs w:val="16"/>
+        </w:rPr>
+        <w:t xml:space="preserve"> </w:t>
+      </w:r>
+      <w:proofErr w:type="spellStart"/>
+      <w:proofErr w:type="gramStart"/>
+      <w:r>
+        <w:rPr>
+          <w:rFonts w:ascii="Consolas" w:hAnsi="Consolas" w:cs="Consolas"/>
+          <w:color w:val="000000"/>
+          <w:sz w:val="16"/>
+          <w:szCs w:val="16"/>
+        </w:rPr>
+        <w:t>java.util</w:t>
+      </w:r>
+      <w:proofErr w:type="gramEnd"/>
+      <w:r>
+        <w:rPr>
+          <w:rFonts w:ascii="Consolas" w:hAnsi="Consolas" w:cs="Consolas"/>
+          <w:color w:val="000000"/>
+          <w:sz w:val="16"/>
+          <w:szCs w:val="16"/>
+        </w:rPr>
+        <w:t>.Scanner</w:t>
+      </w:r>
+      <w:proofErr w:type="spellEnd"/>
+      <w:r>
+        <w:rPr>
+          <w:rFonts w:ascii="Consolas" w:hAnsi="Consolas" w:cs="Consolas"/>
+          <w:color w:val="000000"/>
+          <w:sz w:val="16"/>
+          <w:szCs w:val="16"/>
+        </w:rPr>
+        <w:t>;</w:t>
+      </w:r>
+    </w:p>
+    <w:p>
+      <w:pPr>
+        <w:autoSpaceDE w:val="0"/>
+        <w:autoSpaceDN w:val="0"/>
+        <w:adjustRightInd w:val="0"/>
+        <w:spacing w:after="0" w:line="240" w:lineRule="auto"/>
+        <w:rPr>
+          <w:rFonts w:ascii="Consolas" w:hAnsi="Consolas" w:cs="Consolas"/>
+          <w:sz w:val="16"/>
+          <w:szCs w:val="16"/>
+        </w:rPr>
+      </w:pPr>
+    </w:p>
+    <w:p>
+      <w:pPr>
+        <w:autoSpaceDE w:val="0"/>
+        <w:autoSpaceDN w:val="0"/>
+        <w:adjustRightInd w:val="0"/>
+        <w:spacing w:after="0" w:line="240" w:lineRule="auto"/>
+        <w:rPr>
+          <w:rFonts w:ascii="Consolas" w:hAnsi="Consolas" w:cs="Consolas"/>
+          <w:sz w:val="16"/>
+          <w:szCs w:val="16"/>
+        </w:rPr>
+      </w:pPr>
+      <w:r>
+        <w:rPr>
+          <w:rFonts w:ascii="Consolas" w:hAnsi="Consolas" w:cs="Consolas"/>
+          <w:b/>
+          <w:bCs/>
+          <w:color w:val="7F0055"/>
+          <w:sz w:val="16"/>
+          <w:szCs w:val="16"/>
+        </w:rPr>
+        <w:t>public</w:t>
+      </w:r>
+      <w:r>
+        <w:rPr>
+          <w:rFonts w:ascii="Consolas" w:hAnsi="Consolas" w:cs="Consolas"/>
+          <w:color w:val="000000"/>
+          <w:sz w:val="16"/>
+          <w:szCs w:val="16"/>
+        </w:rPr>
+        <w:t xml:space="preserve"> </w:t>
+      </w:r>
+      <w:r>
+        <w:rPr>
+          <w:rFonts w:ascii="Consolas" w:hAnsi="Consolas" w:cs="Consolas"/>
+          <w:b/>
+          <w:bCs/>
+          <w:color w:val="7F0055"/>
+          <w:sz w:val="16"/>
+          <w:szCs w:val="16"/>
+        </w:rPr>
+        <w:t>class</w:t>
+      </w:r>
+      <w:r>
+        <w:rPr>
+          <w:rFonts w:ascii="Consolas" w:hAnsi="Consolas" w:cs="Consolas"/>
+          <w:color w:val="000000"/>
+          <w:sz w:val="16"/>
+          <w:szCs w:val="16"/>
+        </w:rPr>
+        <w:t xml:space="preserve"> App {</w:t>
+      </w:r>
+    </w:p>
+    <w:p>
+      <w:pPr>
+        <w:autoSpaceDE w:val="0"/>
+        <w:autoSpaceDN w:val="0"/>
+        <w:adjustRightInd w:val="0"/>
+        <w:spacing w:after="0" w:line="240" w:lineRule="auto"/>
+        <w:rPr>
+          <w:rFonts w:ascii="Consolas" w:hAnsi="Consolas" w:cs="Consolas"/>
+          <w:sz w:val="16"/>
+          <w:szCs w:val="16"/>
+        </w:rPr>
+      </w:pPr>
+    </w:p>
+    <w:p>
+      <w:pPr>
+        <w:autoSpaceDE w:val="0"/>
+        <w:autoSpaceDN w:val="0"/>
+        <w:adjustRightInd w:val="0"/>
+        <w:spacing w:after="0" w:line="240" w:lineRule="auto"/>
+        <w:rPr>
+          <w:rFonts w:ascii="Consolas" w:hAnsi="Consolas" w:cs="Consolas"/>
+          <w:sz w:val="16"/>
+          <w:szCs w:val="16"/>
+        </w:rPr>
+      </w:pPr>
+      <w:r>
+        <w:rPr>
+          <w:rFonts w:ascii="Consolas" w:hAnsi="Consolas" w:cs="Consolas"/>
+          <w:color w:val="000000"/>
+          <w:sz w:val="16"/>
+          <w:szCs w:val="16"/>
+        </w:rPr>
+        <w:tab/>
+      </w:r>
+      <w:r>
+        <w:rPr>
+          <w:rFonts w:ascii="Consolas" w:hAnsi="Consolas" w:cs="Consolas"/>
+          <w:b/>
+          <w:bCs/>
+          <w:color w:val="7F0055"/>
+          <w:sz w:val="16"/>
+          <w:szCs w:val="16"/>
+        </w:rPr>
+        <w:t>public</w:t>
+      </w:r>
+      <w:r>
+        <w:rPr>
+          <w:rFonts w:ascii="Consolas" w:hAnsi="Consolas" w:cs="Consolas"/>
+          <w:color w:val="000000"/>
+          <w:sz w:val="16"/>
+          <w:szCs w:val="16"/>
+        </w:rPr>
+        <w:t xml:space="preserve"> </w:t>
+      </w:r>
+      <w:r>
+        <w:rPr>
+          <w:rFonts w:ascii="Consolas" w:hAnsi="Consolas" w:cs="Consolas"/>
+          <w:b/>
+          <w:bCs/>
+          <w:color w:val="7F0055"/>
+          <w:sz w:val="16"/>
+          <w:szCs w:val="16"/>
+        </w:rPr>
+        <w:t>static</w:t>
+      </w:r>
+      <w:r>
+        <w:rPr>
+          <w:rFonts w:ascii="Consolas" w:hAnsi="Consolas" w:cs="Consolas"/>
+          <w:color w:val="000000"/>
+          <w:sz w:val="16"/>
+          <w:szCs w:val="16"/>
+        </w:rPr>
+        <w:t xml:space="preserve"> </w:t>
+      </w:r>
+      <w:r>
+        <w:rPr>
+          <w:rFonts w:ascii="Consolas" w:hAnsi="Consolas" w:cs="Consolas"/>
+          <w:b/>
+          <w:bCs/>
+          <w:color w:val="7F0055"/>
+          <w:sz w:val="16"/>
+          <w:szCs w:val="16"/>
+        </w:rPr>
+        <w:t>void</w:t>
+      </w:r>
+      <w:r>
+        <w:rPr>
+          <w:rFonts w:ascii="Consolas" w:hAnsi="Consolas" w:cs="Consolas"/>
+          <w:color w:val="000000"/>
+          <w:sz w:val="16"/>
+          <w:szCs w:val="16"/>
+        </w:rPr>
+        <w:t xml:space="preserve"> </w:t>
+      </w:r>
+      <w:proofErr w:type="gramStart"/>
+      <w:r>
+        <w:rPr>
+          <w:rFonts w:ascii="Consolas" w:hAnsi="Consolas" w:cs="Consolas"/>
+          <w:color w:val="000000"/>
+          <w:sz w:val="16"/>
+          <w:szCs w:val="16"/>
+        </w:rPr>
+        <w:t>main(</w:t>
+      </w:r>
+      <w:proofErr w:type="gramEnd"/>
+      <w:r>
+        <w:rPr>
+          <w:rFonts w:ascii="Consolas" w:hAnsi="Consolas" w:cs="Consolas"/>
+          <w:color w:val="000000"/>
+          <w:sz w:val="16"/>
+          <w:szCs w:val="16"/>
+        </w:rPr>
+        <w:t xml:space="preserve">String[] </w:t>
+      </w:r>
+      <w:proofErr w:type="spellStart"/>
+      <w:r>
+        <w:rPr>
+          <w:rFonts w:ascii="Consolas" w:hAnsi="Consolas" w:cs="Consolas"/>
+          <w:color w:val="6A3E3E"/>
+          <w:sz w:val="16"/>
+          <w:szCs w:val="16"/>
+        </w:rPr>
+        <w:t>args</w:t>
+      </w:r>
+      <w:proofErr w:type="spellEnd"/>
+      <w:r>
+        <w:rPr>
+          <w:rFonts w:ascii="Consolas" w:hAnsi="Consolas" w:cs="Consolas"/>
+          <w:color w:val="000000"/>
+          <w:sz w:val="16"/>
+          <w:szCs w:val="16"/>
+        </w:rPr>
+        <w:t>) {</w:t>
+      </w:r>
+    </w:p>
+    <w:p>
+      <w:pPr>
+        <w:autoSpaceDE w:val="0"/>
+        <w:autoSpaceDN w:val="0"/>
+        <w:adjustRightInd w:val="0"/>
+        <w:spacing w:after="0" w:line="240" w:lineRule="auto"/>
+        <w:rPr>
+          <w:rFonts w:ascii="Consolas" w:hAnsi="Consolas" w:cs="Consolas"/>
+          <w:sz w:val="16"/>
+          <w:szCs w:val="16"/>
+        </w:rPr>
+      </w:pPr>
+      <w:r>
+        <w:rPr>
+          <w:rFonts w:ascii="Consolas" w:hAnsi="Consolas" w:cs="Consolas"/>
+          <w:color w:val="000000"/>
+          <w:sz w:val="16"/>
+          <w:szCs w:val="16"/>
+        </w:rPr>
+        <w:tab/>
+      </w:r>
+      <w:r>
+        <w:rPr>
+          <w:rFonts w:ascii="Consolas" w:hAnsi="Consolas" w:cs="Consolas"/>
+          <w:color w:val="000000"/>
+          <w:sz w:val="16"/>
+          <w:szCs w:val="16"/>
+        </w:rPr>
+        <w:tab/>
+        <w:t xml:space="preserve">Scanner </w:t>
+      </w:r>
+      <w:proofErr w:type="spellStart"/>
+      <w:r>
+        <w:rPr>
+          <w:rFonts w:ascii="Consolas" w:hAnsi="Consolas" w:cs="Consolas"/>
+          <w:color w:val="6A3E3E"/>
+          <w:sz w:val="16"/>
+          <w:szCs w:val="16"/>
+          <w:u w:val="single"/>
+        </w:rPr>
+        <w:t>sc</w:t>
+      </w:r>
+      <w:proofErr w:type="spellEnd"/>
+      <w:r>
+        <w:rPr>
+          <w:rFonts w:ascii="Consolas" w:hAnsi="Consolas" w:cs="Consolas"/>
+          <w:color w:val="000000"/>
+          <w:sz w:val="16"/>
+          <w:szCs w:val="16"/>
+        </w:rPr>
+        <w:t>=</w:t>
+      </w:r>
+      <w:r>
+        <w:rPr>
+          <w:rFonts w:ascii="Consolas" w:hAnsi="Consolas" w:cs="Consolas"/>
+          <w:b/>
+          <w:bCs/>
+          <w:color w:val="7F0055"/>
+          <w:sz w:val="16"/>
+          <w:szCs w:val="16"/>
+        </w:rPr>
+        <w:t>new</w:t>
+      </w:r>
+      <w:r>
+        <w:rPr>
+          <w:rFonts w:ascii="Consolas" w:hAnsi="Consolas" w:cs="Consolas"/>
+          <w:color w:val="000000"/>
+          <w:sz w:val="16"/>
+          <w:szCs w:val="16"/>
+        </w:rPr>
+        <w:t xml:space="preserve"> </w:t>
+      </w:r>
+      <w:proofErr w:type="gramStart"/>
+      <w:r>
+        <w:rPr>
+          <w:rFonts w:ascii="Consolas" w:hAnsi="Consolas" w:cs="Consolas"/>
+          <w:color w:val="000000"/>
+          <w:sz w:val="16"/>
+          <w:szCs w:val="16"/>
+        </w:rPr>
+        <w:t>Scanner(</w:t>
+      </w:r>
+      <w:proofErr w:type="gramEnd"/>
+      <w:r>
+        <w:rPr>
+          <w:rFonts w:ascii="Consolas" w:hAnsi="Consolas" w:cs="Consolas"/>
+          <w:color w:val="000000"/>
+          <w:sz w:val="16"/>
+          <w:szCs w:val="16"/>
+        </w:rPr>
+        <w:t>System.</w:t>
+      </w:r>
+      <w:r>
+        <w:rPr>
+          <w:rFonts w:ascii="Consolas" w:hAnsi="Consolas" w:cs="Consolas"/>
+          <w:b/>
+          <w:bCs/>
+          <w:i/>
+          <w:iCs/>
+          <w:color w:val="0000C0"/>
+          <w:sz w:val="16"/>
+          <w:szCs w:val="16"/>
+        </w:rPr>
+        <w:t>in</w:t>
+      </w:r>
+      <w:r>
+        <w:rPr>
+          <w:rFonts w:ascii="Consolas" w:hAnsi="Consolas" w:cs="Consolas"/>
+          <w:color w:val="000000"/>
+          <w:sz w:val="16"/>
+          <w:szCs w:val="16"/>
+        </w:rPr>
+        <w:t>);</w:t>
+      </w:r>
+    </w:p>
+    <w:p>
+      <w:pPr>
+        <w:autoSpaceDE w:val="0"/>
+        <w:autoSpaceDN w:val="0"/>
+        <w:adjustRightInd w:val="0"/>
+        <w:spacing w:after="0" w:line="240" w:lineRule="auto"/>
+        <w:rPr>
+          <w:rFonts w:ascii="Consolas" w:hAnsi="Consolas" w:cs="Consolas"/>
+          <w:sz w:val="16"/>
+          <w:szCs w:val="16"/>
+        </w:rPr>
+      </w:pPr>
+      <w:r>
+        <w:rPr>
+          <w:rFonts w:ascii="Consolas" w:hAnsi="Consolas" w:cs="Consolas"/>
+          <w:color w:val="000000"/>
+          <w:sz w:val="16"/>
+          <w:szCs w:val="16"/>
+        </w:rPr>
+        <w:tab/>
+      </w:r>
+      <w:r>
+        <w:rPr>
+          <w:rFonts w:ascii="Consolas" w:hAnsi="Consolas" w:cs="Consolas"/>
+          <w:color w:val="000000"/>
+          <w:sz w:val="16"/>
+          <w:szCs w:val="16"/>
+        </w:rPr>
+        <w:tab/>
+      </w:r>
+      <w:r>
+        <w:rPr>
+          <w:rFonts w:ascii="Consolas" w:hAnsi="Consolas" w:cs="Consolas"/>
+          <w:b/>
+          <w:bCs/>
+          <w:color w:val="7F0055"/>
+          <w:sz w:val="16"/>
+          <w:szCs w:val="16"/>
+        </w:rPr>
+        <w:t>int</w:t>
+      </w:r>
+      <w:r>
+        <w:rPr>
+          <w:rFonts w:ascii="Consolas" w:hAnsi="Consolas" w:cs="Consolas"/>
+          <w:color w:val="000000"/>
+          <w:sz w:val="16"/>
+          <w:szCs w:val="16"/>
+        </w:rPr>
+        <w:t xml:space="preserve"> </w:t>
+      </w:r>
+      <w:r>
+        <w:rPr>
+          <w:rFonts w:ascii="Consolas" w:hAnsi="Consolas" w:cs="Consolas"/>
+          <w:color w:val="6A3E3E"/>
+          <w:sz w:val="16"/>
+          <w:szCs w:val="16"/>
+        </w:rPr>
+        <w:t>rows</w:t>
+      </w:r>
+      <w:r>
+        <w:rPr>
+          <w:rFonts w:ascii="Consolas" w:hAnsi="Consolas" w:cs="Consolas"/>
+          <w:color w:val="000000"/>
+          <w:sz w:val="16"/>
+          <w:szCs w:val="16"/>
+        </w:rPr>
+        <w:t>=</w:t>
+      </w:r>
+      <w:proofErr w:type="spellStart"/>
+      <w:proofErr w:type="gramStart"/>
+      <w:r>
+        <w:rPr>
+          <w:rFonts w:ascii="Consolas" w:hAnsi="Consolas" w:cs="Consolas"/>
+          <w:color w:val="6A3E3E"/>
+          <w:sz w:val="16"/>
+          <w:szCs w:val="16"/>
+        </w:rPr>
+        <w:t>sc</w:t>
+      </w:r>
+      <w:r>
+        <w:rPr>
+          <w:rFonts w:ascii="Consolas" w:hAnsi="Consolas" w:cs="Consolas"/>
+          <w:color w:val="000000"/>
+          <w:sz w:val="16"/>
+          <w:szCs w:val="16"/>
+        </w:rPr>
+        <w:t>.nextInt</w:t>
+      </w:r>
+      <w:proofErr w:type="spellEnd"/>
+      <w:proofErr w:type="gramEnd"/>
+      <w:r>
+        <w:rPr>
+          <w:rFonts w:ascii="Consolas" w:hAnsi="Consolas" w:cs="Consolas"/>
+          <w:color w:val="000000"/>
+          <w:sz w:val="16"/>
+          <w:szCs w:val="16"/>
+        </w:rPr>
+        <w:t>();</w:t>
+      </w:r>
+    </w:p>
+    <w:p>
+      <w:pPr>
+        <w:autoSpaceDE w:val="0"/>
+        <w:autoSpaceDN w:val="0"/>
+        <w:adjustRightInd w:val="0"/>
+        <w:spacing w:after="0" w:line="240" w:lineRule="auto"/>
+        <w:rPr>
+          <w:rFonts w:ascii="Consolas" w:hAnsi="Consolas" w:cs="Consolas"/>
+          <w:sz w:val="16"/>
+          <w:szCs w:val="16"/>
+        </w:rPr>
+      </w:pPr>
+      <w:r>
+        <w:rPr>
+          <w:rFonts w:ascii="Consolas" w:hAnsi="Consolas" w:cs="Consolas"/>
+          <w:color w:val="000000"/>
+          <w:sz w:val="16"/>
+          <w:szCs w:val="16"/>
+        </w:rPr>
+        <w:tab/>
+      </w:r>
+      <w:r>
+        <w:rPr>
+          <w:rFonts w:ascii="Consolas" w:hAnsi="Consolas" w:cs="Consolas"/>
+          <w:color w:val="000000"/>
+          <w:sz w:val="16"/>
+          <w:szCs w:val="16"/>
+        </w:rPr>
+        <w:tab/>
+      </w:r>
+      <w:r>
+        <w:rPr>
+          <w:rFonts w:ascii="Consolas" w:hAnsi="Consolas" w:cs="Consolas"/>
+          <w:b/>
+          <w:bCs/>
+          <w:color w:val="7F0055"/>
+          <w:sz w:val="16"/>
+          <w:szCs w:val="16"/>
+        </w:rPr>
+        <w:t>int</w:t>
+      </w:r>
+      <w:r>
+        <w:rPr>
+          <w:rFonts w:ascii="Consolas" w:hAnsi="Consolas" w:cs="Consolas"/>
+          <w:color w:val="000000"/>
+          <w:sz w:val="16"/>
+          <w:szCs w:val="16"/>
+        </w:rPr>
+        <w:t xml:space="preserve"> </w:t>
+      </w:r>
+      <w:r>
+        <w:rPr>
+          <w:rFonts w:ascii="Consolas" w:hAnsi="Consolas" w:cs="Consolas"/>
+          <w:color w:val="6A3E3E"/>
+          <w:sz w:val="16"/>
+          <w:szCs w:val="16"/>
+        </w:rPr>
+        <w:t>cols</w:t>
+      </w:r>
+      <w:r>
+        <w:rPr>
+          <w:rFonts w:ascii="Consolas" w:hAnsi="Consolas" w:cs="Consolas"/>
+          <w:color w:val="000000"/>
+          <w:sz w:val="16"/>
+          <w:szCs w:val="16"/>
+        </w:rPr>
+        <w:t>=</w:t>
+      </w:r>
+      <w:proofErr w:type="spellStart"/>
+      <w:proofErr w:type="gramStart"/>
+      <w:r>
+        <w:rPr>
+          <w:rFonts w:ascii="Consolas" w:hAnsi="Consolas" w:cs="Consolas"/>
+          <w:color w:val="6A3E3E"/>
+          <w:sz w:val="16"/>
+          <w:szCs w:val="16"/>
+        </w:rPr>
+        <w:t>sc</w:t>
+      </w:r>
+      <w:r>
+        <w:rPr>
+          <w:rFonts w:ascii="Consolas" w:hAnsi="Consolas" w:cs="Consolas"/>
+          <w:color w:val="000000"/>
+          <w:sz w:val="16"/>
+          <w:szCs w:val="16"/>
+        </w:rPr>
+        <w:t>.nextInt</w:t>
+      </w:r>
+      <w:proofErr w:type="spellEnd"/>
+      <w:proofErr w:type="gramEnd"/>
+      <w:r>
+        <w:rPr>
+          <w:rFonts w:ascii="Consolas" w:hAnsi="Consolas" w:cs="Consolas"/>
+          <w:color w:val="000000"/>
+          <w:sz w:val="16"/>
+          <w:szCs w:val="16"/>
+        </w:rPr>
+        <w:t>();</w:t>
+      </w:r>
+    </w:p>
+    <w:p>
+      <w:pPr>
+        <w:autoSpaceDE w:val="0"/>
+        <w:autoSpaceDN w:val="0"/>
+        <w:adjustRightInd w:val="0"/>
+        <w:spacing w:after="0" w:line="240" w:lineRule="auto"/>
+        <w:rPr>
+          <w:rFonts w:ascii="Consolas" w:hAnsi="Consolas" w:cs="Consolas"/>
+          <w:sz w:val="16"/>
+          <w:szCs w:val="16"/>
+        </w:rPr>
+      </w:pPr>
+      <w:r>
+        <w:rPr>
+          <w:rFonts w:ascii="Consolas" w:hAnsi="Consolas" w:cs="Consolas"/>
+          <w:color w:val="000000"/>
+          <w:sz w:val="16"/>
+          <w:szCs w:val="16"/>
+        </w:rPr>
+        <w:tab/>
+      </w:r>
+      <w:r>
+        <w:rPr>
+          <w:rFonts w:ascii="Consolas" w:hAnsi="Consolas" w:cs="Consolas"/>
+          <w:color w:val="000000"/>
+          <w:sz w:val="16"/>
+          <w:szCs w:val="16"/>
+        </w:rPr>
+        <w:tab/>
+      </w:r>
+      <w:r>
+        <w:rPr>
+          <w:rFonts w:ascii="Consolas" w:hAnsi="Consolas" w:cs="Consolas"/>
+          <w:b/>
+          <w:bCs/>
+          <w:color w:val="7F0055"/>
+          <w:sz w:val="16"/>
+          <w:szCs w:val="16"/>
+        </w:rPr>
+        <w:t>int</w:t>
+      </w:r>
+      <w:r>
+        <w:rPr>
+          <w:rFonts w:ascii="Consolas" w:hAnsi="Consolas" w:cs="Consolas"/>
+          <w:color w:val="000000"/>
+          <w:sz w:val="16"/>
+          <w:szCs w:val="16"/>
+        </w:rPr>
+        <w:t xml:space="preserve"> </w:t>
+      </w:r>
+      <w:proofErr w:type="gramStart"/>
+      <w:r>
+        <w:rPr>
+          <w:rFonts w:ascii="Consolas" w:hAnsi="Consolas" w:cs="Consolas"/>
+          <w:color w:val="6A3E3E"/>
+          <w:sz w:val="16"/>
+          <w:szCs w:val="16"/>
+        </w:rPr>
+        <w:t>input</w:t>
+      </w:r>
+      <w:r>
+        <w:rPr>
+          <w:rFonts w:ascii="Consolas" w:hAnsi="Consolas" w:cs="Consolas"/>
+          <w:color w:val="000000"/>
+          <w:sz w:val="16"/>
+          <w:szCs w:val="16"/>
+        </w:rPr>
+        <w:t>[</w:t>
+      </w:r>
+      <w:proofErr w:type="gramEnd"/>
+      <w:r>
+        <w:rPr>
+          <w:rFonts w:ascii="Consolas" w:hAnsi="Consolas" w:cs="Consolas"/>
+          <w:color w:val="000000"/>
+          <w:sz w:val="16"/>
+          <w:szCs w:val="16"/>
+        </w:rPr>
+        <w:t>][]=</w:t>
+      </w:r>
+      <w:r>
+        <w:rPr>
+          <w:rFonts w:ascii="Consolas" w:hAnsi="Consolas" w:cs="Consolas"/>
+          <w:b/>
+          <w:bCs/>
+          <w:color w:val="7F0055"/>
+          <w:sz w:val="16"/>
+          <w:szCs w:val="16"/>
+        </w:rPr>
+        <w:t>new</w:t>
+      </w:r>
+      <w:r>
+        <w:rPr>
+          <w:rFonts w:ascii="Consolas" w:hAnsi="Consolas" w:cs="Consolas"/>
+          <w:color w:val="000000"/>
+          <w:sz w:val="16"/>
+          <w:szCs w:val="16"/>
+        </w:rPr>
+        <w:t xml:space="preserve"> </w:t>
+      </w:r>
+      <w:r>
+        <w:rPr>
+          <w:rFonts w:ascii="Consolas" w:hAnsi="Consolas" w:cs="Consolas"/>
+          <w:b/>
+          <w:bCs/>
+          <w:color w:val="7F0055"/>
+          <w:sz w:val="16"/>
+          <w:szCs w:val="16"/>
+        </w:rPr>
+        <w:t>int</w:t>
+      </w:r>
+      <w:r>
+        <w:rPr>
+          <w:rFonts w:ascii="Consolas" w:hAnsi="Consolas" w:cs="Consolas"/>
+          <w:color w:val="000000"/>
+          <w:sz w:val="16"/>
+          <w:szCs w:val="16"/>
+        </w:rPr>
+        <w:t>[</w:t>
+      </w:r>
+      <w:r>
+        <w:rPr>
+          <w:rFonts w:ascii="Consolas" w:hAnsi="Consolas" w:cs="Consolas"/>
+          <w:color w:val="6A3E3E"/>
+          <w:sz w:val="16"/>
+          <w:szCs w:val="16"/>
+        </w:rPr>
+        <w:t>rows</w:t>
+      </w:r>
+      <w:r>
+        <w:rPr>
+          <w:rFonts w:ascii="Consolas" w:hAnsi="Consolas" w:cs="Consolas"/>
+          <w:color w:val="000000"/>
+          <w:sz w:val="16"/>
+          <w:szCs w:val="16"/>
+        </w:rPr>
+        <w:t>][</w:t>
+      </w:r>
+      <w:r>
+        <w:rPr>
+          <w:rFonts w:ascii="Consolas" w:hAnsi="Consolas" w:cs="Consolas"/>
+          <w:color w:val="6A3E3E"/>
+          <w:sz w:val="16"/>
+          <w:szCs w:val="16"/>
+        </w:rPr>
+        <w:t>cols</w:t>
+      </w:r>
+      <w:r>
+        <w:rPr>
+          <w:rFonts w:ascii="Consolas" w:hAnsi="Consolas" w:cs="Consolas"/>
+          <w:color w:val="000000"/>
+          <w:sz w:val="16"/>
+          <w:szCs w:val="16"/>
+        </w:rPr>
+        <w:t>];</w:t>
+      </w:r>
+    </w:p>
+    <w:p>
+      <w:pPr>
+        <w:autoSpaceDE w:val="0"/>
+        <w:autoSpaceDN w:val="0"/>
+        <w:adjustRightInd w:val="0"/>
+        <w:spacing w:after="0" w:line="240" w:lineRule="auto"/>
+        <w:rPr>
+          <w:rFonts w:ascii="Consolas" w:hAnsi="Consolas" w:cs="Consolas"/>
+          <w:sz w:val="16"/>
+          <w:szCs w:val="16"/>
+        </w:rPr>
+      </w:pPr>
+      <w:r>
+        <w:rPr>
+          <w:rFonts w:ascii="Consolas" w:hAnsi="Consolas" w:cs="Consolas"/>
+          <w:color w:val="000000"/>
+          <w:sz w:val="16"/>
+          <w:szCs w:val="16"/>
+        </w:rPr>
+        <w:tab/>
+      </w:r>
+      <w:r>
+        <w:rPr>
+          <w:rFonts w:ascii="Consolas" w:hAnsi="Consolas" w:cs="Consolas"/>
+          <w:color w:val="000000"/>
+          <w:sz w:val="16"/>
+          <w:szCs w:val="16"/>
+        </w:rPr>
+        <w:tab/>
+      </w:r>
+      <w:proofErr w:type="gramStart"/>
+      <w:r>
+        <w:rPr>
+          <w:rFonts w:ascii="Consolas" w:hAnsi="Consolas" w:cs="Consolas"/>
+          <w:b/>
+          <w:bCs/>
+          <w:color w:val="7F0055"/>
+          <w:sz w:val="16"/>
+          <w:szCs w:val="16"/>
+        </w:rPr>
+        <w:t>for</w:t>
+      </w:r>
+      <w:r>
+        <w:rPr>
+          <w:rFonts w:ascii="Consolas" w:hAnsi="Consolas" w:cs="Consolas"/>
+          <w:color w:val="000000"/>
+          <w:sz w:val="16"/>
+          <w:szCs w:val="16"/>
+        </w:rPr>
+        <w:t>(</w:t>
+      </w:r>
+      <w:proofErr w:type="gramEnd"/>
+      <w:r>
+        <w:rPr>
+          <w:rFonts w:ascii="Consolas" w:hAnsi="Consolas" w:cs="Consolas"/>
+          <w:b/>
+          <w:bCs/>
+          <w:color w:val="7F0055"/>
+          <w:sz w:val="16"/>
+          <w:szCs w:val="16"/>
+        </w:rPr>
+        <w:t>int</w:t>
+      </w:r>
+      <w:r>
+        <w:rPr>
+          <w:rFonts w:ascii="Consolas" w:hAnsi="Consolas" w:cs="Consolas"/>
+          <w:color w:val="000000"/>
+          <w:sz w:val="16"/>
+          <w:szCs w:val="16"/>
+        </w:rPr>
+        <w:t xml:space="preserve"> </w:t>
+      </w:r>
+      <w:proofErr w:type="spellStart"/>
+      <w:r>
+        <w:rPr>
+          <w:rFonts w:ascii="Consolas" w:hAnsi="Consolas" w:cs="Consolas"/>
+          <w:color w:val="6A3E3E"/>
+          <w:sz w:val="16"/>
+          <w:szCs w:val="16"/>
+        </w:rPr>
+        <w:t>i</w:t>
+      </w:r>
+      <w:proofErr w:type="spellEnd"/>
+      <w:r>
+        <w:rPr>
+          <w:rFonts w:ascii="Consolas" w:hAnsi="Consolas" w:cs="Consolas"/>
+          <w:color w:val="000000"/>
+          <w:sz w:val="16"/>
+          <w:szCs w:val="16"/>
+        </w:rPr>
+        <w:t>=0;</w:t>
+      </w:r>
+      <w:r>
+        <w:rPr>
+          <w:rFonts w:ascii="Consolas" w:hAnsi="Consolas" w:cs="Consolas"/>
+          <w:color w:val="6A3E3E"/>
+          <w:sz w:val="16"/>
+          <w:szCs w:val="16"/>
+        </w:rPr>
+        <w:t>i</w:t>
+      </w:r>
+      <w:r>
+        <w:rPr>
+          <w:rFonts w:ascii="Consolas" w:hAnsi="Consolas" w:cs="Consolas"/>
+          <w:color w:val="000000"/>
+          <w:sz w:val="16"/>
+          <w:szCs w:val="16"/>
+        </w:rPr>
+        <w:t>&lt;</w:t>
+      </w:r>
+      <w:proofErr w:type="spellStart"/>
+      <w:r>
+        <w:rPr>
+          <w:rFonts w:ascii="Consolas" w:hAnsi="Consolas" w:cs="Consolas"/>
+          <w:color w:val="6A3E3E"/>
+          <w:sz w:val="16"/>
+          <w:szCs w:val="16"/>
+        </w:rPr>
+        <w:t>rows</w:t>
+      </w:r>
+      <w:r>
+        <w:rPr>
+          <w:rFonts w:ascii="Consolas" w:hAnsi="Consolas" w:cs="Consolas"/>
+          <w:color w:val="000000"/>
+          <w:sz w:val="16"/>
+          <w:szCs w:val="16"/>
+        </w:rPr>
+        <w:t>;</w:t>
+      </w:r>
+      <w:r>
+        <w:rPr>
+          <w:rFonts w:ascii="Consolas" w:hAnsi="Consolas" w:cs="Consolas"/>
+          <w:color w:val="6A3E3E"/>
+          <w:sz w:val="16"/>
+          <w:szCs w:val="16"/>
+        </w:rPr>
+        <w:t>i</w:t>
+      </w:r>
+      <w:proofErr w:type="spellEnd"/>
+      <w:r>
+        <w:rPr>
+          <w:rFonts w:ascii="Consolas" w:hAnsi="Consolas" w:cs="Consolas"/>
+          <w:color w:val="000000"/>
+          <w:sz w:val="16"/>
+          <w:szCs w:val="16"/>
+        </w:rPr>
+        <w:t>++)</w:t>
+      </w:r>
+    </w:p>
+    <w:p>
+      <w:pPr>
+        <w:autoSpaceDE w:val="0"/>
+        <w:autoSpaceDN w:val="0"/>
+        <w:adjustRightInd w:val="0"/>
+        <w:spacing w:after="0" w:line="240" w:lineRule="auto"/>
+        <w:rPr>
+          <w:rFonts w:ascii="Consolas" w:hAnsi="Consolas" w:cs="Consolas"/>
+          <w:sz w:val="16"/>
+          <w:szCs w:val="16"/>
+        </w:rPr>
+      </w:pPr>
+      <w:r>
+        <w:rPr>
+          <w:rFonts w:ascii="Consolas" w:hAnsi="Consolas" w:cs="Consolas"/>
+          <w:color w:val="000000"/>
+          <w:sz w:val="16"/>
+          <w:szCs w:val="16"/>
+        </w:rPr>
+        <w:tab/>
+      </w:r>
+      <w:r>
+        <w:rPr>
+          <w:rFonts w:ascii="Consolas" w:hAnsi="Consolas" w:cs="Consolas"/>
+          <w:color w:val="000000"/>
+          <w:sz w:val="16"/>
+          <w:szCs w:val="16"/>
+        </w:rPr>
+        <w:tab/>
+        <w:t>{</w:t>
+      </w:r>
+    </w:p>
+    <w:p>
+      <w:pPr>
+        <w:autoSpaceDE w:val="0"/>
+        <w:autoSpaceDN w:val="0"/>
+        <w:adjustRightInd w:val="0"/>
+        <w:spacing w:after="0" w:line="240" w:lineRule="auto"/>
+        <w:rPr>
+          <w:rFonts w:ascii="Consolas" w:hAnsi="Consolas" w:cs="Consolas"/>
+          <w:sz w:val="16"/>
+          <w:szCs w:val="16"/>
+        </w:rPr>
+      </w:pPr>
+      <w:r>
+        <w:rPr>
+          <w:rFonts w:ascii="Consolas" w:hAnsi="Consolas" w:cs="Consolas"/>
+          <w:color w:val="000000"/>
+          <w:sz w:val="16"/>
+          <w:szCs w:val="16"/>
+        </w:rPr>
+        <w:tab/>
+      </w:r>
+      <w:r>
+        <w:rPr>
+          <w:rFonts w:ascii="Consolas" w:hAnsi="Consolas" w:cs="Consolas"/>
+          <w:color w:val="000000"/>
+          <w:sz w:val="16"/>
+          <w:szCs w:val="16"/>
+        </w:rPr>
+        <w:tab/>
+      </w:r>
+      <w:r>
+        <w:rPr>
+          <w:rFonts w:ascii="Consolas" w:hAnsi="Consolas" w:cs="Consolas"/>
+          <w:color w:val="000000"/>
+          <w:sz w:val="16"/>
+          <w:szCs w:val="16"/>
+        </w:rPr>
+        <w:tab/>
+      </w:r>
+      <w:proofErr w:type="gramStart"/>
+      <w:r>
+        <w:rPr>
+          <w:rFonts w:ascii="Consolas" w:hAnsi="Consolas" w:cs="Consolas"/>
+          <w:b/>
+          <w:bCs/>
+          <w:color w:val="7F0055"/>
+          <w:sz w:val="16"/>
+          <w:szCs w:val="16"/>
+        </w:rPr>
+        <w:t>for</w:t>
+      </w:r>
+      <w:r>
+        <w:rPr>
+          <w:rFonts w:ascii="Consolas" w:hAnsi="Consolas" w:cs="Consolas"/>
+          <w:color w:val="000000"/>
+          <w:sz w:val="16"/>
+          <w:szCs w:val="16"/>
+        </w:rPr>
+        <w:t>(</w:t>
+      </w:r>
+      <w:proofErr w:type="gramEnd"/>
+      <w:r>
+        <w:rPr>
+          <w:rFonts w:ascii="Consolas" w:hAnsi="Consolas" w:cs="Consolas"/>
+          <w:b/>
+          <w:bCs/>
+          <w:color w:val="7F0055"/>
+          <w:sz w:val="16"/>
+          <w:szCs w:val="16"/>
+        </w:rPr>
+        <w:t>int</w:t>
+      </w:r>
+      <w:r>
+        <w:rPr>
+          <w:rFonts w:ascii="Consolas" w:hAnsi="Consolas" w:cs="Consolas"/>
+          <w:color w:val="000000"/>
+          <w:sz w:val="16"/>
+          <w:szCs w:val="16"/>
+        </w:rPr>
+        <w:t xml:space="preserve"> </w:t>
+      </w:r>
+      <w:r>
+        <w:rPr>
+          <w:rFonts w:ascii="Consolas" w:hAnsi="Consolas" w:cs="Consolas"/>
+          <w:color w:val="6A3E3E"/>
+          <w:sz w:val="16"/>
+          <w:szCs w:val="16"/>
+        </w:rPr>
+        <w:t>j</w:t>
+      </w:r>
+      <w:r>
+        <w:rPr>
+          <w:rFonts w:ascii="Consolas" w:hAnsi="Consolas" w:cs="Consolas"/>
+          <w:color w:val="000000"/>
+          <w:sz w:val="16"/>
+          <w:szCs w:val="16"/>
+        </w:rPr>
+        <w:t>=0;</w:t>
+      </w:r>
+      <w:r>
+        <w:rPr>
+          <w:rFonts w:ascii="Consolas" w:hAnsi="Consolas" w:cs="Consolas"/>
+          <w:color w:val="6A3E3E"/>
+          <w:sz w:val="16"/>
+          <w:szCs w:val="16"/>
+        </w:rPr>
+        <w:t>j</w:t>
+      </w:r>
+      <w:r>
+        <w:rPr>
+          <w:rFonts w:ascii="Consolas" w:hAnsi="Consolas" w:cs="Consolas"/>
+          <w:color w:val="000000"/>
+          <w:sz w:val="16"/>
+          <w:szCs w:val="16"/>
+        </w:rPr>
+        <w:t>&lt;</w:t>
+      </w:r>
+      <w:proofErr w:type="spellStart"/>
+      <w:r>
+        <w:rPr>
+          <w:rFonts w:ascii="Consolas" w:hAnsi="Consolas" w:cs="Consolas"/>
+          <w:color w:val="6A3E3E"/>
+          <w:sz w:val="16"/>
+          <w:szCs w:val="16"/>
+        </w:rPr>
+        <w:t>cols</w:t>
+      </w:r>
+      <w:r>
+        <w:rPr>
+          <w:rFonts w:ascii="Consolas" w:hAnsi="Consolas" w:cs="Consolas"/>
+          <w:color w:val="000000"/>
+          <w:sz w:val="16"/>
+          <w:szCs w:val="16"/>
+        </w:rPr>
+        <w:t>;</w:t>
+      </w:r>
+      <w:r>
+        <w:rPr>
+          <w:rFonts w:ascii="Consolas" w:hAnsi="Consolas" w:cs="Consolas"/>
+          <w:color w:val="6A3E3E"/>
+          <w:sz w:val="16"/>
+          <w:szCs w:val="16"/>
+        </w:rPr>
+        <w:t>j</w:t>
+      </w:r>
+      <w:proofErr w:type="spellEnd"/>
+      <w:r>
+        <w:rPr>
+          <w:rFonts w:ascii="Consolas" w:hAnsi="Consolas" w:cs="Consolas"/>
+          <w:color w:val="000000"/>
+          <w:sz w:val="16"/>
+          <w:szCs w:val="16"/>
+        </w:rPr>
+        <w:t>++)</w:t>
+      </w:r>
+    </w:p>
+    <w:p>
+      <w:pPr>
+        <w:autoSpaceDE w:val="0"/>
+        <w:autoSpaceDN w:val="0"/>
+        <w:adjustRightInd w:val="0"/>
+        <w:spacing w:after="0" w:line="240" w:lineRule="auto"/>
+        <w:rPr>
+          <w:rFonts w:ascii="Consolas" w:hAnsi="Consolas" w:cs="Consolas"/>
+          <w:sz w:val="16"/>
+          <w:szCs w:val="16"/>
+        </w:rPr>
+      </w:pPr>
+      <w:r>
+        <w:rPr>
+          <w:rFonts w:ascii="Consolas" w:hAnsi="Consolas" w:cs="Consolas"/>
+          <w:color w:val="000000"/>
+          <w:sz w:val="16"/>
+          <w:szCs w:val="16"/>
+        </w:rPr>
+        <w:tab/>
+      </w:r>
+      <w:r>
+        <w:rPr>
+          <w:rFonts w:ascii="Consolas" w:hAnsi="Consolas" w:cs="Consolas"/>
+          <w:color w:val="000000"/>
+          <w:sz w:val="16"/>
+          <w:szCs w:val="16"/>
+        </w:rPr>
+        <w:tab/>
+      </w:r>
+      <w:r>
+        <w:rPr>
+          <w:rFonts w:ascii="Consolas" w:hAnsi="Consolas" w:cs="Consolas"/>
+          <w:color w:val="000000"/>
+          <w:sz w:val="16"/>
+          <w:szCs w:val="16"/>
+        </w:rPr>
+        <w:tab/>
+        <w:t>{</w:t>
+      </w:r>
+    </w:p>
+    <w:p>
+      <w:pPr>
+        <w:autoSpaceDE w:val="0"/>
+        <w:autoSpaceDN w:val="0"/>
+        <w:adjustRightInd w:val="0"/>
+        <w:spacing w:after="0" w:line="240" w:lineRule="auto"/>
+        <w:rPr>
+          <w:rFonts w:ascii="Consolas" w:hAnsi="Consolas" w:cs="Consolas"/>
+          <w:sz w:val="16"/>
+          <w:szCs w:val="16"/>
+        </w:rPr>
+      </w:pPr>
+      <w:r>
+        <w:rPr>
+          <w:rFonts w:ascii="Consolas" w:hAnsi="Consolas" w:cs="Consolas"/>
+          <w:color w:val="000000"/>
+          <w:sz w:val="16"/>
+          <w:szCs w:val="16"/>
+        </w:rPr>
+        <w:tab/>
+      </w:r>
+      <w:r>
+        <w:rPr>
+          <w:rFonts w:ascii="Consolas" w:hAnsi="Consolas" w:cs="Consolas"/>
+          <w:color w:val="000000"/>
+          <w:sz w:val="16"/>
+          <w:szCs w:val="16"/>
+        </w:rPr>
+        <w:tab/>
+      </w:r>
+      <w:r>
+        <w:rPr>
+          <w:rFonts w:ascii="Consolas" w:hAnsi="Consolas" w:cs="Consolas"/>
+          <w:color w:val="000000"/>
+          <w:sz w:val="16"/>
+          <w:szCs w:val="16"/>
+        </w:rPr>
+        <w:tab/>
+      </w:r>
+      <w:r>
+        <w:rPr>
+          <w:rFonts w:ascii="Consolas" w:hAnsi="Consolas" w:cs="Consolas"/>
+          <w:color w:val="000000"/>
+          <w:sz w:val="16"/>
+          <w:szCs w:val="16"/>
+        </w:rPr>
+        <w:tab/>
+      </w:r>
+      <w:r>
+        <w:rPr>
+          <w:rFonts w:ascii="Consolas" w:hAnsi="Consolas" w:cs="Consolas"/>
+          <w:color w:val="6A3E3E"/>
+          <w:sz w:val="16"/>
+          <w:szCs w:val="16"/>
+        </w:rPr>
+        <w:t>input</w:t>
+      </w:r>
+      <w:r>
+        <w:rPr>
+          <w:rFonts w:ascii="Consolas" w:hAnsi="Consolas" w:cs="Consolas"/>
+          <w:color w:val="000000"/>
+          <w:sz w:val="16"/>
+          <w:szCs w:val="16"/>
+        </w:rPr>
+        <w:t>[</w:t>
+      </w:r>
+      <w:proofErr w:type="spellStart"/>
+      <w:r>
+        <w:rPr>
+          <w:rFonts w:ascii="Consolas" w:hAnsi="Consolas" w:cs="Consolas"/>
+          <w:color w:val="6A3E3E"/>
+          <w:sz w:val="16"/>
+          <w:szCs w:val="16"/>
+        </w:rPr>
+        <w:t>i</w:t>
+      </w:r>
+      <w:proofErr w:type="spellEnd"/>
+      <w:r>
+        <w:rPr>
+          <w:rFonts w:ascii="Consolas" w:hAnsi="Consolas" w:cs="Consolas"/>
+          <w:color w:val="000000"/>
+          <w:sz w:val="16"/>
+          <w:szCs w:val="16"/>
+        </w:rPr>
+        <w:t>][</w:t>
+      </w:r>
+      <w:proofErr w:type="gramStart"/>
+      <w:r>
+        <w:rPr>
+          <w:rFonts w:ascii="Consolas" w:hAnsi="Consolas" w:cs="Consolas"/>
+          <w:color w:val="6A3E3E"/>
+          <w:sz w:val="16"/>
+          <w:szCs w:val="16"/>
+        </w:rPr>
+        <w:t>j</w:t>
+      </w:r>
+      <w:r>
+        <w:rPr>
+          <w:rFonts w:ascii="Consolas" w:hAnsi="Consolas" w:cs="Consolas"/>
+          <w:color w:val="000000"/>
+          <w:sz w:val="16"/>
+          <w:szCs w:val="16"/>
+        </w:rPr>
+        <w:t>]=</w:t>
+      </w:r>
+      <w:proofErr w:type="spellStart"/>
+      <w:proofErr w:type="gramEnd"/>
+      <w:r>
+        <w:rPr>
+          <w:rFonts w:ascii="Consolas" w:hAnsi="Consolas" w:cs="Consolas"/>
+          <w:color w:val="6A3E3E"/>
+          <w:sz w:val="16"/>
+          <w:szCs w:val="16"/>
+        </w:rPr>
+        <w:t>sc</w:t>
+      </w:r>
+      <w:r>
+        <w:rPr>
+          <w:rFonts w:ascii="Consolas" w:hAnsi="Consolas" w:cs="Consolas"/>
+          <w:color w:val="000000"/>
+          <w:sz w:val="16"/>
+          <w:szCs w:val="16"/>
+        </w:rPr>
+        <w:t>.nextInt</w:t>
+      </w:r>
+      <w:proofErr w:type="spellEnd"/>
+      <w:r>
+        <w:rPr>
+          <w:rFonts w:ascii="Consolas" w:hAnsi="Consolas" w:cs="Consolas"/>
+          <w:color w:val="000000"/>
+          <w:sz w:val="16"/>
+          <w:szCs w:val="16"/>
+        </w:rPr>
+        <w:t>();</w:t>
+      </w:r>
+    </w:p>
+    <w:p>
+      <w:pPr>
+        <w:autoSpaceDE w:val="0"/>
+        <w:autoSpaceDN w:val="0"/>
+        <w:adjustRightInd w:val="0"/>
+        <w:spacing w:after="0" w:line="240" w:lineRule="auto"/>
+        <w:rPr>
+          <w:rFonts w:ascii="Consolas" w:hAnsi="Consolas" w:cs="Consolas"/>
+          <w:sz w:val="16"/>
+          <w:szCs w:val="16"/>
+        </w:rPr>
+      </w:pPr>
+      <w:r>
+        <w:rPr>
+          <w:rFonts w:ascii="Consolas" w:hAnsi="Consolas" w:cs="Consolas"/>
+          <w:color w:val="000000"/>
+          <w:sz w:val="16"/>
+          <w:szCs w:val="16"/>
+        </w:rPr>
+        <w:tab/>
+      </w:r>
+      <w:r>
+        <w:rPr>
+          <w:rFonts w:ascii="Consolas" w:hAnsi="Consolas" w:cs="Consolas"/>
+          <w:color w:val="000000"/>
+          <w:sz w:val="16"/>
+          <w:szCs w:val="16"/>
+        </w:rPr>
+        <w:tab/>
+      </w:r>
+      <w:r>
+        <w:rPr>
+          <w:rFonts w:ascii="Consolas" w:hAnsi="Consolas" w:cs="Consolas"/>
+          <w:color w:val="000000"/>
+          <w:sz w:val="16"/>
+          <w:szCs w:val="16"/>
+        </w:rPr>
+        <w:tab/>
+        <w:t>}</w:t>
+      </w:r>
+    </w:p>
+    <w:p>
+      <w:pPr>
+        <w:autoSpaceDE w:val="0"/>
+        <w:autoSpaceDN w:val="0"/>
+        <w:adjustRightInd w:val="0"/>
+        <w:spacing w:after="0" w:line="240" w:lineRule="auto"/>
+        <w:rPr>
+          <w:rFonts w:ascii="Consolas" w:hAnsi="Consolas" w:cs="Consolas"/>
+          <w:sz w:val="16"/>
+          <w:szCs w:val="16"/>
+        </w:rPr>
+      </w:pPr>
+      <w:r>
+        <w:rPr>
+          <w:rFonts w:ascii="Consolas" w:hAnsi="Consolas" w:cs="Consolas"/>
+          <w:color w:val="000000"/>
+          <w:sz w:val="16"/>
+          <w:szCs w:val="16"/>
+        </w:rPr>
+        <w:tab/>
+      </w:r>
+      <w:r>
+        <w:rPr>
+          <w:rFonts w:ascii="Consolas" w:hAnsi="Consolas" w:cs="Consolas"/>
+          <w:color w:val="000000"/>
+          <w:sz w:val="16"/>
+          <w:szCs w:val="16"/>
+        </w:rPr>
+        <w:tab/>
+        <w:t>}</w:t>
+      </w:r>
+    </w:p>
+    <w:p>
+      <w:pPr>
+        <w:autoSpaceDE w:val="0"/>
+        <w:autoSpaceDN w:val="0"/>
+        <w:adjustRightInd w:val="0"/>
+        <w:spacing w:after="0" w:line="240" w:lineRule="auto"/>
+        <w:rPr>
+          <w:rFonts w:ascii="Consolas" w:hAnsi="Consolas" w:cs="Consolas"/>
+          <w:sz w:val="16"/>
+          <w:szCs w:val="16"/>
+        </w:rPr>
+      </w:pPr>
+      <w:r>
+        <w:rPr>
+          <w:rFonts w:ascii="Consolas" w:hAnsi="Consolas" w:cs="Consolas"/>
+          <w:color w:val="000000"/>
+          <w:sz w:val="16"/>
+          <w:szCs w:val="16"/>
+        </w:rPr>
+        <w:tab/>
+      </w:r>
+      <w:r>
+        <w:rPr>
+          <w:rFonts w:ascii="Consolas" w:hAnsi="Consolas" w:cs="Consolas"/>
+          <w:color w:val="000000"/>
+          <w:sz w:val="16"/>
+          <w:szCs w:val="16"/>
+        </w:rPr>
+        <w:tab/>
+      </w:r>
+    </w:p>
+    <w:p>
+      <w:pPr>
+        <w:autoSpaceDE w:val="0"/>
+        <w:autoSpaceDN w:val="0"/>
+        <w:adjustRightInd w:val="0"/>
+        <w:spacing w:after="0" w:line="240" w:lineRule="auto"/>
+        <w:rPr>
+          <w:rFonts w:ascii="Consolas" w:hAnsi="Consolas" w:cs="Consolas"/>
+          <w:sz w:val="16"/>
+          <w:szCs w:val="16"/>
+        </w:rPr>
+      </w:pPr>
+      <w:r>
+        <w:rPr>
+          <w:rFonts w:ascii="Consolas" w:hAnsi="Consolas" w:cs="Consolas"/>
+          <w:color w:val="000000"/>
+          <w:sz w:val="16"/>
+          <w:szCs w:val="16"/>
+        </w:rPr>
+        <w:tab/>
+      </w:r>
+      <w:r>
+        <w:rPr>
+          <w:rFonts w:ascii="Consolas" w:hAnsi="Consolas" w:cs="Consolas"/>
+          <w:color w:val="000000"/>
+          <w:sz w:val="16"/>
+          <w:szCs w:val="16"/>
+        </w:rPr>
+        <w:tab/>
+      </w:r>
+      <w:r>
+        <w:rPr>
+          <w:rFonts w:ascii="Consolas" w:hAnsi="Consolas" w:cs="Consolas"/>
+          <w:color w:val="3F7F5F"/>
+          <w:sz w:val="16"/>
+          <w:szCs w:val="16"/>
+        </w:rPr>
+        <w:t xml:space="preserve">//based on the first element 0,0 the entire </w:t>
+      </w:r>
+      <w:r>
+        <w:rPr>
+          <w:rFonts w:ascii="Consolas" w:hAnsi="Consolas" w:cs="Consolas"/>
+          <w:color w:val="3F7F5F"/>
+          <w:sz w:val="16"/>
+          <w:szCs w:val="16"/>
+          <w:u w:val="single"/>
+        </w:rPr>
+        <w:t>chessboard</w:t>
+      </w:r>
+      <w:r>
+        <w:rPr>
+          <w:rFonts w:ascii="Consolas" w:hAnsi="Consolas" w:cs="Consolas"/>
+          <w:color w:val="3F7F5F"/>
+          <w:sz w:val="16"/>
+          <w:szCs w:val="16"/>
+        </w:rPr>
+        <w:t xml:space="preserve"> can be planned</w:t>
+      </w:r>
+    </w:p>
+    <w:p>
+      <w:pPr>
+        <w:autoSpaceDE w:val="0"/>
+        <w:autoSpaceDN w:val="0"/>
+        <w:adjustRightInd w:val="0"/>
+        <w:spacing w:after="0" w:line="240" w:lineRule="auto"/>
+        <w:rPr>
+          <w:rFonts w:ascii="Consolas" w:hAnsi="Consolas" w:cs="Consolas"/>
+          <w:sz w:val="16"/>
+          <w:szCs w:val="16"/>
+        </w:rPr>
+      </w:pPr>
+      <w:r>
+        <w:rPr>
+          <w:rFonts w:ascii="Consolas" w:hAnsi="Consolas" w:cs="Consolas"/>
+          <w:color w:val="000000"/>
+          <w:sz w:val="16"/>
+          <w:szCs w:val="16"/>
+        </w:rPr>
+        <w:tab/>
+      </w:r>
+      <w:r>
+        <w:rPr>
+          <w:rFonts w:ascii="Consolas" w:hAnsi="Consolas" w:cs="Consolas"/>
+          <w:color w:val="000000"/>
+          <w:sz w:val="16"/>
+          <w:szCs w:val="16"/>
+        </w:rPr>
+        <w:tab/>
+      </w:r>
+      <w:r>
+        <w:rPr>
+          <w:rFonts w:ascii="Consolas" w:hAnsi="Consolas" w:cs="Consolas"/>
+          <w:color w:val="3F7F5F"/>
+          <w:sz w:val="16"/>
+          <w:szCs w:val="16"/>
+        </w:rPr>
+        <w:t>//check our plan with actuals then decide true or false.</w:t>
+      </w:r>
+    </w:p>
+    <w:p>
+      <w:pPr>
+        <w:autoSpaceDE w:val="0"/>
+        <w:autoSpaceDN w:val="0"/>
+        <w:adjustRightInd w:val="0"/>
+        <w:spacing w:after="0" w:line="240" w:lineRule="auto"/>
+        <w:rPr>
+          <w:rFonts w:ascii="Consolas" w:hAnsi="Consolas" w:cs="Consolas"/>
+          <w:sz w:val="16"/>
+          <w:szCs w:val="16"/>
+        </w:rPr>
+      </w:pPr>
+    </w:p>
+    <w:p>
+      <w:pPr>
+        <w:autoSpaceDE w:val="0"/>
+        <w:autoSpaceDN w:val="0"/>
+        <w:adjustRightInd w:val="0"/>
+        <w:spacing w:after="0" w:line="240" w:lineRule="auto"/>
+        <w:rPr>
+          <w:rFonts w:ascii="Consolas" w:hAnsi="Consolas" w:cs="Consolas"/>
+          <w:sz w:val="16"/>
+          <w:szCs w:val="16"/>
+        </w:rPr>
+      </w:pPr>
+      <w:r>
+        <w:rPr>
+          <w:rFonts w:ascii="Consolas" w:hAnsi="Consolas" w:cs="Consolas"/>
+          <w:color w:val="000000"/>
+          <w:sz w:val="16"/>
+          <w:szCs w:val="16"/>
+        </w:rPr>
+        <w:tab/>
+      </w:r>
+      <w:r>
+        <w:rPr>
+          <w:rFonts w:ascii="Consolas" w:hAnsi="Consolas" w:cs="Consolas"/>
+          <w:color w:val="000000"/>
+          <w:sz w:val="16"/>
+          <w:szCs w:val="16"/>
+        </w:rPr>
+        <w:tab/>
+      </w:r>
+      <w:r>
+        <w:rPr>
+          <w:rFonts w:ascii="Consolas" w:hAnsi="Consolas" w:cs="Consolas"/>
+          <w:b/>
+          <w:bCs/>
+          <w:color w:val="7F0055"/>
+          <w:sz w:val="16"/>
+          <w:szCs w:val="16"/>
+        </w:rPr>
+        <w:t>int</w:t>
+      </w:r>
+      <w:r>
+        <w:rPr>
+          <w:rFonts w:ascii="Consolas" w:hAnsi="Consolas" w:cs="Consolas"/>
+          <w:color w:val="000000"/>
+          <w:sz w:val="16"/>
+          <w:szCs w:val="16"/>
+        </w:rPr>
+        <w:t xml:space="preserve"> </w:t>
+      </w:r>
+      <w:proofErr w:type="gramStart"/>
+      <w:r>
+        <w:rPr>
+          <w:rFonts w:ascii="Consolas" w:hAnsi="Consolas" w:cs="Consolas"/>
+          <w:color w:val="6A3E3E"/>
+          <w:sz w:val="16"/>
+          <w:szCs w:val="16"/>
+        </w:rPr>
+        <w:t>ideal</w:t>
+      </w:r>
+      <w:r>
+        <w:rPr>
+          <w:rFonts w:ascii="Consolas" w:hAnsi="Consolas" w:cs="Consolas"/>
+          <w:color w:val="000000"/>
+          <w:sz w:val="16"/>
+          <w:szCs w:val="16"/>
+        </w:rPr>
+        <w:t>[</w:t>
+      </w:r>
+      <w:proofErr w:type="gramEnd"/>
+      <w:r>
+        <w:rPr>
+          <w:rFonts w:ascii="Consolas" w:hAnsi="Consolas" w:cs="Consolas"/>
+          <w:color w:val="000000"/>
+          <w:sz w:val="16"/>
+          <w:szCs w:val="16"/>
+        </w:rPr>
+        <w:t>][]=</w:t>
+      </w:r>
+      <w:r>
+        <w:rPr>
+          <w:rFonts w:ascii="Consolas" w:hAnsi="Consolas" w:cs="Consolas"/>
+          <w:b/>
+          <w:bCs/>
+          <w:color w:val="7F0055"/>
+          <w:sz w:val="16"/>
+          <w:szCs w:val="16"/>
+        </w:rPr>
+        <w:t>new</w:t>
+      </w:r>
+      <w:r>
+        <w:rPr>
+          <w:rFonts w:ascii="Consolas" w:hAnsi="Consolas" w:cs="Consolas"/>
+          <w:color w:val="000000"/>
+          <w:sz w:val="16"/>
+          <w:szCs w:val="16"/>
+        </w:rPr>
+        <w:t xml:space="preserve"> </w:t>
+      </w:r>
+      <w:r>
+        <w:rPr>
+          <w:rFonts w:ascii="Consolas" w:hAnsi="Consolas" w:cs="Consolas"/>
+          <w:b/>
+          <w:bCs/>
+          <w:color w:val="7F0055"/>
+          <w:sz w:val="16"/>
+          <w:szCs w:val="16"/>
+        </w:rPr>
+        <w:t>int</w:t>
+      </w:r>
+      <w:r>
+        <w:rPr>
+          <w:rFonts w:ascii="Consolas" w:hAnsi="Consolas" w:cs="Consolas"/>
+          <w:color w:val="000000"/>
+          <w:sz w:val="16"/>
+          <w:szCs w:val="16"/>
+        </w:rPr>
+        <w:t>[</w:t>
+      </w:r>
+      <w:r>
+        <w:rPr>
+          <w:rFonts w:ascii="Consolas" w:hAnsi="Consolas" w:cs="Consolas"/>
+          <w:color w:val="6A3E3E"/>
+          <w:sz w:val="16"/>
+          <w:szCs w:val="16"/>
+        </w:rPr>
+        <w:t>rows</w:t>
+      </w:r>
+      <w:r>
+        <w:rPr>
+          <w:rFonts w:ascii="Consolas" w:hAnsi="Consolas" w:cs="Consolas"/>
+          <w:color w:val="000000"/>
+          <w:sz w:val="16"/>
+          <w:szCs w:val="16"/>
+        </w:rPr>
+        <w:t>][</w:t>
+      </w:r>
+      <w:r>
+        <w:rPr>
+          <w:rFonts w:ascii="Consolas" w:hAnsi="Consolas" w:cs="Consolas"/>
+          <w:color w:val="6A3E3E"/>
+          <w:sz w:val="16"/>
+          <w:szCs w:val="16"/>
+        </w:rPr>
+        <w:t>cols</w:t>
+      </w:r>
+      <w:r>
+        <w:rPr>
+          <w:rFonts w:ascii="Consolas" w:hAnsi="Consolas" w:cs="Consolas"/>
+          <w:color w:val="000000"/>
+          <w:sz w:val="16"/>
+          <w:szCs w:val="16"/>
+        </w:rPr>
+        <w:t>];</w:t>
+      </w:r>
+    </w:p>
+    <w:p>
+      <w:pPr>
+        <w:autoSpaceDE w:val="0"/>
+        <w:autoSpaceDN w:val="0"/>
+        <w:adjustRightInd w:val="0"/>
+        <w:spacing w:after="0" w:line="240" w:lineRule="auto"/>
+        <w:rPr>
+          <w:rFonts w:ascii="Consolas" w:hAnsi="Consolas" w:cs="Consolas"/>
+          <w:sz w:val="16"/>
+          <w:szCs w:val="16"/>
+        </w:rPr>
+      </w:pPr>
+      <w:r>
+        <w:rPr>
+          <w:rFonts w:ascii="Consolas" w:hAnsi="Consolas" w:cs="Consolas"/>
+          <w:color w:val="000000"/>
+          <w:sz w:val="16"/>
+          <w:szCs w:val="16"/>
+        </w:rPr>
+        <w:tab/>
+      </w:r>
+      <w:r>
+        <w:rPr>
+          <w:rFonts w:ascii="Consolas" w:hAnsi="Consolas" w:cs="Consolas"/>
+          <w:color w:val="000000"/>
+          <w:sz w:val="16"/>
+          <w:szCs w:val="16"/>
+        </w:rPr>
+        <w:tab/>
+      </w:r>
+      <w:r>
+        <w:rPr>
+          <w:rFonts w:ascii="Consolas" w:hAnsi="Consolas" w:cs="Consolas"/>
+          <w:b/>
+          <w:bCs/>
+          <w:color w:val="7F0055"/>
+          <w:sz w:val="16"/>
+          <w:szCs w:val="16"/>
+        </w:rPr>
+        <w:t>int</w:t>
+      </w:r>
+      <w:r>
+        <w:rPr>
+          <w:rFonts w:ascii="Consolas" w:hAnsi="Consolas" w:cs="Consolas"/>
+          <w:color w:val="000000"/>
+          <w:sz w:val="16"/>
+          <w:szCs w:val="16"/>
+        </w:rPr>
+        <w:t xml:space="preserve"> </w:t>
+      </w:r>
+      <w:r>
+        <w:rPr>
+          <w:rFonts w:ascii="Consolas" w:hAnsi="Consolas" w:cs="Consolas"/>
+          <w:color w:val="6A3E3E"/>
+          <w:sz w:val="16"/>
+          <w:szCs w:val="16"/>
+        </w:rPr>
+        <w:t>first</w:t>
+      </w:r>
+      <w:r>
+        <w:rPr>
+          <w:rFonts w:ascii="Consolas" w:hAnsi="Consolas" w:cs="Consolas"/>
+          <w:color w:val="000000"/>
+          <w:sz w:val="16"/>
+          <w:szCs w:val="16"/>
+        </w:rPr>
+        <w:t xml:space="preserve"> = </w:t>
+      </w:r>
+      <w:proofErr w:type="gramStart"/>
+      <w:r>
+        <w:rPr>
+          <w:rFonts w:ascii="Consolas" w:hAnsi="Consolas" w:cs="Consolas"/>
+          <w:color w:val="6A3E3E"/>
+          <w:sz w:val="16"/>
+          <w:szCs w:val="16"/>
+        </w:rPr>
+        <w:t>input</w:t>
+      </w:r>
+      <w:r>
+        <w:rPr>
+          <w:rFonts w:ascii="Consolas" w:hAnsi="Consolas" w:cs="Consolas"/>
+          <w:color w:val="000000"/>
+          <w:sz w:val="16"/>
+          <w:szCs w:val="16"/>
+        </w:rPr>
+        <w:t>[</w:t>
+      </w:r>
+      <w:proofErr w:type="gramEnd"/>
+      <w:r>
+        <w:rPr>
+          <w:rFonts w:ascii="Consolas" w:hAnsi="Consolas" w:cs="Consolas"/>
+          <w:color w:val="000000"/>
+          <w:sz w:val="16"/>
+          <w:szCs w:val="16"/>
+        </w:rPr>
+        <w:t>0][0];</w:t>
+      </w:r>
+    </w:p>
+    <w:p>
+      <w:pPr>
+        <w:autoSpaceDE w:val="0"/>
+        <w:autoSpaceDN w:val="0"/>
+        <w:adjustRightInd w:val="0"/>
+        <w:spacing w:after="0" w:line="240" w:lineRule="auto"/>
+        <w:rPr>
+          <w:rFonts w:ascii="Consolas" w:hAnsi="Consolas" w:cs="Consolas"/>
+          <w:sz w:val="16"/>
+          <w:szCs w:val="16"/>
+        </w:rPr>
+      </w:pPr>
+      <w:r>
+        <w:rPr>
+          <w:rFonts w:ascii="Consolas" w:hAnsi="Consolas" w:cs="Consolas"/>
+          <w:color w:val="000000"/>
+          <w:sz w:val="16"/>
+          <w:szCs w:val="16"/>
+        </w:rPr>
+        <w:tab/>
+      </w:r>
+      <w:r>
+        <w:rPr>
+          <w:rFonts w:ascii="Consolas" w:hAnsi="Consolas" w:cs="Consolas"/>
+          <w:color w:val="000000"/>
+          <w:sz w:val="16"/>
+          <w:szCs w:val="16"/>
+        </w:rPr>
+        <w:tab/>
+      </w:r>
+      <w:r>
+        <w:rPr>
+          <w:rFonts w:ascii="Consolas" w:hAnsi="Consolas" w:cs="Consolas"/>
+          <w:color w:val="6A3E3E"/>
+          <w:sz w:val="16"/>
+          <w:szCs w:val="16"/>
+        </w:rPr>
+        <w:t>first</w:t>
+      </w:r>
+      <w:r>
+        <w:rPr>
+          <w:rFonts w:ascii="Consolas" w:hAnsi="Consolas" w:cs="Consolas"/>
+          <w:color w:val="000000"/>
+          <w:sz w:val="16"/>
+          <w:szCs w:val="16"/>
+        </w:rPr>
+        <w:t>=</w:t>
+      </w:r>
+      <w:proofErr w:type="spellStart"/>
+      <w:r>
+        <w:rPr>
+          <w:rFonts w:ascii="Consolas" w:hAnsi="Consolas" w:cs="Consolas"/>
+          <w:color w:val="000000"/>
+          <w:sz w:val="16"/>
+          <w:szCs w:val="16"/>
+        </w:rPr>
+        <w:t>Math.</w:t>
+      </w:r>
+      <w:r>
+        <w:rPr>
+          <w:rFonts w:ascii="Consolas" w:hAnsi="Consolas" w:cs="Consolas"/>
+          <w:i/>
+          <w:iCs/>
+          <w:color w:val="000000"/>
+          <w:sz w:val="16"/>
+          <w:szCs w:val="16"/>
+        </w:rPr>
+        <w:t>abs</w:t>
+      </w:r>
+      <w:proofErr w:type="spellEnd"/>
+      <w:r>
+        <w:rPr>
+          <w:rFonts w:ascii="Consolas" w:hAnsi="Consolas" w:cs="Consolas"/>
+          <w:color w:val="000000"/>
+          <w:sz w:val="16"/>
+          <w:szCs w:val="16"/>
+        </w:rPr>
+        <w:t>(</w:t>
+      </w:r>
+      <w:r>
+        <w:rPr>
+          <w:rFonts w:ascii="Consolas" w:hAnsi="Consolas" w:cs="Consolas"/>
+          <w:color w:val="6A3E3E"/>
+          <w:sz w:val="16"/>
+          <w:szCs w:val="16"/>
+        </w:rPr>
+        <w:t>first</w:t>
+      </w:r>
+      <w:r>
+        <w:rPr>
+          <w:rFonts w:ascii="Consolas" w:hAnsi="Consolas" w:cs="Consolas"/>
+          <w:color w:val="000000"/>
+          <w:sz w:val="16"/>
+          <w:szCs w:val="16"/>
+        </w:rPr>
+        <w:t>-1);</w:t>
+      </w:r>
+    </w:p>
+    <w:p>
+      <w:pPr>
+        <w:autoSpaceDE w:val="0"/>
+        <w:autoSpaceDN w:val="0"/>
+        <w:adjustRightInd w:val="0"/>
+        <w:spacing w:after="0" w:line="240" w:lineRule="auto"/>
+        <w:rPr>
+          <w:rFonts w:ascii="Consolas" w:hAnsi="Consolas" w:cs="Consolas"/>
+          <w:sz w:val="16"/>
+          <w:szCs w:val="16"/>
+        </w:rPr>
+      </w:pPr>
+      <w:r>
+        <w:rPr>
+          <w:rFonts w:ascii="Consolas" w:hAnsi="Consolas" w:cs="Consolas"/>
+          <w:color w:val="000000"/>
+          <w:sz w:val="16"/>
+          <w:szCs w:val="16"/>
+        </w:rPr>
+        <w:tab/>
+      </w:r>
+      <w:r>
+        <w:rPr>
+          <w:rFonts w:ascii="Consolas" w:hAnsi="Consolas" w:cs="Consolas"/>
+          <w:color w:val="000000"/>
+          <w:sz w:val="16"/>
+          <w:szCs w:val="16"/>
+        </w:rPr>
+        <w:tab/>
+      </w:r>
+    </w:p>
+    <w:p>
+      <w:pPr>
+        <w:autoSpaceDE w:val="0"/>
+        <w:autoSpaceDN w:val="0"/>
+        <w:adjustRightInd w:val="0"/>
+        <w:spacing w:after="0" w:line="240" w:lineRule="auto"/>
+        <w:rPr>
+          <w:rFonts w:ascii="Consolas" w:hAnsi="Consolas" w:cs="Consolas"/>
+          <w:sz w:val="16"/>
+          <w:szCs w:val="16"/>
+        </w:rPr>
+      </w:pPr>
+      <w:r>
+        <w:rPr>
+          <w:rFonts w:ascii="Consolas" w:hAnsi="Consolas" w:cs="Consolas"/>
+          <w:color w:val="000000"/>
+          <w:sz w:val="16"/>
+          <w:szCs w:val="16"/>
+        </w:rPr>
+        <w:tab/>
+      </w:r>
+      <w:r>
+        <w:rPr>
+          <w:rFonts w:ascii="Consolas" w:hAnsi="Consolas" w:cs="Consolas"/>
+          <w:color w:val="000000"/>
+          <w:sz w:val="16"/>
+          <w:szCs w:val="16"/>
+        </w:rPr>
+        <w:tab/>
+      </w:r>
+      <w:r>
+        <w:rPr>
+          <w:rFonts w:ascii="Consolas" w:hAnsi="Consolas" w:cs="Consolas"/>
+          <w:b/>
+          <w:bCs/>
+          <w:color w:val="7F0055"/>
+          <w:sz w:val="16"/>
+          <w:szCs w:val="16"/>
+        </w:rPr>
+        <w:t>int</w:t>
+      </w:r>
+      <w:r>
+        <w:rPr>
+          <w:rFonts w:ascii="Consolas" w:hAnsi="Consolas" w:cs="Consolas"/>
+          <w:color w:val="000000"/>
+          <w:sz w:val="16"/>
+          <w:szCs w:val="16"/>
+        </w:rPr>
+        <w:t xml:space="preserve"> </w:t>
+      </w:r>
+      <w:proofErr w:type="spellStart"/>
+      <w:r>
+        <w:rPr>
+          <w:rFonts w:ascii="Consolas" w:hAnsi="Consolas" w:cs="Consolas"/>
+          <w:color w:val="6A3E3E"/>
+          <w:sz w:val="16"/>
+          <w:szCs w:val="16"/>
+        </w:rPr>
+        <w:t>rowStart</w:t>
+      </w:r>
+      <w:proofErr w:type="spellEnd"/>
+      <w:r>
+        <w:rPr>
+          <w:rFonts w:ascii="Consolas" w:hAnsi="Consolas" w:cs="Consolas"/>
+          <w:color w:val="000000"/>
+          <w:sz w:val="16"/>
+          <w:szCs w:val="16"/>
+        </w:rPr>
+        <w:t>=</w:t>
+      </w:r>
+      <w:r>
+        <w:rPr>
+          <w:rFonts w:ascii="Consolas" w:hAnsi="Consolas" w:cs="Consolas"/>
+          <w:color w:val="6A3E3E"/>
+          <w:sz w:val="16"/>
+          <w:szCs w:val="16"/>
+        </w:rPr>
+        <w:t>first</w:t>
+      </w:r>
+      <w:r>
+        <w:rPr>
+          <w:rFonts w:ascii="Consolas" w:hAnsi="Consolas" w:cs="Consolas"/>
+          <w:color w:val="000000"/>
+          <w:sz w:val="16"/>
+          <w:szCs w:val="16"/>
+        </w:rPr>
+        <w:t>;</w:t>
+      </w:r>
+    </w:p>
+    <w:p>
+      <w:pPr>
+        <w:autoSpaceDE w:val="0"/>
+        <w:autoSpaceDN w:val="0"/>
+        <w:adjustRightInd w:val="0"/>
+        <w:spacing w:after="0" w:line="240" w:lineRule="auto"/>
+        <w:rPr>
+          <w:rFonts w:ascii="Consolas" w:hAnsi="Consolas" w:cs="Consolas"/>
+          <w:sz w:val="16"/>
+          <w:szCs w:val="16"/>
+        </w:rPr>
+      </w:pPr>
+      <w:r>
+        <w:rPr>
+          <w:rFonts w:ascii="Consolas" w:hAnsi="Consolas" w:cs="Consolas"/>
+          <w:color w:val="000000"/>
+          <w:sz w:val="16"/>
+          <w:szCs w:val="16"/>
+        </w:rPr>
+        <w:tab/>
+      </w:r>
+      <w:r>
+        <w:rPr>
+          <w:rFonts w:ascii="Consolas" w:hAnsi="Consolas" w:cs="Consolas"/>
+          <w:color w:val="000000"/>
+          <w:sz w:val="16"/>
+          <w:szCs w:val="16"/>
+        </w:rPr>
+        <w:tab/>
+      </w:r>
+      <w:proofErr w:type="gramStart"/>
+      <w:r>
+        <w:rPr>
+          <w:rFonts w:ascii="Consolas" w:hAnsi="Consolas" w:cs="Consolas"/>
+          <w:b/>
+          <w:bCs/>
+          <w:color w:val="7F0055"/>
+          <w:sz w:val="16"/>
+          <w:szCs w:val="16"/>
+        </w:rPr>
+        <w:t>for</w:t>
+      </w:r>
+      <w:r>
+        <w:rPr>
+          <w:rFonts w:ascii="Consolas" w:hAnsi="Consolas" w:cs="Consolas"/>
+          <w:color w:val="000000"/>
+          <w:sz w:val="16"/>
+          <w:szCs w:val="16"/>
+        </w:rPr>
+        <w:t>(</w:t>
+      </w:r>
+      <w:proofErr w:type="gramEnd"/>
+      <w:r>
+        <w:rPr>
+          <w:rFonts w:ascii="Consolas" w:hAnsi="Consolas" w:cs="Consolas"/>
+          <w:b/>
+          <w:bCs/>
+          <w:color w:val="7F0055"/>
+          <w:sz w:val="16"/>
+          <w:szCs w:val="16"/>
+        </w:rPr>
+        <w:t>int</w:t>
+      </w:r>
+      <w:r>
+        <w:rPr>
+          <w:rFonts w:ascii="Consolas" w:hAnsi="Consolas" w:cs="Consolas"/>
+          <w:color w:val="000000"/>
+          <w:sz w:val="16"/>
+          <w:szCs w:val="16"/>
+        </w:rPr>
+        <w:t xml:space="preserve"> </w:t>
+      </w:r>
+      <w:proofErr w:type="spellStart"/>
+      <w:r>
+        <w:rPr>
+          <w:rFonts w:ascii="Consolas" w:hAnsi="Consolas" w:cs="Consolas"/>
+          <w:color w:val="6A3E3E"/>
+          <w:sz w:val="16"/>
+          <w:szCs w:val="16"/>
+        </w:rPr>
+        <w:t>i</w:t>
+      </w:r>
+      <w:proofErr w:type="spellEnd"/>
+      <w:r>
+        <w:rPr>
+          <w:rFonts w:ascii="Consolas" w:hAnsi="Consolas" w:cs="Consolas"/>
+          <w:color w:val="000000"/>
+          <w:sz w:val="16"/>
+          <w:szCs w:val="16"/>
+        </w:rPr>
+        <w:t>=0;</w:t>
+      </w:r>
+      <w:r>
+        <w:rPr>
+          <w:rFonts w:ascii="Consolas" w:hAnsi="Consolas" w:cs="Consolas"/>
+          <w:color w:val="6A3E3E"/>
+          <w:sz w:val="16"/>
+          <w:szCs w:val="16"/>
+        </w:rPr>
+        <w:t>i</w:t>
+      </w:r>
+      <w:r>
+        <w:rPr>
+          <w:rFonts w:ascii="Consolas" w:hAnsi="Consolas" w:cs="Consolas"/>
+          <w:color w:val="000000"/>
+          <w:sz w:val="16"/>
+          <w:szCs w:val="16"/>
+        </w:rPr>
+        <w:t>&lt;</w:t>
+      </w:r>
+      <w:proofErr w:type="spellStart"/>
+      <w:r>
+        <w:rPr>
+          <w:rFonts w:ascii="Consolas" w:hAnsi="Consolas" w:cs="Consolas"/>
+          <w:color w:val="6A3E3E"/>
+          <w:sz w:val="16"/>
+          <w:szCs w:val="16"/>
+        </w:rPr>
+        <w:t>rows</w:t>
+      </w:r>
+      <w:r>
+        <w:rPr>
+          <w:rFonts w:ascii="Consolas" w:hAnsi="Consolas" w:cs="Consolas"/>
+          <w:color w:val="000000"/>
+          <w:sz w:val="16"/>
+          <w:szCs w:val="16"/>
+        </w:rPr>
+        <w:t>;</w:t>
+      </w:r>
+      <w:r>
+        <w:rPr>
+          <w:rFonts w:ascii="Consolas" w:hAnsi="Consolas" w:cs="Consolas"/>
+          <w:color w:val="6A3E3E"/>
+          <w:sz w:val="16"/>
+          <w:szCs w:val="16"/>
+        </w:rPr>
+        <w:t>i</w:t>
+      </w:r>
+      <w:proofErr w:type="spellEnd"/>
+      <w:r>
+        <w:rPr>
+          <w:rFonts w:ascii="Consolas" w:hAnsi="Consolas" w:cs="Consolas"/>
+          <w:color w:val="000000"/>
+          <w:sz w:val="16"/>
+          <w:szCs w:val="16"/>
+        </w:rPr>
+        <w:t>++)</w:t>
+      </w:r>
+    </w:p>
+    <w:p>
+      <w:pPr>
+        <w:autoSpaceDE w:val="0"/>
+        <w:autoSpaceDN w:val="0"/>
+        <w:adjustRightInd w:val="0"/>
+        <w:spacing w:after="0" w:line="240" w:lineRule="auto"/>
+        <w:rPr>
+          <w:rFonts w:ascii="Consolas" w:hAnsi="Consolas" w:cs="Consolas"/>
+          <w:sz w:val="16"/>
+          <w:szCs w:val="16"/>
+        </w:rPr>
+      </w:pPr>
+      <w:r>
+        <w:rPr>
+          <w:rFonts w:ascii="Consolas" w:hAnsi="Consolas" w:cs="Consolas"/>
+          <w:color w:val="000000"/>
+          <w:sz w:val="16"/>
+          <w:szCs w:val="16"/>
+        </w:rPr>
+        <w:tab/>
+      </w:r>
+      <w:r>
+        <w:rPr>
+          <w:rFonts w:ascii="Consolas" w:hAnsi="Consolas" w:cs="Consolas"/>
+          <w:color w:val="000000"/>
+          <w:sz w:val="16"/>
+          <w:szCs w:val="16"/>
+        </w:rPr>
+        <w:tab/>
+        <w:t>{</w:t>
+      </w:r>
+      <w:r>
+        <w:rPr>
+          <w:rFonts w:ascii="Consolas" w:hAnsi="Consolas" w:cs="Consolas"/>
+          <w:color w:val="000000"/>
+          <w:sz w:val="16"/>
+          <w:szCs w:val="16"/>
+        </w:rPr>
+        <w:tab/>
+      </w:r>
+    </w:p>
+    <w:p>
+      <w:pPr>
+        <w:autoSpaceDE w:val="0"/>
+        <w:autoSpaceDN w:val="0"/>
+        <w:adjustRightInd w:val="0"/>
+        <w:spacing w:after="0" w:line="240" w:lineRule="auto"/>
+        <w:rPr>
+          <w:rFonts w:ascii="Consolas" w:hAnsi="Consolas" w:cs="Consolas"/>
+          <w:sz w:val="16"/>
+          <w:szCs w:val="16"/>
+        </w:rPr>
+      </w:pPr>
+      <w:r>
+        <w:rPr>
+          <w:rFonts w:ascii="Consolas" w:hAnsi="Consolas" w:cs="Consolas"/>
+          <w:color w:val="000000"/>
+          <w:sz w:val="16"/>
+          <w:szCs w:val="16"/>
+        </w:rPr>
+        <w:tab/>
+      </w:r>
+      <w:r>
+        <w:rPr>
+          <w:rFonts w:ascii="Consolas" w:hAnsi="Consolas" w:cs="Consolas"/>
+          <w:color w:val="000000"/>
+          <w:sz w:val="16"/>
+          <w:szCs w:val="16"/>
+        </w:rPr>
+        <w:tab/>
+      </w:r>
+      <w:r>
+        <w:rPr>
+          <w:rFonts w:ascii="Consolas" w:hAnsi="Consolas" w:cs="Consolas"/>
+          <w:color w:val="000000"/>
+          <w:sz w:val="16"/>
+          <w:szCs w:val="16"/>
+        </w:rPr>
+        <w:tab/>
+      </w:r>
+      <w:r>
+        <w:rPr>
+          <w:rFonts w:ascii="Consolas" w:hAnsi="Consolas" w:cs="Consolas"/>
+          <w:color w:val="6A3E3E"/>
+          <w:sz w:val="16"/>
+          <w:szCs w:val="16"/>
+        </w:rPr>
+        <w:t>first</w:t>
+      </w:r>
+      <w:r>
+        <w:rPr>
+          <w:rFonts w:ascii="Consolas" w:hAnsi="Consolas" w:cs="Consolas"/>
+          <w:color w:val="000000"/>
+          <w:sz w:val="16"/>
+          <w:szCs w:val="16"/>
+        </w:rPr>
+        <w:t>=</w:t>
+      </w:r>
+      <w:proofErr w:type="spellStart"/>
+      <w:r>
+        <w:rPr>
+          <w:rFonts w:ascii="Consolas" w:hAnsi="Consolas" w:cs="Consolas"/>
+          <w:color w:val="6A3E3E"/>
+          <w:sz w:val="16"/>
+          <w:szCs w:val="16"/>
+        </w:rPr>
+        <w:t>rowStart</w:t>
+      </w:r>
+      <w:proofErr w:type="spellEnd"/>
+      <w:r>
+        <w:rPr>
+          <w:rFonts w:ascii="Consolas" w:hAnsi="Consolas" w:cs="Consolas"/>
+          <w:color w:val="000000"/>
+          <w:sz w:val="16"/>
+          <w:szCs w:val="16"/>
+        </w:rPr>
+        <w:t>;</w:t>
+      </w:r>
+    </w:p>
+    <w:p>
+      <w:pPr>
+        <w:autoSpaceDE w:val="0"/>
+        <w:autoSpaceDN w:val="0"/>
+        <w:adjustRightInd w:val="0"/>
+        <w:spacing w:after="0" w:line="240" w:lineRule="auto"/>
+        <w:rPr>
+          <w:rFonts w:ascii="Consolas" w:hAnsi="Consolas" w:cs="Consolas"/>
+          <w:sz w:val="16"/>
+          <w:szCs w:val="16"/>
+        </w:rPr>
+      </w:pPr>
+      <w:r>
+        <w:rPr>
+          <w:rFonts w:ascii="Consolas" w:hAnsi="Consolas" w:cs="Consolas"/>
+          <w:color w:val="000000"/>
+          <w:sz w:val="16"/>
+          <w:szCs w:val="16"/>
+        </w:rPr>
+        <w:tab/>
+      </w:r>
+      <w:r>
+        <w:rPr>
+          <w:rFonts w:ascii="Consolas" w:hAnsi="Consolas" w:cs="Consolas"/>
+          <w:color w:val="000000"/>
+          <w:sz w:val="16"/>
+          <w:szCs w:val="16"/>
+        </w:rPr>
+        <w:tab/>
+      </w:r>
+      <w:r>
+        <w:rPr>
+          <w:rFonts w:ascii="Consolas" w:hAnsi="Consolas" w:cs="Consolas"/>
+          <w:color w:val="000000"/>
+          <w:sz w:val="16"/>
+          <w:szCs w:val="16"/>
+        </w:rPr>
+        <w:tab/>
+      </w:r>
+      <w:proofErr w:type="gramStart"/>
+      <w:r>
+        <w:rPr>
+          <w:rFonts w:ascii="Consolas" w:hAnsi="Consolas" w:cs="Consolas"/>
+          <w:b/>
+          <w:bCs/>
+          <w:color w:val="7F0055"/>
+          <w:sz w:val="16"/>
+          <w:szCs w:val="16"/>
+        </w:rPr>
+        <w:t>for</w:t>
+      </w:r>
+      <w:r>
+        <w:rPr>
+          <w:rFonts w:ascii="Consolas" w:hAnsi="Consolas" w:cs="Consolas"/>
+          <w:color w:val="000000"/>
+          <w:sz w:val="16"/>
+          <w:szCs w:val="16"/>
+        </w:rPr>
+        <w:t>(</w:t>
+      </w:r>
+      <w:proofErr w:type="gramEnd"/>
+      <w:r>
+        <w:rPr>
+          <w:rFonts w:ascii="Consolas" w:hAnsi="Consolas" w:cs="Consolas"/>
+          <w:b/>
+          <w:bCs/>
+          <w:color w:val="7F0055"/>
+          <w:sz w:val="16"/>
+          <w:szCs w:val="16"/>
+        </w:rPr>
+        <w:t>int</w:t>
+      </w:r>
+      <w:r>
+        <w:rPr>
+          <w:rFonts w:ascii="Consolas" w:hAnsi="Consolas" w:cs="Consolas"/>
+          <w:color w:val="000000"/>
+          <w:sz w:val="16"/>
+          <w:szCs w:val="16"/>
+        </w:rPr>
+        <w:t xml:space="preserve"> </w:t>
+      </w:r>
+      <w:r>
+        <w:rPr>
+          <w:rFonts w:ascii="Consolas" w:hAnsi="Consolas" w:cs="Consolas"/>
+          <w:color w:val="6A3E3E"/>
+          <w:sz w:val="16"/>
+          <w:szCs w:val="16"/>
+        </w:rPr>
+        <w:t>j</w:t>
+      </w:r>
+      <w:r>
+        <w:rPr>
+          <w:rFonts w:ascii="Consolas" w:hAnsi="Consolas" w:cs="Consolas"/>
+          <w:color w:val="000000"/>
+          <w:sz w:val="16"/>
+          <w:szCs w:val="16"/>
+        </w:rPr>
+        <w:t>=0;</w:t>
+      </w:r>
+      <w:r>
+        <w:rPr>
+          <w:rFonts w:ascii="Consolas" w:hAnsi="Consolas" w:cs="Consolas"/>
+          <w:color w:val="6A3E3E"/>
+          <w:sz w:val="16"/>
+          <w:szCs w:val="16"/>
+        </w:rPr>
+        <w:t>j</w:t>
+      </w:r>
+      <w:r>
+        <w:rPr>
+          <w:rFonts w:ascii="Consolas" w:hAnsi="Consolas" w:cs="Consolas"/>
+          <w:color w:val="000000"/>
+          <w:sz w:val="16"/>
+          <w:szCs w:val="16"/>
+        </w:rPr>
+        <w:t>&lt;</w:t>
+      </w:r>
+      <w:proofErr w:type="spellStart"/>
+      <w:r>
+        <w:rPr>
+          <w:rFonts w:ascii="Consolas" w:hAnsi="Consolas" w:cs="Consolas"/>
+          <w:color w:val="6A3E3E"/>
+          <w:sz w:val="16"/>
+          <w:szCs w:val="16"/>
+        </w:rPr>
+        <w:t>cols</w:t>
+      </w:r>
+      <w:r>
+        <w:rPr>
+          <w:rFonts w:ascii="Consolas" w:hAnsi="Consolas" w:cs="Consolas"/>
+          <w:color w:val="000000"/>
+          <w:sz w:val="16"/>
+          <w:szCs w:val="16"/>
+        </w:rPr>
+        <w:t>;</w:t>
+      </w:r>
+      <w:r>
+        <w:rPr>
+          <w:rFonts w:ascii="Consolas" w:hAnsi="Consolas" w:cs="Consolas"/>
+          <w:color w:val="6A3E3E"/>
+          <w:sz w:val="16"/>
+          <w:szCs w:val="16"/>
+        </w:rPr>
+        <w:t>j</w:t>
+      </w:r>
+      <w:proofErr w:type="spellEnd"/>
+      <w:r>
+        <w:rPr>
+          <w:rFonts w:ascii="Consolas" w:hAnsi="Consolas" w:cs="Consolas"/>
+          <w:color w:val="000000"/>
+          <w:sz w:val="16"/>
+          <w:szCs w:val="16"/>
+        </w:rPr>
+        <w:t>++)</w:t>
+      </w:r>
+    </w:p>
+    <w:p>
+      <w:pPr>
+        <w:autoSpaceDE w:val="0"/>
+        <w:autoSpaceDN w:val="0"/>
+        <w:adjustRightInd w:val="0"/>
+        <w:spacing w:after="0" w:line="240" w:lineRule="auto"/>
+        <w:rPr>
+          <w:rFonts w:ascii="Consolas" w:hAnsi="Consolas" w:cs="Consolas"/>
+          <w:sz w:val="16"/>
+          <w:szCs w:val="16"/>
+        </w:rPr>
+      </w:pPr>
+      <w:r>
+        <w:rPr>
+          <w:rFonts w:ascii="Consolas" w:hAnsi="Consolas" w:cs="Consolas"/>
+          <w:color w:val="000000"/>
+          <w:sz w:val="16"/>
+          <w:szCs w:val="16"/>
+        </w:rPr>
+        <w:tab/>
+      </w:r>
+      <w:r>
+        <w:rPr>
+          <w:rFonts w:ascii="Consolas" w:hAnsi="Consolas" w:cs="Consolas"/>
+          <w:color w:val="000000"/>
+          <w:sz w:val="16"/>
+          <w:szCs w:val="16"/>
+        </w:rPr>
+        <w:tab/>
+      </w:r>
+      <w:r>
+        <w:rPr>
+          <w:rFonts w:ascii="Consolas" w:hAnsi="Consolas" w:cs="Consolas"/>
+          <w:color w:val="000000"/>
+          <w:sz w:val="16"/>
+          <w:szCs w:val="16"/>
+        </w:rPr>
+        <w:tab/>
+        <w:t>{</w:t>
+      </w:r>
+    </w:p>
+    <w:p>
+      <w:pPr>
+        <w:autoSpaceDE w:val="0"/>
+        <w:autoSpaceDN w:val="0"/>
+        <w:adjustRightInd w:val="0"/>
+        <w:spacing w:after="0" w:line="240" w:lineRule="auto"/>
+        <w:rPr>
+          <w:rFonts w:ascii="Consolas" w:hAnsi="Consolas" w:cs="Consolas"/>
+          <w:sz w:val="16"/>
+          <w:szCs w:val="16"/>
+        </w:rPr>
+      </w:pPr>
+      <w:r>
+        <w:rPr>
+          <w:rFonts w:ascii="Consolas" w:hAnsi="Consolas" w:cs="Consolas"/>
+          <w:color w:val="000000"/>
+          <w:sz w:val="16"/>
+          <w:szCs w:val="16"/>
+        </w:rPr>
+        <w:tab/>
+      </w:r>
+      <w:r>
+        <w:rPr>
+          <w:rFonts w:ascii="Consolas" w:hAnsi="Consolas" w:cs="Consolas"/>
+          <w:color w:val="000000"/>
+          <w:sz w:val="16"/>
+          <w:szCs w:val="16"/>
+        </w:rPr>
+        <w:tab/>
+      </w:r>
+      <w:r>
+        <w:rPr>
+          <w:rFonts w:ascii="Consolas" w:hAnsi="Consolas" w:cs="Consolas"/>
+          <w:color w:val="000000"/>
+          <w:sz w:val="16"/>
+          <w:szCs w:val="16"/>
+        </w:rPr>
+        <w:tab/>
+      </w:r>
+      <w:r>
+        <w:rPr>
+          <w:rFonts w:ascii="Consolas" w:hAnsi="Consolas" w:cs="Consolas"/>
+          <w:color w:val="000000"/>
+          <w:sz w:val="16"/>
+          <w:szCs w:val="16"/>
+        </w:rPr>
+        <w:tab/>
+      </w:r>
+      <w:r>
+        <w:rPr>
+          <w:rFonts w:ascii="Consolas" w:hAnsi="Consolas" w:cs="Consolas"/>
+          <w:color w:val="6A3E3E"/>
+          <w:sz w:val="16"/>
+          <w:szCs w:val="16"/>
+        </w:rPr>
+        <w:t>first</w:t>
+      </w:r>
+      <w:r>
+        <w:rPr>
+          <w:rFonts w:ascii="Consolas" w:hAnsi="Consolas" w:cs="Consolas"/>
+          <w:color w:val="000000"/>
+          <w:sz w:val="16"/>
+          <w:szCs w:val="16"/>
+        </w:rPr>
+        <w:t>=</w:t>
+      </w:r>
+      <w:proofErr w:type="spellStart"/>
+      <w:r>
+        <w:rPr>
+          <w:rFonts w:ascii="Consolas" w:hAnsi="Consolas" w:cs="Consolas"/>
+          <w:color w:val="000000"/>
+          <w:sz w:val="16"/>
+          <w:szCs w:val="16"/>
+        </w:rPr>
+        <w:t>Math.</w:t>
+      </w:r>
+      <w:r>
+        <w:rPr>
+          <w:rFonts w:ascii="Consolas" w:hAnsi="Consolas" w:cs="Consolas"/>
+          <w:i/>
+          <w:iCs/>
+          <w:color w:val="000000"/>
+          <w:sz w:val="16"/>
+          <w:szCs w:val="16"/>
+        </w:rPr>
+        <w:t>abs</w:t>
+      </w:r>
+      <w:proofErr w:type="spellEnd"/>
+      <w:r>
+        <w:rPr>
+          <w:rFonts w:ascii="Consolas" w:hAnsi="Consolas" w:cs="Consolas"/>
+          <w:color w:val="000000"/>
+          <w:sz w:val="16"/>
+          <w:szCs w:val="16"/>
+        </w:rPr>
+        <w:t>(</w:t>
+      </w:r>
+      <w:r>
+        <w:rPr>
+          <w:rFonts w:ascii="Consolas" w:hAnsi="Consolas" w:cs="Consolas"/>
+          <w:color w:val="6A3E3E"/>
+          <w:sz w:val="16"/>
+          <w:szCs w:val="16"/>
+        </w:rPr>
+        <w:t>first</w:t>
+      </w:r>
+      <w:r>
+        <w:rPr>
+          <w:rFonts w:ascii="Consolas" w:hAnsi="Consolas" w:cs="Consolas"/>
+          <w:color w:val="000000"/>
+          <w:sz w:val="16"/>
+          <w:szCs w:val="16"/>
+        </w:rPr>
+        <w:t>-1);</w:t>
+      </w:r>
+    </w:p>
+    <w:p>
+      <w:pPr>
+        <w:autoSpaceDE w:val="0"/>
+        <w:autoSpaceDN w:val="0"/>
+        <w:adjustRightInd w:val="0"/>
+        <w:spacing w:after="0" w:line="240" w:lineRule="auto"/>
+        <w:rPr>
+          <w:rFonts w:ascii="Consolas" w:hAnsi="Consolas" w:cs="Consolas"/>
+          <w:sz w:val="16"/>
+          <w:szCs w:val="16"/>
+        </w:rPr>
+      </w:pPr>
+      <w:r>
+        <w:rPr>
+          <w:rFonts w:ascii="Consolas" w:hAnsi="Consolas" w:cs="Consolas"/>
+          <w:color w:val="000000"/>
+          <w:sz w:val="16"/>
+          <w:szCs w:val="16"/>
+        </w:rPr>
+        <w:tab/>
+      </w:r>
+      <w:r>
+        <w:rPr>
+          <w:rFonts w:ascii="Consolas" w:hAnsi="Consolas" w:cs="Consolas"/>
+          <w:color w:val="000000"/>
+          <w:sz w:val="16"/>
+          <w:szCs w:val="16"/>
+        </w:rPr>
+        <w:tab/>
+      </w:r>
+      <w:r>
+        <w:rPr>
+          <w:rFonts w:ascii="Consolas" w:hAnsi="Consolas" w:cs="Consolas"/>
+          <w:color w:val="000000"/>
+          <w:sz w:val="16"/>
+          <w:szCs w:val="16"/>
+        </w:rPr>
+        <w:tab/>
+      </w:r>
+      <w:r>
+        <w:rPr>
+          <w:rFonts w:ascii="Consolas" w:hAnsi="Consolas" w:cs="Consolas"/>
+          <w:color w:val="000000"/>
+          <w:sz w:val="16"/>
+          <w:szCs w:val="16"/>
+        </w:rPr>
+        <w:tab/>
+      </w:r>
+      <w:r>
+        <w:rPr>
+          <w:rFonts w:ascii="Consolas" w:hAnsi="Consolas" w:cs="Consolas"/>
+          <w:color w:val="6A3E3E"/>
+          <w:sz w:val="16"/>
+          <w:szCs w:val="16"/>
+        </w:rPr>
+        <w:t>ideal</w:t>
+      </w:r>
+      <w:r>
+        <w:rPr>
+          <w:rFonts w:ascii="Consolas" w:hAnsi="Consolas" w:cs="Consolas"/>
+          <w:color w:val="000000"/>
+          <w:sz w:val="16"/>
+          <w:szCs w:val="16"/>
+        </w:rPr>
+        <w:t>[</w:t>
+      </w:r>
+      <w:proofErr w:type="spellStart"/>
+      <w:r>
+        <w:rPr>
+          <w:rFonts w:ascii="Consolas" w:hAnsi="Consolas" w:cs="Consolas"/>
+          <w:color w:val="6A3E3E"/>
+          <w:sz w:val="16"/>
+          <w:szCs w:val="16"/>
+        </w:rPr>
+        <w:t>i</w:t>
+      </w:r>
+      <w:proofErr w:type="spellEnd"/>
+      <w:r>
+        <w:rPr>
+          <w:rFonts w:ascii="Consolas" w:hAnsi="Consolas" w:cs="Consolas"/>
+          <w:color w:val="000000"/>
+          <w:sz w:val="16"/>
+          <w:szCs w:val="16"/>
+        </w:rPr>
+        <w:t>][</w:t>
+      </w:r>
+      <w:proofErr w:type="gramStart"/>
+      <w:r>
+        <w:rPr>
+          <w:rFonts w:ascii="Consolas" w:hAnsi="Consolas" w:cs="Consolas"/>
+          <w:color w:val="6A3E3E"/>
+          <w:sz w:val="16"/>
+          <w:szCs w:val="16"/>
+        </w:rPr>
+        <w:t>j</w:t>
+      </w:r>
+      <w:r>
+        <w:rPr>
+          <w:rFonts w:ascii="Consolas" w:hAnsi="Consolas" w:cs="Consolas"/>
+          <w:color w:val="000000"/>
+          <w:sz w:val="16"/>
+          <w:szCs w:val="16"/>
+        </w:rPr>
+        <w:t>]=</w:t>
+      </w:r>
+      <w:proofErr w:type="gramEnd"/>
+      <w:r>
+        <w:rPr>
+          <w:rFonts w:ascii="Consolas" w:hAnsi="Consolas" w:cs="Consolas"/>
+          <w:color w:val="6A3E3E"/>
+          <w:sz w:val="16"/>
+          <w:szCs w:val="16"/>
+        </w:rPr>
+        <w:t>first</w:t>
+      </w:r>
+      <w:r>
+        <w:rPr>
+          <w:rFonts w:ascii="Consolas" w:hAnsi="Consolas" w:cs="Consolas"/>
+          <w:color w:val="000000"/>
+          <w:sz w:val="16"/>
+          <w:szCs w:val="16"/>
+        </w:rPr>
+        <w:t>;</w:t>
+      </w:r>
+    </w:p>
+    <w:p>
+      <w:pPr>
+        <w:autoSpaceDE w:val="0"/>
+        <w:autoSpaceDN w:val="0"/>
+        <w:adjustRightInd w:val="0"/>
+        <w:spacing w:after="0" w:line="240" w:lineRule="auto"/>
+        <w:rPr>
+          <w:rFonts w:ascii="Consolas" w:hAnsi="Consolas" w:cs="Consolas"/>
+          <w:sz w:val="16"/>
+          <w:szCs w:val="16"/>
+        </w:rPr>
+      </w:pPr>
+      <w:r>
+        <w:rPr>
+          <w:rFonts w:ascii="Consolas" w:hAnsi="Consolas" w:cs="Consolas"/>
+          <w:color w:val="000000"/>
+          <w:sz w:val="16"/>
+          <w:szCs w:val="16"/>
+        </w:rPr>
+        <w:tab/>
+      </w:r>
+      <w:r>
+        <w:rPr>
+          <w:rFonts w:ascii="Consolas" w:hAnsi="Consolas" w:cs="Consolas"/>
+          <w:color w:val="000000"/>
+          <w:sz w:val="16"/>
+          <w:szCs w:val="16"/>
+        </w:rPr>
+        <w:tab/>
+      </w:r>
+      <w:r>
+        <w:rPr>
+          <w:rFonts w:ascii="Consolas" w:hAnsi="Consolas" w:cs="Consolas"/>
+          <w:color w:val="000000"/>
+          <w:sz w:val="16"/>
+          <w:szCs w:val="16"/>
+        </w:rPr>
+        <w:tab/>
+        <w:t>}</w:t>
+      </w:r>
+    </w:p>
+    <w:p>
+      <w:pPr>
+        <w:autoSpaceDE w:val="0"/>
+        <w:autoSpaceDN w:val="0"/>
+        <w:adjustRightInd w:val="0"/>
+        <w:spacing w:after="0" w:line="240" w:lineRule="auto"/>
+        <w:rPr>
+          <w:rFonts w:ascii="Consolas" w:hAnsi="Consolas" w:cs="Consolas"/>
+          <w:sz w:val="16"/>
+          <w:szCs w:val="16"/>
+        </w:rPr>
+      </w:pPr>
+      <w:r>
+        <w:rPr>
+          <w:rFonts w:ascii="Consolas" w:hAnsi="Consolas" w:cs="Consolas"/>
+          <w:color w:val="000000"/>
+          <w:sz w:val="16"/>
+          <w:szCs w:val="16"/>
+        </w:rPr>
+        <w:tab/>
+      </w:r>
+      <w:r>
+        <w:rPr>
+          <w:rFonts w:ascii="Consolas" w:hAnsi="Consolas" w:cs="Consolas"/>
+          <w:color w:val="000000"/>
+          <w:sz w:val="16"/>
+          <w:szCs w:val="16"/>
+        </w:rPr>
+        <w:tab/>
+      </w:r>
+      <w:r>
+        <w:rPr>
+          <w:rFonts w:ascii="Consolas" w:hAnsi="Consolas" w:cs="Consolas"/>
+          <w:color w:val="000000"/>
+          <w:sz w:val="16"/>
+          <w:szCs w:val="16"/>
+        </w:rPr>
+        <w:tab/>
+      </w:r>
+      <w:proofErr w:type="spellStart"/>
+      <w:r>
+        <w:rPr>
+          <w:rFonts w:ascii="Consolas" w:hAnsi="Consolas" w:cs="Consolas"/>
+          <w:color w:val="6A3E3E"/>
+          <w:sz w:val="16"/>
+          <w:szCs w:val="16"/>
+        </w:rPr>
+        <w:t>rowStart</w:t>
+      </w:r>
+      <w:proofErr w:type="spellEnd"/>
+      <w:r>
+        <w:rPr>
+          <w:rFonts w:ascii="Consolas" w:hAnsi="Consolas" w:cs="Consolas"/>
+          <w:color w:val="000000"/>
+          <w:sz w:val="16"/>
+          <w:szCs w:val="16"/>
+        </w:rPr>
+        <w:t>=</w:t>
+      </w:r>
+      <w:proofErr w:type="spellStart"/>
+      <w:r>
+        <w:rPr>
+          <w:rFonts w:ascii="Consolas" w:hAnsi="Consolas" w:cs="Consolas"/>
+          <w:color w:val="000000"/>
+          <w:sz w:val="16"/>
+          <w:szCs w:val="16"/>
+        </w:rPr>
+        <w:t>Math.</w:t>
+      </w:r>
+      <w:r>
+        <w:rPr>
+          <w:rFonts w:ascii="Consolas" w:hAnsi="Consolas" w:cs="Consolas"/>
+          <w:i/>
+          <w:iCs/>
+          <w:color w:val="000000"/>
+          <w:sz w:val="16"/>
+          <w:szCs w:val="16"/>
+        </w:rPr>
+        <w:t>abs</w:t>
+      </w:r>
+      <w:proofErr w:type="spellEnd"/>
+      <w:r>
+        <w:rPr>
+          <w:rFonts w:ascii="Consolas" w:hAnsi="Consolas" w:cs="Consolas"/>
+          <w:color w:val="000000"/>
+          <w:sz w:val="16"/>
+          <w:szCs w:val="16"/>
+        </w:rPr>
+        <w:t>(</w:t>
+      </w:r>
+      <w:r>
+        <w:rPr>
+          <w:rFonts w:ascii="Consolas" w:hAnsi="Consolas" w:cs="Consolas"/>
+          <w:color w:val="6A3E3E"/>
+          <w:sz w:val="16"/>
+          <w:szCs w:val="16"/>
+        </w:rPr>
+        <w:t>rowStart</w:t>
+      </w:r>
+      <w:r>
+        <w:rPr>
+          <w:rFonts w:ascii="Consolas" w:hAnsi="Consolas" w:cs="Consolas"/>
+          <w:color w:val="000000"/>
+          <w:sz w:val="16"/>
+          <w:szCs w:val="16"/>
+        </w:rPr>
+        <w:t>-1);</w:t>
+      </w:r>
+    </w:p>
+    <w:p>
+      <w:pPr>
+        <w:autoSpaceDE w:val="0"/>
+        <w:autoSpaceDN w:val="0"/>
+        <w:adjustRightInd w:val="0"/>
+        <w:spacing w:after="0" w:line="240" w:lineRule="auto"/>
+        <w:rPr>
+          <w:rFonts w:ascii="Consolas" w:hAnsi="Consolas" w:cs="Consolas"/>
+          <w:sz w:val="16"/>
+          <w:szCs w:val="16"/>
+        </w:rPr>
+      </w:pPr>
+      <w:r>
+        <w:rPr>
+          <w:rFonts w:ascii="Consolas" w:hAnsi="Consolas" w:cs="Consolas"/>
+          <w:color w:val="000000"/>
+          <w:sz w:val="16"/>
+          <w:szCs w:val="16"/>
+        </w:rPr>
+        <w:tab/>
+      </w:r>
+      <w:r>
+        <w:rPr>
+          <w:rFonts w:ascii="Consolas" w:hAnsi="Consolas" w:cs="Consolas"/>
+          <w:color w:val="000000"/>
+          <w:sz w:val="16"/>
+          <w:szCs w:val="16"/>
+        </w:rPr>
+        <w:tab/>
+        <w:t>}</w:t>
+      </w:r>
+    </w:p>
+    <w:p>
+      <w:pPr>
+        <w:autoSpaceDE w:val="0"/>
+        <w:autoSpaceDN w:val="0"/>
+        <w:adjustRightInd w:val="0"/>
+        <w:spacing w:after="0" w:line="240" w:lineRule="auto"/>
+        <w:rPr>
+          <w:rFonts w:ascii="Consolas" w:hAnsi="Consolas" w:cs="Consolas"/>
+          <w:sz w:val="16"/>
+          <w:szCs w:val="16"/>
+        </w:rPr>
+      </w:pPr>
+      <w:r>
+        <w:rPr>
+          <w:rFonts w:ascii="Consolas" w:hAnsi="Consolas" w:cs="Consolas"/>
+          <w:color w:val="000000"/>
+          <w:sz w:val="16"/>
+          <w:szCs w:val="16"/>
+        </w:rPr>
+        <w:tab/>
+      </w:r>
+      <w:r>
+        <w:rPr>
+          <w:rFonts w:ascii="Consolas" w:hAnsi="Consolas" w:cs="Consolas"/>
+          <w:color w:val="000000"/>
+          <w:sz w:val="16"/>
+          <w:szCs w:val="16"/>
+        </w:rPr>
+        <w:tab/>
+      </w:r>
+    </w:p>
+    <w:p>
+      <w:pPr>
+        <w:autoSpaceDE w:val="0"/>
+        <w:autoSpaceDN w:val="0"/>
+        <w:adjustRightInd w:val="0"/>
+        <w:spacing w:after="0" w:line="240" w:lineRule="auto"/>
+        <w:rPr>
+          <w:rFonts w:ascii="Consolas" w:hAnsi="Consolas" w:cs="Consolas"/>
+          <w:sz w:val="16"/>
+          <w:szCs w:val="16"/>
+        </w:rPr>
+      </w:pPr>
+      <w:r>
+        <w:rPr>
+          <w:rFonts w:ascii="Consolas" w:hAnsi="Consolas" w:cs="Consolas"/>
+          <w:color w:val="000000"/>
+          <w:sz w:val="16"/>
+          <w:szCs w:val="16"/>
+        </w:rPr>
+        <w:tab/>
+      </w:r>
+      <w:r>
+        <w:rPr>
+          <w:rFonts w:ascii="Consolas" w:hAnsi="Consolas" w:cs="Consolas"/>
+          <w:color w:val="000000"/>
+          <w:sz w:val="16"/>
+          <w:szCs w:val="16"/>
+        </w:rPr>
+        <w:tab/>
+      </w:r>
+      <w:r>
+        <w:rPr>
+          <w:rFonts w:ascii="Consolas" w:hAnsi="Consolas" w:cs="Consolas"/>
+          <w:b/>
+          <w:bCs/>
+          <w:color w:val="7F0055"/>
+          <w:sz w:val="16"/>
+          <w:szCs w:val="16"/>
+        </w:rPr>
+        <w:t>int</w:t>
+      </w:r>
+      <w:r>
+        <w:rPr>
+          <w:rFonts w:ascii="Consolas" w:hAnsi="Consolas" w:cs="Consolas"/>
+          <w:color w:val="000000"/>
+          <w:sz w:val="16"/>
+          <w:szCs w:val="16"/>
+        </w:rPr>
+        <w:t xml:space="preserve"> </w:t>
+      </w:r>
+      <w:proofErr w:type="spellStart"/>
+      <w:r>
+        <w:rPr>
+          <w:rFonts w:ascii="Consolas" w:hAnsi="Consolas" w:cs="Consolas"/>
+          <w:color w:val="6A3E3E"/>
+          <w:sz w:val="16"/>
+          <w:szCs w:val="16"/>
+        </w:rPr>
+        <w:t>countErrors</w:t>
+      </w:r>
+      <w:proofErr w:type="spellEnd"/>
+      <w:r>
+        <w:rPr>
+          <w:rFonts w:ascii="Consolas" w:hAnsi="Consolas" w:cs="Consolas"/>
+          <w:color w:val="000000"/>
+          <w:sz w:val="16"/>
+          <w:szCs w:val="16"/>
+        </w:rPr>
+        <w:t>=0;</w:t>
+      </w:r>
+    </w:p>
+    <w:p>
+      <w:pPr>
+        <w:autoSpaceDE w:val="0"/>
+        <w:autoSpaceDN w:val="0"/>
+        <w:adjustRightInd w:val="0"/>
+        <w:spacing w:after="0" w:line="240" w:lineRule="auto"/>
+        <w:rPr>
+          <w:rFonts w:ascii="Consolas" w:hAnsi="Consolas" w:cs="Consolas"/>
+          <w:sz w:val="16"/>
+          <w:szCs w:val="16"/>
+        </w:rPr>
+      </w:pPr>
+      <w:r>
+        <w:rPr>
+          <w:rFonts w:ascii="Consolas" w:hAnsi="Consolas" w:cs="Consolas"/>
+          <w:color w:val="000000"/>
+          <w:sz w:val="16"/>
+          <w:szCs w:val="16"/>
+        </w:rPr>
+        <w:tab/>
+      </w:r>
+      <w:r>
+        <w:rPr>
+          <w:rFonts w:ascii="Consolas" w:hAnsi="Consolas" w:cs="Consolas"/>
+          <w:color w:val="000000"/>
+          <w:sz w:val="16"/>
+          <w:szCs w:val="16"/>
+        </w:rPr>
+        <w:tab/>
+      </w:r>
+      <w:proofErr w:type="gramStart"/>
+      <w:r>
+        <w:rPr>
+          <w:rFonts w:ascii="Consolas" w:hAnsi="Consolas" w:cs="Consolas"/>
+          <w:b/>
+          <w:bCs/>
+          <w:color w:val="7F0055"/>
+          <w:sz w:val="16"/>
+          <w:szCs w:val="16"/>
+        </w:rPr>
+        <w:t>for</w:t>
+      </w:r>
+      <w:r>
+        <w:rPr>
+          <w:rFonts w:ascii="Consolas" w:hAnsi="Consolas" w:cs="Consolas"/>
+          <w:color w:val="000000"/>
+          <w:sz w:val="16"/>
+          <w:szCs w:val="16"/>
+        </w:rPr>
+        <w:t>(</w:t>
+      </w:r>
+      <w:proofErr w:type="gramEnd"/>
+      <w:r>
+        <w:rPr>
+          <w:rFonts w:ascii="Consolas" w:hAnsi="Consolas" w:cs="Consolas"/>
+          <w:b/>
+          <w:bCs/>
+          <w:color w:val="7F0055"/>
+          <w:sz w:val="16"/>
+          <w:szCs w:val="16"/>
+        </w:rPr>
+        <w:t>int</w:t>
+      </w:r>
+      <w:r>
+        <w:rPr>
+          <w:rFonts w:ascii="Consolas" w:hAnsi="Consolas" w:cs="Consolas"/>
+          <w:color w:val="000000"/>
+          <w:sz w:val="16"/>
+          <w:szCs w:val="16"/>
+        </w:rPr>
+        <w:t xml:space="preserve"> </w:t>
+      </w:r>
+      <w:proofErr w:type="spellStart"/>
+      <w:r>
+        <w:rPr>
+          <w:rFonts w:ascii="Consolas" w:hAnsi="Consolas" w:cs="Consolas"/>
+          <w:color w:val="6A3E3E"/>
+          <w:sz w:val="16"/>
+          <w:szCs w:val="16"/>
+        </w:rPr>
+        <w:t>i</w:t>
+      </w:r>
+      <w:proofErr w:type="spellEnd"/>
+      <w:r>
+        <w:rPr>
+          <w:rFonts w:ascii="Consolas" w:hAnsi="Consolas" w:cs="Consolas"/>
+          <w:color w:val="000000"/>
+          <w:sz w:val="16"/>
+          <w:szCs w:val="16"/>
+        </w:rPr>
+        <w:t>=0;</w:t>
+      </w:r>
+      <w:r>
+        <w:rPr>
+          <w:rFonts w:ascii="Consolas" w:hAnsi="Consolas" w:cs="Consolas"/>
+          <w:color w:val="6A3E3E"/>
+          <w:sz w:val="16"/>
+          <w:szCs w:val="16"/>
+        </w:rPr>
+        <w:t>i</w:t>
+      </w:r>
+      <w:r>
+        <w:rPr>
+          <w:rFonts w:ascii="Consolas" w:hAnsi="Consolas" w:cs="Consolas"/>
+          <w:color w:val="000000"/>
+          <w:sz w:val="16"/>
+          <w:szCs w:val="16"/>
+        </w:rPr>
+        <w:t>&lt;</w:t>
+      </w:r>
+      <w:proofErr w:type="spellStart"/>
+      <w:r>
+        <w:rPr>
+          <w:rFonts w:ascii="Consolas" w:hAnsi="Consolas" w:cs="Consolas"/>
+          <w:color w:val="6A3E3E"/>
+          <w:sz w:val="16"/>
+          <w:szCs w:val="16"/>
+        </w:rPr>
+        <w:t>rows</w:t>
+      </w:r>
+      <w:r>
+        <w:rPr>
+          <w:rFonts w:ascii="Consolas" w:hAnsi="Consolas" w:cs="Consolas"/>
+          <w:color w:val="000000"/>
+          <w:sz w:val="16"/>
+          <w:szCs w:val="16"/>
+        </w:rPr>
+        <w:t>;</w:t>
+      </w:r>
+      <w:r>
+        <w:rPr>
+          <w:rFonts w:ascii="Consolas" w:hAnsi="Consolas" w:cs="Consolas"/>
+          <w:color w:val="6A3E3E"/>
+          <w:sz w:val="16"/>
+          <w:szCs w:val="16"/>
+        </w:rPr>
+        <w:t>i</w:t>
+      </w:r>
+      <w:proofErr w:type="spellEnd"/>
+      <w:r>
+        <w:rPr>
+          <w:rFonts w:ascii="Consolas" w:hAnsi="Consolas" w:cs="Consolas"/>
+          <w:color w:val="000000"/>
+          <w:sz w:val="16"/>
+          <w:szCs w:val="16"/>
+        </w:rPr>
+        <w:t>++)</w:t>
+      </w:r>
+    </w:p>
+    <w:p>
+      <w:pPr>
+        <w:autoSpaceDE w:val="0"/>
+        <w:autoSpaceDN w:val="0"/>
+        <w:adjustRightInd w:val="0"/>
+        <w:spacing w:after="0" w:line="240" w:lineRule="auto"/>
+        <w:rPr>
+          <w:rFonts w:ascii="Consolas" w:hAnsi="Consolas" w:cs="Consolas"/>
+          <w:sz w:val="16"/>
+          <w:szCs w:val="16"/>
+        </w:rPr>
+      </w:pPr>
+      <w:r>
+        <w:rPr>
+          <w:rFonts w:ascii="Consolas" w:hAnsi="Consolas" w:cs="Consolas"/>
+          <w:color w:val="000000"/>
+          <w:sz w:val="16"/>
+          <w:szCs w:val="16"/>
+        </w:rPr>
+        <w:tab/>
+      </w:r>
+      <w:r>
+        <w:rPr>
+          <w:rFonts w:ascii="Consolas" w:hAnsi="Consolas" w:cs="Consolas"/>
+          <w:color w:val="000000"/>
+          <w:sz w:val="16"/>
+          <w:szCs w:val="16"/>
+        </w:rPr>
+        <w:tab/>
+        <w:t>{</w:t>
+      </w:r>
+    </w:p>
+    <w:p>
+      <w:pPr>
+        <w:autoSpaceDE w:val="0"/>
+        <w:autoSpaceDN w:val="0"/>
+        <w:adjustRightInd w:val="0"/>
+        <w:spacing w:after="0" w:line="240" w:lineRule="auto"/>
+        <w:rPr>
+          <w:rFonts w:ascii="Consolas" w:hAnsi="Consolas" w:cs="Consolas"/>
+          <w:sz w:val="16"/>
+          <w:szCs w:val="16"/>
+        </w:rPr>
+      </w:pPr>
+      <w:r>
+        <w:rPr>
+          <w:rFonts w:ascii="Consolas" w:hAnsi="Consolas" w:cs="Consolas"/>
+          <w:color w:val="000000"/>
+          <w:sz w:val="16"/>
+          <w:szCs w:val="16"/>
+        </w:rPr>
+        <w:tab/>
+      </w:r>
+      <w:r>
+        <w:rPr>
+          <w:rFonts w:ascii="Consolas" w:hAnsi="Consolas" w:cs="Consolas"/>
+          <w:color w:val="000000"/>
+          <w:sz w:val="16"/>
+          <w:szCs w:val="16"/>
+        </w:rPr>
+        <w:tab/>
+      </w:r>
+      <w:r>
+        <w:rPr>
+          <w:rFonts w:ascii="Consolas" w:hAnsi="Consolas" w:cs="Consolas"/>
+          <w:color w:val="000000"/>
+          <w:sz w:val="16"/>
+          <w:szCs w:val="16"/>
+        </w:rPr>
+        <w:tab/>
+      </w:r>
+    </w:p>
+    <w:p>
+      <w:pPr>
+        <w:autoSpaceDE w:val="0"/>
+        <w:autoSpaceDN w:val="0"/>
+        <w:adjustRightInd w:val="0"/>
+        <w:spacing w:after="0" w:line="240" w:lineRule="auto"/>
+        <w:rPr>
+          <w:rFonts w:ascii="Consolas" w:hAnsi="Consolas" w:cs="Consolas"/>
+          <w:sz w:val="16"/>
+          <w:szCs w:val="16"/>
+        </w:rPr>
+      </w:pPr>
+      <w:r>
+        <w:rPr>
+          <w:rFonts w:ascii="Consolas" w:hAnsi="Consolas" w:cs="Consolas"/>
+          <w:color w:val="000000"/>
+          <w:sz w:val="16"/>
+          <w:szCs w:val="16"/>
+        </w:rPr>
+        <w:tab/>
+      </w:r>
+      <w:r>
+        <w:rPr>
+          <w:rFonts w:ascii="Consolas" w:hAnsi="Consolas" w:cs="Consolas"/>
+          <w:color w:val="000000"/>
+          <w:sz w:val="16"/>
+          <w:szCs w:val="16"/>
+        </w:rPr>
+        <w:tab/>
+      </w:r>
+      <w:r>
+        <w:rPr>
+          <w:rFonts w:ascii="Consolas" w:hAnsi="Consolas" w:cs="Consolas"/>
+          <w:color w:val="000000"/>
+          <w:sz w:val="16"/>
+          <w:szCs w:val="16"/>
+        </w:rPr>
+        <w:tab/>
+      </w:r>
+      <w:proofErr w:type="gramStart"/>
+      <w:r>
+        <w:rPr>
+          <w:rFonts w:ascii="Consolas" w:hAnsi="Consolas" w:cs="Consolas"/>
+          <w:b/>
+          <w:bCs/>
+          <w:color w:val="7F0055"/>
+          <w:sz w:val="16"/>
+          <w:szCs w:val="16"/>
+        </w:rPr>
+        <w:t>for</w:t>
+      </w:r>
+      <w:r>
+        <w:rPr>
+          <w:rFonts w:ascii="Consolas" w:hAnsi="Consolas" w:cs="Consolas"/>
+          <w:color w:val="000000"/>
+          <w:sz w:val="16"/>
+          <w:szCs w:val="16"/>
+        </w:rPr>
+        <w:t>(</w:t>
+      </w:r>
+      <w:proofErr w:type="gramEnd"/>
+      <w:r>
+        <w:rPr>
+          <w:rFonts w:ascii="Consolas" w:hAnsi="Consolas" w:cs="Consolas"/>
+          <w:b/>
+          <w:bCs/>
+          <w:color w:val="7F0055"/>
+          <w:sz w:val="16"/>
+          <w:szCs w:val="16"/>
+        </w:rPr>
+        <w:t>int</w:t>
+      </w:r>
+      <w:r>
+        <w:rPr>
+          <w:rFonts w:ascii="Consolas" w:hAnsi="Consolas" w:cs="Consolas"/>
+          <w:color w:val="000000"/>
+          <w:sz w:val="16"/>
+          <w:szCs w:val="16"/>
+        </w:rPr>
+        <w:t xml:space="preserve"> </w:t>
+      </w:r>
+      <w:r>
+        <w:rPr>
+          <w:rFonts w:ascii="Consolas" w:hAnsi="Consolas" w:cs="Consolas"/>
+          <w:color w:val="6A3E3E"/>
+          <w:sz w:val="16"/>
+          <w:szCs w:val="16"/>
+        </w:rPr>
+        <w:t>j</w:t>
+      </w:r>
+      <w:r>
+        <w:rPr>
+          <w:rFonts w:ascii="Consolas" w:hAnsi="Consolas" w:cs="Consolas"/>
+          <w:color w:val="000000"/>
+          <w:sz w:val="16"/>
+          <w:szCs w:val="16"/>
+        </w:rPr>
+        <w:t>=0;</w:t>
+      </w:r>
+      <w:r>
+        <w:rPr>
+          <w:rFonts w:ascii="Consolas" w:hAnsi="Consolas" w:cs="Consolas"/>
+          <w:color w:val="6A3E3E"/>
+          <w:sz w:val="16"/>
+          <w:szCs w:val="16"/>
+        </w:rPr>
+        <w:t>j</w:t>
+      </w:r>
+      <w:r>
+        <w:rPr>
+          <w:rFonts w:ascii="Consolas" w:hAnsi="Consolas" w:cs="Consolas"/>
+          <w:color w:val="000000"/>
+          <w:sz w:val="16"/>
+          <w:szCs w:val="16"/>
+        </w:rPr>
+        <w:t>&lt;</w:t>
+      </w:r>
+      <w:proofErr w:type="spellStart"/>
+      <w:r>
+        <w:rPr>
+          <w:rFonts w:ascii="Consolas" w:hAnsi="Consolas" w:cs="Consolas"/>
+          <w:color w:val="6A3E3E"/>
+          <w:sz w:val="16"/>
+          <w:szCs w:val="16"/>
+        </w:rPr>
+        <w:t>cols</w:t>
+      </w:r>
+      <w:r>
+        <w:rPr>
+          <w:rFonts w:ascii="Consolas" w:hAnsi="Consolas" w:cs="Consolas"/>
+          <w:color w:val="000000"/>
+          <w:sz w:val="16"/>
+          <w:szCs w:val="16"/>
+        </w:rPr>
+        <w:t>;</w:t>
+      </w:r>
+      <w:r>
+        <w:rPr>
+          <w:rFonts w:ascii="Consolas" w:hAnsi="Consolas" w:cs="Consolas"/>
+          <w:color w:val="6A3E3E"/>
+          <w:sz w:val="16"/>
+          <w:szCs w:val="16"/>
+        </w:rPr>
+        <w:t>j</w:t>
+      </w:r>
+      <w:proofErr w:type="spellEnd"/>
+      <w:r>
+        <w:rPr>
+          <w:rFonts w:ascii="Consolas" w:hAnsi="Consolas" w:cs="Consolas"/>
+          <w:color w:val="000000"/>
+          <w:sz w:val="16"/>
+          <w:szCs w:val="16"/>
+        </w:rPr>
+        <w:t>++)</w:t>
+      </w:r>
+    </w:p>
+    <w:p>
+      <w:pPr>
+        <w:autoSpaceDE w:val="0"/>
+        <w:autoSpaceDN w:val="0"/>
+        <w:adjustRightInd w:val="0"/>
+        <w:spacing w:after="0" w:line="240" w:lineRule="auto"/>
+        <w:rPr>
+          <w:rFonts w:ascii="Consolas" w:hAnsi="Consolas" w:cs="Consolas"/>
+          <w:sz w:val="16"/>
+          <w:szCs w:val="16"/>
+        </w:rPr>
+      </w:pPr>
+      <w:r>
+        <w:rPr>
+          <w:rFonts w:ascii="Consolas" w:hAnsi="Consolas" w:cs="Consolas"/>
+          <w:color w:val="000000"/>
+          <w:sz w:val="16"/>
+          <w:szCs w:val="16"/>
+        </w:rPr>
+        <w:tab/>
+      </w:r>
+      <w:r>
+        <w:rPr>
+          <w:rFonts w:ascii="Consolas" w:hAnsi="Consolas" w:cs="Consolas"/>
+          <w:color w:val="000000"/>
+          <w:sz w:val="16"/>
+          <w:szCs w:val="16"/>
+        </w:rPr>
+        <w:tab/>
+      </w:r>
+      <w:r>
+        <w:rPr>
+          <w:rFonts w:ascii="Consolas" w:hAnsi="Consolas" w:cs="Consolas"/>
+          <w:color w:val="000000"/>
+          <w:sz w:val="16"/>
+          <w:szCs w:val="16"/>
+        </w:rPr>
+        <w:tab/>
+        <w:t>{</w:t>
+      </w:r>
+    </w:p>
+    <w:p>
+      <w:pPr>
+        <w:autoSpaceDE w:val="0"/>
+        <w:autoSpaceDN w:val="0"/>
+        <w:adjustRightInd w:val="0"/>
+        <w:spacing w:after="0" w:line="240" w:lineRule="auto"/>
+        <w:rPr>
+          <w:rFonts w:ascii="Consolas" w:hAnsi="Consolas" w:cs="Consolas"/>
+          <w:sz w:val="16"/>
+          <w:szCs w:val="16"/>
+        </w:rPr>
+      </w:pPr>
+      <w:r>
+        <w:rPr>
+          <w:rFonts w:ascii="Consolas" w:hAnsi="Consolas" w:cs="Consolas"/>
+          <w:color w:val="3F7F5F"/>
+          <w:sz w:val="16"/>
+          <w:szCs w:val="16"/>
+        </w:rPr>
+        <w:t>//</w:t>
+      </w:r>
+      <w:r>
+        <w:rPr>
+          <w:rFonts w:ascii="Consolas" w:hAnsi="Consolas" w:cs="Consolas"/>
+          <w:color w:val="3F7F5F"/>
+          <w:sz w:val="16"/>
+          <w:szCs w:val="16"/>
+        </w:rPr>
+        <w:tab/>
+      </w:r>
+      <w:r>
+        <w:rPr>
+          <w:rFonts w:ascii="Consolas" w:hAnsi="Consolas" w:cs="Consolas"/>
+          <w:color w:val="3F7F5F"/>
+          <w:sz w:val="16"/>
+          <w:szCs w:val="16"/>
+        </w:rPr>
+        <w:tab/>
+      </w:r>
+      <w:r>
+        <w:rPr>
+          <w:rFonts w:ascii="Consolas" w:hAnsi="Consolas" w:cs="Consolas"/>
+          <w:color w:val="3F7F5F"/>
+          <w:sz w:val="16"/>
+          <w:szCs w:val="16"/>
+        </w:rPr>
+        <w:tab/>
+      </w:r>
+      <w:r>
+        <w:rPr>
+          <w:rFonts w:ascii="Consolas" w:hAnsi="Consolas" w:cs="Consolas"/>
+          <w:color w:val="3F7F5F"/>
+          <w:sz w:val="16"/>
+          <w:szCs w:val="16"/>
+        </w:rPr>
+        <w:tab/>
+      </w:r>
+      <w:proofErr w:type="spellStart"/>
+      <w:r>
+        <w:rPr>
+          <w:rFonts w:ascii="Consolas" w:hAnsi="Consolas" w:cs="Consolas"/>
+          <w:color w:val="3F7F5F"/>
+          <w:sz w:val="16"/>
+          <w:szCs w:val="16"/>
+        </w:rPr>
+        <w:t>System.out.print</w:t>
+      </w:r>
+      <w:proofErr w:type="spellEnd"/>
+      <w:r>
+        <w:rPr>
+          <w:rFonts w:ascii="Consolas" w:hAnsi="Consolas" w:cs="Consolas"/>
+          <w:color w:val="3F7F5F"/>
+          <w:sz w:val="16"/>
+          <w:szCs w:val="16"/>
+        </w:rPr>
+        <w:t>(ideal[</w:t>
+      </w:r>
+      <w:proofErr w:type="spellStart"/>
+      <w:r>
+        <w:rPr>
+          <w:rFonts w:ascii="Consolas" w:hAnsi="Consolas" w:cs="Consolas"/>
+          <w:color w:val="3F7F5F"/>
+          <w:sz w:val="16"/>
+          <w:szCs w:val="16"/>
+        </w:rPr>
+        <w:t>i</w:t>
+      </w:r>
+      <w:proofErr w:type="spellEnd"/>
+      <w:r>
+        <w:rPr>
+          <w:rFonts w:ascii="Consolas" w:hAnsi="Consolas" w:cs="Consolas"/>
+          <w:color w:val="3F7F5F"/>
+          <w:sz w:val="16"/>
+          <w:szCs w:val="16"/>
+        </w:rPr>
+        <w:t>][</w:t>
+      </w:r>
+      <w:proofErr w:type="gramStart"/>
+      <w:r>
+        <w:rPr>
+          <w:rFonts w:ascii="Consolas" w:hAnsi="Consolas" w:cs="Consolas"/>
+          <w:color w:val="3F7F5F"/>
+          <w:sz w:val="16"/>
+          <w:szCs w:val="16"/>
+        </w:rPr>
+        <w:t>j]+</w:t>
+      </w:r>
+      <w:proofErr w:type="gramEnd"/>
+      <w:r>
+        <w:rPr>
+          <w:rFonts w:ascii="Consolas" w:hAnsi="Consolas" w:cs="Consolas"/>
+          <w:color w:val="3F7F5F"/>
+          <w:sz w:val="16"/>
+          <w:szCs w:val="16"/>
+        </w:rPr>
+        <w:t>"\t");</w:t>
+      </w:r>
+    </w:p>
+    <w:p>
+      <w:pPr>
+        <w:autoSpaceDE w:val="0"/>
+        <w:autoSpaceDN w:val="0"/>
+        <w:adjustRightInd w:val="0"/>
+        <w:spacing w:after="0" w:line="240" w:lineRule="auto"/>
+        <w:rPr>
+          <w:rFonts w:ascii="Consolas" w:hAnsi="Consolas" w:cs="Consolas"/>
+          <w:sz w:val="16"/>
+          <w:szCs w:val="16"/>
+        </w:rPr>
+      </w:pPr>
+      <w:r>
+        <w:rPr>
+          <w:rFonts w:ascii="Consolas" w:hAnsi="Consolas" w:cs="Consolas"/>
+          <w:color w:val="000000"/>
+          <w:sz w:val="16"/>
+          <w:szCs w:val="16"/>
+        </w:rPr>
+        <w:tab/>
+      </w:r>
+      <w:r>
+        <w:rPr>
+          <w:rFonts w:ascii="Consolas" w:hAnsi="Consolas" w:cs="Consolas"/>
+          <w:color w:val="000000"/>
+          <w:sz w:val="16"/>
+          <w:szCs w:val="16"/>
+        </w:rPr>
+        <w:tab/>
+      </w:r>
+      <w:r>
+        <w:rPr>
+          <w:rFonts w:ascii="Consolas" w:hAnsi="Consolas" w:cs="Consolas"/>
+          <w:color w:val="000000"/>
+          <w:sz w:val="16"/>
+          <w:szCs w:val="16"/>
+        </w:rPr>
+        <w:tab/>
+      </w:r>
+      <w:r>
+        <w:rPr>
+          <w:rFonts w:ascii="Consolas" w:hAnsi="Consolas" w:cs="Consolas"/>
+          <w:color w:val="000000"/>
+          <w:sz w:val="16"/>
+          <w:szCs w:val="16"/>
+        </w:rPr>
+        <w:tab/>
+      </w:r>
+      <w:r>
+        <w:rPr>
+          <w:rFonts w:ascii="Consolas" w:hAnsi="Consolas" w:cs="Consolas"/>
+          <w:b/>
+          <w:bCs/>
+          <w:color w:val="7F0055"/>
+          <w:sz w:val="16"/>
+          <w:szCs w:val="16"/>
+        </w:rPr>
+        <w:t>if</w:t>
+      </w:r>
+      <w:r>
+        <w:rPr>
+          <w:rFonts w:ascii="Consolas" w:hAnsi="Consolas" w:cs="Consolas"/>
+          <w:color w:val="000000"/>
+          <w:sz w:val="16"/>
+          <w:szCs w:val="16"/>
+        </w:rPr>
+        <w:t>(</w:t>
+      </w:r>
+      <w:r>
+        <w:rPr>
+          <w:rFonts w:ascii="Consolas" w:hAnsi="Consolas" w:cs="Consolas"/>
+          <w:color w:val="6A3E3E"/>
+          <w:sz w:val="16"/>
+          <w:szCs w:val="16"/>
+        </w:rPr>
+        <w:t>input</w:t>
+      </w:r>
+      <w:r>
+        <w:rPr>
+          <w:rFonts w:ascii="Consolas" w:hAnsi="Consolas" w:cs="Consolas"/>
+          <w:color w:val="000000"/>
+          <w:sz w:val="16"/>
+          <w:szCs w:val="16"/>
+        </w:rPr>
+        <w:t>[</w:t>
+      </w:r>
+      <w:proofErr w:type="spellStart"/>
+      <w:r>
+        <w:rPr>
+          <w:rFonts w:ascii="Consolas" w:hAnsi="Consolas" w:cs="Consolas"/>
+          <w:color w:val="6A3E3E"/>
+          <w:sz w:val="16"/>
+          <w:szCs w:val="16"/>
+        </w:rPr>
+        <w:t>i</w:t>
+      </w:r>
+      <w:proofErr w:type="spellEnd"/>
+      <w:r>
+        <w:rPr>
+          <w:rFonts w:ascii="Consolas" w:hAnsi="Consolas" w:cs="Consolas"/>
+          <w:color w:val="000000"/>
+          <w:sz w:val="16"/>
+          <w:szCs w:val="16"/>
+        </w:rPr>
+        <w:t>][</w:t>
+      </w:r>
+      <w:r>
+        <w:rPr>
+          <w:rFonts w:ascii="Consolas" w:hAnsi="Consolas" w:cs="Consolas"/>
+          <w:color w:val="6A3E3E"/>
+          <w:sz w:val="16"/>
+          <w:szCs w:val="16"/>
+        </w:rPr>
+        <w:t>j</w:t>
+      </w:r>
+      <w:proofErr w:type="gramStart"/>
+      <w:r>
+        <w:rPr>
+          <w:rFonts w:ascii="Consolas" w:hAnsi="Consolas" w:cs="Consolas"/>
+          <w:color w:val="000000"/>
+          <w:sz w:val="16"/>
+          <w:szCs w:val="16"/>
+        </w:rPr>
+        <w:t>]!=</w:t>
+      </w:r>
+      <w:proofErr w:type="gramEnd"/>
+      <w:r>
+        <w:rPr>
+          <w:rFonts w:ascii="Consolas" w:hAnsi="Consolas" w:cs="Consolas"/>
+          <w:color w:val="6A3E3E"/>
+          <w:sz w:val="16"/>
+          <w:szCs w:val="16"/>
+        </w:rPr>
+        <w:t>ideal</w:t>
+      </w:r>
+      <w:r>
+        <w:rPr>
+          <w:rFonts w:ascii="Consolas" w:hAnsi="Consolas" w:cs="Consolas"/>
+          <w:color w:val="000000"/>
+          <w:sz w:val="16"/>
+          <w:szCs w:val="16"/>
+        </w:rPr>
+        <w:t>[</w:t>
+      </w:r>
+      <w:proofErr w:type="spellStart"/>
+      <w:r>
+        <w:rPr>
+          <w:rFonts w:ascii="Consolas" w:hAnsi="Consolas" w:cs="Consolas"/>
+          <w:color w:val="6A3E3E"/>
+          <w:sz w:val="16"/>
+          <w:szCs w:val="16"/>
+        </w:rPr>
+        <w:t>i</w:t>
+      </w:r>
+      <w:proofErr w:type="spellEnd"/>
+      <w:r>
+        <w:rPr>
+          <w:rFonts w:ascii="Consolas" w:hAnsi="Consolas" w:cs="Consolas"/>
+          <w:color w:val="000000"/>
+          <w:sz w:val="16"/>
+          <w:szCs w:val="16"/>
+        </w:rPr>
+        <w:t>][</w:t>
+      </w:r>
+      <w:r>
+        <w:rPr>
+          <w:rFonts w:ascii="Consolas" w:hAnsi="Consolas" w:cs="Consolas"/>
+          <w:color w:val="6A3E3E"/>
+          <w:sz w:val="16"/>
+          <w:szCs w:val="16"/>
+        </w:rPr>
+        <w:t>j</w:t>
+      </w:r>
+      <w:r>
+        <w:rPr>
+          <w:rFonts w:ascii="Consolas" w:hAnsi="Consolas" w:cs="Consolas"/>
+          <w:color w:val="000000"/>
+          <w:sz w:val="16"/>
+          <w:szCs w:val="16"/>
+        </w:rPr>
+        <w:t>])</w:t>
+      </w:r>
+    </w:p>
+    <w:p>
+      <w:pPr>
+        <w:autoSpaceDE w:val="0"/>
+        <w:autoSpaceDN w:val="0"/>
+        <w:adjustRightInd w:val="0"/>
+        <w:spacing w:after="0" w:line="240" w:lineRule="auto"/>
+        <w:rPr>
+          <w:rFonts w:ascii="Consolas" w:hAnsi="Consolas" w:cs="Consolas"/>
+          <w:sz w:val="16"/>
+          <w:szCs w:val="16"/>
+        </w:rPr>
+      </w:pPr>
+      <w:r>
+        <w:rPr>
+          <w:rFonts w:ascii="Consolas" w:hAnsi="Consolas" w:cs="Consolas"/>
+          <w:color w:val="000000"/>
+          <w:sz w:val="16"/>
+          <w:szCs w:val="16"/>
+        </w:rPr>
+        <w:tab/>
+      </w:r>
+      <w:r>
+        <w:rPr>
+          <w:rFonts w:ascii="Consolas" w:hAnsi="Consolas" w:cs="Consolas"/>
+          <w:color w:val="000000"/>
+          <w:sz w:val="16"/>
+          <w:szCs w:val="16"/>
+        </w:rPr>
+        <w:tab/>
+      </w:r>
+      <w:r>
+        <w:rPr>
+          <w:rFonts w:ascii="Consolas" w:hAnsi="Consolas" w:cs="Consolas"/>
+          <w:color w:val="000000"/>
+          <w:sz w:val="16"/>
+          <w:szCs w:val="16"/>
+        </w:rPr>
+        <w:tab/>
+      </w:r>
+      <w:r>
+        <w:rPr>
+          <w:rFonts w:ascii="Consolas" w:hAnsi="Consolas" w:cs="Consolas"/>
+          <w:color w:val="000000"/>
+          <w:sz w:val="16"/>
+          <w:szCs w:val="16"/>
+        </w:rPr>
+        <w:tab/>
+        <w:t>{</w:t>
+      </w:r>
+    </w:p>
+    <w:p>
+      <w:pPr>
+        <w:autoSpaceDE w:val="0"/>
+        <w:autoSpaceDN w:val="0"/>
+        <w:adjustRightInd w:val="0"/>
+        <w:spacing w:after="0" w:line="240" w:lineRule="auto"/>
+        <w:rPr>
+          <w:rFonts w:ascii="Consolas" w:hAnsi="Consolas" w:cs="Consolas"/>
+          <w:sz w:val="16"/>
+          <w:szCs w:val="16"/>
+        </w:rPr>
+      </w:pPr>
+      <w:r>
+        <w:rPr>
+          <w:rFonts w:ascii="Consolas" w:hAnsi="Consolas" w:cs="Consolas"/>
+          <w:color w:val="000000"/>
+          <w:sz w:val="16"/>
+          <w:szCs w:val="16"/>
+        </w:rPr>
+        <w:tab/>
+      </w:r>
+      <w:r>
+        <w:rPr>
+          <w:rFonts w:ascii="Consolas" w:hAnsi="Consolas" w:cs="Consolas"/>
+          <w:color w:val="000000"/>
+          <w:sz w:val="16"/>
+          <w:szCs w:val="16"/>
+        </w:rPr>
+        <w:tab/>
+      </w:r>
+      <w:r>
+        <w:rPr>
+          <w:rFonts w:ascii="Consolas" w:hAnsi="Consolas" w:cs="Consolas"/>
+          <w:color w:val="000000"/>
+          <w:sz w:val="16"/>
+          <w:szCs w:val="16"/>
+        </w:rPr>
+        <w:tab/>
+      </w:r>
+      <w:r>
+        <w:rPr>
+          <w:rFonts w:ascii="Consolas" w:hAnsi="Consolas" w:cs="Consolas"/>
+          <w:color w:val="000000"/>
+          <w:sz w:val="16"/>
+          <w:szCs w:val="16"/>
+        </w:rPr>
+        <w:tab/>
+      </w:r>
+      <w:r>
+        <w:rPr>
+          <w:rFonts w:ascii="Consolas" w:hAnsi="Consolas" w:cs="Consolas"/>
+          <w:color w:val="000000"/>
+          <w:sz w:val="16"/>
+          <w:szCs w:val="16"/>
+        </w:rPr>
+        <w:tab/>
+      </w:r>
+      <w:proofErr w:type="spellStart"/>
+      <w:r>
+        <w:rPr>
+          <w:rFonts w:ascii="Consolas" w:hAnsi="Consolas" w:cs="Consolas"/>
+          <w:color w:val="6A3E3E"/>
+          <w:sz w:val="16"/>
+          <w:szCs w:val="16"/>
+        </w:rPr>
+        <w:t>countErrors</w:t>
+      </w:r>
+      <w:proofErr w:type="spellEnd"/>
+      <w:r>
+        <w:rPr>
+          <w:rFonts w:ascii="Consolas" w:hAnsi="Consolas" w:cs="Consolas"/>
+          <w:color w:val="000000"/>
+          <w:sz w:val="16"/>
+          <w:szCs w:val="16"/>
+        </w:rPr>
+        <w:t>++;</w:t>
+      </w:r>
+    </w:p>
+    <w:p>
+      <w:pPr>
+        <w:autoSpaceDE w:val="0"/>
+        <w:autoSpaceDN w:val="0"/>
+        <w:adjustRightInd w:val="0"/>
+        <w:spacing w:after="0" w:line="240" w:lineRule="auto"/>
+        <w:rPr>
+          <w:rFonts w:ascii="Consolas" w:hAnsi="Consolas" w:cs="Consolas"/>
+          <w:sz w:val="16"/>
+          <w:szCs w:val="16"/>
+        </w:rPr>
+      </w:pPr>
+      <w:r>
+        <w:rPr>
+          <w:rFonts w:ascii="Consolas" w:hAnsi="Consolas" w:cs="Consolas"/>
+          <w:color w:val="000000"/>
+          <w:sz w:val="16"/>
+          <w:szCs w:val="16"/>
+        </w:rPr>
+        <w:tab/>
+      </w:r>
+      <w:r>
+        <w:rPr>
+          <w:rFonts w:ascii="Consolas" w:hAnsi="Consolas" w:cs="Consolas"/>
+          <w:color w:val="000000"/>
+          <w:sz w:val="16"/>
+          <w:szCs w:val="16"/>
+        </w:rPr>
+        <w:tab/>
+      </w:r>
+      <w:r>
+        <w:rPr>
+          <w:rFonts w:ascii="Consolas" w:hAnsi="Consolas" w:cs="Consolas"/>
+          <w:color w:val="000000"/>
+          <w:sz w:val="16"/>
+          <w:szCs w:val="16"/>
+        </w:rPr>
+        <w:tab/>
+      </w:r>
+      <w:r>
+        <w:rPr>
+          <w:rFonts w:ascii="Consolas" w:hAnsi="Consolas" w:cs="Consolas"/>
+          <w:color w:val="000000"/>
+          <w:sz w:val="16"/>
+          <w:szCs w:val="16"/>
+        </w:rPr>
+        <w:tab/>
+        <w:t>}</w:t>
+      </w:r>
+    </w:p>
+    <w:p>
+      <w:pPr>
+        <w:autoSpaceDE w:val="0"/>
+        <w:autoSpaceDN w:val="0"/>
+        <w:adjustRightInd w:val="0"/>
+        <w:spacing w:after="0" w:line="240" w:lineRule="auto"/>
+        <w:rPr>
+          <w:rFonts w:ascii="Consolas" w:hAnsi="Consolas" w:cs="Consolas"/>
+          <w:sz w:val="16"/>
+          <w:szCs w:val="16"/>
+        </w:rPr>
+      </w:pPr>
+      <w:r>
+        <w:rPr>
+          <w:rFonts w:ascii="Consolas" w:hAnsi="Consolas" w:cs="Consolas"/>
+          <w:color w:val="000000"/>
+          <w:sz w:val="16"/>
+          <w:szCs w:val="16"/>
+        </w:rPr>
+        <w:tab/>
+      </w:r>
+      <w:r>
+        <w:rPr>
+          <w:rFonts w:ascii="Consolas" w:hAnsi="Consolas" w:cs="Consolas"/>
+          <w:color w:val="000000"/>
+          <w:sz w:val="16"/>
+          <w:szCs w:val="16"/>
+        </w:rPr>
+        <w:tab/>
+      </w:r>
+      <w:r>
+        <w:rPr>
+          <w:rFonts w:ascii="Consolas" w:hAnsi="Consolas" w:cs="Consolas"/>
+          <w:color w:val="000000"/>
+          <w:sz w:val="16"/>
+          <w:szCs w:val="16"/>
+        </w:rPr>
+        <w:tab/>
+        <w:t>}</w:t>
+      </w:r>
+    </w:p>
+    <w:p>
+      <w:pPr>
+        <w:autoSpaceDE w:val="0"/>
+        <w:autoSpaceDN w:val="0"/>
+        <w:adjustRightInd w:val="0"/>
+        <w:spacing w:after="0" w:line="240" w:lineRule="auto"/>
+        <w:rPr>
+          <w:rFonts w:ascii="Consolas" w:hAnsi="Consolas" w:cs="Consolas"/>
+          <w:sz w:val="16"/>
+          <w:szCs w:val="16"/>
+        </w:rPr>
+      </w:pPr>
+      <w:r>
+        <w:rPr>
+          <w:rFonts w:ascii="Consolas" w:hAnsi="Consolas" w:cs="Consolas"/>
+          <w:color w:val="3F7F5F"/>
+          <w:sz w:val="16"/>
+          <w:szCs w:val="16"/>
+        </w:rPr>
+        <w:t>//</w:t>
+      </w:r>
+      <w:r>
+        <w:rPr>
+          <w:rFonts w:ascii="Consolas" w:hAnsi="Consolas" w:cs="Consolas"/>
+          <w:color w:val="3F7F5F"/>
+          <w:sz w:val="16"/>
+          <w:szCs w:val="16"/>
+        </w:rPr>
+        <w:tab/>
+      </w:r>
+      <w:r>
+        <w:rPr>
+          <w:rFonts w:ascii="Consolas" w:hAnsi="Consolas" w:cs="Consolas"/>
+          <w:color w:val="3F7F5F"/>
+          <w:sz w:val="16"/>
+          <w:szCs w:val="16"/>
+        </w:rPr>
+        <w:tab/>
+      </w:r>
+      <w:r>
+        <w:rPr>
+          <w:rFonts w:ascii="Consolas" w:hAnsi="Consolas" w:cs="Consolas"/>
+          <w:color w:val="3F7F5F"/>
+          <w:sz w:val="16"/>
+          <w:szCs w:val="16"/>
+        </w:rPr>
+        <w:tab/>
+      </w:r>
+      <w:proofErr w:type="spellStart"/>
+      <w:r>
+        <w:rPr>
+          <w:rFonts w:ascii="Consolas" w:hAnsi="Consolas" w:cs="Consolas"/>
+          <w:color w:val="3F7F5F"/>
+          <w:sz w:val="16"/>
+          <w:szCs w:val="16"/>
+        </w:rPr>
+        <w:t>System.out.println</w:t>
+      </w:r>
+      <w:proofErr w:type="spellEnd"/>
+      <w:r>
+        <w:rPr>
+          <w:rFonts w:ascii="Consolas" w:hAnsi="Consolas" w:cs="Consolas"/>
+          <w:color w:val="3F7F5F"/>
+          <w:sz w:val="16"/>
+          <w:szCs w:val="16"/>
+        </w:rPr>
+        <w:t>();</w:t>
+      </w:r>
+    </w:p>
+    <w:p>
+      <w:pPr>
+        <w:autoSpaceDE w:val="0"/>
+        <w:autoSpaceDN w:val="0"/>
+        <w:adjustRightInd w:val="0"/>
+        <w:spacing w:after="0" w:line="240" w:lineRule="auto"/>
+        <w:rPr>
+          <w:rFonts w:ascii="Consolas" w:hAnsi="Consolas" w:cs="Consolas"/>
+          <w:sz w:val="16"/>
+          <w:szCs w:val="16"/>
+        </w:rPr>
+      </w:pPr>
+      <w:r>
+        <w:rPr>
+          <w:rFonts w:ascii="Consolas" w:hAnsi="Consolas" w:cs="Consolas"/>
+          <w:color w:val="000000"/>
+          <w:sz w:val="16"/>
+          <w:szCs w:val="16"/>
+        </w:rPr>
+        <w:tab/>
+      </w:r>
+      <w:r>
+        <w:rPr>
+          <w:rFonts w:ascii="Consolas" w:hAnsi="Consolas" w:cs="Consolas"/>
+          <w:color w:val="000000"/>
+          <w:sz w:val="16"/>
+          <w:szCs w:val="16"/>
+        </w:rPr>
+        <w:tab/>
+        <w:t>}</w:t>
+      </w:r>
+    </w:p>
+    <w:p>
+      <w:pPr>
+        <w:autoSpaceDE w:val="0"/>
+        <w:autoSpaceDN w:val="0"/>
+        <w:adjustRightInd w:val="0"/>
+        <w:spacing w:after="0" w:line="240" w:lineRule="auto"/>
+        <w:rPr>
+          <w:rFonts w:ascii="Consolas" w:hAnsi="Consolas" w:cs="Consolas"/>
+          <w:sz w:val="16"/>
+          <w:szCs w:val="16"/>
+        </w:rPr>
+      </w:pPr>
+      <w:r>
+        <w:rPr>
+          <w:rFonts w:ascii="Consolas" w:hAnsi="Consolas" w:cs="Consolas"/>
+          <w:color w:val="000000"/>
+          <w:sz w:val="16"/>
+          <w:szCs w:val="16"/>
+        </w:rPr>
+        <w:tab/>
+      </w:r>
+      <w:r>
+        <w:rPr>
+          <w:rFonts w:ascii="Consolas" w:hAnsi="Consolas" w:cs="Consolas"/>
+          <w:color w:val="000000"/>
+          <w:sz w:val="16"/>
+          <w:szCs w:val="16"/>
+        </w:rPr>
+        <w:tab/>
+      </w:r>
+      <w:proofErr w:type="spellStart"/>
+      <w:r>
+        <w:rPr>
+          <w:rFonts w:ascii="Consolas" w:hAnsi="Consolas" w:cs="Consolas"/>
+          <w:color w:val="000000"/>
+          <w:sz w:val="16"/>
+          <w:szCs w:val="16"/>
+        </w:rPr>
+        <w:t>System.</w:t>
+      </w:r>
+      <w:r>
+        <w:rPr>
+          <w:rFonts w:ascii="Consolas" w:hAnsi="Consolas" w:cs="Consolas"/>
+          <w:b/>
+          <w:bCs/>
+          <w:i/>
+          <w:iCs/>
+          <w:color w:val="0000C0"/>
+          <w:sz w:val="16"/>
+          <w:szCs w:val="16"/>
+        </w:rPr>
+        <w:t>out</w:t>
+      </w:r>
+      <w:r>
+        <w:rPr>
+          <w:rFonts w:ascii="Consolas" w:hAnsi="Consolas" w:cs="Consolas"/>
+          <w:color w:val="000000"/>
+          <w:sz w:val="16"/>
+          <w:szCs w:val="16"/>
+        </w:rPr>
+        <w:t>.println</w:t>
+      </w:r>
+      <w:proofErr w:type="spellEnd"/>
+      <w:r>
+        <w:rPr>
+          <w:rFonts w:ascii="Consolas" w:hAnsi="Consolas" w:cs="Consolas"/>
+          <w:color w:val="000000"/>
+          <w:sz w:val="16"/>
+          <w:szCs w:val="16"/>
+        </w:rPr>
+        <w:t>(</w:t>
+      </w:r>
+      <w:proofErr w:type="spellStart"/>
+      <w:r>
+        <w:rPr>
+          <w:rFonts w:ascii="Consolas" w:hAnsi="Consolas" w:cs="Consolas"/>
+          <w:color w:val="6A3E3E"/>
+          <w:sz w:val="16"/>
+          <w:szCs w:val="16"/>
+        </w:rPr>
+        <w:t>countErrors</w:t>
+      </w:r>
+      <w:proofErr w:type="spellEnd"/>
+      <w:r>
+        <w:rPr>
+          <w:rFonts w:ascii="Consolas" w:hAnsi="Consolas" w:cs="Consolas"/>
+          <w:color w:val="000000"/>
+          <w:sz w:val="16"/>
+          <w:szCs w:val="16"/>
+        </w:rPr>
+        <w:t>==0);</w:t>
+      </w:r>
+    </w:p>
+    <w:p>
+      <w:pPr>
+        <w:autoSpaceDE w:val="0"/>
+        <w:autoSpaceDN w:val="0"/>
+        <w:adjustRightInd w:val="0"/>
+        <w:spacing w:after="0" w:line="240" w:lineRule="auto"/>
+        <w:rPr>
+          <w:rFonts w:ascii="Consolas" w:hAnsi="Consolas" w:cs="Consolas"/>
+          <w:sz w:val="16"/>
+          <w:szCs w:val="16"/>
+        </w:rPr>
+      </w:pPr>
+      <w:r>
+        <w:rPr>
+          <w:rFonts w:ascii="Consolas" w:hAnsi="Consolas" w:cs="Consolas"/>
+          <w:color w:val="000000"/>
+          <w:sz w:val="16"/>
+          <w:szCs w:val="16"/>
+        </w:rPr>
+        <w:tab/>
+      </w:r>
+      <w:r>
+        <w:rPr>
+          <w:rFonts w:ascii="Consolas" w:hAnsi="Consolas" w:cs="Consolas"/>
+          <w:color w:val="000000"/>
+          <w:sz w:val="16"/>
+          <w:szCs w:val="16"/>
+        </w:rPr>
+        <w:tab/>
+      </w:r>
+      <w:r>
+        <w:rPr>
+          <w:rFonts w:ascii="Consolas" w:hAnsi="Consolas" w:cs="Consolas"/>
+          <w:b/>
+          <w:bCs/>
+          <w:color w:val="7F0055"/>
+          <w:sz w:val="16"/>
+          <w:szCs w:val="16"/>
+        </w:rPr>
+        <w:t>if</w:t>
+      </w:r>
+      <w:r>
+        <w:rPr>
+          <w:rFonts w:ascii="Consolas" w:hAnsi="Consolas" w:cs="Consolas"/>
+          <w:color w:val="000000"/>
+          <w:sz w:val="16"/>
+          <w:szCs w:val="16"/>
+        </w:rPr>
+        <w:t>(</w:t>
+      </w:r>
+      <w:proofErr w:type="spellStart"/>
+      <w:r>
+        <w:rPr>
+          <w:rFonts w:ascii="Consolas" w:hAnsi="Consolas" w:cs="Consolas"/>
+          <w:color w:val="6A3E3E"/>
+          <w:sz w:val="16"/>
+          <w:szCs w:val="16"/>
+        </w:rPr>
+        <w:t>countErrors</w:t>
+      </w:r>
+      <w:proofErr w:type="spellEnd"/>
+      <w:r>
+        <w:rPr>
+          <w:rFonts w:ascii="Consolas" w:hAnsi="Consolas" w:cs="Consolas"/>
+          <w:color w:val="000000"/>
+          <w:sz w:val="16"/>
+          <w:szCs w:val="16"/>
+        </w:rPr>
+        <w:t>&gt;0)</w:t>
+      </w:r>
+    </w:p>
+    <w:p>
+      <w:pPr>
+        <w:autoSpaceDE w:val="0"/>
+        <w:autoSpaceDN w:val="0"/>
+        <w:adjustRightInd w:val="0"/>
+        <w:spacing w:after="0" w:line="240" w:lineRule="auto"/>
+        <w:rPr>
+          <w:rFonts w:ascii="Consolas" w:hAnsi="Consolas" w:cs="Consolas"/>
+          <w:sz w:val="16"/>
+          <w:szCs w:val="16"/>
+        </w:rPr>
+      </w:pPr>
+      <w:r>
+        <w:rPr>
+          <w:rFonts w:ascii="Consolas" w:hAnsi="Consolas" w:cs="Consolas"/>
+          <w:color w:val="000000"/>
+          <w:sz w:val="16"/>
+          <w:szCs w:val="16"/>
+        </w:rPr>
+        <w:tab/>
+      </w:r>
+      <w:r>
+        <w:rPr>
+          <w:rFonts w:ascii="Consolas" w:hAnsi="Consolas" w:cs="Consolas"/>
+          <w:color w:val="000000"/>
+          <w:sz w:val="16"/>
+          <w:szCs w:val="16"/>
+        </w:rPr>
+        <w:tab/>
+        <w:t>{</w:t>
+      </w:r>
+      <w:r>
+        <w:rPr>
+          <w:rFonts w:ascii="Consolas" w:hAnsi="Consolas" w:cs="Consolas"/>
+          <w:color w:val="000000"/>
+          <w:sz w:val="16"/>
+          <w:szCs w:val="16"/>
+        </w:rPr>
+        <w:tab/>
+      </w:r>
+      <w:r>
+        <w:rPr>
+          <w:rFonts w:ascii="Consolas" w:hAnsi="Consolas" w:cs="Consolas"/>
+          <w:color w:val="000000"/>
+          <w:sz w:val="16"/>
+          <w:szCs w:val="16"/>
+        </w:rPr>
+        <w:tab/>
+      </w:r>
+      <w:r>
+        <w:rPr>
+          <w:rFonts w:ascii="Consolas" w:hAnsi="Consolas" w:cs="Consolas"/>
+          <w:color w:val="000000"/>
+          <w:sz w:val="16"/>
+          <w:szCs w:val="16"/>
+        </w:rPr>
+        <w:tab/>
+      </w:r>
+    </w:p>
+    <w:p>
+      <w:pPr>
+        <w:autoSpaceDE w:val="0"/>
+        <w:autoSpaceDN w:val="0"/>
+        <w:adjustRightInd w:val="0"/>
+        <w:spacing w:after="0" w:line="240" w:lineRule="auto"/>
+        <w:rPr>
+          <w:rFonts w:ascii="Consolas" w:hAnsi="Consolas" w:cs="Consolas"/>
+          <w:sz w:val="16"/>
+          <w:szCs w:val="16"/>
+        </w:rPr>
+      </w:pPr>
+      <w:r>
+        <w:rPr>
+          <w:rFonts w:ascii="Consolas" w:hAnsi="Consolas" w:cs="Consolas"/>
+          <w:color w:val="000000"/>
+          <w:sz w:val="16"/>
+          <w:szCs w:val="16"/>
+        </w:rPr>
+        <w:tab/>
+      </w:r>
+      <w:r>
+        <w:rPr>
+          <w:rFonts w:ascii="Consolas" w:hAnsi="Consolas" w:cs="Consolas"/>
+          <w:color w:val="000000"/>
+          <w:sz w:val="16"/>
+          <w:szCs w:val="16"/>
+        </w:rPr>
+        <w:tab/>
+      </w:r>
+      <w:r>
+        <w:rPr>
+          <w:rFonts w:ascii="Consolas" w:hAnsi="Consolas" w:cs="Consolas"/>
+          <w:color w:val="000000"/>
+          <w:sz w:val="16"/>
+          <w:szCs w:val="16"/>
+        </w:rPr>
+        <w:tab/>
+      </w:r>
+      <w:proofErr w:type="spellStart"/>
+      <w:r>
+        <w:rPr>
+          <w:rFonts w:ascii="Consolas" w:hAnsi="Consolas" w:cs="Consolas"/>
+          <w:color w:val="000000"/>
+          <w:sz w:val="16"/>
+          <w:szCs w:val="16"/>
+        </w:rPr>
+        <w:t>System.</w:t>
+      </w:r>
+      <w:r>
+        <w:rPr>
+          <w:rFonts w:ascii="Consolas" w:hAnsi="Consolas" w:cs="Consolas"/>
+          <w:b/>
+          <w:bCs/>
+          <w:i/>
+          <w:iCs/>
+          <w:color w:val="0000C0"/>
+          <w:sz w:val="16"/>
+          <w:szCs w:val="16"/>
+        </w:rPr>
+        <w:t>out</w:t>
+      </w:r>
+      <w:r>
+        <w:rPr>
+          <w:rFonts w:ascii="Consolas" w:hAnsi="Consolas" w:cs="Consolas"/>
+          <w:color w:val="000000"/>
+          <w:sz w:val="16"/>
+          <w:szCs w:val="16"/>
+        </w:rPr>
+        <w:t>.println</w:t>
+      </w:r>
+      <w:proofErr w:type="spellEnd"/>
+      <w:r>
+        <w:rPr>
+          <w:rFonts w:ascii="Consolas" w:hAnsi="Consolas" w:cs="Consolas"/>
+          <w:color w:val="000000"/>
+          <w:sz w:val="16"/>
+          <w:szCs w:val="16"/>
+        </w:rPr>
+        <w:t>(</w:t>
+      </w:r>
+      <w:proofErr w:type="spellStart"/>
+      <w:r>
+        <w:rPr>
+          <w:rFonts w:ascii="Consolas" w:hAnsi="Consolas" w:cs="Consolas"/>
+          <w:color w:val="6A3E3E"/>
+          <w:sz w:val="16"/>
+          <w:szCs w:val="16"/>
+        </w:rPr>
+        <w:t>countErrors</w:t>
+      </w:r>
+      <w:proofErr w:type="spellEnd"/>
+      <w:r>
+        <w:rPr>
+          <w:rFonts w:ascii="Consolas" w:hAnsi="Consolas" w:cs="Consolas"/>
+          <w:color w:val="000000"/>
+          <w:sz w:val="16"/>
+          <w:szCs w:val="16"/>
+        </w:rPr>
+        <w:t>);</w:t>
+      </w:r>
+    </w:p>
+    <w:p>
+      <w:pPr>
+        <w:autoSpaceDE w:val="0"/>
+        <w:autoSpaceDN w:val="0"/>
+        <w:adjustRightInd w:val="0"/>
+        <w:spacing w:after="0" w:line="240" w:lineRule="auto"/>
+        <w:rPr>
+          <w:rFonts w:ascii="Consolas" w:hAnsi="Consolas" w:cs="Consolas"/>
+          <w:sz w:val="16"/>
+          <w:szCs w:val="16"/>
+        </w:rPr>
+      </w:pPr>
+      <w:r>
+        <w:rPr>
+          <w:rFonts w:ascii="Consolas" w:hAnsi="Consolas" w:cs="Consolas"/>
+          <w:color w:val="000000"/>
+          <w:sz w:val="16"/>
+          <w:szCs w:val="16"/>
+        </w:rPr>
+        <w:tab/>
+      </w:r>
+      <w:r>
+        <w:rPr>
+          <w:rFonts w:ascii="Consolas" w:hAnsi="Consolas" w:cs="Consolas"/>
+          <w:color w:val="000000"/>
+          <w:sz w:val="16"/>
+          <w:szCs w:val="16"/>
+        </w:rPr>
+        <w:tab/>
+        <w:t>}</w:t>
+      </w:r>
+    </w:p>
+    <w:p>
+      <w:pPr>
+        <w:autoSpaceDE w:val="0"/>
+        <w:autoSpaceDN w:val="0"/>
+        <w:adjustRightInd w:val="0"/>
+        <w:spacing w:after="0" w:line="240" w:lineRule="auto"/>
+        <w:rPr>
+          <w:rFonts w:ascii="Consolas" w:hAnsi="Consolas" w:cs="Consolas"/>
+          <w:sz w:val="16"/>
+          <w:szCs w:val="16"/>
+        </w:rPr>
+      </w:pPr>
+      <w:r>
+        <w:rPr>
+          <w:rFonts w:ascii="Consolas" w:hAnsi="Consolas" w:cs="Consolas"/>
+          <w:color w:val="000000"/>
+          <w:sz w:val="16"/>
+          <w:szCs w:val="16"/>
+        </w:rPr>
+        <w:tab/>
+        <w:t>}</w:t>
+      </w:r>
+    </w:p>
+    <w:p>
+      <w:pPr>
+        <w:autoSpaceDE w:val="0"/>
+        <w:autoSpaceDN w:val="0"/>
+        <w:adjustRightInd w:val="0"/>
+        <w:spacing w:after="0" w:line="240" w:lineRule="auto"/>
+        <w:rPr>
+          <w:rFonts w:ascii="Consolas" w:hAnsi="Consolas" w:cs="Consolas"/>
+          <w:sz w:val="16"/>
+          <w:szCs w:val="16"/>
+        </w:rPr>
+      </w:pPr>
+    </w:p>
+    <w:p>
+      <w:pPr>
+        <w:autoSpaceDE w:val="0"/>
+        <w:autoSpaceDN w:val="0"/>
+        <w:adjustRightInd w:val="0"/>
+        <w:spacing w:after="0" w:line="240" w:lineRule="auto"/>
+        <w:rPr>
+          <w:rFonts w:ascii="Consolas" w:hAnsi="Consolas" w:cs="Consolas"/>
+          <w:sz w:val="16"/>
+          <w:szCs w:val="16"/>
+        </w:rPr>
+      </w:pPr>
+      <w:r>
+        <w:rPr>
+          <w:rFonts w:ascii="Consolas" w:hAnsi="Consolas" w:cs="Consolas"/>
+          <w:color w:val="000000"/>
+          <w:sz w:val="16"/>
+          <w:szCs w:val="16"/>
+        </w:rPr>
+        <w:t>}</w:t>
+      </w:r>
+    </w:p>
     <w:p>
       <w:pPr>
         <w:rPr>
